--- a/public/documentos/INT-03-plan-de-gestion-de-las-comunicaciones.docx
+++ b/public/documentos/INT-03-plan-de-gestion-de-las-comunicaciones.docx
@@ -18,7 +18,7 @@
           <w:left w:w="10" w:type="dxa"/>
           <w:right w:w="10" w:type="dxa"/>
         </w:tblCellMar>
-        <w:tblLook w:val="04A0" w:firstRow="1" w:lastRow="0" w:firstColumn="1" w:lastColumn="0" w:noHBand="0" w:noVBand="1"/>
+        <w:tblLook w:val="0000" w:firstRow="0" w:lastRow="0" w:firstColumn="0" w:lastColumn="0" w:noHBand="0" w:noVBand="0"/>
       </w:tblPr>
       <w:tblGrid>
         <w:gridCol w:w="1757"/>
@@ -52,7 +52,7 @@
                 <w:noProof/>
               </w:rPr>
               <w:drawing>
-                <wp:inline distT="0" distB="0" distL="0" distR="0">
+                <wp:inline distT="0" distB="0" distL="0" distR="0" wp14:anchorId="6B7DAF0C" wp14:editId="4FB13F58">
                   <wp:extent cx="990600" cy="990600"/>
                   <wp:effectExtent l="0" t="0" r="0" b="0"/>
                   <wp:docPr id="1" name="Imagen 1"/>
@@ -171,10 +171,10 @@
                 <w:noProof/>
               </w:rPr>
               <w:drawing>
-                <wp:inline distT="0" distB="0" distL="0" distR="0">
+                <wp:inline distT="0" distB="0" distL="0" distR="0" wp14:anchorId="5DD7E0AB" wp14:editId="3DD2E7D3">
                   <wp:extent cx="800100" cy="800100"/>
                   <wp:effectExtent l="0" t="0" r="0" b="0"/>
-                  <wp:docPr id="430254536" name="Imagen 430254536"/>
+                  <wp:docPr id="1546119094" name="Imagen 1546119094"/>
                   <wp:cNvGraphicFramePr>
                     <a:graphicFrameLocks xmlns:a="http://schemas.openxmlformats.org/drawingml/2006/main" noChangeAspect="1"/>
                   </wp:cNvGraphicFramePr>
@@ -308,7 +308,7 @@
           <w:left w:w="10" w:type="dxa"/>
           <w:right w:w="10" w:type="dxa"/>
         </w:tblCellMar>
-        <w:tblLook w:val="04A0" w:firstRow="1" w:lastRow="0" w:firstColumn="1" w:lastColumn="0" w:noHBand="0" w:noVBand="1"/>
+        <w:tblLook w:val="0000" w:firstRow="0" w:lastRow="0" w:firstColumn="0" w:lastColumn="0" w:noHBand="0" w:noVBand="0"/>
       </w:tblPr>
       <w:tblGrid>
         <w:gridCol w:w="2636"/>
@@ -759,7 +759,7 @@
                 <w:sz w:val="19"/>
                 <w:szCs w:val="19"/>
               </w:rPr>
-              <w:t>INT-03  ·  Versión 1.0  ·  10/10/2026</w:t>
+              <w:t>INT-03  ·  Versión 1.1  ·  10/10/2026</w:t>
             </w:r>
           </w:p>
         </w:tc>
@@ -786,7 +786,7 @@
           <w:left w:w="10" w:type="dxa"/>
           <w:right w:w="10" w:type="dxa"/>
         </w:tblCellMar>
-        <w:tblLook w:val="04A0" w:firstRow="1" w:lastRow="0" w:firstColumn="1" w:lastColumn="0" w:noHBand="0" w:noVBand="1"/>
+        <w:tblLook w:val="0000" w:firstRow="0" w:lastRow="0" w:firstColumn="0" w:lastColumn="0" w:noHBand="0" w:noVBand="0"/>
       </w:tblPr>
       <w:tblGrid>
         <w:gridCol w:w="4042"/>
@@ -1399,7 +1399,7 @@
           <w:left w:w="10" w:type="dxa"/>
           <w:right w:w="10" w:type="dxa"/>
         </w:tblCellMar>
-        <w:tblLook w:val="04A0" w:firstRow="1" w:lastRow="0" w:firstColumn="1" w:lastColumn="0" w:noHBand="0" w:noVBand="1"/>
+        <w:tblLook w:val="0000" w:firstRow="0" w:lastRow="0" w:firstColumn="0" w:lastColumn="0" w:noHBand="0" w:noVBand="0"/>
       </w:tblPr>
       <w:tblGrid>
         <w:gridCol w:w="2636"/>
@@ -1817,7 +1817,7 @@
           <w:left w:w="10" w:type="dxa"/>
           <w:right w:w="10" w:type="dxa"/>
         </w:tblCellMar>
-        <w:tblLook w:val="04A0" w:firstRow="1" w:lastRow="0" w:firstColumn="1" w:lastColumn="0" w:noHBand="0" w:noVBand="1"/>
+        <w:tblLook w:val="0000" w:firstRow="0" w:lastRow="0" w:firstColumn="0" w:lastColumn="0" w:noHBand="0" w:noVBand="0"/>
       </w:tblPr>
       <w:tblGrid>
         <w:gridCol w:w="1054"/>
@@ -2096,6 +2096,149 @@
               <w:bottom w:val="single" w:sz="4" w:space="0" w:color="B8C2CC"/>
               <w:right w:val="single" w:sz="4" w:space="0" w:color="B8C2CC"/>
             </w:tcBorders>
+            <w:tcMar>
+              <w:top w:w="55" w:type="dxa"/>
+              <w:left w:w="85" w:type="dxa"/>
+              <w:bottom w:w="55" w:type="dxa"/>
+              <w:right w:w="85" w:type="dxa"/>
+            </w:tcMar>
+            <w:vAlign w:val="center"/>
+          </w:tcPr>
+          <w:p>
+            <w:pPr>
+              <w:spacing w:line="250" w:lineRule="auto"/>
+            </w:pPr>
+            <w:r>
+              <w:rPr>
+                <w:rFonts w:ascii="Arial" w:eastAsia="Arial" w:hAnsi="Arial" w:cs="Arial"/>
+                <w:color w:val="1A1A1A"/>
+                <w:sz w:val="18"/>
+                <w:szCs w:val="18"/>
+              </w:rPr>
+              <w:t>Jhostin J. Galarza Camarena</w:t>
+            </w:r>
+          </w:p>
+        </w:tc>
+      </w:tr>
+      <w:tr>
+        <w:tblPrEx>
+          <w:tblCellMar>
+            <w:top w:w="0" w:type="dxa"/>
+            <w:bottom w:w="0" w:type="dxa"/>
+          </w:tblCellMar>
+        </w:tblPrEx>
+        <w:trPr>
+          <w:cantSplit/>
+        </w:trPr>
+        <w:tc>
+          <w:tcPr>
+            <w:tcW w:w="1054" w:type="dxa"/>
+            <w:tcBorders>
+              <w:top w:val="single" w:sz="4" w:space="0" w:color="B8C2CC"/>
+              <w:left w:val="single" w:sz="4" w:space="0" w:color="B8C2CC"/>
+              <w:bottom w:val="single" w:sz="4" w:space="0" w:color="B8C2CC"/>
+              <w:right w:val="single" w:sz="4" w:space="0" w:color="B8C2CC"/>
+            </w:tcBorders>
+            <w:shd w:val="clear" w:color="auto" w:fill="F5F7FA"/>
+            <w:tcMar>
+              <w:top w:w="55" w:type="dxa"/>
+              <w:left w:w="85" w:type="dxa"/>
+              <w:bottom w:w="55" w:type="dxa"/>
+              <w:right w:w="85" w:type="dxa"/>
+            </w:tcMar>
+            <w:vAlign w:val="center"/>
+          </w:tcPr>
+          <w:p>
+            <w:pPr>
+              <w:spacing w:line="250" w:lineRule="auto"/>
+            </w:pPr>
+            <w:r>
+              <w:rPr>
+                <w:rFonts w:ascii="Arial" w:eastAsia="Arial" w:hAnsi="Arial" w:cs="Arial"/>
+                <w:color w:val="1A1A1A"/>
+                <w:sz w:val="18"/>
+                <w:szCs w:val="18"/>
+              </w:rPr>
+              <w:t>1.1</w:t>
+            </w:r>
+          </w:p>
+        </w:tc>
+        <w:tc>
+          <w:tcPr>
+            <w:tcW w:w="1405" w:type="dxa"/>
+            <w:tcBorders>
+              <w:top w:val="single" w:sz="4" w:space="0" w:color="B8C2CC"/>
+              <w:left w:val="single" w:sz="4" w:space="0" w:color="B8C2CC"/>
+              <w:bottom w:val="single" w:sz="4" w:space="0" w:color="B8C2CC"/>
+              <w:right w:val="single" w:sz="4" w:space="0" w:color="B8C2CC"/>
+            </w:tcBorders>
+            <w:shd w:val="clear" w:color="auto" w:fill="F5F7FA"/>
+            <w:tcMar>
+              <w:top w:w="55" w:type="dxa"/>
+              <w:left w:w="85" w:type="dxa"/>
+              <w:bottom w:w="55" w:type="dxa"/>
+              <w:right w:w="85" w:type="dxa"/>
+            </w:tcMar>
+            <w:vAlign w:val="center"/>
+          </w:tcPr>
+          <w:p>
+            <w:pPr>
+              <w:spacing w:line="250" w:lineRule="auto"/>
+            </w:pPr>
+            <w:r>
+              <w:rPr>
+                <w:rFonts w:ascii="Arial" w:eastAsia="Arial" w:hAnsi="Arial" w:cs="Arial"/>
+                <w:color w:val="1A1A1A"/>
+                <w:sz w:val="18"/>
+                <w:szCs w:val="18"/>
+              </w:rPr>
+              <w:t>10/10/2026</w:t>
+            </w:r>
+          </w:p>
+        </w:tc>
+        <w:tc>
+          <w:tcPr>
+            <w:tcW w:w="4129" w:type="dxa"/>
+            <w:tcBorders>
+              <w:top w:val="single" w:sz="4" w:space="0" w:color="B8C2CC"/>
+              <w:left w:val="single" w:sz="4" w:space="0" w:color="B8C2CC"/>
+              <w:bottom w:val="single" w:sz="4" w:space="0" w:color="B8C2CC"/>
+              <w:right w:val="single" w:sz="4" w:space="0" w:color="B8C2CC"/>
+            </w:tcBorders>
+            <w:shd w:val="clear" w:color="auto" w:fill="F5F7FA"/>
+            <w:tcMar>
+              <w:top w:w="55" w:type="dxa"/>
+              <w:left w:w="85" w:type="dxa"/>
+              <w:bottom w:w="55" w:type="dxa"/>
+              <w:right w:w="85" w:type="dxa"/>
+            </w:tcMar>
+            <w:vAlign w:val="center"/>
+          </w:tcPr>
+          <w:p>
+            <w:pPr>
+              <w:spacing w:line="250" w:lineRule="auto"/>
+            </w:pPr>
+            <w:r>
+              <w:rPr>
+                <w:rFonts w:ascii="Arial" w:eastAsia="Arial" w:hAnsi="Arial" w:cs="Arial"/>
+                <w:color w:val="1A1A1A"/>
+                <w:sz w:val="18"/>
+                <w:szCs w:val="18"/>
+              </w:rPr>
+              <w:t>Se agregan los requisitos de información, el calendario de comunicaciones, los formatos, los indicadores y el glosario.</w:t>
+            </w:r>
+          </w:p>
+        </w:tc>
+        <w:tc>
+          <w:tcPr>
+            <w:tcW w:w="2199" w:type="dxa"/>
+            <w:tcBorders>
+              <w:top w:val="single" w:sz="4" w:space="0" w:color="B8C2CC"/>
+              <w:left w:val="single" w:sz="4" w:space="0" w:color="B8C2CC"/>
+              <w:bottom w:val="single" w:sz="4" w:space="0" w:color="B8C2CC"/>
+              <w:right w:val="single" w:sz="4" w:space="0" w:color="B8C2CC"/>
+            </w:tcBorders>
+            <w:shd w:val="clear" w:color="auto" w:fill="F5F7FA"/>
             <w:tcMar>
               <w:top w:w="55" w:type="dxa"/>
               <w:left w:w="85" w:type="dxa"/>
@@ -2158,7 +2301,7 @@
           <w:left w:w="10" w:type="dxa"/>
           <w:right w:w="10" w:type="dxa"/>
         </w:tblCellMar>
-        <w:tblLook w:val="04A0" w:firstRow="1" w:lastRow="0" w:firstColumn="1" w:lastColumn="0" w:noHBand="0" w:noVBand="1"/>
+        <w:tblLook w:val="0000" w:firstRow="0" w:lastRow="0" w:firstColumn="0" w:lastColumn="0" w:noHBand="0" w:noVBand="0"/>
       </w:tblPr>
       <w:tblGrid>
         <w:gridCol w:w="2636"/>
@@ -2498,7 +2641,7 @@
           <w:left w:w="10" w:type="dxa"/>
           <w:right w:w="10" w:type="dxa"/>
         </w:tblCellMar>
-        <w:tblLook w:val="04A0" w:firstRow="1" w:lastRow="0" w:firstColumn="1" w:lastColumn="0" w:noHBand="0" w:noVBand="1"/>
+        <w:tblLook w:val="0000" w:firstRow="0" w:lastRow="0" w:firstColumn="0" w:lastColumn="0" w:noHBand="0" w:noVBand="0"/>
       </w:tblPr>
       <w:tblGrid>
         <w:gridCol w:w="8787"/>
@@ -2547,7 +2690,7 @@
                 <w:sz w:val="19"/>
                 <w:szCs w:val="19"/>
               </w:rPr>
-              <w:t>Establece qué información recibe cada interesado, quién la envía, por qué canal y con qué frecuencia, y las reglas para proteger los datos de los estudiantes.</w:t>
+              <w:t>Establece qué información necesita cada interesado, quién la envía, por qué canal, con qué frecuencia y en qué fechas; los formatos que se usan, las reglas para proteger los datos de los estudiantes y cómo se mide si la comunicación funciona.</w:t>
             </w:r>
           </w:p>
         </w:tc>
@@ -2585,7 +2728,7 @@
     <w:sdt>
       <w:sdtPr>
         <w:alias w:val="Contenido"/>
-        <w:id w:val="2069380258"/>
+        <w:id w:val="1446501668"/>
       </w:sdtPr>
       <w:sdtEndPr/>
       <w:sdtContent>
@@ -2611,7 +2754,7 @@
           <w:r>
             <w:fldChar w:fldCharType="separate"/>
           </w:r>
-          <w:hyperlink w:anchor="_Toc242536740" w:history="1">
+          <w:hyperlink w:anchor="_Toc242538758" w:history="1">
             <w:r>
               <w:rPr>
                 <w:rStyle w:val="Hipervnculo"/>
@@ -2635,7 +2778,7 @@
               <w:rPr>
                 <w:noProof/>
               </w:rPr>
-              <w:instrText xml:space="preserve"> PAGEREF _Toc242536740 \h </w:instrText>
+              <w:instrText xml:space="preserve"> PAGEREF _Toc242538758 \h </w:instrText>
             </w:r>
             <w:r>
               <w:rPr>
@@ -2675,13 +2818,13 @@
               <w14:ligatures w14:val="standardContextual"/>
             </w:rPr>
           </w:pPr>
-          <w:hyperlink w:anchor="_Toc242536741" w:history="1">
+          <w:hyperlink w:anchor="_Toc242538759" w:history="1">
             <w:r>
               <w:rPr>
                 <w:rStyle w:val="Hipervnculo"/>
                 <w:noProof/>
               </w:rPr>
-              <w:t>2. Matriz de comunicaciones</w:t>
+              <w:t>2. Requisitos de información de los interesados</w:t>
             </w:r>
             <w:r>
               <w:rPr>
@@ -2699,7 +2842,7 @@
               <w:rPr>
                 <w:noProof/>
               </w:rPr>
-              <w:instrText xml:space="preserve"> PAGEREF _Toc242536741 \h </w:instrText>
+              <w:instrText xml:space="preserve"> PAGEREF _Toc242538759 \h </w:instrText>
             </w:r>
             <w:r>
               <w:rPr>
@@ -2716,7 +2859,7 @@
               <w:rPr>
                 <w:noProof/>
               </w:rPr>
-              <w:t>4</w:t>
+              <w:t>3</w:t>
             </w:r>
             <w:r>
               <w:rPr>
@@ -2739,13 +2882,13 @@
               <w14:ligatures w14:val="standardContextual"/>
             </w:rPr>
           </w:pPr>
-          <w:hyperlink w:anchor="_Toc242536742" w:history="1">
+          <w:hyperlink w:anchor="_Toc242538760" w:history="1">
             <w:r>
               <w:rPr>
                 <w:rStyle w:val="Hipervnculo"/>
                 <w:noProof/>
               </w:rPr>
-              <w:t>3. Canales y tecnología</w:t>
+              <w:t>3. Matriz de comunicaciones</w:t>
             </w:r>
             <w:r>
               <w:rPr>
@@ -2763,7 +2906,7 @@
               <w:rPr>
                 <w:noProof/>
               </w:rPr>
-              <w:instrText xml:space="preserve"> PAGEREF _Toc242536742 \h </w:instrText>
+              <w:instrText xml:space="preserve"> PAGEREF _Toc242538760 \h </w:instrText>
             </w:r>
             <w:r>
               <w:rPr>
@@ -2803,13 +2946,13 @@
               <w14:ligatures w14:val="standardContextual"/>
             </w:rPr>
           </w:pPr>
-          <w:hyperlink w:anchor="_Toc242536743" w:history="1">
+          <w:hyperlink w:anchor="_Toc242538761" w:history="1">
             <w:r>
               <w:rPr>
                 <w:rStyle w:val="Hipervnculo"/>
                 <w:noProof/>
               </w:rPr>
-              <w:t>4. Comunicaciones del producto</w:t>
+              <w:t>4. Calendario de comunicaciones</w:t>
             </w:r>
             <w:r>
               <w:rPr>
@@ -2827,7 +2970,7 @@
               <w:rPr>
                 <w:noProof/>
               </w:rPr>
-              <w:instrText xml:space="preserve"> PAGEREF _Toc242536743 \h </w:instrText>
+              <w:instrText xml:space="preserve"> PAGEREF _Toc242538761 \h </w:instrText>
             </w:r>
             <w:r>
               <w:rPr>
@@ -2844,7 +2987,7 @@
               <w:rPr>
                 <w:noProof/>
               </w:rPr>
-              <w:t>5</w:t>
+              <w:t>6</w:t>
             </w:r>
             <w:r>
               <w:rPr>
@@ -2867,13 +3010,13 @@
               <w14:ligatures w14:val="standardContextual"/>
             </w:rPr>
           </w:pPr>
-          <w:hyperlink w:anchor="_Toc242536744" w:history="1">
+          <w:hyperlink w:anchor="_Toc242538762" w:history="1">
             <w:r>
               <w:rPr>
                 <w:rStyle w:val="Hipervnculo"/>
                 <w:noProof/>
               </w:rPr>
-              <w:t>5. Reglas de reserva de la información</w:t>
+              <w:t>5. Canales y tecnología</w:t>
             </w:r>
             <w:r>
               <w:rPr>
@@ -2891,7 +3034,7 @@
               <w:rPr>
                 <w:noProof/>
               </w:rPr>
-              <w:instrText xml:space="preserve"> PAGEREF _Toc242536744 \h </w:instrText>
+              <w:instrText xml:space="preserve"> PAGEREF _Toc242538762 \h </w:instrText>
             </w:r>
             <w:r>
               <w:rPr>
@@ -2908,7 +3051,7 @@
               <w:rPr>
                 <w:noProof/>
               </w:rPr>
-              <w:t>5</w:t>
+              <w:t>6</w:t>
             </w:r>
             <w:r>
               <w:rPr>
@@ -2931,13 +3074,13 @@
               <w14:ligatures w14:val="standardContextual"/>
             </w:rPr>
           </w:pPr>
-          <w:hyperlink w:anchor="_Toc242536745" w:history="1">
+          <w:hyperlink w:anchor="_Toc242538763" w:history="1">
             <w:r>
               <w:rPr>
                 <w:rStyle w:val="Hipervnculo"/>
                 <w:noProof/>
               </w:rPr>
-              <w:t>6. Escalamiento y actualización</w:t>
+              <w:t>6. Comunicaciones del producto</w:t>
             </w:r>
             <w:r>
               <w:rPr>
@@ -2955,7 +3098,7 @@
               <w:rPr>
                 <w:noProof/>
               </w:rPr>
-              <w:instrText xml:space="preserve"> PAGEREF _Toc242536745 \h </w:instrText>
+              <w:instrText xml:space="preserve"> PAGEREF _Toc242538763 \h </w:instrText>
             </w:r>
             <w:r>
               <w:rPr>
@@ -2972,7 +3115,263 @@
               <w:rPr>
                 <w:noProof/>
               </w:rPr>
-              <w:t>6</w:t>
+              <w:t>7</w:t>
+            </w:r>
+            <w:r>
+              <w:rPr>
+                <w:noProof/>
+              </w:rPr>
+              <w:fldChar w:fldCharType="end"/>
+            </w:r>
+          </w:hyperlink>
+        </w:p>
+        <w:p>
+          <w:pPr>
+            <w:pStyle w:val="TDC1"/>
+            <w:tabs>
+              <w:tab w:val="right" w:leader="dot" w:pos="8777"/>
+            </w:tabs>
+            <w:rPr>
+              <w:rFonts w:asciiTheme="minorHAnsi" w:eastAsiaTheme="minorEastAsia" w:hAnsiTheme="minorHAnsi" w:cstheme="minorBidi"/>
+              <w:noProof/>
+              <w:kern w:val="2"/>
+              <w14:ligatures w14:val="standardContextual"/>
+            </w:rPr>
+          </w:pPr>
+          <w:hyperlink w:anchor="_Toc242538764" w:history="1">
+            <w:r>
+              <w:rPr>
+                <w:rStyle w:val="Hipervnculo"/>
+                <w:noProof/>
+              </w:rPr>
+              <w:t>7. Formatos</w:t>
+            </w:r>
+            <w:r>
+              <w:rPr>
+                <w:noProof/>
+              </w:rPr>
+              <w:tab/>
+            </w:r>
+            <w:r>
+              <w:rPr>
+                <w:noProof/>
+              </w:rPr>
+              <w:fldChar w:fldCharType="begin"/>
+            </w:r>
+            <w:r>
+              <w:rPr>
+                <w:noProof/>
+              </w:rPr>
+              <w:instrText xml:space="preserve"> PAGEREF _Toc242538764 \h </w:instrText>
+            </w:r>
+            <w:r>
+              <w:rPr>
+                <w:noProof/>
+              </w:rPr>
+            </w:r>
+            <w:r>
+              <w:rPr>
+                <w:noProof/>
+              </w:rPr>
+              <w:fldChar w:fldCharType="separate"/>
+            </w:r>
+            <w:r>
+              <w:rPr>
+                <w:noProof/>
+              </w:rPr>
+              <w:t>7</w:t>
+            </w:r>
+            <w:r>
+              <w:rPr>
+                <w:noProof/>
+              </w:rPr>
+              <w:fldChar w:fldCharType="end"/>
+            </w:r>
+          </w:hyperlink>
+        </w:p>
+        <w:p>
+          <w:pPr>
+            <w:pStyle w:val="TDC1"/>
+            <w:tabs>
+              <w:tab w:val="right" w:leader="dot" w:pos="8777"/>
+            </w:tabs>
+            <w:rPr>
+              <w:rFonts w:asciiTheme="minorHAnsi" w:eastAsiaTheme="minorEastAsia" w:hAnsiTheme="minorHAnsi" w:cstheme="minorBidi"/>
+              <w:noProof/>
+              <w:kern w:val="2"/>
+              <w14:ligatures w14:val="standardContextual"/>
+            </w:rPr>
+          </w:pPr>
+          <w:hyperlink w:anchor="_Toc242538765" w:history="1">
+            <w:r>
+              <w:rPr>
+                <w:rStyle w:val="Hipervnculo"/>
+                <w:noProof/>
+              </w:rPr>
+              <w:t>8. Reglas de reserva de la información</w:t>
+            </w:r>
+            <w:r>
+              <w:rPr>
+                <w:noProof/>
+              </w:rPr>
+              <w:tab/>
+            </w:r>
+            <w:r>
+              <w:rPr>
+                <w:noProof/>
+              </w:rPr>
+              <w:fldChar w:fldCharType="begin"/>
+            </w:r>
+            <w:r>
+              <w:rPr>
+                <w:noProof/>
+              </w:rPr>
+              <w:instrText xml:space="preserve"> PAGEREF _Toc242538765 \h </w:instrText>
+            </w:r>
+            <w:r>
+              <w:rPr>
+                <w:noProof/>
+              </w:rPr>
+            </w:r>
+            <w:r>
+              <w:rPr>
+                <w:noProof/>
+              </w:rPr>
+              <w:fldChar w:fldCharType="separate"/>
+            </w:r>
+            <w:r>
+              <w:rPr>
+                <w:noProof/>
+              </w:rPr>
+              <w:t>8</w:t>
+            </w:r>
+            <w:r>
+              <w:rPr>
+                <w:noProof/>
+              </w:rPr>
+              <w:fldChar w:fldCharType="end"/>
+            </w:r>
+          </w:hyperlink>
+        </w:p>
+        <w:p>
+          <w:pPr>
+            <w:pStyle w:val="TDC1"/>
+            <w:tabs>
+              <w:tab w:val="right" w:leader="dot" w:pos="8777"/>
+            </w:tabs>
+            <w:rPr>
+              <w:rFonts w:asciiTheme="minorHAnsi" w:eastAsiaTheme="minorEastAsia" w:hAnsiTheme="minorHAnsi" w:cstheme="minorBidi"/>
+              <w:noProof/>
+              <w:kern w:val="2"/>
+              <w14:ligatures w14:val="standardContextual"/>
+            </w:rPr>
+          </w:pPr>
+          <w:hyperlink w:anchor="_Toc242538766" w:history="1">
+            <w:r>
+              <w:rPr>
+                <w:rStyle w:val="Hipervnculo"/>
+                <w:noProof/>
+              </w:rPr>
+              <w:t>9. Monitoreo, escalamiento y actualización</w:t>
+            </w:r>
+            <w:r>
+              <w:rPr>
+                <w:noProof/>
+              </w:rPr>
+              <w:tab/>
+            </w:r>
+            <w:r>
+              <w:rPr>
+                <w:noProof/>
+              </w:rPr>
+              <w:fldChar w:fldCharType="begin"/>
+            </w:r>
+            <w:r>
+              <w:rPr>
+                <w:noProof/>
+              </w:rPr>
+              <w:instrText xml:space="preserve"> PAGEREF _Toc242538766 \h </w:instrText>
+            </w:r>
+            <w:r>
+              <w:rPr>
+                <w:noProof/>
+              </w:rPr>
+            </w:r>
+            <w:r>
+              <w:rPr>
+                <w:noProof/>
+              </w:rPr>
+              <w:fldChar w:fldCharType="separate"/>
+            </w:r>
+            <w:r>
+              <w:rPr>
+                <w:noProof/>
+              </w:rPr>
+              <w:t>8</w:t>
+            </w:r>
+            <w:r>
+              <w:rPr>
+                <w:noProof/>
+              </w:rPr>
+              <w:fldChar w:fldCharType="end"/>
+            </w:r>
+          </w:hyperlink>
+        </w:p>
+        <w:p>
+          <w:pPr>
+            <w:pStyle w:val="TDC1"/>
+            <w:tabs>
+              <w:tab w:val="right" w:leader="dot" w:pos="8777"/>
+            </w:tabs>
+            <w:rPr>
+              <w:rFonts w:asciiTheme="minorHAnsi" w:eastAsiaTheme="minorEastAsia" w:hAnsiTheme="minorHAnsi" w:cstheme="minorBidi"/>
+              <w:noProof/>
+              <w:kern w:val="2"/>
+              <w14:ligatures w14:val="standardContextual"/>
+            </w:rPr>
+          </w:pPr>
+          <w:hyperlink w:anchor="_Toc242538767" w:history="1">
+            <w:r>
+              <w:rPr>
+                <w:rStyle w:val="Hipervnculo"/>
+                <w:noProof/>
+              </w:rPr>
+              <w:t>10. Glosario</w:t>
+            </w:r>
+            <w:r>
+              <w:rPr>
+                <w:noProof/>
+              </w:rPr>
+              <w:tab/>
+            </w:r>
+            <w:r>
+              <w:rPr>
+                <w:noProof/>
+              </w:rPr>
+              <w:fldChar w:fldCharType="begin"/>
+            </w:r>
+            <w:r>
+              <w:rPr>
+                <w:noProof/>
+              </w:rPr>
+              <w:instrText xml:space="preserve"> PAGEREF _Toc242538767 \h </w:instrText>
+            </w:r>
+            <w:r>
+              <w:rPr>
+                <w:noProof/>
+              </w:rPr>
+            </w:r>
+            <w:r>
+              <w:rPr>
+                <w:noProof/>
+              </w:rPr>
+              <w:fldChar w:fldCharType="separate"/>
+            </w:r>
+            <w:r>
+              <w:rPr>
+                <w:noProof/>
+              </w:rPr>
+              <w:t>9</w:t>
             </w:r>
             <w:r>
               <w:rPr>
@@ -3005,7 +3404,7 @@
       <w:pPr>
         <w:pStyle w:val="Ttulo1"/>
       </w:pPr>
-      <w:bookmarkStart w:id="0" w:name="_Toc242536740"/>
+      <w:bookmarkStart w:id="0" w:name="_Toc242538758"/>
       <w:r>
         <w:lastRenderedPageBreak/>
         <w:t>1. Objetivo y principios</w:t>
@@ -3107,26 +3506,521 @@
     </w:p>
     <w:p>
       <w:pPr>
-        <w:sectPr>
-          <w:headerReference w:type="default" r:id="rId11"/>
-          <w:footerReference w:type="default" r:id="rId12"/>
-          <w:pgSz w:w="11906" w:h="16838"/>
-          <w:pgMar w:top="1418" w:right="1418" w:bottom="1304" w:left="1701" w:header="620" w:footer="560" w:gutter="0"/>
-          <w:cols w:space="720"/>
-          <w:docGrid w:linePitch="360"/>
-        </w:sectPr>
+        <w:keepNext/>
+        <w:spacing w:before="120" w:after="80"/>
+      </w:pPr>
+      <w:r>
+        <w:rPr>
+          <w:rFonts w:ascii="Arial" w:eastAsia="Arial" w:hAnsi="Arial" w:cs="Arial"/>
+          <w:b/>
+          <w:bCs/>
+          <w:color w:val="1F3864"/>
+          <w:sz w:val="18"/>
+          <w:szCs w:val="18"/>
+        </w:rPr>
+        <w:t xml:space="preserve">Tabla 1. </w:t>
+      </w:r>
+      <w:r>
+        <w:rPr>
+          <w:rFonts w:ascii="Arial" w:eastAsia="Arial" w:hAnsi="Arial" w:cs="Arial"/>
+          <w:color w:val="1F3864"/>
+          <w:sz w:val="18"/>
+          <w:szCs w:val="18"/>
+        </w:rPr>
+        <w:t>Los tres procesos de comunicaciones y sus documentos</w:t>
+      </w:r>
+    </w:p>
+    <w:tbl>
+      <w:tblPr>
+        <w:tblW w:w="8787" w:type="dxa"/>
+        <w:tblBorders>
+          <w:top w:val="single" w:sz="4" w:space="0" w:color="B8C2CC"/>
+          <w:left w:val="single" w:sz="4" w:space="0" w:color="B8C2CC"/>
+          <w:bottom w:val="single" w:sz="4" w:space="0" w:color="B8C2CC"/>
+          <w:right w:val="single" w:sz="4" w:space="0" w:color="B8C2CC"/>
+          <w:insideH w:val="single" w:sz="4" w:space="0" w:color="B8C2CC"/>
+          <w:insideV w:val="single" w:sz="4" w:space="0" w:color="B8C2CC"/>
+        </w:tblBorders>
+        <w:tblLayout w:type="fixed"/>
+        <w:tblCellMar>
+          <w:left w:w="10" w:type="dxa"/>
+          <w:right w:w="10" w:type="dxa"/>
+        </w:tblCellMar>
+        <w:tblLook w:val="0000" w:firstRow="0" w:lastRow="0" w:firstColumn="0" w:lastColumn="0" w:noHBand="0" w:noVBand="0"/>
+      </w:tblPr>
+      <w:tblGrid>
+        <w:gridCol w:w="2987"/>
+        <w:gridCol w:w="3690"/>
+        <w:gridCol w:w="2110"/>
+      </w:tblGrid>
+      <w:tr>
+        <w:tblPrEx>
+          <w:tblCellMar>
+            <w:top w:w="0" w:type="dxa"/>
+            <w:bottom w:w="0" w:type="dxa"/>
+          </w:tblCellMar>
+        </w:tblPrEx>
+        <w:trPr>
+          <w:cantSplit/>
+          <w:tblHeader/>
+        </w:trPr>
+        <w:tc>
+          <w:tcPr>
+            <w:tcW w:w="2987" w:type="dxa"/>
+            <w:tcBorders>
+              <w:top w:val="single" w:sz="4" w:space="0" w:color="B8C2CC"/>
+              <w:left w:val="single" w:sz="4" w:space="0" w:color="B8C2CC"/>
+              <w:bottom w:val="single" w:sz="4" w:space="0" w:color="B8C2CC"/>
+              <w:right w:val="single" w:sz="4" w:space="0" w:color="B8C2CC"/>
+            </w:tcBorders>
+            <w:shd w:val="clear" w:color="auto" w:fill="1F3864"/>
+            <w:tcMar>
+              <w:top w:w="55" w:type="dxa"/>
+              <w:left w:w="85" w:type="dxa"/>
+              <w:bottom w:w="55" w:type="dxa"/>
+              <w:right w:w="85" w:type="dxa"/>
+            </w:tcMar>
+            <w:vAlign w:val="center"/>
+          </w:tcPr>
+          <w:p>
+            <w:pPr>
+              <w:spacing w:line="250" w:lineRule="auto"/>
+              <w:jc w:val="center"/>
+            </w:pPr>
+            <w:r>
+              <w:rPr>
+                <w:rFonts w:ascii="Arial" w:eastAsia="Arial" w:hAnsi="Arial" w:cs="Arial"/>
+                <w:b/>
+                <w:bCs/>
+                <w:color w:val="FFFFFF"/>
+                <w:sz w:val="18"/>
+                <w:szCs w:val="18"/>
+              </w:rPr>
+              <w:t>Proceso</w:t>
+            </w:r>
+          </w:p>
+        </w:tc>
+        <w:tc>
+          <w:tcPr>
+            <w:tcW w:w="3690" w:type="dxa"/>
+            <w:tcBorders>
+              <w:top w:val="single" w:sz="4" w:space="0" w:color="B8C2CC"/>
+              <w:left w:val="single" w:sz="4" w:space="0" w:color="B8C2CC"/>
+              <w:bottom w:val="single" w:sz="4" w:space="0" w:color="B8C2CC"/>
+              <w:right w:val="single" w:sz="4" w:space="0" w:color="B8C2CC"/>
+            </w:tcBorders>
+            <w:shd w:val="clear" w:color="auto" w:fill="1F3864"/>
+            <w:tcMar>
+              <w:top w:w="55" w:type="dxa"/>
+              <w:left w:w="85" w:type="dxa"/>
+              <w:bottom w:w="55" w:type="dxa"/>
+              <w:right w:w="85" w:type="dxa"/>
+            </w:tcMar>
+            <w:vAlign w:val="center"/>
+          </w:tcPr>
+          <w:p>
+            <w:pPr>
+              <w:spacing w:line="250" w:lineRule="auto"/>
+              <w:jc w:val="center"/>
+            </w:pPr>
+            <w:r>
+              <w:rPr>
+                <w:rFonts w:ascii="Arial" w:eastAsia="Arial" w:hAnsi="Arial" w:cs="Arial"/>
+                <w:b/>
+                <w:bCs/>
+                <w:color w:val="FFFFFF"/>
+                <w:sz w:val="18"/>
+                <w:szCs w:val="18"/>
+              </w:rPr>
+              <w:t>Qué hace</w:t>
+            </w:r>
+          </w:p>
+        </w:tc>
+        <w:tc>
+          <w:tcPr>
+            <w:tcW w:w="2110" w:type="dxa"/>
+            <w:tcBorders>
+              <w:top w:val="single" w:sz="4" w:space="0" w:color="B8C2CC"/>
+              <w:left w:val="single" w:sz="4" w:space="0" w:color="B8C2CC"/>
+              <w:bottom w:val="single" w:sz="4" w:space="0" w:color="B8C2CC"/>
+              <w:right w:val="single" w:sz="4" w:space="0" w:color="B8C2CC"/>
+            </w:tcBorders>
+            <w:shd w:val="clear" w:color="auto" w:fill="1F3864"/>
+            <w:tcMar>
+              <w:top w:w="55" w:type="dxa"/>
+              <w:left w:w="85" w:type="dxa"/>
+              <w:bottom w:w="55" w:type="dxa"/>
+              <w:right w:w="85" w:type="dxa"/>
+            </w:tcMar>
+            <w:vAlign w:val="center"/>
+          </w:tcPr>
+          <w:p>
+            <w:pPr>
+              <w:spacing w:line="250" w:lineRule="auto"/>
+              <w:jc w:val="center"/>
+            </w:pPr>
+            <w:r>
+              <w:rPr>
+                <w:rFonts w:ascii="Arial" w:eastAsia="Arial" w:hAnsi="Arial" w:cs="Arial"/>
+                <w:b/>
+                <w:bCs/>
+                <w:color w:val="FFFFFF"/>
+                <w:sz w:val="18"/>
+                <w:szCs w:val="18"/>
+              </w:rPr>
+              <w:t>Documento</w:t>
+            </w:r>
+          </w:p>
+        </w:tc>
+      </w:tr>
+      <w:tr>
+        <w:tblPrEx>
+          <w:tblCellMar>
+            <w:top w:w="0" w:type="dxa"/>
+            <w:bottom w:w="0" w:type="dxa"/>
+          </w:tblCellMar>
+        </w:tblPrEx>
+        <w:trPr>
+          <w:cantSplit/>
+        </w:trPr>
+        <w:tc>
+          <w:tcPr>
+            <w:tcW w:w="2987" w:type="dxa"/>
+            <w:tcBorders>
+              <w:top w:val="single" w:sz="4" w:space="0" w:color="B8C2CC"/>
+              <w:left w:val="single" w:sz="4" w:space="0" w:color="B8C2CC"/>
+              <w:bottom w:val="single" w:sz="4" w:space="0" w:color="B8C2CC"/>
+              <w:right w:val="single" w:sz="4" w:space="0" w:color="B8C2CC"/>
+            </w:tcBorders>
+            <w:tcMar>
+              <w:top w:w="55" w:type="dxa"/>
+              <w:left w:w="85" w:type="dxa"/>
+              <w:bottom w:w="55" w:type="dxa"/>
+              <w:right w:w="85" w:type="dxa"/>
+            </w:tcMar>
+            <w:vAlign w:val="center"/>
+          </w:tcPr>
+          <w:p>
+            <w:pPr>
+              <w:spacing w:line="250" w:lineRule="auto"/>
+            </w:pPr>
+            <w:r>
+              <w:rPr>
+                <w:rFonts w:ascii="Arial" w:eastAsia="Arial" w:hAnsi="Arial" w:cs="Arial"/>
+                <w:color w:val="1A1A1A"/>
+                <w:sz w:val="18"/>
+                <w:szCs w:val="18"/>
+              </w:rPr>
+              <w:t>Planificar la gestión de las comunicaciones</w:t>
+            </w:r>
+          </w:p>
+        </w:tc>
+        <w:tc>
+          <w:tcPr>
+            <w:tcW w:w="3690" w:type="dxa"/>
+            <w:tcBorders>
+              <w:top w:val="single" w:sz="4" w:space="0" w:color="B8C2CC"/>
+              <w:left w:val="single" w:sz="4" w:space="0" w:color="B8C2CC"/>
+              <w:bottom w:val="single" w:sz="4" w:space="0" w:color="B8C2CC"/>
+              <w:right w:val="single" w:sz="4" w:space="0" w:color="B8C2CC"/>
+            </w:tcBorders>
+            <w:tcMar>
+              <w:top w:w="55" w:type="dxa"/>
+              <w:left w:w="85" w:type="dxa"/>
+              <w:bottom w:w="55" w:type="dxa"/>
+              <w:right w:w="85" w:type="dxa"/>
+            </w:tcMar>
+            <w:vAlign w:val="center"/>
+          </w:tcPr>
+          <w:p>
+            <w:pPr>
+              <w:spacing w:line="250" w:lineRule="auto"/>
+            </w:pPr>
+            <w:r>
+              <w:rPr>
+                <w:rFonts w:ascii="Arial" w:eastAsia="Arial" w:hAnsi="Arial" w:cs="Arial"/>
+                <w:color w:val="1A1A1A"/>
+                <w:sz w:val="18"/>
+                <w:szCs w:val="18"/>
+              </w:rPr>
+              <w:t>Define qué, a quién, cómo y cuándo se comunica.</w:t>
+            </w:r>
+          </w:p>
+        </w:tc>
+        <w:tc>
+          <w:tcPr>
+            <w:tcW w:w="2110" w:type="dxa"/>
+            <w:tcBorders>
+              <w:top w:val="single" w:sz="4" w:space="0" w:color="B8C2CC"/>
+              <w:left w:val="single" w:sz="4" w:space="0" w:color="B8C2CC"/>
+              <w:bottom w:val="single" w:sz="4" w:space="0" w:color="B8C2CC"/>
+              <w:right w:val="single" w:sz="4" w:space="0" w:color="B8C2CC"/>
+            </w:tcBorders>
+            <w:tcMar>
+              <w:top w:w="55" w:type="dxa"/>
+              <w:left w:w="85" w:type="dxa"/>
+              <w:bottom w:w="55" w:type="dxa"/>
+              <w:right w:w="85" w:type="dxa"/>
+            </w:tcMar>
+            <w:vAlign w:val="center"/>
+          </w:tcPr>
+          <w:p>
+            <w:pPr>
+              <w:spacing w:line="250" w:lineRule="auto"/>
+            </w:pPr>
+            <w:r>
+              <w:rPr>
+                <w:rFonts w:ascii="Arial" w:eastAsia="Arial" w:hAnsi="Arial" w:cs="Arial"/>
+                <w:color w:val="1A1A1A"/>
+                <w:sz w:val="18"/>
+                <w:szCs w:val="18"/>
+              </w:rPr>
+              <w:t>Este plan (INT-03)</w:t>
+            </w:r>
+          </w:p>
+        </w:tc>
+      </w:tr>
+      <w:tr>
+        <w:tblPrEx>
+          <w:tblCellMar>
+            <w:top w:w="0" w:type="dxa"/>
+            <w:bottom w:w="0" w:type="dxa"/>
+          </w:tblCellMar>
+        </w:tblPrEx>
+        <w:trPr>
+          <w:cantSplit/>
+        </w:trPr>
+        <w:tc>
+          <w:tcPr>
+            <w:tcW w:w="2987" w:type="dxa"/>
+            <w:tcBorders>
+              <w:top w:val="single" w:sz="4" w:space="0" w:color="B8C2CC"/>
+              <w:left w:val="single" w:sz="4" w:space="0" w:color="B8C2CC"/>
+              <w:bottom w:val="single" w:sz="4" w:space="0" w:color="B8C2CC"/>
+              <w:right w:val="single" w:sz="4" w:space="0" w:color="B8C2CC"/>
+            </w:tcBorders>
+            <w:shd w:val="clear" w:color="auto" w:fill="F5F7FA"/>
+            <w:tcMar>
+              <w:top w:w="55" w:type="dxa"/>
+              <w:left w:w="85" w:type="dxa"/>
+              <w:bottom w:w="55" w:type="dxa"/>
+              <w:right w:w="85" w:type="dxa"/>
+            </w:tcMar>
+            <w:vAlign w:val="center"/>
+          </w:tcPr>
+          <w:p>
+            <w:pPr>
+              <w:spacing w:line="250" w:lineRule="auto"/>
+            </w:pPr>
+            <w:r>
+              <w:rPr>
+                <w:rFonts w:ascii="Arial" w:eastAsia="Arial" w:hAnsi="Arial" w:cs="Arial"/>
+                <w:color w:val="1A1A1A"/>
+                <w:sz w:val="18"/>
+                <w:szCs w:val="18"/>
+              </w:rPr>
+              <w:t>Gestionar las comunicaciones</w:t>
+            </w:r>
+          </w:p>
+        </w:tc>
+        <w:tc>
+          <w:tcPr>
+            <w:tcW w:w="3690" w:type="dxa"/>
+            <w:tcBorders>
+              <w:top w:val="single" w:sz="4" w:space="0" w:color="B8C2CC"/>
+              <w:left w:val="single" w:sz="4" w:space="0" w:color="B8C2CC"/>
+              <w:bottom w:val="single" w:sz="4" w:space="0" w:color="B8C2CC"/>
+              <w:right w:val="single" w:sz="4" w:space="0" w:color="B8C2CC"/>
+            </w:tcBorders>
+            <w:shd w:val="clear" w:color="auto" w:fill="F5F7FA"/>
+            <w:tcMar>
+              <w:top w:w="55" w:type="dxa"/>
+              <w:left w:w="85" w:type="dxa"/>
+              <w:bottom w:w="55" w:type="dxa"/>
+              <w:right w:w="85" w:type="dxa"/>
+            </w:tcMar>
+            <w:vAlign w:val="center"/>
+          </w:tcPr>
+          <w:p>
+            <w:pPr>
+              <w:spacing w:line="250" w:lineRule="auto"/>
+            </w:pPr>
+            <w:r>
+              <w:rPr>
+                <w:rFonts w:ascii="Arial" w:eastAsia="Arial" w:hAnsi="Arial" w:cs="Arial"/>
+                <w:color w:val="1A1A1A"/>
+                <w:sz w:val="18"/>
+                <w:szCs w:val="18"/>
+              </w:rPr>
+              <w:t>Envía la información y deja constancia.</w:t>
+            </w:r>
+          </w:p>
+        </w:tc>
+        <w:tc>
+          <w:tcPr>
+            <w:tcW w:w="2110" w:type="dxa"/>
+            <w:tcBorders>
+              <w:top w:val="single" w:sz="4" w:space="0" w:color="B8C2CC"/>
+              <w:left w:val="single" w:sz="4" w:space="0" w:color="B8C2CC"/>
+              <w:bottom w:val="single" w:sz="4" w:space="0" w:color="B8C2CC"/>
+              <w:right w:val="single" w:sz="4" w:space="0" w:color="B8C2CC"/>
+            </w:tcBorders>
+            <w:shd w:val="clear" w:color="auto" w:fill="F5F7FA"/>
+            <w:tcMar>
+              <w:top w:w="55" w:type="dxa"/>
+              <w:left w:w="85" w:type="dxa"/>
+              <w:bottom w:w="55" w:type="dxa"/>
+              <w:right w:w="85" w:type="dxa"/>
+            </w:tcMar>
+            <w:vAlign w:val="center"/>
+          </w:tcPr>
+          <w:p>
+            <w:pPr>
+              <w:spacing w:line="250" w:lineRule="auto"/>
+            </w:pPr>
+            <w:r>
+              <w:rPr>
+                <w:rFonts w:ascii="Arial" w:eastAsia="Arial" w:hAnsi="Arial" w:cs="Arial"/>
+                <w:color w:val="1A1A1A"/>
+                <w:sz w:val="18"/>
+                <w:szCs w:val="18"/>
+              </w:rPr>
+              <w:t>Registro de comunicaciones (INT-06)</w:t>
+            </w:r>
+          </w:p>
+        </w:tc>
+      </w:tr>
+      <w:tr>
+        <w:tblPrEx>
+          <w:tblCellMar>
+            <w:top w:w="0" w:type="dxa"/>
+            <w:bottom w:w="0" w:type="dxa"/>
+          </w:tblCellMar>
+        </w:tblPrEx>
+        <w:trPr>
+          <w:cantSplit/>
+        </w:trPr>
+        <w:tc>
+          <w:tcPr>
+            <w:tcW w:w="2987" w:type="dxa"/>
+            <w:tcBorders>
+              <w:top w:val="single" w:sz="4" w:space="0" w:color="B8C2CC"/>
+              <w:left w:val="single" w:sz="4" w:space="0" w:color="B8C2CC"/>
+              <w:bottom w:val="single" w:sz="4" w:space="0" w:color="B8C2CC"/>
+              <w:right w:val="single" w:sz="4" w:space="0" w:color="B8C2CC"/>
+            </w:tcBorders>
+            <w:tcMar>
+              <w:top w:w="55" w:type="dxa"/>
+              <w:left w:w="85" w:type="dxa"/>
+              <w:bottom w:w="55" w:type="dxa"/>
+              <w:right w:w="85" w:type="dxa"/>
+            </w:tcMar>
+            <w:vAlign w:val="center"/>
+          </w:tcPr>
+          <w:p>
+            <w:pPr>
+              <w:spacing w:line="250" w:lineRule="auto"/>
+            </w:pPr>
+            <w:r>
+              <w:rPr>
+                <w:rFonts w:ascii="Arial" w:eastAsia="Arial" w:hAnsi="Arial" w:cs="Arial"/>
+                <w:color w:val="1A1A1A"/>
+                <w:sz w:val="18"/>
+                <w:szCs w:val="18"/>
+              </w:rPr>
+              <w:t>Monitorear las comunicaciones</w:t>
+            </w:r>
+          </w:p>
+        </w:tc>
+        <w:tc>
+          <w:tcPr>
+            <w:tcW w:w="3690" w:type="dxa"/>
+            <w:tcBorders>
+              <w:top w:val="single" w:sz="4" w:space="0" w:color="B8C2CC"/>
+              <w:left w:val="single" w:sz="4" w:space="0" w:color="B8C2CC"/>
+              <w:bottom w:val="single" w:sz="4" w:space="0" w:color="B8C2CC"/>
+              <w:right w:val="single" w:sz="4" w:space="0" w:color="B8C2CC"/>
+            </w:tcBorders>
+            <w:tcMar>
+              <w:top w:w="55" w:type="dxa"/>
+              <w:left w:w="85" w:type="dxa"/>
+              <w:bottom w:w="55" w:type="dxa"/>
+              <w:right w:w="85" w:type="dxa"/>
+            </w:tcMar>
+            <w:vAlign w:val="center"/>
+          </w:tcPr>
+          <w:p>
+            <w:pPr>
+              <w:spacing w:line="250" w:lineRule="auto"/>
+            </w:pPr>
+            <w:r>
+              <w:rPr>
+                <w:rFonts w:ascii="Arial" w:eastAsia="Arial" w:hAnsi="Arial" w:cs="Arial"/>
+                <w:color w:val="1A1A1A"/>
+                <w:sz w:val="18"/>
+                <w:szCs w:val="18"/>
+              </w:rPr>
+              <w:t>Comprueba que la información llegó y sirvió.</w:t>
+            </w:r>
+          </w:p>
+        </w:tc>
+        <w:tc>
+          <w:tcPr>
+            <w:tcW w:w="2110" w:type="dxa"/>
+            <w:tcBorders>
+              <w:top w:val="single" w:sz="4" w:space="0" w:color="B8C2CC"/>
+              <w:left w:val="single" w:sz="4" w:space="0" w:color="B8C2CC"/>
+              <w:bottom w:val="single" w:sz="4" w:space="0" w:color="B8C2CC"/>
+              <w:right w:val="single" w:sz="4" w:space="0" w:color="B8C2CC"/>
+            </w:tcBorders>
+            <w:tcMar>
+              <w:top w:w="55" w:type="dxa"/>
+              <w:left w:w="85" w:type="dxa"/>
+              <w:bottom w:w="55" w:type="dxa"/>
+              <w:right w:w="85" w:type="dxa"/>
+            </w:tcMar>
+            <w:vAlign w:val="center"/>
+          </w:tcPr>
+          <w:p>
+            <w:pPr>
+              <w:spacing w:line="250" w:lineRule="auto"/>
+            </w:pPr>
+            <w:r>
+              <w:rPr>
+                <w:rFonts w:ascii="Arial" w:eastAsia="Arial" w:hAnsi="Arial" w:cs="Arial"/>
+                <w:color w:val="1A1A1A"/>
+                <w:sz w:val="18"/>
+                <w:szCs w:val="18"/>
+              </w:rPr>
+              <w:t>Informe de monitoreo (INT-07) y tablero del blog</w:t>
+            </w:r>
+          </w:p>
+        </w:tc>
+      </w:tr>
+    </w:tbl>
+    <w:p>
+      <w:pPr>
+        <w:spacing w:after="160"/>
       </w:pPr>
     </w:p>
     <w:p>
       <w:pPr>
         <w:pStyle w:val="Ttulo1"/>
       </w:pPr>
-      <w:bookmarkStart w:id="1" w:name="_Toc242536741"/>
+      <w:bookmarkStart w:id="1" w:name="_Toc242538759"/>
       <w:r>
-        <w:lastRenderedPageBreak/>
-        <w:t>2. Matriz de comunicaciones</w:t>
+        <w:t>2. Requisitos de información de los interesados</w:t>
       </w:r>
       <w:bookmarkEnd w:id="1"/>
+    </w:p>
+    <w:p>
+      <w:pPr>
+        <w:spacing w:after="140" w:line="300" w:lineRule="auto"/>
+        <w:jc w:val="both"/>
+      </w:pPr>
+      <w:r>
+        <w:t>El análisis parte del registro de interesados (INT-01). Para cada grupo se definió qué necesita saber y en qué forma le sirve recibirlo.</w:t>
+      </w:r>
     </w:p>
     <w:p>
       <w:pPr>
@@ -3142,7 +4036,1510 @@
           <w:sz w:val="18"/>
           <w:szCs w:val="18"/>
         </w:rPr>
-        <w:t xml:space="preserve">Tabla 1. </w:t>
+        <w:t xml:space="preserve">Tabla 2. </w:t>
+      </w:r>
+      <w:r>
+        <w:rPr>
+          <w:rFonts w:ascii="Arial" w:eastAsia="Arial" w:hAnsi="Arial" w:cs="Arial"/>
+          <w:color w:val="1F3864"/>
+          <w:sz w:val="18"/>
+          <w:szCs w:val="18"/>
+        </w:rPr>
+        <w:t>Requisitos de información por interesado</w:t>
+      </w:r>
+    </w:p>
+    <w:tbl>
+      <w:tblPr>
+        <w:tblW w:w="8787" w:type="dxa"/>
+        <w:tblBorders>
+          <w:top w:val="single" w:sz="4" w:space="0" w:color="B8C2CC"/>
+          <w:left w:val="single" w:sz="4" w:space="0" w:color="B8C2CC"/>
+          <w:bottom w:val="single" w:sz="4" w:space="0" w:color="B8C2CC"/>
+          <w:right w:val="single" w:sz="4" w:space="0" w:color="B8C2CC"/>
+          <w:insideH w:val="single" w:sz="4" w:space="0" w:color="B8C2CC"/>
+          <w:insideV w:val="single" w:sz="4" w:space="0" w:color="B8C2CC"/>
+        </w:tblBorders>
+        <w:tblLayout w:type="fixed"/>
+        <w:tblCellMar>
+          <w:left w:w="10" w:type="dxa"/>
+          <w:right w:w="10" w:type="dxa"/>
+        </w:tblCellMar>
+        <w:tblLook w:val="0000" w:firstRow="0" w:lastRow="0" w:firstColumn="0" w:lastColumn="0" w:noHBand="0" w:noVBand="0"/>
+      </w:tblPr>
+      <w:tblGrid>
+        <w:gridCol w:w="1933"/>
+        <w:gridCol w:w="3163"/>
+        <w:gridCol w:w="2108"/>
+        <w:gridCol w:w="1583"/>
+      </w:tblGrid>
+      <w:tr>
+        <w:tblPrEx>
+          <w:tblCellMar>
+            <w:top w:w="0" w:type="dxa"/>
+            <w:bottom w:w="0" w:type="dxa"/>
+          </w:tblCellMar>
+        </w:tblPrEx>
+        <w:trPr>
+          <w:cantSplit/>
+          <w:tblHeader/>
+        </w:trPr>
+        <w:tc>
+          <w:tcPr>
+            <w:tcW w:w="1933" w:type="dxa"/>
+            <w:tcBorders>
+              <w:top w:val="single" w:sz="4" w:space="0" w:color="B8C2CC"/>
+              <w:left w:val="single" w:sz="4" w:space="0" w:color="B8C2CC"/>
+              <w:bottom w:val="single" w:sz="4" w:space="0" w:color="B8C2CC"/>
+              <w:right w:val="single" w:sz="4" w:space="0" w:color="B8C2CC"/>
+            </w:tcBorders>
+            <w:shd w:val="clear" w:color="auto" w:fill="1F3864"/>
+            <w:tcMar>
+              <w:top w:w="55" w:type="dxa"/>
+              <w:left w:w="85" w:type="dxa"/>
+              <w:bottom w:w="55" w:type="dxa"/>
+              <w:right w:w="85" w:type="dxa"/>
+            </w:tcMar>
+            <w:vAlign w:val="center"/>
+          </w:tcPr>
+          <w:p>
+            <w:pPr>
+              <w:spacing w:line="250" w:lineRule="auto"/>
+              <w:jc w:val="center"/>
+            </w:pPr>
+            <w:r>
+              <w:rPr>
+                <w:rFonts w:ascii="Arial" w:eastAsia="Arial" w:hAnsi="Arial" w:cs="Arial"/>
+                <w:b/>
+                <w:bCs/>
+                <w:color w:val="FFFFFF"/>
+                <w:sz w:val="15"/>
+                <w:szCs w:val="15"/>
+              </w:rPr>
+              <w:t>Interesado</w:t>
+            </w:r>
+          </w:p>
+        </w:tc>
+        <w:tc>
+          <w:tcPr>
+            <w:tcW w:w="3163" w:type="dxa"/>
+            <w:tcBorders>
+              <w:top w:val="single" w:sz="4" w:space="0" w:color="B8C2CC"/>
+              <w:left w:val="single" w:sz="4" w:space="0" w:color="B8C2CC"/>
+              <w:bottom w:val="single" w:sz="4" w:space="0" w:color="B8C2CC"/>
+              <w:right w:val="single" w:sz="4" w:space="0" w:color="B8C2CC"/>
+            </w:tcBorders>
+            <w:shd w:val="clear" w:color="auto" w:fill="1F3864"/>
+            <w:tcMar>
+              <w:top w:w="55" w:type="dxa"/>
+              <w:left w:w="85" w:type="dxa"/>
+              <w:bottom w:w="55" w:type="dxa"/>
+              <w:right w:w="85" w:type="dxa"/>
+            </w:tcMar>
+            <w:vAlign w:val="center"/>
+          </w:tcPr>
+          <w:p>
+            <w:pPr>
+              <w:spacing w:line="250" w:lineRule="auto"/>
+              <w:jc w:val="center"/>
+            </w:pPr>
+            <w:r>
+              <w:rPr>
+                <w:rFonts w:ascii="Arial" w:eastAsia="Arial" w:hAnsi="Arial" w:cs="Arial"/>
+                <w:b/>
+                <w:bCs/>
+                <w:color w:val="FFFFFF"/>
+                <w:sz w:val="15"/>
+                <w:szCs w:val="15"/>
+              </w:rPr>
+              <w:t>Qué necesita saber</w:t>
+            </w:r>
+          </w:p>
+        </w:tc>
+        <w:tc>
+          <w:tcPr>
+            <w:tcW w:w="2108" w:type="dxa"/>
+            <w:tcBorders>
+              <w:top w:val="single" w:sz="4" w:space="0" w:color="B8C2CC"/>
+              <w:left w:val="single" w:sz="4" w:space="0" w:color="B8C2CC"/>
+              <w:bottom w:val="single" w:sz="4" w:space="0" w:color="B8C2CC"/>
+              <w:right w:val="single" w:sz="4" w:space="0" w:color="B8C2CC"/>
+            </w:tcBorders>
+            <w:shd w:val="clear" w:color="auto" w:fill="1F3864"/>
+            <w:tcMar>
+              <w:top w:w="55" w:type="dxa"/>
+              <w:left w:w="85" w:type="dxa"/>
+              <w:bottom w:w="55" w:type="dxa"/>
+              <w:right w:w="85" w:type="dxa"/>
+            </w:tcMar>
+            <w:vAlign w:val="center"/>
+          </w:tcPr>
+          <w:p>
+            <w:pPr>
+              <w:spacing w:line="250" w:lineRule="auto"/>
+              <w:jc w:val="center"/>
+            </w:pPr>
+            <w:r>
+              <w:rPr>
+                <w:rFonts w:ascii="Arial" w:eastAsia="Arial" w:hAnsi="Arial" w:cs="Arial"/>
+                <w:b/>
+                <w:bCs/>
+                <w:color w:val="FFFFFF"/>
+                <w:sz w:val="15"/>
+                <w:szCs w:val="15"/>
+              </w:rPr>
+              <w:t>Forma que le sirve</w:t>
+            </w:r>
+          </w:p>
+        </w:tc>
+        <w:tc>
+          <w:tcPr>
+            <w:tcW w:w="1583" w:type="dxa"/>
+            <w:tcBorders>
+              <w:top w:val="single" w:sz="4" w:space="0" w:color="B8C2CC"/>
+              <w:left w:val="single" w:sz="4" w:space="0" w:color="B8C2CC"/>
+              <w:bottom w:val="single" w:sz="4" w:space="0" w:color="B8C2CC"/>
+              <w:right w:val="single" w:sz="4" w:space="0" w:color="B8C2CC"/>
+            </w:tcBorders>
+            <w:shd w:val="clear" w:color="auto" w:fill="1F3864"/>
+            <w:tcMar>
+              <w:top w:w="55" w:type="dxa"/>
+              <w:left w:w="85" w:type="dxa"/>
+              <w:bottom w:w="55" w:type="dxa"/>
+              <w:right w:w="85" w:type="dxa"/>
+            </w:tcMar>
+            <w:vAlign w:val="center"/>
+          </w:tcPr>
+          <w:p>
+            <w:pPr>
+              <w:spacing w:line="250" w:lineRule="auto"/>
+              <w:jc w:val="center"/>
+            </w:pPr>
+            <w:r>
+              <w:rPr>
+                <w:rFonts w:ascii="Arial" w:eastAsia="Arial" w:hAnsi="Arial" w:cs="Arial"/>
+                <w:b/>
+                <w:bCs/>
+                <w:color w:val="FFFFFF"/>
+                <w:sz w:val="15"/>
+                <w:szCs w:val="15"/>
+              </w:rPr>
+              <w:t>Momento</w:t>
+            </w:r>
+          </w:p>
+        </w:tc>
+      </w:tr>
+      <w:tr>
+        <w:tblPrEx>
+          <w:tblCellMar>
+            <w:top w:w="0" w:type="dxa"/>
+            <w:bottom w:w="0" w:type="dxa"/>
+          </w:tblCellMar>
+        </w:tblPrEx>
+        <w:trPr>
+          <w:cantSplit/>
+        </w:trPr>
+        <w:tc>
+          <w:tcPr>
+            <w:tcW w:w="1933" w:type="dxa"/>
+            <w:tcBorders>
+              <w:top w:val="single" w:sz="4" w:space="0" w:color="B8C2CC"/>
+              <w:left w:val="single" w:sz="4" w:space="0" w:color="B8C2CC"/>
+              <w:bottom w:val="single" w:sz="4" w:space="0" w:color="B8C2CC"/>
+              <w:right w:val="single" w:sz="4" w:space="0" w:color="B8C2CC"/>
+            </w:tcBorders>
+            <w:tcMar>
+              <w:top w:w="55" w:type="dxa"/>
+              <w:left w:w="85" w:type="dxa"/>
+              <w:bottom w:w="55" w:type="dxa"/>
+              <w:right w:w="85" w:type="dxa"/>
+            </w:tcMar>
+            <w:vAlign w:val="center"/>
+          </w:tcPr>
+          <w:p>
+            <w:pPr>
+              <w:spacing w:line="250" w:lineRule="auto"/>
+            </w:pPr>
+            <w:r>
+              <w:rPr>
+                <w:rFonts w:ascii="Arial" w:eastAsia="Arial" w:hAnsi="Arial" w:cs="Arial"/>
+                <w:color w:val="1A1A1A"/>
+                <w:sz w:val="15"/>
+                <w:szCs w:val="15"/>
+              </w:rPr>
+              <w:t>Patrocinadora (I-01)</w:t>
+            </w:r>
+          </w:p>
+        </w:tc>
+        <w:tc>
+          <w:tcPr>
+            <w:tcW w:w="3163" w:type="dxa"/>
+            <w:tcBorders>
+              <w:top w:val="single" w:sz="4" w:space="0" w:color="B8C2CC"/>
+              <w:left w:val="single" w:sz="4" w:space="0" w:color="B8C2CC"/>
+              <w:bottom w:val="single" w:sz="4" w:space="0" w:color="B8C2CC"/>
+              <w:right w:val="single" w:sz="4" w:space="0" w:color="B8C2CC"/>
+            </w:tcBorders>
+            <w:tcMar>
+              <w:top w:w="55" w:type="dxa"/>
+              <w:left w:w="85" w:type="dxa"/>
+              <w:bottom w:w="55" w:type="dxa"/>
+              <w:right w:w="85" w:type="dxa"/>
+            </w:tcMar>
+            <w:vAlign w:val="center"/>
+          </w:tcPr>
+          <w:p>
+            <w:pPr>
+              <w:spacing w:line="250" w:lineRule="auto"/>
+            </w:pPr>
+            <w:r>
+              <w:rPr>
+                <w:rFonts w:ascii="Arial" w:eastAsia="Arial" w:hAnsi="Arial" w:cs="Arial"/>
+                <w:color w:val="1A1A1A"/>
+                <w:sz w:val="15"/>
+                <w:szCs w:val="15"/>
+              </w:rPr>
+              <w:t>Estado del proyecto, decisiones que se le piden, cambios a las líneas base y situación de los datos personales.</w:t>
+            </w:r>
+          </w:p>
+        </w:tc>
+        <w:tc>
+          <w:tcPr>
+            <w:tcW w:w="2108" w:type="dxa"/>
+            <w:tcBorders>
+              <w:top w:val="single" w:sz="4" w:space="0" w:color="B8C2CC"/>
+              <w:left w:val="single" w:sz="4" w:space="0" w:color="B8C2CC"/>
+              <w:bottom w:val="single" w:sz="4" w:space="0" w:color="B8C2CC"/>
+              <w:right w:val="single" w:sz="4" w:space="0" w:color="B8C2CC"/>
+            </w:tcBorders>
+            <w:tcMar>
+              <w:top w:w="55" w:type="dxa"/>
+              <w:left w:w="85" w:type="dxa"/>
+              <w:bottom w:w="55" w:type="dxa"/>
+              <w:right w:w="85" w:type="dxa"/>
+            </w:tcMar>
+            <w:vAlign w:val="center"/>
+          </w:tcPr>
+          <w:p>
+            <w:pPr>
+              <w:spacing w:line="250" w:lineRule="auto"/>
+            </w:pPr>
+            <w:r>
+              <w:rPr>
+                <w:rFonts w:ascii="Arial" w:eastAsia="Arial" w:hAnsi="Arial" w:cs="Arial"/>
+                <w:color w:val="1A1A1A"/>
+                <w:sz w:val="15"/>
+                <w:szCs w:val="15"/>
+              </w:rPr>
+              <w:t>Resumen de una página y reunión breve.</w:t>
+            </w:r>
+          </w:p>
+        </w:tc>
+        <w:tc>
+          <w:tcPr>
+            <w:tcW w:w="1583" w:type="dxa"/>
+            <w:tcBorders>
+              <w:top w:val="single" w:sz="4" w:space="0" w:color="B8C2CC"/>
+              <w:left w:val="single" w:sz="4" w:space="0" w:color="B8C2CC"/>
+              <w:bottom w:val="single" w:sz="4" w:space="0" w:color="B8C2CC"/>
+              <w:right w:val="single" w:sz="4" w:space="0" w:color="B8C2CC"/>
+            </w:tcBorders>
+            <w:tcMar>
+              <w:top w:w="55" w:type="dxa"/>
+              <w:left w:w="85" w:type="dxa"/>
+              <w:bottom w:w="55" w:type="dxa"/>
+              <w:right w:w="85" w:type="dxa"/>
+            </w:tcMar>
+            <w:vAlign w:val="center"/>
+          </w:tcPr>
+          <w:p>
+            <w:pPr>
+              <w:spacing w:line="250" w:lineRule="auto"/>
+            </w:pPr>
+            <w:r>
+              <w:rPr>
+                <w:rFonts w:ascii="Arial" w:eastAsia="Arial" w:hAnsi="Arial" w:cs="Arial"/>
+                <w:color w:val="1A1A1A"/>
+                <w:sz w:val="15"/>
+                <w:szCs w:val="15"/>
+              </w:rPr>
+              <w:t>Cierre de cada sprint y cuando haya una decisión</w:t>
+            </w:r>
+          </w:p>
+        </w:tc>
+      </w:tr>
+      <w:tr>
+        <w:tblPrEx>
+          <w:tblCellMar>
+            <w:top w:w="0" w:type="dxa"/>
+            <w:bottom w:w="0" w:type="dxa"/>
+          </w:tblCellMar>
+        </w:tblPrEx>
+        <w:trPr>
+          <w:cantSplit/>
+        </w:trPr>
+        <w:tc>
+          <w:tcPr>
+            <w:tcW w:w="1933" w:type="dxa"/>
+            <w:tcBorders>
+              <w:top w:val="single" w:sz="4" w:space="0" w:color="B8C2CC"/>
+              <w:left w:val="single" w:sz="4" w:space="0" w:color="B8C2CC"/>
+              <w:bottom w:val="single" w:sz="4" w:space="0" w:color="B8C2CC"/>
+              <w:right w:val="single" w:sz="4" w:space="0" w:color="B8C2CC"/>
+            </w:tcBorders>
+            <w:shd w:val="clear" w:color="auto" w:fill="F5F7FA"/>
+            <w:tcMar>
+              <w:top w:w="55" w:type="dxa"/>
+              <w:left w:w="85" w:type="dxa"/>
+              <w:bottom w:w="55" w:type="dxa"/>
+              <w:right w:w="85" w:type="dxa"/>
+            </w:tcMar>
+            <w:vAlign w:val="center"/>
+          </w:tcPr>
+          <w:p>
+            <w:pPr>
+              <w:spacing w:line="250" w:lineRule="auto"/>
+            </w:pPr>
+            <w:r>
+              <w:rPr>
+                <w:rFonts w:ascii="Arial" w:eastAsia="Arial" w:hAnsi="Arial" w:cs="Arial"/>
+                <w:color w:val="1A1A1A"/>
+                <w:sz w:val="15"/>
+                <w:szCs w:val="15"/>
+              </w:rPr>
+              <w:t>Subdirector y coordinación académica (I-02, I-03)</w:t>
+            </w:r>
+          </w:p>
+        </w:tc>
+        <w:tc>
+          <w:tcPr>
+            <w:tcW w:w="3163" w:type="dxa"/>
+            <w:tcBorders>
+              <w:top w:val="single" w:sz="4" w:space="0" w:color="B8C2CC"/>
+              <w:left w:val="single" w:sz="4" w:space="0" w:color="B8C2CC"/>
+              <w:bottom w:val="single" w:sz="4" w:space="0" w:color="B8C2CC"/>
+              <w:right w:val="single" w:sz="4" w:space="0" w:color="B8C2CC"/>
+            </w:tcBorders>
+            <w:shd w:val="clear" w:color="auto" w:fill="F5F7FA"/>
+            <w:tcMar>
+              <w:top w:w="55" w:type="dxa"/>
+              <w:left w:w="85" w:type="dxa"/>
+              <w:bottom w:w="55" w:type="dxa"/>
+              <w:right w:w="85" w:type="dxa"/>
+            </w:tcMar>
+            <w:vAlign w:val="center"/>
+          </w:tcPr>
+          <w:p>
+            <w:pPr>
+              <w:spacing w:line="250" w:lineRule="auto"/>
+            </w:pPr>
+            <w:r>
+              <w:rPr>
+                <w:rFonts w:ascii="Arial" w:eastAsia="Arial" w:hAnsi="Arial" w:cs="Arial"/>
+                <w:color w:val="1A1A1A"/>
+                <w:sz w:val="15"/>
+                <w:szCs w:val="15"/>
+              </w:rPr>
+              <w:t>Qué se entrega en cada sprint, qué deben priorizar y qué deben aceptar.</w:t>
+            </w:r>
+          </w:p>
+        </w:tc>
+        <w:tc>
+          <w:tcPr>
+            <w:tcW w:w="2108" w:type="dxa"/>
+            <w:tcBorders>
+              <w:top w:val="single" w:sz="4" w:space="0" w:color="B8C2CC"/>
+              <w:left w:val="single" w:sz="4" w:space="0" w:color="B8C2CC"/>
+              <w:bottom w:val="single" w:sz="4" w:space="0" w:color="B8C2CC"/>
+              <w:right w:val="single" w:sz="4" w:space="0" w:color="B8C2CC"/>
+            </w:tcBorders>
+            <w:shd w:val="clear" w:color="auto" w:fill="F5F7FA"/>
+            <w:tcMar>
+              <w:top w:w="55" w:type="dxa"/>
+              <w:left w:w="85" w:type="dxa"/>
+              <w:bottom w:w="55" w:type="dxa"/>
+              <w:right w:w="85" w:type="dxa"/>
+            </w:tcMar>
+            <w:vAlign w:val="center"/>
+          </w:tcPr>
+          <w:p>
+            <w:pPr>
+              <w:spacing w:line="250" w:lineRule="auto"/>
+            </w:pPr>
+            <w:r>
+              <w:rPr>
+                <w:rFonts w:ascii="Arial" w:eastAsia="Arial" w:hAnsi="Arial" w:cs="Arial"/>
+                <w:color w:val="1A1A1A"/>
+                <w:sz w:val="15"/>
+                <w:szCs w:val="15"/>
+              </w:rPr>
+              <w:t>Demostración del sistema y acta.</w:t>
+            </w:r>
+          </w:p>
+        </w:tc>
+        <w:tc>
+          <w:tcPr>
+            <w:tcW w:w="1583" w:type="dxa"/>
+            <w:tcBorders>
+              <w:top w:val="single" w:sz="4" w:space="0" w:color="B8C2CC"/>
+              <w:left w:val="single" w:sz="4" w:space="0" w:color="B8C2CC"/>
+              <w:bottom w:val="single" w:sz="4" w:space="0" w:color="B8C2CC"/>
+              <w:right w:val="single" w:sz="4" w:space="0" w:color="B8C2CC"/>
+            </w:tcBorders>
+            <w:shd w:val="clear" w:color="auto" w:fill="F5F7FA"/>
+            <w:tcMar>
+              <w:top w:w="55" w:type="dxa"/>
+              <w:left w:w="85" w:type="dxa"/>
+              <w:bottom w:w="55" w:type="dxa"/>
+              <w:right w:w="85" w:type="dxa"/>
+            </w:tcMar>
+            <w:vAlign w:val="center"/>
+          </w:tcPr>
+          <w:p>
+            <w:pPr>
+              <w:spacing w:line="250" w:lineRule="auto"/>
+            </w:pPr>
+            <w:r>
+              <w:rPr>
+                <w:rFonts w:ascii="Arial" w:eastAsia="Arial" w:hAnsi="Arial" w:cs="Arial"/>
+                <w:color w:val="1A1A1A"/>
+                <w:sz w:val="15"/>
+                <w:szCs w:val="15"/>
+              </w:rPr>
+              <w:t>Cada cuatro semanas</w:t>
+            </w:r>
+          </w:p>
+        </w:tc>
+      </w:tr>
+      <w:tr>
+        <w:tblPrEx>
+          <w:tblCellMar>
+            <w:top w:w="0" w:type="dxa"/>
+            <w:bottom w:w="0" w:type="dxa"/>
+          </w:tblCellMar>
+        </w:tblPrEx>
+        <w:trPr>
+          <w:cantSplit/>
+        </w:trPr>
+        <w:tc>
+          <w:tcPr>
+            <w:tcW w:w="1933" w:type="dxa"/>
+            <w:tcBorders>
+              <w:top w:val="single" w:sz="4" w:space="0" w:color="B8C2CC"/>
+              <w:left w:val="single" w:sz="4" w:space="0" w:color="B8C2CC"/>
+              <w:bottom w:val="single" w:sz="4" w:space="0" w:color="B8C2CC"/>
+              <w:right w:val="single" w:sz="4" w:space="0" w:color="B8C2CC"/>
+            </w:tcBorders>
+            <w:tcMar>
+              <w:top w:w="55" w:type="dxa"/>
+              <w:left w:w="85" w:type="dxa"/>
+              <w:bottom w:w="55" w:type="dxa"/>
+              <w:right w:w="85" w:type="dxa"/>
+            </w:tcMar>
+            <w:vAlign w:val="center"/>
+          </w:tcPr>
+          <w:p>
+            <w:pPr>
+              <w:spacing w:line="250" w:lineRule="auto"/>
+            </w:pPr>
+            <w:r>
+              <w:rPr>
+                <w:rFonts w:ascii="Arial" w:eastAsia="Arial" w:hAnsi="Arial" w:cs="Arial"/>
+                <w:color w:val="1A1A1A"/>
+                <w:sz w:val="15"/>
+                <w:szCs w:val="15"/>
+              </w:rPr>
+              <w:t>Docentes tutores, Jefa de Normas y psicología (I-04, I-05, I-06)</w:t>
+            </w:r>
+          </w:p>
+        </w:tc>
+        <w:tc>
+          <w:tcPr>
+            <w:tcW w:w="3163" w:type="dxa"/>
+            <w:tcBorders>
+              <w:top w:val="single" w:sz="4" w:space="0" w:color="B8C2CC"/>
+              <w:left w:val="single" w:sz="4" w:space="0" w:color="B8C2CC"/>
+              <w:bottom w:val="single" w:sz="4" w:space="0" w:color="B8C2CC"/>
+              <w:right w:val="single" w:sz="4" w:space="0" w:color="B8C2CC"/>
+            </w:tcBorders>
+            <w:tcMar>
+              <w:top w:w="55" w:type="dxa"/>
+              <w:left w:w="85" w:type="dxa"/>
+              <w:bottom w:w="55" w:type="dxa"/>
+              <w:right w:w="85" w:type="dxa"/>
+            </w:tcMar>
+            <w:vAlign w:val="center"/>
+          </w:tcPr>
+          <w:p>
+            <w:pPr>
+              <w:spacing w:line="250" w:lineRule="auto"/>
+            </w:pPr>
+            <w:r>
+              <w:rPr>
+                <w:rFonts w:ascii="Arial" w:eastAsia="Arial" w:hAnsi="Arial" w:cs="Arial"/>
+                <w:color w:val="1A1A1A"/>
+                <w:sz w:val="15"/>
+                <w:szCs w:val="15"/>
+              </w:rPr>
+              <w:t>Qué hará el sistema, qué se les pide y cómo se lee una alerta.</w:t>
+            </w:r>
+          </w:p>
+        </w:tc>
+        <w:tc>
+          <w:tcPr>
+            <w:tcW w:w="2108" w:type="dxa"/>
+            <w:tcBorders>
+              <w:top w:val="single" w:sz="4" w:space="0" w:color="B8C2CC"/>
+              <w:left w:val="single" w:sz="4" w:space="0" w:color="B8C2CC"/>
+              <w:bottom w:val="single" w:sz="4" w:space="0" w:color="B8C2CC"/>
+              <w:right w:val="single" w:sz="4" w:space="0" w:color="B8C2CC"/>
+            </w:tcBorders>
+            <w:tcMar>
+              <w:top w:w="55" w:type="dxa"/>
+              <w:left w:w="85" w:type="dxa"/>
+              <w:bottom w:w="55" w:type="dxa"/>
+              <w:right w:w="85" w:type="dxa"/>
+            </w:tcMar>
+            <w:vAlign w:val="center"/>
+          </w:tcPr>
+          <w:p>
+            <w:pPr>
+              <w:spacing w:line="250" w:lineRule="auto"/>
+            </w:pPr>
+            <w:r>
+              <w:rPr>
+                <w:rFonts w:ascii="Arial" w:eastAsia="Arial" w:hAnsi="Arial" w:cs="Arial"/>
+                <w:color w:val="1A1A1A"/>
+                <w:sz w:val="15"/>
+                <w:szCs w:val="15"/>
+              </w:rPr>
+              <w:t>Taller presencial, en lenguaje sencillo.</w:t>
+            </w:r>
+          </w:p>
+        </w:tc>
+        <w:tc>
+          <w:tcPr>
+            <w:tcW w:w="1583" w:type="dxa"/>
+            <w:tcBorders>
+              <w:top w:val="single" w:sz="4" w:space="0" w:color="B8C2CC"/>
+              <w:left w:val="single" w:sz="4" w:space="0" w:color="B8C2CC"/>
+              <w:bottom w:val="single" w:sz="4" w:space="0" w:color="B8C2CC"/>
+              <w:right w:val="single" w:sz="4" w:space="0" w:color="B8C2CC"/>
+            </w:tcBorders>
+            <w:tcMar>
+              <w:top w:w="55" w:type="dxa"/>
+              <w:left w:w="85" w:type="dxa"/>
+              <w:bottom w:w="55" w:type="dxa"/>
+              <w:right w:w="85" w:type="dxa"/>
+            </w:tcMar>
+            <w:vAlign w:val="center"/>
+          </w:tcPr>
+          <w:p>
+            <w:pPr>
+              <w:spacing w:line="250" w:lineRule="auto"/>
+            </w:pPr>
+            <w:r>
+              <w:rPr>
+                <w:rFonts w:ascii="Arial" w:eastAsia="Arial" w:hAnsi="Arial" w:cs="Arial"/>
+                <w:color w:val="1A1A1A"/>
+                <w:sz w:val="15"/>
+                <w:szCs w:val="15"/>
+              </w:rPr>
+              <w:t>Semana 3, Sprint 4 y piloto</w:t>
+            </w:r>
+          </w:p>
+        </w:tc>
+      </w:tr>
+      <w:tr>
+        <w:tblPrEx>
+          <w:tblCellMar>
+            <w:top w:w="0" w:type="dxa"/>
+            <w:bottom w:w="0" w:type="dxa"/>
+          </w:tblCellMar>
+        </w:tblPrEx>
+        <w:trPr>
+          <w:cantSplit/>
+        </w:trPr>
+        <w:tc>
+          <w:tcPr>
+            <w:tcW w:w="1933" w:type="dxa"/>
+            <w:tcBorders>
+              <w:top w:val="single" w:sz="4" w:space="0" w:color="B8C2CC"/>
+              <w:left w:val="single" w:sz="4" w:space="0" w:color="B8C2CC"/>
+              <w:bottom w:val="single" w:sz="4" w:space="0" w:color="B8C2CC"/>
+              <w:right w:val="single" w:sz="4" w:space="0" w:color="B8C2CC"/>
+            </w:tcBorders>
+            <w:shd w:val="clear" w:color="auto" w:fill="F5F7FA"/>
+            <w:tcMar>
+              <w:top w:w="55" w:type="dxa"/>
+              <w:left w:w="85" w:type="dxa"/>
+              <w:bottom w:w="55" w:type="dxa"/>
+              <w:right w:w="85" w:type="dxa"/>
+            </w:tcMar>
+            <w:vAlign w:val="center"/>
+          </w:tcPr>
+          <w:p>
+            <w:pPr>
+              <w:spacing w:line="250" w:lineRule="auto"/>
+            </w:pPr>
+            <w:r>
+              <w:rPr>
+                <w:rFonts w:ascii="Arial" w:eastAsia="Arial" w:hAnsi="Arial" w:cs="Arial"/>
+                <w:color w:val="1A1A1A"/>
+                <w:sz w:val="15"/>
+                <w:szCs w:val="15"/>
+              </w:rPr>
+              <w:t>Gestora de Cubicol y encargado de TI (I-07, I-08)</w:t>
+            </w:r>
+          </w:p>
+        </w:tc>
+        <w:tc>
+          <w:tcPr>
+            <w:tcW w:w="3163" w:type="dxa"/>
+            <w:tcBorders>
+              <w:top w:val="single" w:sz="4" w:space="0" w:color="B8C2CC"/>
+              <w:left w:val="single" w:sz="4" w:space="0" w:color="B8C2CC"/>
+              <w:bottom w:val="single" w:sz="4" w:space="0" w:color="B8C2CC"/>
+              <w:right w:val="single" w:sz="4" w:space="0" w:color="B8C2CC"/>
+            </w:tcBorders>
+            <w:shd w:val="clear" w:color="auto" w:fill="F5F7FA"/>
+            <w:tcMar>
+              <w:top w:w="55" w:type="dxa"/>
+              <w:left w:w="85" w:type="dxa"/>
+              <w:bottom w:w="55" w:type="dxa"/>
+              <w:right w:w="85" w:type="dxa"/>
+            </w:tcMar>
+            <w:vAlign w:val="center"/>
+          </w:tcPr>
+          <w:p>
+            <w:pPr>
+              <w:spacing w:line="250" w:lineRule="auto"/>
+            </w:pPr>
+            <w:r>
+              <w:rPr>
+                <w:rFonts w:ascii="Arial" w:eastAsia="Arial" w:hAnsi="Arial" w:cs="Arial"/>
+                <w:color w:val="1A1A1A"/>
+                <w:sz w:val="15"/>
+                <w:szCs w:val="15"/>
+              </w:rPr>
+              <w:t>Qué datos se piden, en qué formato y para qué fecha; qué deberán operar después.</w:t>
+            </w:r>
+          </w:p>
+        </w:tc>
+        <w:tc>
+          <w:tcPr>
+            <w:tcW w:w="2108" w:type="dxa"/>
+            <w:tcBorders>
+              <w:top w:val="single" w:sz="4" w:space="0" w:color="B8C2CC"/>
+              <w:left w:val="single" w:sz="4" w:space="0" w:color="B8C2CC"/>
+              <w:bottom w:val="single" w:sz="4" w:space="0" w:color="B8C2CC"/>
+              <w:right w:val="single" w:sz="4" w:space="0" w:color="B8C2CC"/>
+            </w:tcBorders>
+            <w:shd w:val="clear" w:color="auto" w:fill="F5F7FA"/>
+            <w:tcMar>
+              <w:top w:w="55" w:type="dxa"/>
+              <w:left w:w="85" w:type="dxa"/>
+              <w:bottom w:w="55" w:type="dxa"/>
+              <w:right w:w="85" w:type="dxa"/>
+            </w:tcMar>
+            <w:vAlign w:val="center"/>
+          </w:tcPr>
+          <w:p>
+            <w:pPr>
+              <w:spacing w:line="250" w:lineRule="auto"/>
+            </w:pPr>
+            <w:r>
+              <w:rPr>
+                <w:rFonts w:ascii="Arial" w:eastAsia="Arial" w:hAnsi="Arial" w:cs="Arial"/>
+                <w:color w:val="1A1A1A"/>
+                <w:sz w:val="15"/>
+                <w:szCs w:val="15"/>
+              </w:rPr>
+              <w:t>Pedido escrito breve y reunión.</w:t>
+            </w:r>
+          </w:p>
+        </w:tc>
+        <w:tc>
+          <w:tcPr>
+            <w:tcW w:w="1583" w:type="dxa"/>
+            <w:tcBorders>
+              <w:top w:val="single" w:sz="4" w:space="0" w:color="B8C2CC"/>
+              <w:left w:val="single" w:sz="4" w:space="0" w:color="B8C2CC"/>
+              <w:bottom w:val="single" w:sz="4" w:space="0" w:color="B8C2CC"/>
+              <w:right w:val="single" w:sz="4" w:space="0" w:color="B8C2CC"/>
+            </w:tcBorders>
+            <w:shd w:val="clear" w:color="auto" w:fill="F5F7FA"/>
+            <w:tcMar>
+              <w:top w:w="55" w:type="dxa"/>
+              <w:left w:w="85" w:type="dxa"/>
+              <w:bottom w:w="55" w:type="dxa"/>
+              <w:right w:w="85" w:type="dxa"/>
+            </w:tcMar>
+            <w:vAlign w:val="center"/>
+          </w:tcPr>
+          <w:p>
+            <w:pPr>
+              <w:spacing w:line="250" w:lineRule="auto"/>
+            </w:pPr>
+            <w:r>
+              <w:rPr>
+                <w:rFonts w:ascii="Arial" w:eastAsia="Arial" w:hAnsi="Arial" w:cs="Arial"/>
+                <w:color w:val="1A1A1A"/>
+                <w:sz w:val="15"/>
+                <w:szCs w:val="15"/>
+              </w:rPr>
+              <w:t>Sprints 1 a 3 y Sprint 6</w:t>
+            </w:r>
+          </w:p>
+        </w:tc>
+      </w:tr>
+      <w:tr>
+        <w:tblPrEx>
+          <w:tblCellMar>
+            <w:top w:w="0" w:type="dxa"/>
+            <w:bottom w:w="0" w:type="dxa"/>
+          </w:tblCellMar>
+        </w:tblPrEx>
+        <w:trPr>
+          <w:cantSplit/>
+        </w:trPr>
+        <w:tc>
+          <w:tcPr>
+            <w:tcW w:w="1933" w:type="dxa"/>
+            <w:tcBorders>
+              <w:top w:val="single" w:sz="4" w:space="0" w:color="B8C2CC"/>
+              <w:left w:val="single" w:sz="4" w:space="0" w:color="B8C2CC"/>
+              <w:bottom w:val="single" w:sz="4" w:space="0" w:color="B8C2CC"/>
+              <w:right w:val="single" w:sz="4" w:space="0" w:color="B8C2CC"/>
+            </w:tcBorders>
+            <w:tcMar>
+              <w:top w:w="55" w:type="dxa"/>
+              <w:left w:w="85" w:type="dxa"/>
+              <w:bottom w:w="55" w:type="dxa"/>
+              <w:right w:w="85" w:type="dxa"/>
+            </w:tcMar>
+            <w:vAlign w:val="center"/>
+          </w:tcPr>
+          <w:p>
+            <w:pPr>
+              <w:spacing w:line="250" w:lineRule="auto"/>
+            </w:pPr>
+            <w:r>
+              <w:rPr>
+                <w:rFonts w:ascii="Arial" w:eastAsia="Arial" w:hAnsi="Arial" w:cs="Arial"/>
+                <w:color w:val="1A1A1A"/>
+                <w:sz w:val="15"/>
+                <w:szCs w:val="15"/>
+              </w:rPr>
+              <w:t>Padres y apoderados (I-11)</w:t>
+            </w:r>
+          </w:p>
+        </w:tc>
+        <w:tc>
+          <w:tcPr>
+            <w:tcW w:w="3163" w:type="dxa"/>
+            <w:tcBorders>
+              <w:top w:val="single" w:sz="4" w:space="0" w:color="B8C2CC"/>
+              <w:left w:val="single" w:sz="4" w:space="0" w:color="B8C2CC"/>
+              <w:bottom w:val="single" w:sz="4" w:space="0" w:color="B8C2CC"/>
+              <w:right w:val="single" w:sz="4" w:space="0" w:color="B8C2CC"/>
+            </w:tcBorders>
+            <w:tcMar>
+              <w:top w:w="55" w:type="dxa"/>
+              <w:left w:w="85" w:type="dxa"/>
+              <w:bottom w:w="55" w:type="dxa"/>
+              <w:right w:w="85" w:type="dxa"/>
+            </w:tcMar>
+            <w:vAlign w:val="center"/>
+          </w:tcPr>
+          <w:p>
+            <w:pPr>
+              <w:spacing w:line="250" w:lineRule="auto"/>
+            </w:pPr>
+            <w:r>
+              <w:rPr>
+                <w:rFonts w:ascii="Arial" w:eastAsia="Arial" w:hAnsi="Arial" w:cs="Arial"/>
+                <w:color w:val="1A1A1A"/>
+                <w:sz w:val="15"/>
+                <w:szCs w:val="15"/>
+              </w:rPr>
+              <w:t>Qué datos de sus hijos se usan, con qué fin y cuáles son sus derechos.</w:t>
+            </w:r>
+          </w:p>
+        </w:tc>
+        <w:tc>
+          <w:tcPr>
+            <w:tcW w:w="2108" w:type="dxa"/>
+            <w:tcBorders>
+              <w:top w:val="single" w:sz="4" w:space="0" w:color="B8C2CC"/>
+              <w:left w:val="single" w:sz="4" w:space="0" w:color="B8C2CC"/>
+              <w:bottom w:val="single" w:sz="4" w:space="0" w:color="B8C2CC"/>
+              <w:right w:val="single" w:sz="4" w:space="0" w:color="B8C2CC"/>
+            </w:tcBorders>
+            <w:tcMar>
+              <w:top w:w="55" w:type="dxa"/>
+              <w:left w:w="85" w:type="dxa"/>
+              <w:bottom w:w="55" w:type="dxa"/>
+              <w:right w:w="85" w:type="dxa"/>
+            </w:tcMar>
+            <w:vAlign w:val="center"/>
+          </w:tcPr>
+          <w:p>
+            <w:pPr>
+              <w:spacing w:line="250" w:lineRule="auto"/>
+            </w:pPr>
+            <w:r>
+              <w:rPr>
+                <w:rFonts w:ascii="Arial" w:eastAsia="Arial" w:hAnsi="Arial" w:cs="Arial"/>
+                <w:color w:val="1A1A1A"/>
+                <w:sz w:val="15"/>
+                <w:szCs w:val="15"/>
+              </w:rPr>
+              <w:t>Comunicado del colegio.</w:t>
+            </w:r>
+          </w:p>
+        </w:tc>
+        <w:tc>
+          <w:tcPr>
+            <w:tcW w:w="1583" w:type="dxa"/>
+            <w:tcBorders>
+              <w:top w:val="single" w:sz="4" w:space="0" w:color="B8C2CC"/>
+              <w:left w:val="single" w:sz="4" w:space="0" w:color="B8C2CC"/>
+              <w:bottom w:val="single" w:sz="4" w:space="0" w:color="B8C2CC"/>
+              <w:right w:val="single" w:sz="4" w:space="0" w:color="B8C2CC"/>
+            </w:tcBorders>
+            <w:tcMar>
+              <w:top w:w="55" w:type="dxa"/>
+              <w:left w:w="85" w:type="dxa"/>
+              <w:bottom w:w="55" w:type="dxa"/>
+              <w:right w:w="85" w:type="dxa"/>
+            </w:tcMar>
+            <w:vAlign w:val="center"/>
+          </w:tcPr>
+          <w:p>
+            <w:pPr>
+              <w:spacing w:line="250" w:lineRule="auto"/>
+            </w:pPr>
+            <w:r>
+              <w:rPr>
+                <w:rFonts w:ascii="Arial" w:eastAsia="Arial" w:hAnsi="Arial" w:cs="Arial"/>
+                <w:color w:val="1A1A1A"/>
+                <w:sz w:val="15"/>
+                <w:szCs w:val="15"/>
+              </w:rPr>
+              <w:t>Antes de cargar datos reales</w:t>
+            </w:r>
+          </w:p>
+        </w:tc>
+      </w:tr>
+      <w:tr>
+        <w:tblPrEx>
+          <w:tblCellMar>
+            <w:top w:w="0" w:type="dxa"/>
+            <w:bottom w:w="0" w:type="dxa"/>
+          </w:tblCellMar>
+        </w:tblPrEx>
+        <w:trPr>
+          <w:cantSplit/>
+        </w:trPr>
+        <w:tc>
+          <w:tcPr>
+            <w:tcW w:w="1933" w:type="dxa"/>
+            <w:tcBorders>
+              <w:top w:val="single" w:sz="4" w:space="0" w:color="B8C2CC"/>
+              <w:left w:val="single" w:sz="4" w:space="0" w:color="B8C2CC"/>
+              <w:bottom w:val="single" w:sz="4" w:space="0" w:color="B8C2CC"/>
+              <w:right w:val="single" w:sz="4" w:space="0" w:color="B8C2CC"/>
+            </w:tcBorders>
+            <w:shd w:val="clear" w:color="auto" w:fill="F5F7FA"/>
+            <w:tcMar>
+              <w:top w:w="55" w:type="dxa"/>
+              <w:left w:w="85" w:type="dxa"/>
+              <w:bottom w:w="55" w:type="dxa"/>
+              <w:right w:w="85" w:type="dxa"/>
+            </w:tcMar>
+            <w:vAlign w:val="center"/>
+          </w:tcPr>
+          <w:p>
+            <w:pPr>
+              <w:spacing w:line="250" w:lineRule="auto"/>
+            </w:pPr>
+            <w:r>
+              <w:rPr>
+                <w:rFonts w:ascii="Arial" w:eastAsia="Arial" w:hAnsi="Arial" w:cs="Arial"/>
+                <w:color w:val="1A1A1A"/>
+                <w:sz w:val="15"/>
+                <w:szCs w:val="15"/>
+              </w:rPr>
+              <w:t>Estudiantes (I-10)</w:t>
+            </w:r>
+          </w:p>
+        </w:tc>
+        <w:tc>
+          <w:tcPr>
+            <w:tcW w:w="3163" w:type="dxa"/>
+            <w:tcBorders>
+              <w:top w:val="single" w:sz="4" w:space="0" w:color="B8C2CC"/>
+              <w:left w:val="single" w:sz="4" w:space="0" w:color="B8C2CC"/>
+              <w:bottom w:val="single" w:sz="4" w:space="0" w:color="B8C2CC"/>
+              <w:right w:val="single" w:sz="4" w:space="0" w:color="B8C2CC"/>
+            </w:tcBorders>
+            <w:shd w:val="clear" w:color="auto" w:fill="F5F7FA"/>
+            <w:tcMar>
+              <w:top w:w="55" w:type="dxa"/>
+              <w:left w:w="85" w:type="dxa"/>
+              <w:bottom w:w="55" w:type="dxa"/>
+              <w:right w:w="85" w:type="dxa"/>
+            </w:tcMar>
+            <w:vAlign w:val="center"/>
+          </w:tcPr>
+          <w:p>
+            <w:pPr>
+              <w:spacing w:line="250" w:lineRule="auto"/>
+            </w:pPr>
+            <w:r>
+              <w:rPr>
+                <w:rFonts w:ascii="Arial" w:eastAsia="Arial" w:hAnsi="Arial" w:cs="Arial"/>
+                <w:color w:val="1A1A1A"/>
+                <w:sz w:val="15"/>
+                <w:szCs w:val="15"/>
+              </w:rPr>
+              <w:t>Reciben la información a través de sus tutores.</w:t>
+            </w:r>
+          </w:p>
+        </w:tc>
+        <w:tc>
+          <w:tcPr>
+            <w:tcW w:w="2108" w:type="dxa"/>
+            <w:tcBorders>
+              <w:top w:val="single" w:sz="4" w:space="0" w:color="B8C2CC"/>
+              <w:left w:val="single" w:sz="4" w:space="0" w:color="B8C2CC"/>
+              <w:bottom w:val="single" w:sz="4" w:space="0" w:color="B8C2CC"/>
+              <w:right w:val="single" w:sz="4" w:space="0" w:color="B8C2CC"/>
+            </w:tcBorders>
+            <w:shd w:val="clear" w:color="auto" w:fill="F5F7FA"/>
+            <w:tcMar>
+              <w:top w:w="55" w:type="dxa"/>
+              <w:left w:w="85" w:type="dxa"/>
+              <w:bottom w:w="55" w:type="dxa"/>
+              <w:right w:w="85" w:type="dxa"/>
+            </w:tcMar>
+            <w:vAlign w:val="center"/>
+          </w:tcPr>
+          <w:p>
+            <w:pPr>
+              <w:spacing w:line="250" w:lineRule="auto"/>
+            </w:pPr>
+            <w:r>
+              <w:rPr>
+                <w:rFonts w:ascii="Arial" w:eastAsia="Arial" w:hAnsi="Arial" w:cs="Arial"/>
+                <w:color w:val="1A1A1A"/>
+                <w:sz w:val="15"/>
+                <w:szCs w:val="15"/>
+              </w:rPr>
+              <w:t>Sin comunicación directa del proyecto.</w:t>
+            </w:r>
+          </w:p>
+        </w:tc>
+        <w:tc>
+          <w:tcPr>
+            <w:tcW w:w="1583" w:type="dxa"/>
+            <w:tcBorders>
+              <w:top w:val="single" w:sz="4" w:space="0" w:color="B8C2CC"/>
+              <w:left w:val="single" w:sz="4" w:space="0" w:color="B8C2CC"/>
+              <w:bottom w:val="single" w:sz="4" w:space="0" w:color="B8C2CC"/>
+              <w:right w:val="single" w:sz="4" w:space="0" w:color="B8C2CC"/>
+            </w:tcBorders>
+            <w:shd w:val="clear" w:color="auto" w:fill="F5F7FA"/>
+            <w:tcMar>
+              <w:top w:w="55" w:type="dxa"/>
+              <w:left w:w="85" w:type="dxa"/>
+              <w:bottom w:w="55" w:type="dxa"/>
+              <w:right w:w="85" w:type="dxa"/>
+            </w:tcMar>
+            <w:vAlign w:val="center"/>
+          </w:tcPr>
+          <w:p>
+            <w:pPr>
+              <w:spacing w:line="250" w:lineRule="auto"/>
+            </w:pPr>
+            <w:r>
+              <w:rPr>
+                <w:rFonts w:ascii="Arial" w:eastAsia="Arial" w:hAnsi="Arial" w:cs="Arial"/>
+                <w:color w:val="1A1A1A"/>
+                <w:sz w:val="15"/>
+                <w:szCs w:val="15"/>
+              </w:rPr>
+              <w:t>—</w:t>
+            </w:r>
+          </w:p>
+        </w:tc>
+      </w:tr>
+      <w:tr>
+        <w:tblPrEx>
+          <w:tblCellMar>
+            <w:top w:w="0" w:type="dxa"/>
+            <w:bottom w:w="0" w:type="dxa"/>
+          </w:tblCellMar>
+        </w:tblPrEx>
+        <w:trPr>
+          <w:cantSplit/>
+        </w:trPr>
+        <w:tc>
+          <w:tcPr>
+            <w:tcW w:w="1933" w:type="dxa"/>
+            <w:tcBorders>
+              <w:top w:val="single" w:sz="4" w:space="0" w:color="B8C2CC"/>
+              <w:left w:val="single" w:sz="4" w:space="0" w:color="B8C2CC"/>
+              <w:bottom w:val="single" w:sz="4" w:space="0" w:color="B8C2CC"/>
+              <w:right w:val="single" w:sz="4" w:space="0" w:color="B8C2CC"/>
+            </w:tcBorders>
+            <w:tcMar>
+              <w:top w:w="55" w:type="dxa"/>
+              <w:left w:w="85" w:type="dxa"/>
+              <w:bottom w:w="55" w:type="dxa"/>
+              <w:right w:w="85" w:type="dxa"/>
+            </w:tcMar>
+            <w:vAlign w:val="center"/>
+          </w:tcPr>
+          <w:p>
+            <w:pPr>
+              <w:spacing w:line="250" w:lineRule="auto"/>
+            </w:pPr>
+            <w:r>
+              <w:rPr>
+                <w:rFonts w:ascii="Arial" w:eastAsia="Arial" w:hAnsi="Arial" w:cs="Arial"/>
+                <w:color w:val="1A1A1A"/>
+                <w:sz w:val="15"/>
+                <w:szCs w:val="15"/>
+              </w:rPr>
+              <w:lastRenderedPageBreak/>
+              <w:t>Docente asesor (I-13)</w:t>
+            </w:r>
+          </w:p>
+        </w:tc>
+        <w:tc>
+          <w:tcPr>
+            <w:tcW w:w="3163" w:type="dxa"/>
+            <w:tcBorders>
+              <w:top w:val="single" w:sz="4" w:space="0" w:color="B8C2CC"/>
+              <w:left w:val="single" w:sz="4" w:space="0" w:color="B8C2CC"/>
+              <w:bottom w:val="single" w:sz="4" w:space="0" w:color="B8C2CC"/>
+              <w:right w:val="single" w:sz="4" w:space="0" w:color="B8C2CC"/>
+            </w:tcBorders>
+            <w:tcMar>
+              <w:top w:w="55" w:type="dxa"/>
+              <w:left w:w="85" w:type="dxa"/>
+              <w:bottom w:w="55" w:type="dxa"/>
+              <w:right w:w="85" w:type="dxa"/>
+            </w:tcMar>
+            <w:vAlign w:val="center"/>
+          </w:tcPr>
+          <w:p>
+            <w:pPr>
+              <w:spacing w:line="250" w:lineRule="auto"/>
+            </w:pPr>
+            <w:r>
+              <w:rPr>
+                <w:rFonts w:ascii="Arial" w:eastAsia="Arial" w:hAnsi="Arial" w:cs="Arial"/>
+                <w:color w:val="1A1A1A"/>
+                <w:sz w:val="15"/>
+                <w:szCs w:val="15"/>
+              </w:rPr>
+              <w:t>Avance frente al plan y aplicación de la guía.</w:t>
+            </w:r>
+          </w:p>
+        </w:tc>
+        <w:tc>
+          <w:tcPr>
+            <w:tcW w:w="2108" w:type="dxa"/>
+            <w:tcBorders>
+              <w:top w:val="single" w:sz="4" w:space="0" w:color="B8C2CC"/>
+              <w:left w:val="single" w:sz="4" w:space="0" w:color="B8C2CC"/>
+              <w:bottom w:val="single" w:sz="4" w:space="0" w:color="B8C2CC"/>
+              <w:right w:val="single" w:sz="4" w:space="0" w:color="B8C2CC"/>
+            </w:tcBorders>
+            <w:tcMar>
+              <w:top w:w="55" w:type="dxa"/>
+              <w:left w:w="85" w:type="dxa"/>
+              <w:bottom w:w="55" w:type="dxa"/>
+              <w:right w:w="85" w:type="dxa"/>
+            </w:tcMar>
+            <w:vAlign w:val="center"/>
+          </w:tcPr>
+          <w:p>
+            <w:pPr>
+              <w:spacing w:line="250" w:lineRule="auto"/>
+            </w:pPr>
+            <w:r>
+              <w:rPr>
+                <w:rFonts w:ascii="Arial" w:eastAsia="Arial" w:hAnsi="Arial" w:cs="Arial"/>
+                <w:color w:val="1A1A1A"/>
+                <w:sz w:val="15"/>
+                <w:szCs w:val="15"/>
+              </w:rPr>
+              <w:t>Blog y presentación en clase.</w:t>
+            </w:r>
+          </w:p>
+        </w:tc>
+        <w:tc>
+          <w:tcPr>
+            <w:tcW w:w="1583" w:type="dxa"/>
+            <w:tcBorders>
+              <w:top w:val="single" w:sz="4" w:space="0" w:color="B8C2CC"/>
+              <w:left w:val="single" w:sz="4" w:space="0" w:color="B8C2CC"/>
+              <w:bottom w:val="single" w:sz="4" w:space="0" w:color="B8C2CC"/>
+              <w:right w:val="single" w:sz="4" w:space="0" w:color="B8C2CC"/>
+            </w:tcBorders>
+            <w:tcMar>
+              <w:top w:w="55" w:type="dxa"/>
+              <w:left w:w="85" w:type="dxa"/>
+              <w:bottom w:w="55" w:type="dxa"/>
+              <w:right w:w="85" w:type="dxa"/>
+            </w:tcMar>
+            <w:vAlign w:val="center"/>
+          </w:tcPr>
+          <w:p>
+            <w:pPr>
+              <w:spacing w:line="250" w:lineRule="auto"/>
+            </w:pPr>
+            <w:r>
+              <w:rPr>
+                <w:rFonts w:ascii="Arial" w:eastAsia="Arial" w:hAnsi="Arial" w:cs="Arial"/>
+                <w:color w:val="1A1A1A"/>
+                <w:sz w:val="15"/>
+                <w:szCs w:val="15"/>
+              </w:rPr>
+              <w:t>Cada semana</w:t>
+            </w:r>
+          </w:p>
+        </w:tc>
+      </w:tr>
+      <w:tr>
+        <w:tblPrEx>
+          <w:tblCellMar>
+            <w:top w:w="0" w:type="dxa"/>
+            <w:bottom w:w="0" w:type="dxa"/>
+          </w:tblCellMar>
+        </w:tblPrEx>
+        <w:trPr>
+          <w:cantSplit/>
+        </w:trPr>
+        <w:tc>
+          <w:tcPr>
+            <w:tcW w:w="1933" w:type="dxa"/>
+            <w:tcBorders>
+              <w:top w:val="single" w:sz="4" w:space="0" w:color="B8C2CC"/>
+              <w:left w:val="single" w:sz="4" w:space="0" w:color="B8C2CC"/>
+              <w:bottom w:val="single" w:sz="4" w:space="0" w:color="B8C2CC"/>
+              <w:right w:val="single" w:sz="4" w:space="0" w:color="B8C2CC"/>
+            </w:tcBorders>
+            <w:shd w:val="clear" w:color="auto" w:fill="F5F7FA"/>
+            <w:tcMar>
+              <w:top w:w="55" w:type="dxa"/>
+              <w:left w:w="85" w:type="dxa"/>
+              <w:bottom w:w="55" w:type="dxa"/>
+              <w:right w:w="85" w:type="dxa"/>
+            </w:tcMar>
+            <w:vAlign w:val="center"/>
+          </w:tcPr>
+          <w:p>
+            <w:pPr>
+              <w:spacing w:line="250" w:lineRule="auto"/>
+            </w:pPr>
+            <w:r>
+              <w:rPr>
+                <w:rFonts w:ascii="Arial" w:eastAsia="Arial" w:hAnsi="Arial" w:cs="Arial"/>
+                <w:color w:val="1A1A1A"/>
+                <w:sz w:val="15"/>
+                <w:szCs w:val="15"/>
+              </w:rPr>
+              <w:t>Equipo del proyecto (I-12)</w:t>
+            </w:r>
+          </w:p>
+        </w:tc>
+        <w:tc>
+          <w:tcPr>
+            <w:tcW w:w="3163" w:type="dxa"/>
+            <w:tcBorders>
+              <w:top w:val="single" w:sz="4" w:space="0" w:color="B8C2CC"/>
+              <w:left w:val="single" w:sz="4" w:space="0" w:color="B8C2CC"/>
+              <w:bottom w:val="single" w:sz="4" w:space="0" w:color="B8C2CC"/>
+              <w:right w:val="single" w:sz="4" w:space="0" w:color="B8C2CC"/>
+            </w:tcBorders>
+            <w:shd w:val="clear" w:color="auto" w:fill="F5F7FA"/>
+            <w:tcMar>
+              <w:top w:w="55" w:type="dxa"/>
+              <w:left w:w="85" w:type="dxa"/>
+              <w:bottom w:w="55" w:type="dxa"/>
+              <w:right w:w="85" w:type="dxa"/>
+            </w:tcMar>
+            <w:vAlign w:val="center"/>
+          </w:tcPr>
+          <w:p>
+            <w:pPr>
+              <w:spacing w:line="250" w:lineRule="auto"/>
+            </w:pPr>
+            <w:r>
+              <w:rPr>
+                <w:rFonts w:ascii="Arial" w:eastAsia="Arial" w:hAnsi="Arial" w:cs="Arial"/>
+                <w:color w:val="1A1A1A"/>
+                <w:sz w:val="15"/>
+                <w:szCs w:val="15"/>
+              </w:rPr>
+              <w:t>Tareas, impedimentos y cambios aprobados.</w:t>
+            </w:r>
+          </w:p>
+        </w:tc>
+        <w:tc>
+          <w:tcPr>
+            <w:tcW w:w="2108" w:type="dxa"/>
+            <w:tcBorders>
+              <w:top w:val="single" w:sz="4" w:space="0" w:color="B8C2CC"/>
+              <w:left w:val="single" w:sz="4" w:space="0" w:color="B8C2CC"/>
+              <w:bottom w:val="single" w:sz="4" w:space="0" w:color="B8C2CC"/>
+              <w:right w:val="single" w:sz="4" w:space="0" w:color="B8C2CC"/>
+            </w:tcBorders>
+            <w:shd w:val="clear" w:color="auto" w:fill="F5F7FA"/>
+            <w:tcMar>
+              <w:top w:w="55" w:type="dxa"/>
+              <w:left w:w="85" w:type="dxa"/>
+              <w:bottom w:w="55" w:type="dxa"/>
+              <w:right w:w="85" w:type="dxa"/>
+            </w:tcMar>
+            <w:vAlign w:val="center"/>
+          </w:tcPr>
+          <w:p>
+            <w:pPr>
+              <w:spacing w:line="250" w:lineRule="auto"/>
+            </w:pPr>
+            <w:r>
+              <w:rPr>
+                <w:rFonts w:ascii="Arial" w:eastAsia="Arial" w:hAnsi="Arial" w:cs="Arial"/>
+                <w:color w:val="1A1A1A"/>
+                <w:sz w:val="15"/>
+                <w:szCs w:val="15"/>
+              </w:rPr>
+              <w:t>Reunión breve y tablero de tareas.</w:t>
+            </w:r>
+          </w:p>
+        </w:tc>
+        <w:tc>
+          <w:tcPr>
+            <w:tcW w:w="1583" w:type="dxa"/>
+            <w:tcBorders>
+              <w:top w:val="single" w:sz="4" w:space="0" w:color="B8C2CC"/>
+              <w:left w:val="single" w:sz="4" w:space="0" w:color="B8C2CC"/>
+              <w:bottom w:val="single" w:sz="4" w:space="0" w:color="B8C2CC"/>
+              <w:right w:val="single" w:sz="4" w:space="0" w:color="B8C2CC"/>
+            </w:tcBorders>
+            <w:shd w:val="clear" w:color="auto" w:fill="F5F7FA"/>
+            <w:tcMar>
+              <w:top w:w="55" w:type="dxa"/>
+              <w:left w:w="85" w:type="dxa"/>
+              <w:bottom w:w="55" w:type="dxa"/>
+              <w:right w:w="85" w:type="dxa"/>
+            </w:tcMar>
+            <w:vAlign w:val="center"/>
+          </w:tcPr>
+          <w:p>
+            <w:pPr>
+              <w:spacing w:line="250" w:lineRule="auto"/>
+            </w:pPr>
+            <w:r>
+              <w:rPr>
+                <w:rFonts w:ascii="Arial" w:eastAsia="Arial" w:hAnsi="Arial" w:cs="Arial"/>
+                <w:color w:val="1A1A1A"/>
+                <w:sz w:val="15"/>
+                <w:szCs w:val="15"/>
+              </w:rPr>
+              <w:t>Cada día</w:t>
+            </w:r>
+          </w:p>
+        </w:tc>
+      </w:tr>
+      <w:tr>
+        <w:tblPrEx>
+          <w:tblCellMar>
+            <w:top w:w="0" w:type="dxa"/>
+            <w:bottom w:w="0" w:type="dxa"/>
+          </w:tblCellMar>
+        </w:tblPrEx>
+        <w:trPr>
+          <w:cantSplit/>
+        </w:trPr>
+        <w:tc>
+          <w:tcPr>
+            <w:tcW w:w="1933" w:type="dxa"/>
+            <w:tcBorders>
+              <w:top w:val="single" w:sz="4" w:space="0" w:color="B8C2CC"/>
+              <w:left w:val="single" w:sz="4" w:space="0" w:color="B8C2CC"/>
+              <w:bottom w:val="single" w:sz="4" w:space="0" w:color="B8C2CC"/>
+              <w:right w:val="single" w:sz="4" w:space="0" w:color="B8C2CC"/>
+            </w:tcBorders>
+            <w:tcMar>
+              <w:top w:w="55" w:type="dxa"/>
+              <w:left w:w="85" w:type="dxa"/>
+              <w:bottom w:w="55" w:type="dxa"/>
+              <w:right w:w="85" w:type="dxa"/>
+            </w:tcMar>
+            <w:vAlign w:val="center"/>
+          </w:tcPr>
+          <w:p>
+            <w:pPr>
+              <w:spacing w:line="250" w:lineRule="auto"/>
+            </w:pPr>
+            <w:r>
+              <w:rPr>
+                <w:rFonts w:ascii="Arial" w:eastAsia="Arial" w:hAnsi="Arial" w:cs="Arial"/>
+                <w:color w:val="1A1A1A"/>
+                <w:sz w:val="15"/>
+                <w:szCs w:val="15"/>
+              </w:rPr>
+              <w:t>Personal administrativo, proveedores y reguladores (I-09, I-14 a I-17)</w:t>
+            </w:r>
+          </w:p>
+        </w:tc>
+        <w:tc>
+          <w:tcPr>
+            <w:tcW w:w="3163" w:type="dxa"/>
+            <w:tcBorders>
+              <w:top w:val="single" w:sz="4" w:space="0" w:color="B8C2CC"/>
+              <w:left w:val="single" w:sz="4" w:space="0" w:color="B8C2CC"/>
+              <w:bottom w:val="single" w:sz="4" w:space="0" w:color="B8C2CC"/>
+              <w:right w:val="single" w:sz="4" w:space="0" w:color="B8C2CC"/>
+            </w:tcBorders>
+            <w:tcMar>
+              <w:top w:w="55" w:type="dxa"/>
+              <w:left w:w="85" w:type="dxa"/>
+              <w:bottom w:w="55" w:type="dxa"/>
+              <w:right w:w="85" w:type="dxa"/>
+            </w:tcMar>
+            <w:vAlign w:val="center"/>
+          </w:tcPr>
+          <w:p>
+            <w:pPr>
+              <w:spacing w:line="250" w:lineRule="auto"/>
+            </w:pPr>
+            <w:r>
+              <w:rPr>
+                <w:rFonts w:ascii="Arial" w:eastAsia="Arial" w:hAnsi="Arial" w:cs="Arial"/>
+                <w:color w:val="1A1A1A"/>
+                <w:sz w:val="15"/>
+                <w:szCs w:val="15"/>
+              </w:rPr>
+              <w:t>No requieren información periódica; se consultan sus normas y condiciones de servicio.</w:t>
+            </w:r>
+          </w:p>
+        </w:tc>
+        <w:tc>
+          <w:tcPr>
+            <w:tcW w:w="2108" w:type="dxa"/>
+            <w:tcBorders>
+              <w:top w:val="single" w:sz="4" w:space="0" w:color="B8C2CC"/>
+              <w:left w:val="single" w:sz="4" w:space="0" w:color="B8C2CC"/>
+              <w:bottom w:val="single" w:sz="4" w:space="0" w:color="B8C2CC"/>
+              <w:right w:val="single" w:sz="4" w:space="0" w:color="B8C2CC"/>
+            </w:tcBorders>
+            <w:tcMar>
+              <w:top w:w="55" w:type="dxa"/>
+              <w:left w:w="85" w:type="dxa"/>
+              <w:bottom w:w="55" w:type="dxa"/>
+              <w:right w:w="85" w:type="dxa"/>
+            </w:tcMar>
+            <w:vAlign w:val="center"/>
+          </w:tcPr>
+          <w:p>
+            <w:pPr>
+              <w:spacing w:line="250" w:lineRule="auto"/>
+            </w:pPr>
+            <w:r>
+              <w:rPr>
+                <w:rFonts w:ascii="Arial" w:eastAsia="Arial" w:hAnsi="Arial" w:cs="Arial"/>
+                <w:color w:val="1A1A1A"/>
+                <w:sz w:val="15"/>
+                <w:szCs w:val="15"/>
+              </w:rPr>
+              <w:t>Consulta puntual.</w:t>
+            </w:r>
+          </w:p>
+        </w:tc>
+        <w:tc>
+          <w:tcPr>
+            <w:tcW w:w="1583" w:type="dxa"/>
+            <w:tcBorders>
+              <w:top w:val="single" w:sz="4" w:space="0" w:color="B8C2CC"/>
+              <w:left w:val="single" w:sz="4" w:space="0" w:color="B8C2CC"/>
+              <w:bottom w:val="single" w:sz="4" w:space="0" w:color="B8C2CC"/>
+              <w:right w:val="single" w:sz="4" w:space="0" w:color="B8C2CC"/>
+            </w:tcBorders>
+            <w:tcMar>
+              <w:top w:w="55" w:type="dxa"/>
+              <w:left w:w="85" w:type="dxa"/>
+              <w:bottom w:w="55" w:type="dxa"/>
+              <w:right w:w="85" w:type="dxa"/>
+            </w:tcMar>
+            <w:vAlign w:val="center"/>
+          </w:tcPr>
+          <w:p>
+            <w:pPr>
+              <w:spacing w:line="250" w:lineRule="auto"/>
+            </w:pPr>
+            <w:r>
+              <w:rPr>
+                <w:rFonts w:ascii="Arial" w:eastAsia="Arial" w:hAnsi="Arial" w:cs="Arial"/>
+                <w:color w:val="1A1A1A"/>
+                <w:sz w:val="15"/>
+                <w:szCs w:val="15"/>
+              </w:rPr>
+              <w:t>Cuando haga falta</w:t>
+            </w:r>
+          </w:p>
+        </w:tc>
+      </w:tr>
+    </w:tbl>
+    <w:p>
+      <w:pPr>
+        <w:spacing w:after="160"/>
+      </w:pPr>
+    </w:p>
+    <w:p>
+      <w:pPr>
+        <w:sectPr>
+          <w:headerReference w:type="default" r:id="rId11"/>
+          <w:footerReference w:type="default" r:id="rId12"/>
+          <w:pgSz w:w="11906" w:h="16838"/>
+          <w:pgMar w:top="1418" w:right="1418" w:bottom="1304" w:left="1701" w:header="620" w:footer="560" w:gutter="0"/>
+          <w:cols w:space="720"/>
+          <w:docGrid w:linePitch="360"/>
+        </w:sectPr>
+      </w:pPr>
+    </w:p>
+    <w:p>
+      <w:pPr>
+        <w:pStyle w:val="Ttulo1"/>
+      </w:pPr>
+      <w:bookmarkStart w:id="2" w:name="_Toc242538760"/>
+      <w:r>
+        <w:lastRenderedPageBreak/>
+        <w:t>3. Matriz de comunicaciones</w:t>
+      </w:r>
+      <w:bookmarkEnd w:id="2"/>
+    </w:p>
+    <w:p>
+      <w:pPr>
+        <w:keepNext/>
+        <w:spacing w:before="120" w:after="80"/>
+      </w:pPr>
+      <w:r>
+        <w:rPr>
+          <w:rFonts w:ascii="Arial" w:eastAsia="Arial" w:hAnsi="Arial" w:cs="Arial"/>
+          <w:b/>
+          <w:bCs/>
+          <w:color w:val="1F3864"/>
+          <w:sz w:val="18"/>
+          <w:szCs w:val="18"/>
+        </w:rPr>
+        <w:t xml:space="preserve">Tabla 3. </w:t>
       </w:r>
       <w:r>
         <w:rPr>
@@ -3170,15 +5567,16 @@
           <w:left w:w="10" w:type="dxa"/>
           <w:right w:w="10" w:type="dxa"/>
         </w:tblCellMar>
-        <w:tblLook w:val="04A0" w:firstRow="1" w:lastRow="0" w:firstColumn="1" w:lastColumn="0" w:noHBand="0" w:noVBand="1"/>
+        <w:tblLook w:val="0000" w:firstRow="0" w:lastRow="0" w:firstColumn="0" w:lastColumn="0" w:noHBand="0" w:noVBand="0"/>
       </w:tblPr>
       <w:tblGrid>
-        <w:gridCol w:w="3205"/>
-        <w:gridCol w:w="2622"/>
-        <w:gridCol w:w="1894"/>
+        <w:gridCol w:w="1019"/>
+        <w:gridCol w:w="2914"/>
         <w:gridCol w:w="2476"/>
-        <w:gridCol w:w="2185"/>
-        <w:gridCol w:w="2188"/>
+        <w:gridCol w:w="1748"/>
+        <w:gridCol w:w="2331"/>
+        <w:gridCol w:w="2039"/>
+        <w:gridCol w:w="2043"/>
       </w:tblGrid>
       <w:tr>
         <w:tblPrEx>
@@ -3193,7 +5591,7 @@
         </w:trPr>
         <w:tc>
           <w:tcPr>
-            <w:tcW w:w="3205" w:type="dxa"/>
+            <w:tcW w:w="1019" w:type="dxa"/>
             <w:tcBorders>
               <w:top w:val="single" w:sz="4" w:space="0" w:color="B8C2CC"/>
               <w:left w:val="single" w:sz="4" w:space="0" w:color="B8C2CC"/>
@@ -3223,13 +5621,13 @@
                 <w:sz w:val="15"/>
                 <w:szCs w:val="15"/>
               </w:rPr>
-              <w:t>Qué se comunica</w:t>
-            </w:r>
-          </w:p>
-        </w:tc>
-        <w:tc>
-          <w:tcPr>
-            <w:tcW w:w="2622" w:type="dxa"/>
+              <w:t>Código</w:t>
+            </w:r>
+          </w:p>
+        </w:tc>
+        <w:tc>
+          <w:tcPr>
+            <w:tcW w:w="2914" w:type="dxa"/>
             <w:tcBorders>
               <w:top w:val="single" w:sz="4" w:space="0" w:color="B8C2CC"/>
               <w:left w:val="single" w:sz="4" w:space="0" w:color="B8C2CC"/>
@@ -3259,13 +5657,13 @@
                 <w:sz w:val="15"/>
                 <w:szCs w:val="15"/>
               </w:rPr>
-              <w:t>A quién</w:t>
-            </w:r>
-          </w:p>
-        </w:tc>
-        <w:tc>
-          <w:tcPr>
-            <w:tcW w:w="1894" w:type="dxa"/>
+              <w:t>Qué se comunica</w:t>
+            </w:r>
+          </w:p>
+        </w:tc>
+        <w:tc>
+          <w:tcPr>
+            <w:tcW w:w="2476" w:type="dxa"/>
             <w:tcBorders>
               <w:top w:val="single" w:sz="4" w:space="0" w:color="B8C2CC"/>
               <w:left w:val="single" w:sz="4" w:space="0" w:color="B8C2CC"/>
@@ -3295,13 +5693,13 @@
                 <w:sz w:val="15"/>
                 <w:szCs w:val="15"/>
               </w:rPr>
-              <w:t>Quién lo emite</w:t>
-            </w:r>
-          </w:p>
-        </w:tc>
-        <w:tc>
-          <w:tcPr>
-            <w:tcW w:w="2476" w:type="dxa"/>
+              <w:t>A quién</w:t>
+            </w:r>
+          </w:p>
+        </w:tc>
+        <w:tc>
+          <w:tcPr>
+            <w:tcW w:w="1748" w:type="dxa"/>
             <w:tcBorders>
               <w:top w:val="single" w:sz="4" w:space="0" w:color="B8C2CC"/>
               <w:left w:val="single" w:sz="4" w:space="0" w:color="B8C2CC"/>
@@ -3331,13 +5729,13 @@
                 <w:sz w:val="15"/>
                 <w:szCs w:val="15"/>
               </w:rPr>
-              <w:t>Canal</w:t>
-            </w:r>
-          </w:p>
-        </w:tc>
-        <w:tc>
-          <w:tcPr>
-            <w:tcW w:w="2185" w:type="dxa"/>
+              <w:t>Quién lo emite</w:t>
+            </w:r>
+          </w:p>
+        </w:tc>
+        <w:tc>
+          <w:tcPr>
+            <w:tcW w:w="2331" w:type="dxa"/>
             <w:tcBorders>
               <w:top w:val="single" w:sz="4" w:space="0" w:color="B8C2CC"/>
               <w:left w:val="single" w:sz="4" w:space="0" w:color="B8C2CC"/>
@@ -3367,13 +5765,49 @@
                 <w:sz w:val="15"/>
                 <w:szCs w:val="15"/>
               </w:rPr>
+              <w:t>Canal</w:t>
+            </w:r>
+          </w:p>
+        </w:tc>
+        <w:tc>
+          <w:tcPr>
+            <w:tcW w:w="2039" w:type="dxa"/>
+            <w:tcBorders>
+              <w:top w:val="single" w:sz="4" w:space="0" w:color="B8C2CC"/>
+              <w:left w:val="single" w:sz="4" w:space="0" w:color="B8C2CC"/>
+              <w:bottom w:val="single" w:sz="4" w:space="0" w:color="B8C2CC"/>
+              <w:right w:val="single" w:sz="4" w:space="0" w:color="B8C2CC"/>
+            </w:tcBorders>
+            <w:shd w:val="clear" w:color="auto" w:fill="1F3864"/>
+            <w:tcMar>
+              <w:top w:w="55" w:type="dxa"/>
+              <w:left w:w="85" w:type="dxa"/>
+              <w:bottom w:w="55" w:type="dxa"/>
+              <w:right w:w="85" w:type="dxa"/>
+            </w:tcMar>
+            <w:vAlign w:val="center"/>
+          </w:tcPr>
+          <w:p>
+            <w:pPr>
+              <w:spacing w:line="250" w:lineRule="auto"/>
+              <w:jc w:val="center"/>
+            </w:pPr>
+            <w:r>
+              <w:rPr>
+                <w:rFonts w:ascii="Arial" w:eastAsia="Arial" w:hAnsi="Arial" w:cs="Arial"/>
+                <w:b/>
+                <w:bCs/>
+                <w:color w:val="FFFFFF"/>
+                <w:sz w:val="15"/>
+                <w:szCs w:val="15"/>
+              </w:rPr>
               <w:t>Frecuencia</w:t>
             </w:r>
           </w:p>
         </w:tc>
         <w:tc>
           <w:tcPr>
-            <w:tcW w:w="2188" w:type="dxa"/>
+            <w:tcW w:w="2043" w:type="dxa"/>
             <w:tcBorders>
               <w:top w:val="single" w:sz="4" w:space="0" w:color="B8C2CC"/>
               <w:left w:val="single" w:sz="4" w:space="0" w:color="B8C2CC"/>
@@ -3420,7 +5854,39 @@
         </w:trPr>
         <w:tc>
           <w:tcPr>
-            <w:tcW w:w="3205" w:type="dxa"/>
+            <w:tcW w:w="1019" w:type="dxa"/>
+            <w:tcBorders>
+              <w:top w:val="single" w:sz="4" w:space="0" w:color="B8C2CC"/>
+              <w:left w:val="single" w:sz="4" w:space="0" w:color="B8C2CC"/>
+              <w:bottom w:val="single" w:sz="4" w:space="0" w:color="B8C2CC"/>
+              <w:right w:val="single" w:sz="4" w:space="0" w:color="B8C2CC"/>
+            </w:tcBorders>
+            <w:tcMar>
+              <w:top w:w="55" w:type="dxa"/>
+              <w:left w:w="85" w:type="dxa"/>
+              <w:bottom w:w="55" w:type="dxa"/>
+              <w:right w:w="85" w:type="dxa"/>
+            </w:tcMar>
+            <w:vAlign w:val="center"/>
+          </w:tcPr>
+          <w:p>
+            <w:pPr>
+              <w:spacing w:line="250" w:lineRule="auto"/>
+            </w:pPr>
+            <w:r>
+              <w:rPr>
+                <w:rFonts w:ascii="Arial" w:eastAsia="Arial" w:hAnsi="Arial" w:cs="Arial"/>
+                <w:color w:val="1A1A1A"/>
+                <w:sz w:val="15"/>
+                <w:szCs w:val="15"/>
+              </w:rPr>
+              <w:t>PC-01</w:t>
+            </w:r>
+          </w:p>
+        </w:tc>
+        <w:tc>
+          <w:tcPr>
+            <w:tcW w:w="2914" w:type="dxa"/>
             <w:tcBorders>
               <w:top w:val="single" w:sz="4" w:space="0" w:color="B8C2CC"/>
               <w:left w:val="single" w:sz="4" w:space="0" w:color="B8C2CC"/>
@@ -3452,7 +5918,7 @@
         </w:tc>
         <w:tc>
           <w:tcPr>
-            <w:tcW w:w="2622" w:type="dxa"/>
+            <w:tcW w:w="2476" w:type="dxa"/>
             <w:tcBorders>
               <w:top w:val="single" w:sz="4" w:space="0" w:color="B8C2CC"/>
               <w:left w:val="single" w:sz="4" w:space="0" w:color="B8C2CC"/>
@@ -3484,7 +5950,7 @@
         </w:tc>
         <w:tc>
           <w:tcPr>
-            <w:tcW w:w="1894" w:type="dxa"/>
+            <w:tcW w:w="1748" w:type="dxa"/>
             <w:tcBorders>
               <w:top w:val="single" w:sz="4" w:space="0" w:color="B8C2CC"/>
               <w:left w:val="single" w:sz="4" w:space="0" w:color="B8C2CC"/>
@@ -3516,7 +5982,7 @@
         </w:tc>
         <w:tc>
           <w:tcPr>
-            <w:tcW w:w="2476" w:type="dxa"/>
+            <w:tcW w:w="2331" w:type="dxa"/>
             <w:tcBorders>
               <w:top w:val="single" w:sz="4" w:space="0" w:color="B8C2CC"/>
               <w:left w:val="single" w:sz="4" w:space="0" w:color="B8C2CC"/>
@@ -3548,7 +6014,7 @@
         </w:tc>
         <w:tc>
           <w:tcPr>
-            <w:tcW w:w="2185" w:type="dxa"/>
+            <w:tcW w:w="2039" w:type="dxa"/>
             <w:tcBorders>
               <w:top w:val="single" w:sz="4" w:space="0" w:color="B8C2CC"/>
               <w:left w:val="single" w:sz="4" w:space="0" w:color="B8C2CC"/>
@@ -3580,7 +6046,7 @@
         </w:tc>
         <w:tc>
           <w:tcPr>
-            <w:tcW w:w="2188" w:type="dxa"/>
+            <w:tcW w:w="2043" w:type="dxa"/>
             <w:tcBorders>
               <w:top w:val="single" w:sz="4" w:space="0" w:color="B8C2CC"/>
               <w:left w:val="single" w:sz="4" w:space="0" w:color="B8C2CC"/>
@@ -3623,7 +6089,7 @@
         </w:trPr>
         <w:tc>
           <w:tcPr>
-            <w:tcW w:w="3205" w:type="dxa"/>
+            <w:tcW w:w="1019" w:type="dxa"/>
             <w:tcBorders>
               <w:top w:val="single" w:sz="4" w:space="0" w:color="B8C2CC"/>
               <w:left w:val="single" w:sz="4" w:space="0" w:color="B8C2CC"/>
@@ -3650,13 +6116,46 @@
                 <w:sz w:val="15"/>
                 <w:szCs w:val="15"/>
               </w:rPr>
+              <w:t>PC-02</w:t>
+            </w:r>
+          </w:p>
+        </w:tc>
+        <w:tc>
+          <w:tcPr>
+            <w:tcW w:w="2914" w:type="dxa"/>
+            <w:tcBorders>
+              <w:top w:val="single" w:sz="4" w:space="0" w:color="B8C2CC"/>
+              <w:left w:val="single" w:sz="4" w:space="0" w:color="B8C2CC"/>
+              <w:bottom w:val="single" w:sz="4" w:space="0" w:color="B8C2CC"/>
+              <w:right w:val="single" w:sz="4" w:space="0" w:color="B8C2CC"/>
+            </w:tcBorders>
+            <w:shd w:val="clear" w:color="auto" w:fill="F5F7FA"/>
+            <w:tcMar>
+              <w:top w:w="55" w:type="dxa"/>
+              <w:left w:w="85" w:type="dxa"/>
+              <w:bottom w:w="55" w:type="dxa"/>
+              <w:right w:w="85" w:type="dxa"/>
+            </w:tcMar>
+            <w:vAlign w:val="center"/>
+          </w:tcPr>
+          <w:p>
+            <w:pPr>
+              <w:spacing w:line="250" w:lineRule="auto"/>
+            </w:pPr>
+            <w:r>
+              <w:rPr>
+                <w:rFonts w:ascii="Arial" w:eastAsia="Arial" w:hAnsi="Arial" w:cs="Arial"/>
+                <w:color w:val="1A1A1A"/>
+                <w:sz w:val="15"/>
+                <w:szCs w:val="15"/>
+              </w:rPr>
               <w:t>Demostración de avances (revisión del sprint)</w:t>
             </w:r>
           </w:p>
         </w:tc>
         <w:tc>
           <w:tcPr>
-            <w:tcW w:w="2622" w:type="dxa"/>
+            <w:tcW w:w="2476" w:type="dxa"/>
             <w:tcBorders>
               <w:top w:val="single" w:sz="4" w:space="0" w:color="B8C2CC"/>
               <w:left w:val="single" w:sz="4" w:space="0" w:color="B8C2CC"/>
@@ -3689,7 +6188,7 @@
         </w:tc>
         <w:tc>
           <w:tcPr>
-            <w:tcW w:w="1894" w:type="dxa"/>
+            <w:tcW w:w="1748" w:type="dxa"/>
             <w:tcBorders>
               <w:top w:val="single" w:sz="4" w:space="0" w:color="B8C2CC"/>
               <w:left w:val="single" w:sz="4" w:space="0" w:color="B8C2CC"/>
@@ -3722,7 +6221,7 @@
         </w:tc>
         <w:tc>
           <w:tcPr>
-            <w:tcW w:w="2476" w:type="dxa"/>
+            <w:tcW w:w="2331" w:type="dxa"/>
             <w:tcBorders>
               <w:top w:val="single" w:sz="4" w:space="0" w:color="B8C2CC"/>
               <w:left w:val="single" w:sz="4" w:space="0" w:color="B8C2CC"/>
@@ -3755,7 +6254,7 @@
         </w:tc>
         <w:tc>
           <w:tcPr>
-            <w:tcW w:w="2185" w:type="dxa"/>
+            <w:tcW w:w="2039" w:type="dxa"/>
             <w:tcBorders>
               <w:top w:val="single" w:sz="4" w:space="0" w:color="B8C2CC"/>
               <w:left w:val="single" w:sz="4" w:space="0" w:color="B8C2CC"/>
@@ -3788,7 +6287,7 @@
         </w:tc>
         <w:tc>
           <w:tcPr>
-            <w:tcW w:w="2188" w:type="dxa"/>
+            <w:tcW w:w="2043" w:type="dxa"/>
             <w:tcBorders>
               <w:top w:val="single" w:sz="4" w:space="0" w:color="B8C2CC"/>
               <w:left w:val="single" w:sz="4" w:space="0" w:color="B8C2CC"/>
@@ -3832,7 +6331,39 @@
         </w:trPr>
         <w:tc>
           <w:tcPr>
-            <w:tcW w:w="3205" w:type="dxa"/>
+            <w:tcW w:w="1019" w:type="dxa"/>
+            <w:tcBorders>
+              <w:top w:val="single" w:sz="4" w:space="0" w:color="B8C2CC"/>
+              <w:left w:val="single" w:sz="4" w:space="0" w:color="B8C2CC"/>
+              <w:bottom w:val="single" w:sz="4" w:space="0" w:color="B8C2CC"/>
+              <w:right w:val="single" w:sz="4" w:space="0" w:color="B8C2CC"/>
+            </w:tcBorders>
+            <w:tcMar>
+              <w:top w:w="55" w:type="dxa"/>
+              <w:left w:w="85" w:type="dxa"/>
+              <w:bottom w:w="55" w:type="dxa"/>
+              <w:right w:w="85" w:type="dxa"/>
+            </w:tcMar>
+            <w:vAlign w:val="center"/>
+          </w:tcPr>
+          <w:p>
+            <w:pPr>
+              <w:spacing w:line="250" w:lineRule="auto"/>
+            </w:pPr>
+            <w:r>
+              <w:rPr>
+                <w:rFonts w:ascii="Arial" w:eastAsia="Arial" w:hAnsi="Arial" w:cs="Arial"/>
+                <w:color w:val="1A1A1A"/>
+                <w:sz w:val="15"/>
+                <w:szCs w:val="15"/>
+              </w:rPr>
+              <w:t>PC-03</w:t>
+            </w:r>
+          </w:p>
+        </w:tc>
+        <w:tc>
+          <w:tcPr>
+            <w:tcW w:w="2914" w:type="dxa"/>
             <w:tcBorders>
               <w:top w:val="single" w:sz="4" w:space="0" w:color="B8C2CC"/>
               <w:left w:val="single" w:sz="4" w:space="0" w:color="B8C2CC"/>
@@ -3864,7 +6395,7 @@
         </w:tc>
         <w:tc>
           <w:tcPr>
-            <w:tcW w:w="2622" w:type="dxa"/>
+            <w:tcW w:w="2476" w:type="dxa"/>
             <w:tcBorders>
               <w:top w:val="single" w:sz="4" w:space="0" w:color="B8C2CC"/>
               <w:left w:val="single" w:sz="4" w:space="0" w:color="B8C2CC"/>
@@ -3896,7 +6427,7 @@
         </w:tc>
         <w:tc>
           <w:tcPr>
-            <w:tcW w:w="1894" w:type="dxa"/>
+            <w:tcW w:w="1748" w:type="dxa"/>
             <w:tcBorders>
               <w:top w:val="single" w:sz="4" w:space="0" w:color="B8C2CC"/>
               <w:left w:val="single" w:sz="4" w:space="0" w:color="B8C2CC"/>
@@ -3928,7 +6459,7 @@
         </w:tc>
         <w:tc>
           <w:tcPr>
-            <w:tcW w:w="2476" w:type="dxa"/>
+            <w:tcW w:w="2331" w:type="dxa"/>
             <w:tcBorders>
               <w:top w:val="single" w:sz="4" w:space="0" w:color="B8C2CC"/>
               <w:left w:val="single" w:sz="4" w:space="0" w:color="B8C2CC"/>
@@ -3960,7 +6491,7 @@
         </w:tc>
         <w:tc>
           <w:tcPr>
-            <w:tcW w:w="2185" w:type="dxa"/>
+            <w:tcW w:w="2039" w:type="dxa"/>
             <w:tcBorders>
               <w:top w:val="single" w:sz="4" w:space="0" w:color="B8C2CC"/>
               <w:left w:val="single" w:sz="4" w:space="0" w:color="B8C2CC"/>
@@ -3992,7 +6523,7 @@
         </w:tc>
         <w:tc>
           <w:tcPr>
-            <w:tcW w:w="2188" w:type="dxa"/>
+            <w:tcW w:w="2043" w:type="dxa"/>
             <w:tcBorders>
               <w:top w:val="single" w:sz="4" w:space="0" w:color="B8C2CC"/>
               <w:left w:val="single" w:sz="4" w:space="0" w:color="B8C2CC"/>
@@ -4035,7 +6566,7 @@
         </w:trPr>
         <w:tc>
           <w:tcPr>
-            <w:tcW w:w="3205" w:type="dxa"/>
+            <w:tcW w:w="1019" w:type="dxa"/>
             <w:tcBorders>
               <w:top w:val="single" w:sz="4" w:space="0" w:color="B8C2CC"/>
               <w:left w:val="single" w:sz="4" w:space="0" w:color="B8C2CC"/>
@@ -4062,13 +6593,46 @@
                 <w:sz w:val="15"/>
                 <w:szCs w:val="15"/>
               </w:rPr>
+              <w:t>PC-04</w:t>
+            </w:r>
+          </w:p>
+        </w:tc>
+        <w:tc>
+          <w:tcPr>
+            <w:tcW w:w="2914" w:type="dxa"/>
+            <w:tcBorders>
+              <w:top w:val="single" w:sz="4" w:space="0" w:color="B8C2CC"/>
+              <w:left w:val="single" w:sz="4" w:space="0" w:color="B8C2CC"/>
+              <w:bottom w:val="single" w:sz="4" w:space="0" w:color="B8C2CC"/>
+              <w:right w:val="single" w:sz="4" w:space="0" w:color="B8C2CC"/>
+            </w:tcBorders>
+            <w:shd w:val="clear" w:color="auto" w:fill="F5F7FA"/>
+            <w:tcMar>
+              <w:top w:w="55" w:type="dxa"/>
+              <w:left w:w="85" w:type="dxa"/>
+              <w:bottom w:w="55" w:type="dxa"/>
+              <w:right w:w="85" w:type="dxa"/>
+            </w:tcMar>
+            <w:vAlign w:val="center"/>
+          </w:tcPr>
+          <w:p>
+            <w:pPr>
+              <w:spacing w:line="250" w:lineRule="auto"/>
+            </w:pPr>
+            <w:r>
+              <w:rPr>
+                <w:rFonts w:ascii="Arial" w:eastAsia="Arial" w:hAnsi="Arial" w:cs="Arial"/>
+                <w:color w:val="1A1A1A"/>
+                <w:sz w:val="15"/>
+                <w:szCs w:val="15"/>
+              </w:rPr>
               <w:t>Pedidos y entregas de datos</w:t>
             </w:r>
           </w:p>
         </w:tc>
         <w:tc>
           <w:tcPr>
-            <w:tcW w:w="2622" w:type="dxa"/>
+            <w:tcW w:w="2476" w:type="dxa"/>
             <w:tcBorders>
               <w:top w:val="single" w:sz="4" w:space="0" w:color="B8C2CC"/>
               <w:left w:val="single" w:sz="4" w:space="0" w:color="B8C2CC"/>
@@ -4101,7 +6665,7 @@
         </w:tc>
         <w:tc>
           <w:tcPr>
-            <w:tcW w:w="1894" w:type="dxa"/>
+            <w:tcW w:w="1748" w:type="dxa"/>
             <w:tcBorders>
               <w:top w:val="single" w:sz="4" w:space="0" w:color="B8C2CC"/>
               <w:left w:val="single" w:sz="4" w:space="0" w:color="B8C2CC"/>
@@ -4134,7 +6698,7 @@
         </w:tc>
         <w:tc>
           <w:tcPr>
-            <w:tcW w:w="2476" w:type="dxa"/>
+            <w:tcW w:w="2331" w:type="dxa"/>
             <w:tcBorders>
               <w:top w:val="single" w:sz="4" w:space="0" w:color="B8C2CC"/>
               <w:left w:val="single" w:sz="4" w:space="0" w:color="B8C2CC"/>
@@ -4167,7 +6731,7 @@
         </w:tc>
         <w:tc>
           <w:tcPr>
-            <w:tcW w:w="2185" w:type="dxa"/>
+            <w:tcW w:w="2039" w:type="dxa"/>
             <w:tcBorders>
               <w:top w:val="single" w:sz="4" w:space="0" w:color="B8C2CC"/>
               <w:left w:val="single" w:sz="4" w:space="0" w:color="B8C2CC"/>
@@ -4200,7 +6764,7 @@
         </w:tc>
         <w:tc>
           <w:tcPr>
-            <w:tcW w:w="2188" w:type="dxa"/>
+            <w:tcW w:w="2043" w:type="dxa"/>
             <w:tcBorders>
               <w:top w:val="single" w:sz="4" w:space="0" w:color="B8C2CC"/>
               <w:left w:val="single" w:sz="4" w:space="0" w:color="B8C2CC"/>
@@ -4244,7 +6808,39 @@
         </w:trPr>
         <w:tc>
           <w:tcPr>
-            <w:tcW w:w="3205" w:type="dxa"/>
+            <w:tcW w:w="1019" w:type="dxa"/>
+            <w:tcBorders>
+              <w:top w:val="single" w:sz="4" w:space="0" w:color="B8C2CC"/>
+              <w:left w:val="single" w:sz="4" w:space="0" w:color="B8C2CC"/>
+              <w:bottom w:val="single" w:sz="4" w:space="0" w:color="B8C2CC"/>
+              <w:right w:val="single" w:sz="4" w:space="0" w:color="B8C2CC"/>
+            </w:tcBorders>
+            <w:tcMar>
+              <w:top w:w="55" w:type="dxa"/>
+              <w:left w:w="85" w:type="dxa"/>
+              <w:bottom w:w="55" w:type="dxa"/>
+              <w:right w:w="85" w:type="dxa"/>
+            </w:tcMar>
+            <w:vAlign w:val="center"/>
+          </w:tcPr>
+          <w:p>
+            <w:pPr>
+              <w:spacing w:line="250" w:lineRule="auto"/>
+            </w:pPr>
+            <w:r>
+              <w:rPr>
+                <w:rFonts w:ascii="Arial" w:eastAsia="Arial" w:hAnsi="Arial" w:cs="Arial"/>
+                <w:color w:val="1A1A1A"/>
+                <w:sz w:val="15"/>
+                <w:szCs w:val="15"/>
+              </w:rPr>
+              <w:t>PC-05</w:t>
+            </w:r>
+          </w:p>
+        </w:tc>
+        <w:tc>
+          <w:tcPr>
+            <w:tcW w:w="2914" w:type="dxa"/>
             <w:tcBorders>
               <w:top w:val="single" w:sz="4" w:space="0" w:color="B8C2CC"/>
               <w:left w:val="single" w:sz="4" w:space="0" w:color="B8C2CC"/>
@@ -4276,7 +6872,7 @@
         </w:tc>
         <w:tc>
           <w:tcPr>
-            <w:tcW w:w="2622" w:type="dxa"/>
+            <w:tcW w:w="2476" w:type="dxa"/>
             <w:tcBorders>
               <w:top w:val="single" w:sz="4" w:space="0" w:color="B8C2CC"/>
               <w:left w:val="single" w:sz="4" w:space="0" w:color="B8C2CC"/>
@@ -4308,7 +6904,7 @@
         </w:tc>
         <w:tc>
           <w:tcPr>
-            <w:tcW w:w="1894" w:type="dxa"/>
+            <w:tcW w:w="1748" w:type="dxa"/>
             <w:tcBorders>
               <w:top w:val="single" w:sz="4" w:space="0" w:color="B8C2CC"/>
               <w:left w:val="single" w:sz="4" w:space="0" w:color="B8C2CC"/>
@@ -4340,7 +6936,7 @@
         </w:tc>
         <w:tc>
           <w:tcPr>
-            <w:tcW w:w="2476" w:type="dxa"/>
+            <w:tcW w:w="2331" w:type="dxa"/>
             <w:tcBorders>
               <w:top w:val="single" w:sz="4" w:space="0" w:color="B8C2CC"/>
               <w:left w:val="single" w:sz="4" w:space="0" w:color="B8C2CC"/>
@@ -4372,7 +6968,7 @@
         </w:tc>
         <w:tc>
           <w:tcPr>
-            <w:tcW w:w="2185" w:type="dxa"/>
+            <w:tcW w:w="2039" w:type="dxa"/>
             <w:tcBorders>
               <w:top w:val="single" w:sz="4" w:space="0" w:color="B8C2CC"/>
               <w:left w:val="single" w:sz="4" w:space="0" w:color="B8C2CC"/>
@@ -4404,7 +7000,7 @@
         </w:tc>
         <w:tc>
           <w:tcPr>
-            <w:tcW w:w="2188" w:type="dxa"/>
+            <w:tcW w:w="2043" w:type="dxa"/>
             <w:tcBorders>
               <w:top w:val="single" w:sz="4" w:space="0" w:color="B8C2CC"/>
               <w:left w:val="single" w:sz="4" w:space="0" w:color="B8C2CC"/>
@@ -4447,7 +7043,7 @@
         </w:trPr>
         <w:tc>
           <w:tcPr>
-            <w:tcW w:w="3205" w:type="dxa"/>
+            <w:tcW w:w="1019" w:type="dxa"/>
             <w:tcBorders>
               <w:top w:val="single" w:sz="4" w:space="0" w:color="B8C2CC"/>
               <w:left w:val="single" w:sz="4" w:space="0" w:color="B8C2CC"/>
@@ -4474,13 +7070,46 @@
                 <w:sz w:val="15"/>
                 <w:szCs w:val="15"/>
               </w:rPr>
+              <w:t>PC-06</w:t>
+            </w:r>
+          </w:p>
+        </w:tc>
+        <w:tc>
+          <w:tcPr>
+            <w:tcW w:w="2914" w:type="dxa"/>
+            <w:tcBorders>
+              <w:top w:val="single" w:sz="4" w:space="0" w:color="B8C2CC"/>
+              <w:left w:val="single" w:sz="4" w:space="0" w:color="B8C2CC"/>
+              <w:bottom w:val="single" w:sz="4" w:space="0" w:color="B8C2CC"/>
+              <w:right w:val="single" w:sz="4" w:space="0" w:color="B8C2CC"/>
+            </w:tcBorders>
+            <w:shd w:val="clear" w:color="auto" w:fill="F5F7FA"/>
+            <w:tcMar>
+              <w:top w:w="55" w:type="dxa"/>
+              <w:left w:w="85" w:type="dxa"/>
+              <w:bottom w:w="55" w:type="dxa"/>
+              <w:right w:w="85" w:type="dxa"/>
+            </w:tcMar>
+            <w:vAlign w:val="center"/>
+          </w:tcPr>
+          <w:p>
+            <w:pPr>
+              <w:spacing w:line="250" w:lineRule="auto"/>
+            </w:pPr>
+            <w:r>
+              <w:rPr>
+                <w:rFonts w:ascii="Arial" w:eastAsia="Arial" w:hAnsi="Arial" w:cs="Arial"/>
+                <w:color w:val="1A1A1A"/>
+                <w:sz w:val="15"/>
+                <w:szCs w:val="15"/>
+              </w:rPr>
               <w:t>Avance académico del proyecto</w:t>
             </w:r>
           </w:p>
         </w:tc>
         <w:tc>
           <w:tcPr>
-            <w:tcW w:w="2622" w:type="dxa"/>
+            <w:tcW w:w="2476" w:type="dxa"/>
             <w:tcBorders>
               <w:top w:val="single" w:sz="4" w:space="0" w:color="B8C2CC"/>
               <w:left w:val="single" w:sz="4" w:space="0" w:color="B8C2CC"/>
@@ -4513,7 +7142,7 @@
         </w:tc>
         <w:tc>
           <w:tcPr>
-            <w:tcW w:w="1894" w:type="dxa"/>
+            <w:tcW w:w="1748" w:type="dxa"/>
             <w:tcBorders>
               <w:top w:val="single" w:sz="4" w:space="0" w:color="B8C2CC"/>
               <w:left w:val="single" w:sz="4" w:space="0" w:color="B8C2CC"/>
@@ -4546,7 +7175,7 @@
         </w:tc>
         <w:tc>
           <w:tcPr>
-            <w:tcW w:w="2476" w:type="dxa"/>
+            <w:tcW w:w="2331" w:type="dxa"/>
             <w:tcBorders>
               <w:top w:val="single" w:sz="4" w:space="0" w:color="B8C2CC"/>
               <w:left w:val="single" w:sz="4" w:space="0" w:color="B8C2CC"/>
@@ -4579,7 +7208,7 @@
         </w:tc>
         <w:tc>
           <w:tcPr>
-            <w:tcW w:w="2185" w:type="dxa"/>
+            <w:tcW w:w="2039" w:type="dxa"/>
             <w:tcBorders>
               <w:top w:val="single" w:sz="4" w:space="0" w:color="B8C2CC"/>
               <w:left w:val="single" w:sz="4" w:space="0" w:color="B8C2CC"/>
@@ -4612,7 +7241,7 @@
         </w:tc>
         <w:tc>
           <w:tcPr>
-            <w:tcW w:w="2188" w:type="dxa"/>
+            <w:tcW w:w="2043" w:type="dxa"/>
             <w:tcBorders>
               <w:top w:val="single" w:sz="4" w:space="0" w:color="B8C2CC"/>
               <w:left w:val="single" w:sz="4" w:space="0" w:color="B8C2CC"/>
@@ -4656,7 +7285,39 @@
         </w:trPr>
         <w:tc>
           <w:tcPr>
-            <w:tcW w:w="3205" w:type="dxa"/>
+            <w:tcW w:w="1019" w:type="dxa"/>
+            <w:tcBorders>
+              <w:top w:val="single" w:sz="4" w:space="0" w:color="B8C2CC"/>
+              <w:left w:val="single" w:sz="4" w:space="0" w:color="B8C2CC"/>
+              <w:bottom w:val="single" w:sz="4" w:space="0" w:color="B8C2CC"/>
+              <w:right w:val="single" w:sz="4" w:space="0" w:color="B8C2CC"/>
+            </w:tcBorders>
+            <w:tcMar>
+              <w:top w:w="55" w:type="dxa"/>
+              <w:left w:w="85" w:type="dxa"/>
+              <w:bottom w:w="55" w:type="dxa"/>
+              <w:right w:w="85" w:type="dxa"/>
+            </w:tcMar>
+            <w:vAlign w:val="center"/>
+          </w:tcPr>
+          <w:p>
+            <w:pPr>
+              <w:spacing w:line="250" w:lineRule="auto"/>
+            </w:pPr>
+            <w:r>
+              <w:rPr>
+                <w:rFonts w:ascii="Arial" w:eastAsia="Arial" w:hAnsi="Arial" w:cs="Arial"/>
+                <w:color w:val="1A1A1A"/>
+                <w:sz w:val="15"/>
+                <w:szCs w:val="15"/>
+              </w:rPr>
+              <w:t>PC-07</w:t>
+            </w:r>
+          </w:p>
+        </w:tc>
+        <w:tc>
+          <w:tcPr>
+            <w:tcW w:w="2914" w:type="dxa"/>
             <w:tcBorders>
               <w:top w:val="single" w:sz="4" w:space="0" w:color="B8C2CC"/>
               <w:left w:val="single" w:sz="4" w:space="0" w:color="B8C2CC"/>
@@ -4688,7 +7349,7 @@
         </w:tc>
         <w:tc>
           <w:tcPr>
-            <w:tcW w:w="2622" w:type="dxa"/>
+            <w:tcW w:w="2476" w:type="dxa"/>
             <w:tcBorders>
               <w:top w:val="single" w:sz="4" w:space="0" w:color="B8C2CC"/>
               <w:left w:val="single" w:sz="4" w:space="0" w:color="B8C2CC"/>
@@ -4720,7 +7381,7 @@
         </w:tc>
         <w:tc>
           <w:tcPr>
-            <w:tcW w:w="1894" w:type="dxa"/>
+            <w:tcW w:w="1748" w:type="dxa"/>
             <w:tcBorders>
               <w:top w:val="single" w:sz="4" w:space="0" w:color="B8C2CC"/>
               <w:left w:val="single" w:sz="4" w:space="0" w:color="B8C2CC"/>
@@ -4752,7 +7413,7 @@
         </w:tc>
         <w:tc>
           <w:tcPr>
-            <w:tcW w:w="2476" w:type="dxa"/>
+            <w:tcW w:w="2331" w:type="dxa"/>
             <w:tcBorders>
               <w:top w:val="single" w:sz="4" w:space="0" w:color="B8C2CC"/>
               <w:left w:val="single" w:sz="4" w:space="0" w:color="B8C2CC"/>
@@ -4784,7 +7445,7 @@
         </w:tc>
         <w:tc>
           <w:tcPr>
-            <w:tcW w:w="2185" w:type="dxa"/>
+            <w:tcW w:w="2039" w:type="dxa"/>
             <w:tcBorders>
               <w:top w:val="single" w:sz="4" w:space="0" w:color="B8C2CC"/>
               <w:left w:val="single" w:sz="4" w:space="0" w:color="B8C2CC"/>
@@ -4816,7 +7477,7 @@
         </w:tc>
         <w:tc>
           <w:tcPr>
-            <w:tcW w:w="2188" w:type="dxa"/>
+            <w:tcW w:w="2043" w:type="dxa"/>
             <w:tcBorders>
               <w:top w:val="single" w:sz="4" w:space="0" w:color="B8C2CC"/>
               <w:left w:val="single" w:sz="4" w:space="0" w:color="B8C2CC"/>
@@ -4859,7 +7520,7 @@
         </w:trPr>
         <w:tc>
           <w:tcPr>
-            <w:tcW w:w="3205" w:type="dxa"/>
+            <w:tcW w:w="1019" w:type="dxa"/>
             <w:tcBorders>
               <w:top w:val="single" w:sz="4" w:space="0" w:color="B8C2CC"/>
               <w:left w:val="single" w:sz="4" w:space="0" w:color="B8C2CC"/>
@@ -4886,13 +7547,46 @@
                 <w:sz w:val="15"/>
                 <w:szCs w:val="15"/>
               </w:rPr>
+              <w:t>PC-08</w:t>
+            </w:r>
+          </w:p>
+        </w:tc>
+        <w:tc>
+          <w:tcPr>
+            <w:tcW w:w="2914" w:type="dxa"/>
+            <w:tcBorders>
+              <w:top w:val="single" w:sz="4" w:space="0" w:color="B8C2CC"/>
+              <w:left w:val="single" w:sz="4" w:space="0" w:color="B8C2CC"/>
+              <w:bottom w:val="single" w:sz="4" w:space="0" w:color="B8C2CC"/>
+              <w:right w:val="single" w:sz="4" w:space="0" w:color="B8C2CC"/>
+            </w:tcBorders>
+            <w:shd w:val="clear" w:color="auto" w:fill="F5F7FA"/>
+            <w:tcMar>
+              <w:top w:w="55" w:type="dxa"/>
+              <w:left w:w="85" w:type="dxa"/>
+              <w:bottom w:w="55" w:type="dxa"/>
+              <w:right w:w="85" w:type="dxa"/>
+            </w:tcMar>
+            <w:vAlign w:val="center"/>
+          </w:tcPr>
+          <w:p>
+            <w:pPr>
+              <w:spacing w:line="250" w:lineRule="auto"/>
+            </w:pPr>
+            <w:r>
+              <w:rPr>
+                <w:rFonts w:ascii="Arial" w:eastAsia="Arial" w:hAnsi="Arial" w:cs="Arial"/>
+                <w:color w:val="1A1A1A"/>
+                <w:sz w:val="15"/>
+                <w:szCs w:val="15"/>
+              </w:rPr>
               <w:t>Solicitudes de cambio y su decisión</w:t>
             </w:r>
           </w:p>
         </w:tc>
         <w:tc>
           <w:tcPr>
-            <w:tcW w:w="2622" w:type="dxa"/>
+            <w:tcW w:w="2476" w:type="dxa"/>
             <w:tcBorders>
               <w:top w:val="single" w:sz="4" w:space="0" w:color="B8C2CC"/>
               <w:left w:val="single" w:sz="4" w:space="0" w:color="B8C2CC"/>
@@ -4925,7 +7619,7 @@
         </w:tc>
         <w:tc>
           <w:tcPr>
-            <w:tcW w:w="1894" w:type="dxa"/>
+            <w:tcW w:w="1748" w:type="dxa"/>
             <w:tcBorders>
               <w:top w:val="single" w:sz="4" w:space="0" w:color="B8C2CC"/>
               <w:left w:val="single" w:sz="4" w:space="0" w:color="B8C2CC"/>
@@ -4958,7 +7652,7 @@
         </w:tc>
         <w:tc>
           <w:tcPr>
-            <w:tcW w:w="2476" w:type="dxa"/>
+            <w:tcW w:w="2331" w:type="dxa"/>
             <w:tcBorders>
               <w:top w:val="single" w:sz="4" w:space="0" w:color="B8C2CC"/>
               <w:left w:val="single" w:sz="4" w:space="0" w:color="B8C2CC"/>
@@ -4991,7 +7685,7 @@
         </w:tc>
         <w:tc>
           <w:tcPr>
-            <w:tcW w:w="2185" w:type="dxa"/>
+            <w:tcW w:w="2039" w:type="dxa"/>
             <w:tcBorders>
               <w:top w:val="single" w:sz="4" w:space="0" w:color="B8C2CC"/>
               <w:left w:val="single" w:sz="4" w:space="0" w:color="B8C2CC"/>
@@ -5024,7 +7718,7 @@
         </w:tc>
         <w:tc>
           <w:tcPr>
-            <w:tcW w:w="2188" w:type="dxa"/>
+            <w:tcW w:w="2043" w:type="dxa"/>
             <w:tcBorders>
               <w:top w:val="single" w:sz="4" w:space="0" w:color="B8C2CC"/>
               <w:left w:val="single" w:sz="4" w:space="0" w:color="B8C2CC"/>
@@ -5068,7 +7762,39 @@
         </w:trPr>
         <w:tc>
           <w:tcPr>
-            <w:tcW w:w="3205" w:type="dxa"/>
+            <w:tcW w:w="1019" w:type="dxa"/>
+            <w:tcBorders>
+              <w:top w:val="single" w:sz="4" w:space="0" w:color="B8C2CC"/>
+              <w:left w:val="single" w:sz="4" w:space="0" w:color="B8C2CC"/>
+              <w:bottom w:val="single" w:sz="4" w:space="0" w:color="B8C2CC"/>
+              <w:right w:val="single" w:sz="4" w:space="0" w:color="B8C2CC"/>
+            </w:tcBorders>
+            <w:tcMar>
+              <w:top w:w="55" w:type="dxa"/>
+              <w:left w:w="85" w:type="dxa"/>
+              <w:bottom w:w="55" w:type="dxa"/>
+              <w:right w:w="85" w:type="dxa"/>
+            </w:tcMar>
+            <w:vAlign w:val="center"/>
+          </w:tcPr>
+          <w:p>
+            <w:pPr>
+              <w:spacing w:line="250" w:lineRule="auto"/>
+            </w:pPr>
+            <w:r>
+              <w:rPr>
+                <w:rFonts w:ascii="Arial" w:eastAsia="Arial" w:hAnsi="Arial" w:cs="Arial"/>
+                <w:color w:val="1A1A1A"/>
+                <w:sz w:val="15"/>
+                <w:szCs w:val="15"/>
+              </w:rPr>
+              <w:t>PC-09</w:t>
+            </w:r>
+          </w:p>
+        </w:tc>
+        <w:tc>
+          <w:tcPr>
+            <w:tcW w:w="2914" w:type="dxa"/>
             <w:tcBorders>
               <w:top w:val="single" w:sz="4" w:space="0" w:color="B8C2CC"/>
               <w:left w:val="single" w:sz="4" w:space="0" w:color="B8C2CC"/>
@@ -5100,7 +7826,7 @@
         </w:tc>
         <w:tc>
           <w:tcPr>
-            <w:tcW w:w="2622" w:type="dxa"/>
+            <w:tcW w:w="2476" w:type="dxa"/>
             <w:tcBorders>
               <w:top w:val="single" w:sz="4" w:space="0" w:color="B8C2CC"/>
               <w:left w:val="single" w:sz="4" w:space="0" w:color="B8C2CC"/>
@@ -5132,7 +7858,7 @@
         </w:tc>
         <w:tc>
           <w:tcPr>
-            <w:tcW w:w="1894" w:type="dxa"/>
+            <w:tcW w:w="1748" w:type="dxa"/>
             <w:tcBorders>
               <w:top w:val="single" w:sz="4" w:space="0" w:color="B8C2CC"/>
               <w:left w:val="single" w:sz="4" w:space="0" w:color="B8C2CC"/>
@@ -5164,7 +7890,7 @@
         </w:tc>
         <w:tc>
           <w:tcPr>
-            <w:tcW w:w="2476" w:type="dxa"/>
+            <w:tcW w:w="2331" w:type="dxa"/>
             <w:tcBorders>
               <w:top w:val="single" w:sz="4" w:space="0" w:color="B8C2CC"/>
               <w:left w:val="single" w:sz="4" w:space="0" w:color="B8C2CC"/>
@@ -5196,7 +7922,7 @@
         </w:tc>
         <w:tc>
           <w:tcPr>
-            <w:tcW w:w="2185" w:type="dxa"/>
+            <w:tcW w:w="2039" w:type="dxa"/>
             <w:tcBorders>
               <w:top w:val="single" w:sz="4" w:space="0" w:color="B8C2CC"/>
               <w:left w:val="single" w:sz="4" w:space="0" w:color="B8C2CC"/>
@@ -5228,7 +7954,7 @@
         </w:tc>
         <w:tc>
           <w:tcPr>
-            <w:tcW w:w="2188" w:type="dxa"/>
+            <w:tcW w:w="2043" w:type="dxa"/>
             <w:tcBorders>
               <w:top w:val="single" w:sz="4" w:space="0" w:color="B8C2CC"/>
               <w:left w:val="single" w:sz="4" w:space="0" w:color="B8C2CC"/>
@@ -5271,7 +7997,7 @@
         </w:trPr>
         <w:tc>
           <w:tcPr>
-            <w:tcW w:w="3205" w:type="dxa"/>
+            <w:tcW w:w="1019" w:type="dxa"/>
             <w:tcBorders>
               <w:top w:val="single" w:sz="4" w:space="0" w:color="B8C2CC"/>
               <w:left w:val="single" w:sz="4" w:space="0" w:color="B8C2CC"/>
@@ -5298,13 +8024,46 @@
                 <w:sz w:val="15"/>
                 <w:szCs w:val="15"/>
               </w:rPr>
+              <w:t>PC-10</w:t>
+            </w:r>
+          </w:p>
+        </w:tc>
+        <w:tc>
+          <w:tcPr>
+            <w:tcW w:w="2914" w:type="dxa"/>
+            <w:tcBorders>
+              <w:top w:val="single" w:sz="4" w:space="0" w:color="B8C2CC"/>
+              <w:left w:val="single" w:sz="4" w:space="0" w:color="B8C2CC"/>
+              <w:bottom w:val="single" w:sz="4" w:space="0" w:color="B8C2CC"/>
+              <w:right w:val="single" w:sz="4" w:space="0" w:color="B8C2CC"/>
+            </w:tcBorders>
+            <w:shd w:val="clear" w:color="auto" w:fill="F5F7FA"/>
+            <w:tcMar>
+              <w:top w:w="55" w:type="dxa"/>
+              <w:left w:w="85" w:type="dxa"/>
+              <w:bottom w:w="55" w:type="dxa"/>
+              <w:right w:w="85" w:type="dxa"/>
+            </w:tcMar>
+            <w:vAlign w:val="center"/>
+          </w:tcPr>
+          <w:p>
+            <w:pPr>
+              <w:spacing w:line="250" w:lineRule="auto"/>
+            </w:pPr>
+            <w:r>
+              <w:rPr>
+                <w:rFonts w:ascii="Arial" w:eastAsia="Arial" w:hAnsi="Arial" w:cs="Arial"/>
+                <w:color w:val="1A1A1A"/>
+                <w:sz w:val="15"/>
+                <w:szCs w:val="15"/>
+              </w:rPr>
               <w:t>Capacitación y manuales</w:t>
             </w:r>
           </w:p>
         </w:tc>
         <w:tc>
           <w:tcPr>
-            <w:tcW w:w="2622" w:type="dxa"/>
+            <w:tcW w:w="2476" w:type="dxa"/>
             <w:tcBorders>
               <w:top w:val="single" w:sz="4" w:space="0" w:color="B8C2CC"/>
               <w:left w:val="single" w:sz="4" w:space="0" w:color="B8C2CC"/>
@@ -5337,7 +8096,7 @@
         </w:tc>
         <w:tc>
           <w:tcPr>
-            <w:tcW w:w="1894" w:type="dxa"/>
+            <w:tcW w:w="1748" w:type="dxa"/>
             <w:tcBorders>
               <w:top w:val="single" w:sz="4" w:space="0" w:color="B8C2CC"/>
               <w:left w:val="single" w:sz="4" w:space="0" w:color="B8C2CC"/>
@@ -5370,7 +8129,7 @@
         </w:tc>
         <w:tc>
           <w:tcPr>
-            <w:tcW w:w="2476" w:type="dxa"/>
+            <w:tcW w:w="2331" w:type="dxa"/>
             <w:tcBorders>
               <w:top w:val="single" w:sz="4" w:space="0" w:color="B8C2CC"/>
               <w:left w:val="single" w:sz="4" w:space="0" w:color="B8C2CC"/>
@@ -5403,7 +8162,7 @@
         </w:tc>
         <w:tc>
           <w:tcPr>
-            <w:tcW w:w="2185" w:type="dxa"/>
+            <w:tcW w:w="2039" w:type="dxa"/>
             <w:tcBorders>
               <w:top w:val="single" w:sz="4" w:space="0" w:color="B8C2CC"/>
               <w:left w:val="single" w:sz="4" w:space="0" w:color="B8C2CC"/>
@@ -5436,7 +8195,7 @@
         </w:tc>
         <w:tc>
           <w:tcPr>
-            <w:tcW w:w="2188" w:type="dxa"/>
+            <w:tcW w:w="2043" w:type="dxa"/>
             <w:tcBorders>
               <w:top w:val="single" w:sz="4" w:space="0" w:color="B8C2CC"/>
               <w:left w:val="single" w:sz="4" w:space="0" w:color="B8C2CC"/>
@@ -5480,7 +8239,39 @@
         </w:trPr>
         <w:tc>
           <w:tcPr>
-            <w:tcW w:w="3205" w:type="dxa"/>
+            <w:tcW w:w="1019" w:type="dxa"/>
+            <w:tcBorders>
+              <w:top w:val="single" w:sz="4" w:space="0" w:color="B8C2CC"/>
+              <w:left w:val="single" w:sz="4" w:space="0" w:color="B8C2CC"/>
+              <w:bottom w:val="single" w:sz="4" w:space="0" w:color="B8C2CC"/>
+              <w:right w:val="single" w:sz="4" w:space="0" w:color="B8C2CC"/>
+            </w:tcBorders>
+            <w:tcMar>
+              <w:top w:w="55" w:type="dxa"/>
+              <w:left w:w="85" w:type="dxa"/>
+              <w:bottom w:w="55" w:type="dxa"/>
+              <w:right w:w="85" w:type="dxa"/>
+            </w:tcMar>
+            <w:vAlign w:val="center"/>
+          </w:tcPr>
+          <w:p>
+            <w:pPr>
+              <w:spacing w:line="250" w:lineRule="auto"/>
+            </w:pPr>
+            <w:r>
+              <w:rPr>
+                <w:rFonts w:ascii="Arial" w:eastAsia="Arial" w:hAnsi="Arial" w:cs="Arial"/>
+                <w:color w:val="1A1A1A"/>
+                <w:sz w:val="15"/>
+                <w:szCs w:val="15"/>
+              </w:rPr>
+              <w:t>PC-11</w:t>
+            </w:r>
+          </w:p>
+        </w:tc>
+        <w:tc>
+          <w:tcPr>
+            <w:tcW w:w="2914" w:type="dxa"/>
             <w:tcBorders>
               <w:top w:val="single" w:sz="4" w:space="0" w:color="B8C2CC"/>
               <w:left w:val="single" w:sz="4" w:space="0" w:color="B8C2CC"/>
@@ -5512,7 +8303,7 @@
         </w:tc>
         <w:tc>
           <w:tcPr>
-            <w:tcW w:w="2622" w:type="dxa"/>
+            <w:tcW w:w="2476" w:type="dxa"/>
             <w:tcBorders>
               <w:top w:val="single" w:sz="4" w:space="0" w:color="B8C2CC"/>
               <w:left w:val="single" w:sz="4" w:space="0" w:color="B8C2CC"/>
@@ -5544,7 +8335,7 @@
         </w:tc>
         <w:tc>
           <w:tcPr>
-            <w:tcW w:w="1894" w:type="dxa"/>
+            <w:tcW w:w="1748" w:type="dxa"/>
             <w:tcBorders>
               <w:top w:val="single" w:sz="4" w:space="0" w:color="B8C2CC"/>
               <w:left w:val="single" w:sz="4" w:space="0" w:color="B8C2CC"/>
@@ -5576,7 +8367,7 @@
         </w:tc>
         <w:tc>
           <w:tcPr>
-            <w:tcW w:w="2476" w:type="dxa"/>
+            <w:tcW w:w="2331" w:type="dxa"/>
             <w:tcBorders>
               <w:top w:val="single" w:sz="4" w:space="0" w:color="B8C2CC"/>
               <w:left w:val="single" w:sz="4" w:space="0" w:color="B8C2CC"/>
@@ -5608,7 +8399,7 @@
         </w:tc>
         <w:tc>
           <w:tcPr>
-            <w:tcW w:w="2185" w:type="dxa"/>
+            <w:tcW w:w="2039" w:type="dxa"/>
             <w:tcBorders>
               <w:top w:val="single" w:sz="4" w:space="0" w:color="B8C2CC"/>
               <w:left w:val="single" w:sz="4" w:space="0" w:color="B8C2CC"/>
@@ -5640,7 +8431,7 @@
         </w:tc>
         <w:tc>
           <w:tcPr>
-            <w:tcW w:w="2188" w:type="dxa"/>
+            <w:tcW w:w="2043" w:type="dxa"/>
             <w:tcBorders>
               <w:top w:val="single" w:sz="4" w:space="0" w:color="B8C2CC"/>
               <w:left w:val="single" w:sz="4" w:space="0" w:color="B8C2CC"/>
@@ -5693,12 +8484,21 @@
       <w:pPr>
         <w:pStyle w:val="Ttulo1"/>
       </w:pPr>
-      <w:bookmarkStart w:id="2" w:name="_Toc242536742"/>
+      <w:bookmarkStart w:id="3" w:name="_Toc242538761"/>
       <w:r>
         <w:lastRenderedPageBreak/>
-        <w:t>3. Canales y tecnología</w:t>
+        <w:t>4. Calendario de comunicaciones</w:t>
       </w:r>
-      <w:bookmarkEnd w:id="2"/>
+      <w:bookmarkEnd w:id="3"/>
+    </w:p>
+    <w:p>
+      <w:pPr>
+        <w:spacing w:after="140" w:line="300" w:lineRule="auto"/>
+        <w:jc w:val="both"/>
+      </w:pPr>
+      <w:r>
+        <w:t>La matriz se convierte en fechas concretas en el registro de comunicaciones (INT-06). Estas son las comunicaciones programadas al 10/10/2026; el registro y el tablero del blog muestran su estado actualizado.</w:t>
+      </w:r>
     </w:p>
     <w:p>
       <w:pPr>
@@ -5714,7 +8514,3074 @@
           <w:sz w:val="18"/>
           <w:szCs w:val="18"/>
         </w:rPr>
-        <w:t xml:space="preserve">Tabla 2. </w:t>
+        <w:t xml:space="preserve">Tabla 4. </w:t>
+      </w:r>
+      <w:r>
+        <w:rPr>
+          <w:rFonts w:ascii="Arial" w:eastAsia="Arial" w:hAnsi="Arial" w:cs="Arial"/>
+          <w:color w:val="1F3864"/>
+          <w:sz w:val="18"/>
+          <w:szCs w:val="18"/>
+        </w:rPr>
+        <w:t>Comunicaciones programadas</w:t>
+      </w:r>
+    </w:p>
+    <w:tbl>
+      <w:tblPr>
+        <w:tblW w:w="8787" w:type="dxa"/>
+        <w:tblBorders>
+          <w:top w:val="single" w:sz="4" w:space="0" w:color="B8C2CC"/>
+          <w:left w:val="single" w:sz="4" w:space="0" w:color="B8C2CC"/>
+          <w:bottom w:val="single" w:sz="4" w:space="0" w:color="B8C2CC"/>
+          <w:right w:val="single" w:sz="4" w:space="0" w:color="B8C2CC"/>
+          <w:insideH w:val="single" w:sz="4" w:space="0" w:color="B8C2CC"/>
+          <w:insideV w:val="single" w:sz="4" w:space="0" w:color="B8C2CC"/>
+        </w:tblBorders>
+        <w:tblLayout w:type="fixed"/>
+        <w:tblCellMar>
+          <w:left w:w="10" w:type="dxa"/>
+          <w:right w:w="10" w:type="dxa"/>
+        </w:tblCellMar>
+        <w:tblLook w:val="0000" w:firstRow="0" w:lastRow="0" w:firstColumn="0" w:lastColumn="0" w:noHBand="0" w:noVBand="0"/>
+      </w:tblPr>
+      <w:tblGrid>
+        <w:gridCol w:w="1405"/>
+        <w:gridCol w:w="3514"/>
+        <w:gridCol w:w="1757"/>
+        <w:gridCol w:w="1230"/>
+        <w:gridCol w:w="881"/>
+      </w:tblGrid>
+      <w:tr>
+        <w:tblPrEx>
+          <w:tblCellMar>
+            <w:top w:w="0" w:type="dxa"/>
+            <w:bottom w:w="0" w:type="dxa"/>
+          </w:tblCellMar>
+        </w:tblPrEx>
+        <w:trPr>
+          <w:cantSplit/>
+          <w:tblHeader/>
+        </w:trPr>
+        <w:tc>
+          <w:tcPr>
+            <w:tcW w:w="1405" w:type="dxa"/>
+            <w:tcBorders>
+              <w:top w:val="single" w:sz="4" w:space="0" w:color="B8C2CC"/>
+              <w:left w:val="single" w:sz="4" w:space="0" w:color="B8C2CC"/>
+              <w:bottom w:val="single" w:sz="4" w:space="0" w:color="B8C2CC"/>
+              <w:right w:val="single" w:sz="4" w:space="0" w:color="B8C2CC"/>
+            </w:tcBorders>
+            <w:shd w:val="clear" w:color="auto" w:fill="1F3864"/>
+            <w:tcMar>
+              <w:top w:w="55" w:type="dxa"/>
+              <w:left w:w="85" w:type="dxa"/>
+              <w:bottom w:w="55" w:type="dxa"/>
+              <w:right w:w="85" w:type="dxa"/>
+            </w:tcMar>
+            <w:vAlign w:val="center"/>
+          </w:tcPr>
+          <w:p>
+            <w:pPr>
+              <w:spacing w:line="250" w:lineRule="auto"/>
+              <w:jc w:val="center"/>
+            </w:pPr>
+            <w:r>
+              <w:rPr>
+                <w:rFonts w:ascii="Arial" w:eastAsia="Arial" w:hAnsi="Arial" w:cs="Arial"/>
+                <w:b/>
+                <w:bCs/>
+                <w:color w:val="FFFFFF"/>
+                <w:sz w:val="15"/>
+                <w:szCs w:val="15"/>
+              </w:rPr>
+              <w:t>Fecha</w:t>
+            </w:r>
+          </w:p>
+        </w:tc>
+        <w:tc>
+          <w:tcPr>
+            <w:tcW w:w="3514" w:type="dxa"/>
+            <w:tcBorders>
+              <w:top w:val="single" w:sz="4" w:space="0" w:color="B8C2CC"/>
+              <w:left w:val="single" w:sz="4" w:space="0" w:color="B8C2CC"/>
+              <w:bottom w:val="single" w:sz="4" w:space="0" w:color="B8C2CC"/>
+              <w:right w:val="single" w:sz="4" w:space="0" w:color="B8C2CC"/>
+            </w:tcBorders>
+            <w:shd w:val="clear" w:color="auto" w:fill="1F3864"/>
+            <w:tcMar>
+              <w:top w:w="55" w:type="dxa"/>
+              <w:left w:w="85" w:type="dxa"/>
+              <w:bottom w:w="55" w:type="dxa"/>
+              <w:right w:w="85" w:type="dxa"/>
+            </w:tcMar>
+            <w:vAlign w:val="center"/>
+          </w:tcPr>
+          <w:p>
+            <w:pPr>
+              <w:spacing w:line="250" w:lineRule="auto"/>
+              <w:jc w:val="center"/>
+            </w:pPr>
+            <w:r>
+              <w:rPr>
+                <w:rFonts w:ascii="Arial" w:eastAsia="Arial" w:hAnsi="Arial" w:cs="Arial"/>
+                <w:b/>
+                <w:bCs/>
+                <w:color w:val="FFFFFF"/>
+                <w:sz w:val="15"/>
+                <w:szCs w:val="15"/>
+              </w:rPr>
+              <w:t>Comunicación</w:t>
+            </w:r>
+          </w:p>
+        </w:tc>
+        <w:tc>
+          <w:tcPr>
+            <w:tcW w:w="1757" w:type="dxa"/>
+            <w:tcBorders>
+              <w:top w:val="single" w:sz="4" w:space="0" w:color="B8C2CC"/>
+              <w:left w:val="single" w:sz="4" w:space="0" w:color="B8C2CC"/>
+              <w:bottom w:val="single" w:sz="4" w:space="0" w:color="B8C2CC"/>
+              <w:right w:val="single" w:sz="4" w:space="0" w:color="B8C2CC"/>
+            </w:tcBorders>
+            <w:shd w:val="clear" w:color="auto" w:fill="1F3864"/>
+            <w:tcMar>
+              <w:top w:w="55" w:type="dxa"/>
+              <w:left w:w="85" w:type="dxa"/>
+              <w:bottom w:w="55" w:type="dxa"/>
+              <w:right w:w="85" w:type="dxa"/>
+            </w:tcMar>
+            <w:vAlign w:val="center"/>
+          </w:tcPr>
+          <w:p>
+            <w:pPr>
+              <w:spacing w:line="250" w:lineRule="auto"/>
+              <w:jc w:val="center"/>
+            </w:pPr>
+            <w:r>
+              <w:rPr>
+                <w:rFonts w:ascii="Arial" w:eastAsia="Arial" w:hAnsi="Arial" w:cs="Arial"/>
+                <w:b/>
+                <w:bCs/>
+                <w:color w:val="FFFFFF"/>
+                <w:sz w:val="15"/>
+                <w:szCs w:val="15"/>
+              </w:rPr>
+              <w:t>Destinatarios</w:t>
+            </w:r>
+          </w:p>
+        </w:tc>
+        <w:tc>
+          <w:tcPr>
+            <w:tcW w:w="1230" w:type="dxa"/>
+            <w:tcBorders>
+              <w:top w:val="single" w:sz="4" w:space="0" w:color="B8C2CC"/>
+              <w:left w:val="single" w:sz="4" w:space="0" w:color="B8C2CC"/>
+              <w:bottom w:val="single" w:sz="4" w:space="0" w:color="B8C2CC"/>
+              <w:right w:val="single" w:sz="4" w:space="0" w:color="B8C2CC"/>
+            </w:tcBorders>
+            <w:shd w:val="clear" w:color="auto" w:fill="1F3864"/>
+            <w:tcMar>
+              <w:top w:w="55" w:type="dxa"/>
+              <w:left w:w="85" w:type="dxa"/>
+              <w:bottom w:w="55" w:type="dxa"/>
+              <w:right w:w="85" w:type="dxa"/>
+            </w:tcMar>
+            <w:vAlign w:val="center"/>
+          </w:tcPr>
+          <w:p>
+            <w:pPr>
+              <w:spacing w:line="250" w:lineRule="auto"/>
+              <w:jc w:val="center"/>
+            </w:pPr>
+            <w:r>
+              <w:rPr>
+                <w:rFonts w:ascii="Arial" w:eastAsia="Arial" w:hAnsi="Arial" w:cs="Arial"/>
+                <w:b/>
+                <w:bCs/>
+                <w:color w:val="FFFFFF"/>
+                <w:sz w:val="15"/>
+                <w:szCs w:val="15"/>
+              </w:rPr>
+              <w:t>Responsable</w:t>
+            </w:r>
+          </w:p>
+        </w:tc>
+        <w:tc>
+          <w:tcPr>
+            <w:tcW w:w="881" w:type="dxa"/>
+            <w:tcBorders>
+              <w:top w:val="single" w:sz="4" w:space="0" w:color="B8C2CC"/>
+              <w:left w:val="single" w:sz="4" w:space="0" w:color="B8C2CC"/>
+              <w:bottom w:val="single" w:sz="4" w:space="0" w:color="B8C2CC"/>
+              <w:right w:val="single" w:sz="4" w:space="0" w:color="B8C2CC"/>
+            </w:tcBorders>
+            <w:shd w:val="clear" w:color="auto" w:fill="1F3864"/>
+            <w:tcMar>
+              <w:top w:w="55" w:type="dxa"/>
+              <w:left w:w="85" w:type="dxa"/>
+              <w:bottom w:w="55" w:type="dxa"/>
+              <w:right w:w="85" w:type="dxa"/>
+            </w:tcMar>
+            <w:vAlign w:val="center"/>
+          </w:tcPr>
+          <w:p>
+            <w:pPr>
+              <w:spacing w:line="250" w:lineRule="auto"/>
+              <w:jc w:val="center"/>
+            </w:pPr>
+            <w:r>
+              <w:rPr>
+                <w:rFonts w:ascii="Arial" w:eastAsia="Arial" w:hAnsi="Arial" w:cs="Arial"/>
+                <w:b/>
+                <w:bCs/>
+                <w:color w:val="FFFFFF"/>
+                <w:sz w:val="15"/>
+                <w:szCs w:val="15"/>
+              </w:rPr>
+              <w:t>Sprint</w:t>
+            </w:r>
+          </w:p>
+        </w:tc>
+      </w:tr>
+      <w:tr>
+        <w:tblPrEx>
+          <w:tblCellMar>
+            <w:top w:w="0" w:type="dxa"/>
+            <w:bottom w:w="0" w:type="dxa"/>
+          </w:tblCellMar>
+        </w:tblPrEx>
+        <w:trPr>
+          <w:cantSplit/>
+        </w:trPr>
+        <w:tc>
+          <w:tcPr>
+            <w:tcW w:w="1405" w:type="dxa"/>
+            <w:tcBorders>
+              <w:top w:val="single" w:sz="4" w:space="0" w:color="B8C2CC"/>
+              <w:left w:val="single" w:sz="4" w:space="0" w:color="B8C2CC"/>
+              <w:bottom w:val="single" w:sz="4" w:space="0" w:color="B8C2CC"/>
+              <w:right w:val="single" w:sz="4" w:space="0" w:color="B8C2CC"/>
+            </w:tcBorders>
+            <w:tcMar>
+              <w:top w:w="55" w:type="dxa"/>
+              <w:left w:w="85" w:type="dxa"/>
+              <w:bottom w:w="55" w:type="dxa"/>
+              <w:right w:w="85" w:type="dxa"/>
+            </w:tcMar>
+            <w:vAlign w:val="center"/>
+          </w:tcPr>
+          <w:p>
+            <w:pPr>
+              <w:spacing w:line="250" w:lineRule="auto"/>
+            </w:pPr>
+            <w:r>
+              <w:rPr>
+                <w:rFonts w:ascii="Arial" w:eastAsia="Arial" w:hAnsi="Arial" w:cs="Arial"/>
+                <w:color w:val="1A1A1A"/>
+                <w:sz w:val="15"/>
+                <w:szCs w:val="15"/>
+              </w:rPr>
+              <w:t>Semana del 12/10/2026</w:t>
+            </w:r>
+          </w:p>
+        </w:tc>
+        <w:tc>
+          <w:tcPr>
+            <w:tcW w:w="3514" w:type="dxa"/>
+            <w:tcBorders>
+              <w:top w:val="single" w:sz="4" w:space="0" w:color="B8C2CC"/>
+              <w:left w:val="single" w:sz="4" w:space="0" w:color="B8C2CC"/>
+              <w:bottom w:val="single" w:sz="4" w:space="0" w:color="B8C2CC"/>
+              <w:right w:val="single" w:sz="4" w:space="0" w:color="B8C2CC"/>
+            </w:tcBorders>
+            <w:tcMar>
+              <w:top w:w="55" w:type="dxa"/>
+              <w:left w:w="85" w:type="dxa"/>
+              <w:bottom w:w="55" w:type="dxa"/>
+              <w:right w:w="85" w:type="dxa"/>
+            </w:tcMar>
+            <w:vAlign w:val="center"/>
+          </w:tcPr>
+          <w:p>
+            <w:pPr>
+              <w:spacing w:line="250" w:lineRule="auto"/>
+            </w:pPr>
+            <w:r>
+              <w:rPr>
+                <w:rFonts w:ascii="Arial" w:eastAsia="Arial" w:hAnsi="Arial" w:cs="Arial"/>
+                <w:color w:val="1A1A1A"/>
+                <w:sz w:val="15"/>
+                <w:szCs w:val="15"/>
+              </w:rPr>
+              <w:t>Reunión de inicio: acta de constitución, calendario, Product Owner y tratamiento de datos</w:t>
+            </w:r>
+          </w:p>
+        </w:tc>
+        <w:tc>
+          <w:tcPr>
+            <w:tcW w:w="1757" w:type="dxa"/>
+            <w:tcBorders>
+              <w:top w:val="single" w:sz="4" w:space="0" w:color="B8C2CC"/>
+              <w:left w:val="single" w:sz="4" w:space="0" w:color="B8C2CC"/>
+              <w:bottom w:val="single" w:sz="4" w:space="0" w:color="B8C2CC"/>
+              <w:right w:val="single" w:sz="4" w:space="0" w:color="B8C2CC"/>
+            </w:tcBorders>
+            <w:tcMar>
+              <w:top w:w="55" w:type="dxa"/>
+              <w:left w:w="85" w:type="dxa"/>
+              <w:bottom w:w="55" w:type="dxa"/>
+              <w:right w:w="85" w:type="dxa"/>
+            </w:tcMar>
+            <w:vAlign w:val="center"/>
+          </w:tcPr>
+          <w:p>
+            <w:pPr>
+              <w:spacing w:line="250" w:lineRule="auto"/>
+            </w:pPr>
+            <w:r>
+              <w:rPr>
+                <w:rFonts w:ascii="Arial" w:eastAsia="Arial" w:hAnsi="Arial" w:cs="Arial"/>
+                <w:color w:val="1A1A1A"/>
+                <w:sz w:val="15"/>
+                <w:szCs w:val="15"/>
+              </w:rPr>
+              <w:t>I-01, I-02, I-03</w:t>
+            </w:r>
+          </w:p>
+        </w:tc>
+        <w:tc>
+          <w:tcPr>
+            <w:tcW w:w="1230" w:type="dxa"/>
+            <w:tcBorders>
+              <w:top w:val="single" w:sz="4" w:space="0" w:color="B8C2CC"/>
+              <w:left w:val="single" w:sz="4" w:space="0" w:color="B8C2CC"/>
+              <w:bottom w:val="single" w:sz="4" w:space="0" w:color="B8C2CC"/>
+              <w:right w:val="single" w:sz="4" w:space="0" w:color="B8C2CC"/>
+            </w:tcBorders>
+            <w:tcMar>
+              <w:top w:w="55" w:type="dxa"/>
+              <w:left w:w="85" w:type="dxa"/>
+              <w:bottom w:w="55" w:type="dxa"/>
+              <w:right w:w="85" w:type="dxa"/>
+            </w:tcMar>
+            <w:vAlign w:val="center"/>
+          </w:tcPr>
+          <w:p>
+            <w:pPr>
+              <w:spacing w:line="250" w:lineRule="auto"/>
+            </w:pPr>
+            <w:r>
+              <w:rPr>
+                <w:rFonts w:ascii="Arial" w:eastAsia="Arial" w:hAnsi="Arial" w:cs="Arial"/>
+                <w:color w:val="1A1A1A"/>
+                <w:sz w:val="15"/>
+                <w:szCs w:val="15"/>
+              </w:rPr>
+              <w:t>Jhostin Galarza</w:t>
+            </w:r>
+          </w:p>
+        </w:tc>
+        <w:tc>
+          <w:tcPr>
+            <w:tcW w:w="881" w:type="dxa"/>
+            <w:tcBorders>
+              <w:top w:val="single" w:sz="4" w:space="0" w:color="B8C2CC"/>
+              <w:left w:val="single" w:sz="4" w:space="0" w:color="B8C2CC"/>
+              <w:bottom w:val="single" w:sz="4" w:space="0" w:color="B8C2CC"/>
+              <w:right w:val="single" w:sz="4" w:space="0" w:color="B8C2CC"/>
+            </w:tcBorders>
+            <w:tcMar>
+              <w:top w:w="55" w:type="dxa"/>
+              <w:left w:w="85" w:type="dxa"/>
+              <w:bottom w:w="55" w:type="dxa"/>
+              <w:right w:w="85" w:type="dxa"/>
+            </w:tcMar>
+            <w:vAlign w:val="center"/>
+          </w:tcPr>
+          <w:p>
+            <w:pPr>
+              <w:spacing w:line="250" w:lineRule="auto"/>
+              <w:jc w:val="center"/>
+            </w:pPr>
+            <w:r>
+              <w:rPr>
+                <w:rFonts w:ascii="Arial" w:eastAsia="Arial" w:hAnsi="Arial" w:cs="Arial"/>
+                <w:color w:val="1A1A1A"/>
+                <w:sz w:val="15"/>
+                <w:szCs w:val="15"/>
+              </w:rPr>
+              <w:t>1</w:t>
+            </w:r>
+          </w:p>
+        </w:tc>
+      </w:tr>
+      <w:tr>
+        <w:tblPrEx>
+          <w:tblCellMar>
+            <w:top w:w="0" w:type="dxa"/>
+            <w:bottom w:w="0" w:type="dxa"/>
+          </w:tblCellMar>
+        </w:tblPrEx>
+        <w:trPr>
+          <w:cantSplit/>
+        </w:trPr>
+        <w:tc>
+          <w:tcPr>
+            <w:tcW w:w="1405" w:type="dxa"/>
+            <w:tcBorders>
+              <w:top w:val="single" w:sz="4" w:space="0" w:color="B8C2CC"/>
+              <w:left w:val="single" w:sz="4" w:space="0" w:color="B8C2CC"/>
+              <w:bottom w:val="single" w:sz="4" w:space="0" w:color="B8C2CC"/>
+              <w:right w:val="single" w:sz="4" w:space="0" w:color="B8C2CC"/>
+            </w:tcBorders>
+            <w:shd w:val="clear" w:color="auto" w:fill="F5F7FA"/>
+            <w:tcMar>
+              <w:top w:w="55" w:type="dxa"/>
+              <w:left w:w="85" w:type="dxa"/>
+              <w:bottom w:w="55" w:type="dxa"/>
+              <w:right w:w="85" w:type="dxa"/>
+            </w:tcMar>
+            <w:vAlign w:val="center"/>
+          </w:tcPr>
+          <w:p>
+            <w:pPr>
+              <w:spacing w:line="250" w:lineRule="auto"/>
+            </w:pPr>
+            <w:r>
+              <w:rPr>
+                <w:rFonts w:ascii="Arial" w:eastAsia="Arial" w:hAnsi="Arial" w:cs="Arial"/>
+                <w:color w:val="1A1A1A"/>
+                <w:sz w:val="15"/>
+                <w:szCs w:val="15"/>
+              </w:rPr>
+              <w:t>Semana del 12/10/2026</w:t>
+            </w:r>
+          </w:p>
+        </w:tc>
+        <w:tc>
+          <w:tcPr>
+            <w:tcW w:w="3514" w:type="dxa"/>
+            <w:tcBorders>
+              <w:top w:val="single" w:sz="4" w:space="0" w:color="B8C2CC"/>
+              <w:left w:val="single" w:sz="4" w:space="0" w:color="B8C2CC"/>
+              <w:bottom w:val="single" w:sz="4" w:space="0" w:color="B8C2CC"/>
+              <w:right w:val="single" w:sz="4" w:space="0" w:color="B8C2CC"/>
+            </w:tcBorders>
+            <w:shd w:val="clear" w:color="auto" w:fill="F5F7FA"/>
+            <w:tcMar>
+              <w:top w:w="55" w:type="dxa"/>
+              <w:left w:w="85" w:type="dxa"/>
+              <w:bottom w:w="55" w:type="dxa"/>
+              <w:right w:w="85" w:type="dxa"/>
+            </w:tcMar>
+            <w:vAlign w:val="center"/>
+          </w:tcPr>
+          <w:p>
+            <w:pPr>
+              <w:spacing w:line="250" w:lineRule="auto"/>
+            </w:pPr>
+            <w:r>
+              <w:rPr>
+                <w:rFonts w:ascii="Arial" w:eastAsia="Arial" w:hAnsi="Arial" w:cs="Arial"/>
+                <w:color w:val="1A1A1A"/>
+                <w:sz w:val="15"/>
+                <w:szCs w:val="15"/>
+              </w:rPr>
+              <w:t>Avance semanal al docente asesor y demostración del entregable del sistema según la EDT</w:t>
+            </w:r>
+          </w:p>
+        </w:tc>
+        <w:tc>
+          <w:tcPr>
+            <w:tcW w:w="1757" w:type="dxa"/>
+            <w:tcBorders>
+              <w:top w:val="single" w:sz="4" w:space="0" w:color="B8C2CC"/>
+              <w:left w:val="single" w:sz="4" w:space="0" w:color="B8C2CC"/>
+              <w:bottom w:val="single" w:sz="4" w:space="0" w:color="B8C2CC"/>
+              <w:right w:val="single" w:sz="4" w:space="0" w:color="B8C2CC"/>
+            </w:tcBorders>
+            <w:shd w:val="clear" w:color="auto" w:fill="F5F7FA"/>
+            <w:tcMar>
+              <w:top w:w="55" w:type="dxa"/>
+              <w:left w:w="85" w:type="dxa"/>
+              <w:bottom w:w="55" w:type="dxa"/>
+              <w:right w:w="85" w:type="dxa"/>
+            </w:tcMar>
+            <w:vAlign w:val="center"/>
+          </w:tcPr>
+          <w:p>
+            <w:pPr>
+              <w:spacing w:line="250" w:lineRule="auto"/>
+            </w:pPr>
+            <w:r>
+              <w:rPr>
+                <w:rFonts w:ascii="Arial" w:eastAsia="Arial" w:hAnsi="Arial" w:cs="Arial"/>
+                <w:color w:val="1A1A1A"/>
+                <w:sz w:val="15"/>
+                <w:szCs w:val="15"/>
+              </w:rPr>
+              <w:t>I-13</w:t>
+            </w:r>
+          </w:p>
+        </w:tc>
+        <w:tc>
+          <w:tcPr>
+            <w:tcW w:w="1230" w:type="dxa"/>
+            <w:tcBorders>
+              <w:top w:val="single" w:sz="4" w:space="0" w:color="B8C2CC"/>
+              <w:left w:val="single" w:sz="4" w:space="0" w:color="B8C2CC"/>
+              <w:bottom w:val="single" w:sz="4" w:space="0" w:color="B8C2CC"/>
+              <w:right w:val="single" w:sz="4" w:space="0" w:color="B8C2CC"/>
+            </w:tcBorders>
+            <w:shd w:val="clear" w:color="auto" w:fill="F5F7FA"/>
+            <w:tcMar>
+              <w:top w:w="55" w:type="dxa"/>
+              <w:left w:w="85" w:type="dxa"/>
+              <w:bottom w:w="55" w:type="dxa"/>
+              <w:right w:w="85" w:type="dxa"/>
+            </w:tcMar>
+            <w:vAlign w:val="center"/>
+          </w:tcPr>
+          <w:p>
+            <w:pPr>
+              <w:spacing w:line="250" w:lineRule="auto"/>
+            </w:pPr>
+            <w:r>
+              <w:rPr>
+                <w:rFonts w:ascii="Arial" w:eastAsia="Arial" w:hAnsi="Arial" w:cs="Arial"/>
+                <w:color w:val="1A1A1A"/>
+                <w:sz w:val="15"/>
+                <w:szCs w:val="15"/>
+              </w:rPr>
+              <w:t>Equipo del proyecto</w:t>
+            </w:r>
+          </w:p>
+        </w:tc>
+        <w:tc>
+          <w:tcPr>
+            <w:tcW w:w="881" w:type="dxa"/>
+            <w:tcBorders>
+              <w:top w:val="single" w:sz="4" w:space="0" w:color="B8C2CC"/>
+              <w:left w:val="single" w:sz="4" w:space="0" w:color="B8C2CC"/>
+              <w:bottom w:val="single" w:sz="4" w:space="0" w:color="B8C2CC"/>
+              <w:right w:val="single" w:sz="4" w:space="0" w:color="B8C2CC"/>
+            </w:tcBorders>
+            <w:shd w:val="clear" w:color="auto" w:fill="F5F7FA"/>
+            <w:tcMar>
+              <w:top w:w="55" w:type="dxa"/>
+              <w:left w:w="85" w:type="dxa"/>
+              <w:bottom w:w="55" w:type="dxa"/>
+              <w:right w:w="85" w:type="dxa"/>
+            </w:tcMar>
+            <w:vAlign w:val="center"/>
+          </w:tcPr>
+          <w:p>
+            <w:pPr>
+              <w:spacing w:line="250" w:lineRule="auto"/>
+              <w:jc w:val="center"/>
+            </w:pPr>
+            <w:r>
+              <w:rPr>
+                <w:rFonts w:ascii="Arial" w:eastAsia="Arial" w:hAnsi="Arial" w:cs="Arial"/>
+                <w:color w:val="1A1A1A"/>
+                <w:sz w:val="15"/>
+                <w:szCs w:val="15"/>
+              </w:rPr>
+              <w:t>1</w:t>
+            </w:r>
+          </w:p>
+        </w:tc>
+      </w:tr>
+      <w:tr>
+        <w:tblPrEx>
+          <w:tblCellMar>
+            <w:top w:w="0" w:type="dxa"/>
+            <w:bottom w:w="0" w:type="dxa"/>
+          </w:tblCellMar>
+        </w:tblPrEx>
+        <w:trPr>
+          <w:cantSplit/>
+        </w:trPr>
+        <w:tc>
+          <w:tcPr>
+            <w:tcW w:w="1405" w:type="dxa"/>
+            <w:tcBorders>
+              <w:top w:val="single" w:sz="4" w:space="0" w:color="B8C2CC"/>
+              <w:left w:val="single" w:sz="4" w:space="0" w:color="B8C2CC"/>
+              <w:bottom w:val="single" w:sz="4" w:space="0" w:color="B8C2CC"/>
+              <w:right w:val="single" w:sz="4" w:space="0" w:color="B8C2CC"/>
+            </w:tcBorders>
+            <w:tcMar>
+              <w:top w:w="55" w:type="dxa"/>
+              <w:left w:w="85" w:type="dxa"/>
+              <w:bottom w:w="55" w:type="dxa"/>
+              <w:right w:w="85" w:type="dxa"/>
+            </w:tcMar>
+            <w:vAlign w:val="center"/>
+          </w:tcPr>
+          <w:p>
+            <w:pPr>
+              <w:spacing w:line="250" w:lineRule="auto"/>
+            </w:pPr>
+            <w:r>
+              <w:rPr>
+                <w:rFonts w:ascii="Arial" w:eastAsia="Arial" w:hAnsi="Arial" w:cs="Arial"/>
+                <w:color w:val="1A1A1A"/>
+                <w:sz w:val="15"/>
+                <w:szCs w:val="15"/>
+              </w:rPr>
+              <w:t>Hasta el 23/10/2026</w:t>
+            </w:r>
+          </w:p>
+        </w:tc>
+        <w:tc>
+          <w:tcPr>
+            <w:tcW w:w="3514" w:type="dxa"/>
+            <w:tcBorders>
+              <w:top w:val="single" w:sz="4" w:space="0" w:color="B8C2CC"/>
+              <w:left w:val="single" w:sz="4" w:space="0" w:color="B8C2CC"/>
+              <w:bottom w:val="single" w:sz="4" w:space="0" w:color="B8C2CC"/>
+              <w:right w:val="single" w:sz="4" w:space="0" w:color="B8C2CC"/>
+            </w:tcBorders>
+            <w:tcMar>
+              <w:top w:w="55" w:type="dxa"/>
+              <w:left w:w="85" w:type="dxa"/>
+              <w:bottom w:w="55" w:type="dxa"/>
+              <w:right w:w="85" w:type="dxa"/>
+            </w:tcMar>
+            <w:vAlign w:val="center"/>
+          </w:tcPr>
+          <w:p>
+            <w:pPr>
+              <w:spacing w:line="250" w:lineRule="auto"/>
+            </w:pPr>
+            <w:r>
+              <w:rPr>
+                <w:rFonts w:ascii="Arial" w:eastAsia="Arial" w:hAnsi="Arial" w:cs="Arial"/>
+                <w:color w:val="1A1A1A"/>
+                <w:sz w:val="15"/>
+                <w:szCs w:val="15"/>
+              </w:rPr>
+              <w:t>Segunda entrevista y acuerdo sobre las exportaciones de datos de Cubicol</w:t>
+            </w:r>
+          </w:p>
+        </w:tc>
+        <w:tc>
+          <w:tcPr>
+            <w:tcW w:w="1757" w:type="dxa"/>
+            <w:tcBorders>
+              <w:top w:val="single" w:sz="4" w:space="0" w:color="B8C2CC"/>
+              <w:left w:val="single" w:sz="4" w:space="0" w:color="B8C2CC"/>
+              <w:bottom w:val="single" w:sz="4" w:space="0" w:color="B8C2CC"/>
+              <w:right w:val="single" w:sz="4" w:space="0" w:color="B8C2CC"/>
+            </w:tcBorders>
+            <w:tcMar>
+              <w:top w:w="55" w:type="dxa"/>
+              <w:left w:w="85" w:type="dxa"/>
+              <w:bottom w:w="55" w:type="dxa"/>
+              <w:right w:w="85" w:type="dxa"/>
+            </w:tcMar>
+            <w:vAlign w:val="center"/>
+          </w:tcPr>
+          <w:p>
+            <w:pPr>
+              <w:spacing w:line="250" w:lineRule="auto"/>
+            </w:pPr>
+            <w:r>
+              <w:rPr>
+                <w:rFonts w:ascii="Arial" w:eastAsia="Arial" w:hAnsi="Arial" w:cs="Arial"/>
+                <w:color w:val="1A1A1A"/>
+                <w:sz w:val="15"/>
+                <w:szCs w:val="15"/>
+              </w:rPr>
+              <w:t>I-07, I-08</w:t>
+            </w:r>
+          </w:p>
+        </w:tc>
+        <w:tc>
+          <w:tcPr>
+            <w:tcW w:w="1230" w:type="dxa"/>
+            <w:tcBorders>
+              <w:top w:val="single" w:sz="4" w:space="0" w:color="B8C2CC"/>
+              <w:left w:val="single" w:sz="4" w:space="0" w:color="B8C2CC"/>
+              <w:bottom w:val="single" w:sz="4" w:space="0" w:color="B8C2CC"/>
+              <w:right w:val="single" w:sz="4" w:space="0" w:color="B8C2CC"/>
+            </w:tcBorders>
+            <w:tcMar>
+              <w:top w:w="55" w:type="dxa"/>
+              <w:left w:w="85" w:type="dxa"/>
+              <w:bottom w:w="55" w:type="dxa"/>
+              <w:right w:w="85" w:type="dxa"/>
+            </w:tcMar>
+            <w:vAlign w:val="center"/>
+          </w:tcPr>
+          <w:p>
+            <w:pPr>
+              <w:spacing w:line="250" w:lineRule="auto"/>
+            </w:pPr>
+            <w:r>
+              <w:rPr>
+                <w:rFonts w:ascii="Arial" w:eastAsia="Arial" w:hAnsi="Arial" w:cs="Arial"/>
+                <w:color w:val="1A1A1A"/>
+                <w:sz w:val="15"/>
+                <w:szCs w:val="15"/>
+              </w:rPr>
+              <w:t>Jadira Vasquez</w:t>
+            </w:r>
+          </w:p>
+        </w:tc>
+        <w:tc>
+          <w:tcPr>
+            <w:tcW w:w="881" w:type="dxa"/>
+            <w:tcBorders>
+              <w:top w:val="single" w:sz="4" w:space="0" w:color="B8C2CC"/>
+              <w:left w:val="single" w:sz="4" w:space="0" w:color="B8C2CC"/>
+              <w:bottom w:val="single" w:sz="4" w:space="0" w:color="B8C2CC"/>
+              <w:right w:val="single" w:sz="4" w:space="0" w:color="B8C2CC"/>
+            </w:tcBorders>
+            <w:tcMar>
+              <w:top w:w="55" w:type="dxa"/>
+              <w:left w:w="85" w:type="dxa"/>
+              <w:bottom w:w="55" w:type="dxa"/>
+              <w:right w:w="85" w:type="dxa"/>
+            </w:tcMar>
+            <w:vAlign w:val="center"/>
+          </w:tcPr>
+          <w:p>
+            <w:pPr>
+              <w:spacing w:line="250" w:lineRule="auto"/>
+              <w:jc w:val="center"/>
+            </w:pPr>
+            <w:r>
+              <w:rPr>
+                <w:rFonts w:ascii="Arial" w:eastAsia="Arial" w:hAnsi="Arial" w:cs="Arial"/>
+                <w:color w:val="1A1A1A"/>
+                <w:sz w:val="15"/>
+                <w:szCs w:val="15"/>
+              </w:rPr>
+              <w:t>1</w:t>
+            </w:r>
+          </w:p>
+        </w:tc>
+      </w:tr>
+      <w:tr>
+        <w:tblPrEx>
+          <w:tblCellMar>
+            <w:top w:w="0" w:type="dxa"/>
+            <w:bottom w:w="0" w:type="dxa"/>
+          </w:tblCellMar>
+        </w:tblPrEx>
+        <w:trPr>
+          <w:cantSplit/>
+        </w:trPr>
+        <w:tc>
+          <w:tcPr>
+            <w:tcW w:w="1405" w:type="dxa"/>
+            <w:tcBorders>
+              <w:top w:val="single" w:sz="4" w:space="0" w:color="B8C2CC"/>
+              <w:left w:val="single" w:sz="4" w:space="0" w:color="B8C2CC"/>
+              <w:bottom w:val="single" w:sz="4" w:space="0" w:color="B8C2CC"/>
+              <w:right w:val="single" w:sz="4" w:space="0" w:color="B8C2CC"/>
+            </w:tcBorders>
+            <w:shd w:val="clear" w:color="auto" w:fill="F5F7FA"/>
+            <w:tcMar>
+              <w:top w:w="55" w:type="dxa"/>
+              <w:left w:w="85" w:type="dxa"/>
+              <w:bottom w:w="55" w:type="dxa"/>
+              <w:right w:w="85" w:type="dxa"/>
+            </w:tcMar>
+            <w:vAlign w:val="center"/>
+          </w:tcPr>
+          <w:p>
+            <w:pPr>
+              <w:spacing w:line="250" w:lineRule="auto"/>
+            </w:pPr>
+            <w:r>
+              <w:rPr>
+                <w:rFonts w:ascii="Arial" w:eastAsia="Arial" w:hAnsi="Arial" w:cs="Arial"/>
+                <w:color w:val="1A1A1A"/>
+                <w:sz w:val="15"/>
+                <w:szCs w:val="15"/>
+              </w:rPr>
+              <w:t>Semana del 19/10/2026</w:t>
+            </w:r>
+          </w:p>
+        </w:tc>
+        <w:tc>
+          <w:tcPr>
+            <w:tcW w:w="3514" w:type="dxa"/>
+            <w:tcBorders>
+              <w:top w:val="single" w:sz="4" w:space="0" w:color="B8C2CC"/>
+              <w:left w:val="single" w:sz="4" w:space="0" w:color="B8C2CC"/>
+              <w:bottom w:val="single" w:sz="4" w:space="0" w:color="B8C2CC"/>
+              <w:right w:val="single" w:sz="4" w:space="0" w:color="B8C2CC"/>
+            </w:tcBorders>
+            <w:shd w:val="clear" w:color="auto" w:fill="F5F7FA"/>
+            <w:tcMar>
+              <w:top w:w="55" w:type="dxa"/>
+              <w:left w:w="85" w:type="dxa"/>
+              <w:bottom w:w="55" w:type="dxa"/>
+              <w:right w:w="85" w:type="dxa"/>
+            </w:tcMar>
+            <w:vAlign w:val="center"/>
+          </w:tcPr>
+          <w:p>
+            <w:pPr>
+              <w:spacing w:line="250" w:lineRule="auto"/>
+            </w:pPr>
+            <w:r>
+              <w:rPr>
+                <w:rFonts w:ascii="Arial" w:eastAsia="Arial" w:hAnsi="Arial" w:cs="Arial"/>
+                <w:color w:val="1A1A1A"/>
+                <w:sz w:val="15"/>
+                <w:szCs w:val="15"/>
+              </w:rPr>
+              <w:t>Avance semanal al docente asesor</w:t>
+            </w:r>
+          </w:p>
+        </w:tc>
+        <w:tc>
+          <w:tcPr>
+            <w:tcW w:w="1757" w:type="dxa"/>
+            <w:tcBorders>
+              <w:top w:val="single" w:sz="4" w:space="0" w:color="B8C2CC"/>
+              <w:left w:val="single" w:sz="4" w:space="0" w:color="B8C2CC"/>
+              <w:bottom w:val="single" w:sz="4" w:space="0" w:color="B8C2CC"/>
+              <w:right w:val="single" w:sz="4" w:space="0" w:color="B8C2CC"/>
+            </w:tcBorders>
+            <w:shd w:val="clear" w:color="auto" w:fill="F5F7FA"/>
+            <w:tcMar>
+              <w:top w:w="55" w:type="dxa"/>
+              <w:left w:w="85" w:type="dxa"/>
+              <w:bottom w:w="55" w:type="dxa"/>
+              <w:right w:w="85" w:type="dxa"/>
+            </w:tcMar>
+            <w:vAlign w:val="center"/>
+          </w:tcPr>
+          <w:p>
+            <w:pPr>
+              <w:spacing w:line="250" w:lineRule="auto"/>
+            </w:pPr>
+            <w:r>
+              <w:rPr>
+                <w:rFonts w:ascii="Arial" w:eastAsia="Arial" w:hAnsi="Arial" w:cs="Arial"/>
+                <w:color w:val="1A1A1A"/>
+                <w:sz w:val="15"/>
+                <w:szCs w:val="15"/>
+              </w:rPr>
+              <w:t>I-13</w:t>
+            </w:r>
+          </w:p>
+        </w:tc>
+        <w:tc>
+          <w:tcPr>
+            <w:tcW w:w="1230" w:type="dxa"/>
+            <w:tcBorders>
+              <w:top w:val="single" w:sz="4" w:space="0" w:color="B8C2CC"/>
+              <w:left w:val="single" w:sz="4" w:space="0" w:color="B8C2CC"/>
+              <w:bottom w:val="single" w:sz="4" w:space="0" w:color="B8C2CC"/>
+              <w:right w:val="single" w:sz="4" w:space="0" w:color="B8C2CC"/>
+            </w:tcBorders>
+            <w:shd w:val="clear" w:color="auto" w:fill="F5F7FA"/>
+            <w:tcMar>
+              <w:top w:w="55" w:type="dxa"/>
+              <w:left w:w="85" w:type="dxa"/>
+              <w:bottom w:w="55" w:type="dxa"/>
+              <w:right w:w="85" w:type="dxa"/>
+            </w:tcMar>
+            <w:vAlign w:val="center"/>
+          </w:tcPr>
+          <w:p>
+            <w:pPr>
+              <w:spacing w:line="250" w:lineRule="auto"/>
+            </w:pPr>
+            <w:r>
+              <w:rPr>
+                <w:rFonts w:ascii="Arial" w:eastAsia="Arial" w:hAnsi="Arial" w:cs="Arial"/>
+                <w:color w:val="1A1A1A"/>
+                <w:sz w:val="15"/>
+                <w:szCs w:val="15"/>
+              </w:rPr>
+              <w:t>Equipo del proyecto</w:t>
+            </w:r>
+          </w:p>
+        </w:tc>
+        <w:tc>
+          <w:tcPr>
+            <w:tcW w:w="881" w:type="dxa"/>
+            <w:tcBorders>
+              <w:top w:val="single" w:sz="4" w:space="0" w:color="B8C2CC"/>
+              <w:left w:val="single" w:sz="4" w:space="0" w:color="B8C2CC"/>
+              <w:bottom w:val="single" w:sz="4" w:space="0" w:color="B8C2CC"/>
+              <w:right w:val="single" w:sz="4" w:space="0" w:color="B8C2CC"/>
+            </w:tcBorders>
+            <w:shd w:val="clear" w:color="auto" w:fill="F5F7FA"/>
+            <w:tcMar>
+              <w:top w:w="55" w:type="dxa"/>
+              <w:left w:w="85" w:type="dxa"/>
+              <w:bottom w:w="55" w:type="dxa"/>
+              <w:right w:w="85" w:type="dxa"/>
+            </w:tcMar>
+            <w:vAlign w:val="center"/>
+          </w:tcPr>
+          <w:p>
+            <w:pPr>
+              <w:spacing w:line="250" w:lineRule="auto"/>
+              <w:jc w:val="center"/>
+            </w:pPr>
+            <w:r>
+              <w:rPr>
+                <w:rFonts w:ascii="Arial" w:eastAsia="Arial" w:hAnsi="Arial" w:cs="Arial"/>
+                <w:color w:val="1A1A1A"/>
+                <w:sz w:val="15"/>
+                <w:szCs w:val="15"/>
+              </w:rPr>
+              <w:t>1</w:t>
+            </w:r>
+          </w:p>
+        </w:tc>
+      </w:tr>
+      <w:tr>
+        <w:tblPrEx>
+          <w:tblCellMar>
+            <w:top w:w="0" w:type="dxa"/>
+            <w:bottom w:w="0" w:type="dxa"/>
+          </w:tblCellMar>
+        </w:tblPrEx>
+        <w:trPr>
+          <w:cantSplit/>
+        </w:trPr>
+        <w:tc>
+          <w:tcPr>
+            <w:tcW w:w="1405" w:type="dxa"/>
+            <w:tcBorders>
+              <w:top w:val="single" w:sz="4" w:space="0" w:color="B8C2CC"/>
+              <w:left w:val="single" w:sz="4" w:space="0" w:color="B8C2CC"/>
+              <w:bottom w:val="single" w:sz="4" w:space="0" w:color="B8C2CC"/>
+              <w:right w:val="single" w:sz="4" w:space="0" w:color="B8C2CC"/>
+            </w:tcBorders>
+            <w:tcMar>
+              <w:top w:w="55" w:type="dxa"/>
+              <w:left w:w="85" w:type="dxa"/>
+              <w:bottom w:w="55" w:type="dxa"/>
+              <w:right w:w="85" w:type="dxa"/>
+            </w:tcMar>
+            <w:vAlign w:val="center"/>
+          </w:tcPr>
+          <w:p>
+            <w:pPr>
+              <w:spacing w:line="250" w:lineRule="auto"/>
+            </w:pPr>
+            <w:r>
+              <w:rPr>
+                <w:rFonts w:ascii="Arial" w:eastAsia="Arial" w:hAnsi="Arial" w:cs="Arial"/>
+                <w:color w:val="1A1A1A"/>
+                <w:sz w:val="15"/>
+                <w:szCs w:val="15"/>
+              </w:rPr>
+              <w:t>Semana del 26/10/2026</w:t>
+            </w:r>
+          </w:p>
+        </w:tc>
+        <w:tc>
+          <w:tcPr>
+            <w:tcW w:w="3514" w:type="dxa"/>
+            <w:tcBorders>
+              <w:top w:val="single" w:sz="4" w:space="0" w:color="B8C2CC"/>
+              <w:left w:val="single" w:sz="4" w:space="0" w:color="B8C2CC"/>
+              <w:bottom w:val="single" w:sz="4" w:space="0" w:color="B8C2CC"/>
+              <w:right w:val="single" w:sz="4" w:space="0" w:color="B8C2CC"/>
+            </w:tcBorders>
+            <w:tcMar>
+              <w:top w:w="55" w:type="dxa"/>
+              <w:left w:w="85" w:type="dxa"/>
+              <w:bottom w:w="55" w:type="dxa"/>
+              <w:right w:w="85" w:type="dxa"/>
+            </w:tcMar>
+            <w:vAlign w:val="center"/>
+          </w:tcPr>
+          <w:p>
+            <w:pPr>
+              <w:spacing w:line="250" w:lineRule="auto"/>
+            </w:pPr>
+            <w:r>
+              <w:rPr>
+                <w:rFonts w:ascii="Arial" w:eastAsia="Arial" w:hAnsi="Arial" w:cs="Arial"/>
+                <w:color w:val="1A1A1A"/>
+                <w:sz w:val="15"/>
+                <w:szCs w:val="15"/>
+              </w:rPr>
+              <w:t>Taller de validación de las variables del modelo</w:t>
+            </w:r>
+          </w:p>
+        </w:tc>
+        <w:tc>
+          <w:tcPr>
+            <w:tcW w:w="1757" w:type="dxa"/>
+            <w:tcBorders>
+              <w:top w:val="single" w:sz="4" w:space="0" w:color="B8C2CC"/>
+              <w:left w:val="single" w:sz="4" w:space="0" w:color="B8C2CC"/>
+              <w:bottom w:val="single" w:sz="4" w:space="0" w:color="B8C2CC"/>
+              <w:right w:val="single" w:sz="4" w:space="0" w:color="B8C2CC"/>
+            </w:tcBorders>
+            <w:tcMar>
+              <w:top w:w="55" w:type="dxa"/>
+              <w:left w:w="85" w:type="dxa"/>
+              <w:bottom w:w="55" w:type="dxa"/>
+              <w:right w:w="85" w:type="dxa"/>
+            </w:tcMar>
+            <w:vAlign w:val="center"/>
+          </w:tcPr>
+          <w:p>
+            <w:pPr>
+              <w:spacing w:line="250" w:lineRule="auto"/>
+            </w:pPr>
+            <w:r>
+              <w:rPr>
+                <w:rFonts w:ascii="Arial" w:eastAsia="Arial" w:hAnsi="Arial" w:cs="Arial"/>
+                <w:color w:val="1A1A1A"/>
+                <w:sz w:val="15"/>
+                <w:szCs w:val="15"/>
+              </w:rPr>
+              <w:t>I-05, I-06</w:t>
+            </w:r>
+          </w:p>
+        </w:tc>
+        <w:tc>
+          <w:tcPr>
+            <w:tcW w:w="1230" w:type="dxa"/>
+            <w:tcBorders>
+              <w:top w:val="single" w:sz="4" w:space="0" w:color="B8C2CC"/>
+              <w:left w:val="single" w:sz="4" w:space="0" w:color="B8C2CC"/>
+              <w:bottom w:val="single" w:sz="4" w:space="0" w:color="B8C2CC"/>
+              <w:right w:val="single" w:sz="4" w:space="0" w:color="B8C2CC"/>
+            </w:tcBorders>
+            <w:tcMar>
+              <w:top w:w="55" w:type="dxa"/>
+              <w:left w:w="85" w:type="dxa"/>
+              <w:bottom w:w="55" w:type="dxa"/>
+              <w:right w:w="85" w:type="dxa"/>
+            </w:tcMar>
+            <w:vAlign w:val="center"/>
+          </w:tcPr>
+          <w:p>
+            <w:pPr>
+              <w:spacing w:line="250" w:lineRule="auto"/>
+            </w:pPr>
+            <w:r>
+              <w:rPr>
+                <w:rFonts w:ascii="Arial" w:eastAsia="Arial" w:hAnsi="Arial" w:cs="Arial"/>
+                <w:color w:val="1A1A1A"/>
+                <w:sz w:val="15"/>
+                <w:szCs w:val="15"/>
+              </w:rPr>
+              <w:t>Helber Perez</w:t>
+            </w:r>
+          </w:p>
+        </w:tc>
+        <w:tc>
+          <w:tcPr>
+            <w:tcW w:w="881" w:type="dxa"/>
+            <w:tcBorders>
+              <w:top w:val="single" w:sz="4" w:space="0" w:color="B8C2CC"/>
+              <w:left w:val="single" w:sz="4" w:space="0" w:color="B8C2CC"/>
+              <w:bottom w:val="single" w:sz="4" w:space="0" w:color="B8C2CC"/>
+              <w:right w:val="single" w:sz="4" w:space="0" w:color="B8C2CC"/>
+            </w:tcBorders>
+            <w:tcMar>
+              <w:top w:w="55" w:type="dxa"/>
+              <w:left w:w="85" w:type="dxa"/>
+              <w:bottom w:w="55" w:type="dxa"/>
+              <w:right w:w="85" w:type="dxa"/>
+            </w:tcMar>
+            <w:vAlign w:val="center"/>
+          </w:tcPr>
+          <w:p>
+            <w:pPr>
+              <w:spacing w:line="250" w:lineRule="auto"/>
+              <w:jc w:val="center"/>
+            </w:pPr>
+            <w:r>
+              <w:rPr>
+                <w:rFonts w:ascii="Arial" w:eastAsia="Arial" w:hAnsi="Arial" w:cs="Arial"/>
+                <w:color w:val="1A1A1A"/>
+                <w:sz w:val="15"/>
+                <w:szCs w:val="15"/>
+              </w:rPr>
+              <w:t>1</w:t>
+            </w:r>
+          </w:p>
+        </w:tc>
+      </w:tr>
+      <w:tr>
+        <w:tblPrEx>
+          <w:tblCellMar>
+            <w:top w:w="0" w:type="dxa"/>
+            <w:bottom w:w="0" w:type="dxa"/>
+          </w:tblCellMar>
+        </w:tblPrEx>
+        <w:trPr>
+          <w:cantSplit/>
+        </w:trPr>
+        <w:tc>
+          <w:tcPr>
+            <w:tcW w:w="1405" w:type="dxa"/>
+            <w:tcBorders>
+              <w:top w:val="single" w:sz="4" w:space="0" w:color="B8C2CC"/>
+              <w:left w:val="single" w:sz="4" w:space="0" w:color="B8C2CC"/>
+              <w:bottom w:val="single" w:sz="4" w:space="0" w:color="B8C2CC"/>
+              <w:right w:val="single" w:sz="4" w:space="0" w:color="B8C2CC"/>
+            </w:tcBorders>
+            <w:shd w:val="clear" w:color="auto" w:fill="F5F7FA"/>
+            <w:tcMar>
+              <w:top w:w="55" w:type="dxa"/>
+              <w:left w:w="85" w:type="dxa"/>
+              <w:bottom w:w="55" w:type="dxa"/>
+              <w:right w:w="85" w:type="dxa"/>
+            </w:tcMar>
+            <w:vAlign w:val="center"/>
+          </w:tcPr>
+          <w:p>
+            <w:pPr>
+              <w:spacing w:line="250" w:lineRule="auto"/>
+            </w:pPr>
+            <w:r>
+              <w:rPr>
+                <w:rFonts w:ascii="Arial" w:eastAsia="Arial" w:hAnsi="Arial" w:cs="Arial"/>
+                <w:color w:val="1A1A1A"/>
+                <w:sz w:val="15"/>
+                <w:szCs w:val="15"/>
+              </w:rPr>
+              <w:t>Semana del 26/10/2026</w:t>
+            </w:r>
+          </w:p>
+        </w:tc>
+        <w:tc>
+          <w:tcPr>
+            <w:tcW w:w="3514" w:type="dxa"/>
+            <w:tcBorders>
+              <w:top w:val="single" w:sz="4" w:space="0" w:color="B8C2CC"/>
+              <w:left w:val="single" w:sz="4" w:space="0" w:color="B8C2CC"/>
+              <w:bottom w:val="single" w:sz="4" w:space="0" w:color="B8C2CC"/>
+              <w:right w:val="single" w:sz="4" w:space="0" w:color="B8C2CC"/>
+            </w:tcBorders>
+            <w:shd w:val="clear" w:color="auto" w:fill="F5F7FA"/>
+            <w:tcMar>
+              <w:top w:w="55" w:type="dxa"/>
+              <w:left w:w="85" w:type="dxa"/>
+              <w:bottom w:w="55" w:type="dxa"/>
+              <w:right w:w="85" w:type="dxa"/>
+            </w:tcMar>
+            <w:vAlign w:val="center"/>
+          </w:tcPr>
+          <w:p>
+            <w:pPr>
+              <w:spacing w:line="250" w:lineRule="auto"/>
+            </w:pPr>
+            <w:r>
+              <w:rPr>
+                <w:rFonts w:ascii="Arial" w:eastAsia="Arial" w:hAnsi="Arial" w:cs="Arial"/>
+                <w:color w:val="1A1A1A"/>
+                <w:sz w:val="15"/>
+                <w:szCs w:val="15"/>
+              </w:rPr>
+              <w:t>Avance semanal al docente asesor</w:t>
+            </w:r>
+          </w:p>
+        </w:tc>
+        <w:tc>
+          <w:tcPr>
+            <w:tcW w:w="1757" w:type="dxa"/>
+            <w:tcBorders>
+              <w:top w:val="single" w:sz="4" w:space="0" w:color="B8C2CC"/>
+              <w:left w:val="single" w:sz="4" w:space="0" w:color="B8C2CC"/>
+              <w:bottom w:val="single" w:sz="4" w:space="0" w:color="B8C2CC"/>
+              <w:right w:val="single" w:sz="4" w:space="0" w:color="B8C2CC"/>
+            </w:tcBorders>
+            <w:shd w:val="clear" w:color="auto" w:fill="F5F7FA"/>
+            <w:tcMar>
+              <w:top w:w="55" w:type="dxa"/>
+              <w:left w:w="85" w:type="dxa"/>
+              <w:bottom w:w="55" w:type="dxa"/>
+              <w:right w:w="85" w:type="dxa"/>
+            </w:tcMar>
+            <w:vAlign w:val="center"/>
+          </w:tcPr>
+          <w:p>
+            <w:pPr>
+              <w:spacing w:line="250" w:lineRule="auto"/>
+            </w:pPr>
+            <w:r>
+              <w:rPr>
+                <w:rFonts w:ascii="Arial" w:eastAsia="Arial" w:hAnsi="Arial" w:cs="Arial"/>
+                <w:color w:val="1A1A1A"/>
+                <w:sz w:val="15"/>
+                <w:szCs w:val="15"/>
+              </w:rPr>
+              <w:t>I-13</w:t>
+            </w:r>
+          </w:p>
+        </w:tc>
+        <w:tc>
+          <w:tcPr>
+            <w:tcW w:w="1230" w:type="dxa"/>
+            <w:tcBorders>
+              <w:top w:val="single" w:sz="4" w:space="0" w:color="B8C2CC"/>
+              <w:left w:val="single" w:sz="4" w:space="0" w:color="B8C2CC"/>
+              <w:bottom w:val="single" w:sz="4" w:space="0" w:color="B8C2CC"/>
+              <w:right w:val="single" w:sz="4" w:space="0" w:color="B8C2CC"/>
+            </w:tcBorders>
+            <w:shd w:val="clear" w:color="auto" w:fill="F5F7FA"/>
+            <w:tcMar>
+              <w:top w:w="55" w:type="dxa"/>
+              <w:left w:w="85" w:type="dxa"/>
+              <w:bottom w:w="55" w:type="dxa"/>
+              <w:right w:w="85" w:type="dxa"/>
+            </w:tcMar>
+            <w:vAlign w:val="center"/>
+          </w:tcPr>
+          <w:p>
+            <w:pPr>
+              <w:spacing w:line="250" w:lineRule="auto"/>
+            </w:pPr>
+            <w:r>
+              <w:rPr>
+                <w:rFonts w:ascii="Arial" w:eastAsia="Arial" w:hAnsi="Arial" w:cs="Arial"/>
+                <w:color w:val="1A1A1A"/>
+                <w:sz w:val="15"/>
+                <w:szCs w:val="15"/>
+              </w:rPr>
+              <w:t>Equipo del proyecto</w:t>
+            </w:r>
+          </w:p>
+        </w:tc>
+        <w:tc>
+          <w:tcPr>
+            <w:tcW w:w="881" w:type="dxa"/>
+            <w:tcBorders>
+              <w:top w:val="single" w:sz="4" w:space="0" w:color="B8C2CC"/>
+              <w:left w:val="single" w:sz="4" w:space="0" w:color="B8C2CC"/>
+              <w:bottom w:val="single" w:sz="4" w:space="0" w:color="B8C2CC"/>
+              <w:right w:val="single" w:sz="4" w:space="0" w:color="B8C2CC"/>
+            </w:tcBorders>
+            <w:shd w:val="clear" w:color="auto" w:fill="F5F7FA"/>
+            <w:tcMar>
+              <w:top w:w="55" w:type="dxa"/>
+              <w:left w:w="85" w:type="dxa"/>
+              <w:bottom w:w="55" w:type="dxa"/>
+              <w:right w:w="85" w:type="dxa"/>
+            </w:tcMar>
+            <w:vAlign w:val="center"/>
+          </w:tcPr>
+          <w:p>
+            <w:pPr>
+              <w:spacing w:line="250" w:lineRule="auto"/>
+              <w:jc w:val="center"/>
+            </w:pPr>
+            <w:r>
+              <w:rPr>
+                <w:rFonts w:ascii="Arial" w:eastAsia="Arial" w:hAnsi="Arial" w:cs="Arial"/>
+                <w:color w:val="1A1A1A"/>
+                <w:sz w:val="15"/>
+                <w:szCs w:val="15"/>
+              </w:rPr>
+              <w:t>1</w:t>
+            </w:r>
+          </w:p>
+        </w:tc>
+      </w:tr>
+      <w:tr>
+        <w:tblPrEx>
+          <w:tblCellMar>
+            <w:top w:w="0" w:type="dxa"/>
+            <w:bottom w:w="0" w:type="dxa"/>
+          </w:tblCellMar>
+        </w:tblPrEx>
+        <w:trPr>
+          <w:cantSplit/>
+        </w:trPr>
+        <w:tc>
+          <w:tcPr>
+            <w:tcW w:w="1405" w:type="dxa"/>
+            <w:tcBorders>
+              <w:top w:val="single" w:sz="4" w:space="0" w:color="B8C2CC"/>
+              <w:left w:val="single" w:sz="4" w:space="0" w:color="B8C2CC"/>
+              <w:bottom w:val="single" w:sz="4" w:space="0" w:color="B8C2CC"/>
+              <w:right w:val="single" w:sz="4" w:space="0" w:color="B8C2CC"/>
+            </w:tcBorders>
+            <w:tcMar>
+              <w:top w:w="55" w:type="dxa"/>
+              <w:left w:w="85" w:type="dxa"/>
+              <w:bottom w:w="55" w:type="dxa"/>
+              <w:right w:w="85" w:type="dxa"/>
+            </w:tcMar>
+            <w:vAlign w:val="center"/>
+          </w:tcPr>
+          <w:p>
+            <w:pPr>
+              <w:spacing w:line="250" w:lineRule="auto"/>
+            </w:pPr>
+            <w:r>
+              <w:rPr>
+                <w:rFonts w:ascii="Arial" w:eastAsia="Arial" w:hAnsi="Arial" w:cs="Arial"/>
+                <w:color w:val="1A1A1A"/>
+                <w:sz w:val="15"/>
+                <w:szCs w:val="15"/>
+              </w:rPr>
+              <w:t>Semana 3 o 4</w:t>
+            </w:r>
+          </w:p>
+        </w:tc>
+        <w:tc>
+          <w:tcPr>
+            <w:tcW w:w="3514" w:type="dxa"/>
+            <w:tcBorders>
+              <w:top w:val="single" w:sz="4" w:space="0" w:color="B8C2CC"/>
+              <w:left w:val="single" w:sz="4" w:space="0" w:color="B8C2CC"/>
+              <w:bottom w:val="single" w:sz="4" w:space="0" w:color="B8C2CC"/>
+              <w:right w:val="single" w:sz="4" w:space="0" w:color="B8C2CC"/>
+            </w:tcBorders>
+            <w:tcMar>
+              <w:top w:w="55" w:type="dxa"/>
+              <w:left w:w="85" w:type="dxa"/>
+              <w:bottom w:w="55" w:type="dxa"/>
+              <w:right w:w="85" w:type="dxa"/>
+            </w:tcMar>
+            <w:vAlign w:val="center"/>
+          </w:tcPr>
+          <w:p>
+            <w:pPr>
+              <w:spacing w:line="250" w:lineRule="auto"/>
+            </w:pPr>
+            <w:r>
+              <w:rPr>
+                <w:rFonts w:ascii="Arial" w:eastAsia="Arial" w:hAnsi="Arial" w:cs="Arial"/>
+                <w:color w:val="1A1A1A"/>
+                <w:sz w:val="15"/>
+                <w:szCs w:val="15"/>
+              </w:rPr>
+              <w:t>Entrevista sobre el registro de incidencias</w:t>
+            </w:r>
+          </w:p>
+        </w:tc>
+        <w:tc>
+          <w:tcPr>
+            <w:tcW w:w="1757" w:type="dxa"/>
+            <w:tcBorders>
+              <w:top w:val="single" w:sz="4" w:space="0" w:color="B8C2CC"/>
+              <w:left w:val="single" w:sz="4" w:space="0" w:color="B8C2CC"/>
+              <w:bottom w:val="single" w:sz="4" w:space="0" w:color="B8C2CC"/>
+              <w:right w:val="single" w:sz="4" w:space="0" w:color="B8C2CC"/>
+            </w:tcBorders>
+            <w:tcMar>
+              <w:top w:w="55" w:type="dxa"/>
+              <w:left w:w="85" w:type="dxa"/>
+              <w:bottom w:w="55" w:type="dxa"/>
+              <w:right w:w="85" w:type="dxa"/>
+            </w:tcMar>
+            <w:vAlign w:val="center"/>
+          </w:tcPr>
+          <w:p>
+            <w:pPr>
+              <w:spacing w:line="250" w:lineRule="auto"/>
+            </w:pPr>
+            <w:r>
+              <w:rPr>
+                <w:rFonts w:ascii="Arial" w:eastAsia="Arial" w:hAnsi="Arial" w:cs="Arial"/>
+                <w:color w:val="1A1A1A"/>
+                <w:sz w:val="15"/>
+                <w:szCs w:val="15"/>
+              </w:rPr>
+              <w:t>I-04</w:t>
+            </w:r>
+          </w:p>
+        </w:tc>
+        <w:tc>
+          <w:tcPr>
+            <w:tcW w:w="1230" w:type="dxa"/>
+            <w:tcBorders>
+              <w:top w:val="single" w:sz="4" w:space="0" w:color="B8C2CC"/>
+              <w:left w:val="single" w:sz="4" w:space="0" w:color="B8C2CC"/>
+              <w:bottom w:val="single" w:sz="4" w:space="0" w:color="B8C2CC"/>
+              <w:right w:val="single" w:sz="4" w:space="0" w:color="B8C2CC"/>
+            </w:tcBorders>
+            <w:tcMar>
+              <w:top w:w="55" w:type="dxa"/>
+              <w:left w:w="85" w:type="dxa"/>
+              <w:bottom w:w="55" w:type="dxa"/>
+              <w:right w:w="85" w:type="dxa"/>
+            </w:tcMar>
+            <w:vAlign w:val="center"/>
+          </w:tcPr>
+          <w:p>
+            <w:pPr>
+              <w:spacing w:line="250" w:lineRule="auto"/>
+            </w:pPr>
+            <w:r>
+              <w:rPr>
+                <w:rFonts w:ascii="Arial" w:eastAsia="Arial" w:hAnsi="Arial" w:cs="Arial"/>
+                <w:color w:val="1A1A1A"/>
+                <w:sz w:val="15"/>
+                <w:szCs w:val="15"/>
+              </w:rPr>
+              <w:t>Jadira Vasquez</w:t>
+            </w:r>
+          </w:p>
+        </w:tc>
+        <w:tc>
+          <w:tcPr>
+            <w:tcW w:w="881" w:type="dxa"/>
+            <w:tcBorders>
+              <w:top w:val="single" w:sz="4" w:space="0" w:color="B8C2CC"/>
+              <w:left w:val="single" w:sz="4" w:space="0" w:color="B8C2CC"/>
+              <w:bottom w:val="single" w:sz="4" w:space="0" w:color="B8C2CC"/>
+              <w:right w:val="single" w:sz="4" w:space="0" w:color="B8C2CC"/>
+            </w:tcBorders>
+            <w:tcMar>
+              <w:top w:w="55" w:type="dxa"/>
+              <w:left w:w="85" w:type="dxa"/>
+              <w:bottom w:w="55" w:type="dxa"/>
+              <w:right w:w="85" w:type="dxa"/>
+            </w:tcMar>
+            <w:vAlign w:val="center"/>
+          </w:tcPr>
+          <w:p>
+            <w:pPr>
+              <w:spacing w:line="250" w:lineRule="auto"/>
+              <w:jc w:val="center"/>
+            </w:pPr>
+            <w:r>
+              <w:rPr>
+                <w:rFonts w:ascii="Arial" w:eastAsia="Arial" w:hAnsi="Arial" w:cs="Arial"/>
+                <w:color w:val="1A1A1A"/>
+                <w:sz w:val="15"/>
+                <w:szCs w:val="15"/>
+              </w:rPr>
+              <w:t>1</w:t>
+            </w:r>
+          </w:p>
+        </w:tc>
+      </w:tr>
+      <w:tr>
+        <w:tblPrEx>
+          <w:tblCellMar>
+            <w:top w:w="0" w:type="dxa"/>
+            <w:bottom w:w="0" w:type="dxa"/>
+          </w:tblCellMar>
+        </w:tblPrEx>
+        <w:trPr>
+          <w:cantSplit/>
+        </w:trPr>
+        <w:tc>
+          <w:tcPr>
+            <w:tcW w:w="1405" w:type="dxa"/>
+            <w:tcBorders>
+              <w:top w:val="single" w:sz="4" w:space="0" w:color="B8C2CC"/>
+              <w:left w:val="single" w:sz="4" w:space="0" w:color="B8C2CC"/>
+              <w:bottom w:val="single" w:sz="4" w:space="0" w:color="B8C2CC"/>
+              <w:right w:val="single" w:sz="4" w:space="0" w:color="B8C2CC"/>
+            </w:tcBorders>
+            <w:shd w:val="clear" w:color="auto" w:fill="F5F7FA"/>
+            <w:tcMar>
+              <w:top w:w="55" w:type="dxa"/>
+              <w:left w:w="85" w:type="dxa"/>
+              <w:bottom w:w="55" w:type="dxa"/>
+              <w:right w:w="85" w:type="dxa"/>
+            </w:tcMar>
+            <w:vAlign w:val="center"/>
+          </w:tcPr>
+          <w:p>
+            <w:pPr>
+              <w:spacing w:line="250" w:lineRule="auto"/>
+            </w:pPr>
+            <w:r>
+              <w:rPr>
+                <w:rFonts w:ascii="Arial" w:eastAsia="Arial" w:hAnsi="Arial" w:cs="Arial"/>
+                <w:color w:val="1A1A1A"/>
+                <w:sz w:val="15"/>
+                <w:szCs w:val="15"/>
+              </w:rPr>
+              <w:t>06/11/2026</w:t>
+            </w:r>
+          </w:p>
+        </w:tc>
+        <w:tc>
+          <w:tcPr>
+            <w:tcW w:w="3514" w:type="dxa"/>
+            <w:tcBorders>
+              <w:top w:val="single" w:sz="4" w:space="0" w:color="B8C2CC"/>
+              <w:left w:val="single" w:sz="4" w:space="0" w:color="B8C2CC"/>
+              <w:bottom w:val="single" w:sz="4" w:space="0" w:color="B8C2CC"/>
+              <w:right w:val="single" w:sz="4" w:space="0" w:color="B8C2CC"/>
+            </w:tcBorders>
+            <w:shd w:val="clear" w:color="auto" w:fill="F5F7FA"/>
+            <w:tcMar>
+              <w:top w:w="55" w:type="dxa"/>
+              <w:left w:w="85" w:type="dxa"/>
+              <w:bottom w:w="55" w:type="dxa"/>
+              <w:right w:w="85" w:type="dxa"/>
+            </w:tcMar>
+            <w:vAlign w:val="center"/>
+          </w:tcPr>
+          <w:p>
+            <w:pPr>
+              <w:spacing w:line="250" w:lineRule="auto"/>
+            </w:pPr>
+            <w:r>
+              <w:rPr>
+                <w:rFonts w:ascii="Arial" w:eastAsia="Arial" w:hAnsi="Arial" w:cs="Arial"/>
+                <w:color w:val="1A1A1A"/>
+                <w:sz w:val="15"/>
+                <w:szCs w:val="15"/>
+              </w:rPr>
+              <w:t>Revisión del Sprint 1 e informe de desempeño: arquitectura y variables del modelo</w:t>
+            </w:r>
+          </w:p>
+        </w:tc>
+        <w:tc>
+          <w:tcPr>
+            <w:tcW w:w="1757" w:type="dxa"/>
+            <w:tcBorders>
+              <w:top w:val="single" w:sz="4" w:space="0" w:color="B8C2CC"/>
+              <w:left w:val="single" w:sz="4" w:space="0" w:color="B8C2CC"/>
+              <w:bottom w:val="single" w:sz="4" w:space="0" w:color="B8C2CC"/>
+              <w:right w:val="single" w:sz="4" w:space="0" w:color="B8C2CC"/>
+            </w:tcBorders>
+            <w:shd w:val="clear" w:color="auto" w:fill="F5F7FA"/>
+            <w:tcMar>
+              <w:top w:w="55" w:type="dxa"/>
+              <w:left w:w="85" w:type="dxa"/>
+              <w:bottom w:w="55" w:type="dxa"/>
+              <w:right w:w="85" w:type="dxa"/>
+            </w:tcMar>
+            <w:vAlign w:val="center"/>
+          </w:tcPr>
+          <w:p>
+            <w:pPr>
+              <w:spacing w:line="250" w:lineRule="auto"/>
+            </w:pPr>
+            <w:r>
+              <w:rPr>
+                <w:rFonts w:ascii="Arial" w:eastAsia="Arial" w:hAnsi="Arial" w:cs="Arial"/>
+                <w:color w:val="1A1A1A"/>
+                <w:sz w:val="15"/>
+                <w:szCs w:val="15"/>
+              </w:rPr>
+              <w:t>I-01, I-03, I-13</w:t>
+            </w:r>
+          </w:p>
+        </w:tc>
+        <w:tc>
+          <w:tcPr>
+            <w:tcW w:w="1230" w:type="dxa"/>
+            <w:tcBorders>
+              <w:top w:val="single" w:sz="4" w:space="0" w:color="B8C2CC"/>
+              <w:left w:val="single" w:sz="4" w:space="0" w:color="B8C2CC"/>
+              <w:bottom w:val="single" w:sz="4" w:space="0" w:color="B8C2CC"/>
+              <w:right w:val="single" w:sz="4" w:space="0" w:color="B8C2CC"/>
+            </w:tcBorders>
+            <w:shd w:val="clear" w:color="auto" w:fill="F5F7FA"/>
+            <w:tcMar>
+              <w:top w:w="55" w:type="dxa"/>
+              <w:left w:w="85" w:type="dxa"/>
+              <w:bottom w:w="55" w:type="dxa"/>
+              <w:right w:w="85" w:type="dxa"/>
+            </w:tcMar>
+            <w:vAlign w:val="center"/>
+          </w:tcPr>
+          <w:p>
+            <w:pPr>
+              <w:spacing w:line="250" w:lineRule="auto"/>
+            </w:pPr>
+            <w:r>
+              <w:rPr>
+                <w:rFonts w:ascii="Arial" w:eastAsia="Arial" w:hAnsi="Arial" w:cs="Arial"/>
+                <w:color w:val="1A1A1A"/>
+                <w:sz w:val="15"/>
+                <w:szCs w:val="15"/>
+              </w:rPr>
+              <w:t>Equipo del proyecto</w:t>
+            </w:r>
+          </w:p>
+        </w:tc>
+        <w:tc>
+          <w:tcPr>
+            <w:tcW w:w="881" w:type="dxa"/>
+            <w:tcBorders>
+              <w:top w:val="single" w:sz="4" w:space="0" w:color="B8C2CC"/>
+              <w:left w:val="single" w:sz="4" w:space="0" w:color="B8C2CC"/>
+              <w:bottom w:val="single" w:sz="4" w:space="0" w:color="B8C2CC"/>
+              <w:right w:val="single" w:sz="4" w:space="0" w:color="B8C2CC"/>
+            </w:tcBorders>
+            <w:shd w:val="clear" w:color="auto" w:fill="F5F7FA"/>
+            <w:tcMar>
+              <w:top w:w="55" w:type="dxa"/>
+              <w:left w:w="85" w:type="dxa"/>
+              <w:bottom w:w="55" w:type="dxa"/>
+              <w:right w:w="85" w:type="dxa"/>
+            </w:tcMar>
+            <w:vAlign w:val="center"/>
+          </w:tcPr>
+          <w:p>
+            <w:pPr>
+              <w:spacing w:line="250" w:lineRule="auto"/>
+              <w:jc w:val="center"/>
+            </w:pPr>
+            <w:r>
+              <w:rPr>
+                <w:rFonts w:ascii="Arial" w:eastAsia="Arial" w:hAnsi="Arial" w:cs="Arial"/>
+                <w:color w:val="1A1A1A"/>
+                <w:sz w:val="15"/>
+                <w:szCs w:val="15"/>
+              </w:rPr>
+              <w:t>1</w:t>
+            </w:r>
+          </w:p>
+        </w:tc>
+      </w:tr>
+      <w:tr>
+        <w:tblPrEx>
+          <w:tblCellMar>
+            <w:top w:w="0" w:type="dxa"/>
+            <w:bottom w:w="0" w:type="dxa"/>
+          </w:tblCellMar>
+        </w:tblPrEx>
+        <w:trPr>
+          <w:cantSplit/>
+        </w:trPr>
+        <w:tc>
+          <w:tcPr>
+            <w:tcW w:w="1405" w:type="dxa"/>
+            <w:tcBorders>
+              <w:top w:val="single" w:sz="4" w:space="0" w:color="B8C2CC"/>
+              <w:left w:val="single" w:sz="4" w:space="0" w:color="B8C2CC"/>
+              <w:bottom w:val="single" w:sz="4" w:space="0" w:color="B8C2CC"/>
+              <w:right w:val="single" w:sz="4" w:space="0" w:color="B8C2CC"/>
+            </w:tcBorders>
+            <w:tcMar>
+              <w:top w:w="55" w:type="dxa"/>
+              <w:left w:w="85" w:type="dxa"/>
+              <w:bottom w:w="55" w:type="dxa"/>
+              <w:right w:w="85" w:type="dxa"/>
+            </w:tcMar>
+            <w:vAlign w:val="center"/>
+          </w:tcPr>
+          <w:p>
+            <w:pPr>
+              <w:spacing w:line="250" w:lineRule="auto"/>
+            </w:pPr>
+            <w:r>
+              <w:rPr>
+                <w:rFonts w:ascii="Arial" w:eastAsia="Arial" w:hAnsi="Arial" w:cs="Arial"/>
+                <w:color w:val="1A1A1A"/>
+                <w:sz w:val="15"/>
+                <w:szCs w:val="15"/>
+              </w:rPr>
+              <w:t>04/12/2026</w:t>
+            </w:r>
+          </w:p>
+        </w:tc>
+        <w:tc>
+          <w:tcPr>
+            <w:tcW w:w="3514" w:type="dxa"/>
+            <w:tcBorders>
+              <w:top w:val="single" w:sz="4" w:space="0" w:color="B8C2CC"/>
+              <w:left w:val="single" w:sz="4" w:space="0" w:color="B8C2CC"/>
+              <w:bottom w:val="single" w:sz="4" w:space="0" w:color="B8C2CC"/>
+              <w:right w:val="single" w:sz="4" w:space="0" w:color="B8C2CC"/>
+            </w:tcBorders>
+            <w:tcMar>
+              <w:top w:w="55" w:type="dxa"/>
+              <w:left w:w="85" w:type="dxa"/>
+              <w:bottom w:w="55" w:type="dxa"/>
+              <w:right w:w="85" w:type="dxa"/>
+            </w:tcMar>
+            <w:vAlign w:val="center"/>
+          </w:tcPr>
+          <w:p>
+            <w:pPr>
+              <w:spacing w:line="250" w:lineRule="auto"/>
+            </w:pPr>
+            <w:r>
+              <w:rPr>
+                <w:rFonts w:ascii="Arial" w:eastAsia="Arial" w:hAnsi="Arial" w:cs="Arial"/>
+                <w:color w:val="1A1A1A"/>
+                <w:sz w:val="15"/>
+                <w:szCs w:val="15"/>
+              </w:rPr>
+              <w:t>Revisión del Sprint 2 e informe de desempeño: base de datos centralizada</w:t>
+            </w:r>
+          </w:p>
+        </w:tc>
+        <w:tc>
+          <w:tcPr>
+            <w:tcW w:w="1757" w:type="dxa"/>
+            <w:tcBorders>
+              <w:top w:val="single" w:sz="4" w:space="0" w:color="B8C2CC"/>
+              <w:left w:val="single" w:sz="4" w:space="0" w:color="B8C2CC"/>
+              <w:bottom w:val="single" w:sz="4" w:space="0" w:color="B8C2CC"/>
+              <w:right w:val="single" w:sz="4" w:space="0" w:color="B8C2CC"/>
+            </w:tcBorders>
+            <w:tcMar>
+              <w:top w:w="55" w:type="dxa"/>
+              <w:left w:w="85" w:type="dxa"/>
+              <w:bottom w:w="55" w:type="dxa"/>
+              <w:right w:w="85" w:type="dxa"/>
+            </w:tcMar>
+            <w:vAlign w:val="center"/>
+          </w:tcPr>
+          <w:p>
+            <w:pPr>
+              <w:spacing w:line="250" w:lineRule="auto"/>
+            </w:pPr>
+            <w:r>
+              <w:rPr>
+                <w:rFonts w:ascii="Arial" w:eastAsia="Arial" w:hAnsi="Arial" w:cs="Arial"/>
+                <w:color w:val="1A1A1A"/>
+                <w:sz w:val="15"/>
+                <w:szCs w:val="15"/>
+              </w:rPr>
+              <w:t>I-01, I-03, I-13</w:t>
+            </w:r>
+          </w:p>
+        </w:tc>
+        <w:tc>
+          <w:tcPr>
+            <w:tcW w:w="1230" w:type="dxa"/>
+            <w:tcBorders>
+              <w:top w:val="single" w:sz="4" w:space="0" w:color="B8C2CC"/>
+              <w:left w:val="single" w:sz="4" w:space="0" w:color="B8C2CC"/>
+              <w:bottom w:val="single" w:sz="4" w:space="0" w:color="B8C2CC"/>
+              <w:right w:val="single" w:sz="4" w:space="0" w:color="B8C2CC"/>
+            </w:tcBorders>
+            <w:tcMar>
+              <w:top w:w="55" w:type="dxa"/>
+              <w:left w:w="85" w:type="dxa"/>
+              <w:bottom w:w="55" w:type="dxa"/>
+              <w:right w:w="85" w:type="dxa"/>
+            </w:tcMar>
+            <w:vAlign w:val="center"/>
+          </w:tcPr>
+          <w:p>
+            <w:pPr>
+              <w:spacing w:line="250" w:lineRule="auto"/>
+            </w:pPr>
+            <w:r>
+              <w:rPr>
+                <w:rFonts w:ascii="Arial" w:eastAsia="Arial" w:hAnsi="Arial" w:cs="Arial"/>
+                <w:color w:val="1A1A1A"/>
+                <w:sz w:val="15"/>
+                <w:szCs w:val="15"/>
+              </w:rPr>
+              <w:t>Equipo del proyecto</w:t>
+            </w:r>
+          </w:p>
+        </w:tc>
+        <w:tc>
+          <w:tcPr>
+            <w:tcW w:w="881" w:type="dxa"/>
+            <w:tcBorders>
+              <w:top w:val="single" w:sz="4" w:space="0" w:color="B8C2CC"/>
+              <w:left w:val="single" w:sz="4" w:space="0" w:color="B8C2CC"/>
+              <w:bottom w:val="single" w:sz="4" w:space="0" w:color="B8C2CC"/>
+              <w:right w:val="single" w:sz="4" w:space="0" w:color="B8C2CC"/>
+            </w:tcBorders>
+            <w:tcMar>
+              <w:top w:w="55" w:type="dxa"/>
+              <w:left w:w="85" w:type="dxa"/>
+              <w:bottom w:w="55" w:type="dxa"/>
+              <w:right w:w="85" w:type="dxa"/>
+            </w:tcMar>
+            <w:vAlign w:val="center"/>
+          </w:tcPr>
+          <w:p>
+            <w:pPr>
+              <w:spacing w:line="250" w:lineRule="auto"/>
+              <w:jc w:val="center"/>
+            </w:pPr>
+            <w:r>
+              <w:rPr>
+                <w:rFonts w:ascii="Arial" w:eastAsia="Arial" w:hAnsi="Arial" w:cs="Arial"/>
+                <w:color w:val="1A1A1A"/>
+                <w:sz w:val="15"/>
+                <w:szCs w:val="15"/>
+              </w:rPr>
+              <w:t>2</w:t>
+            </w:r>
+          </w:p>
+        </w:tc>
+      </w:tr>
+      <w:tr>
+        <w:tblPrEx>
+          <w:tblCellMar>
+            <w:top w:w="0" w:type="dxa"/>
+            <w:bottom w:w="0" w:type="dxa"/>
+          </w:tblCellMar>
+        </w:tblPrEx>
+        <w:trPr>
+          <w:cantSplit/>
+        </w:trPr>
+        <w:tc>
+          <w:tcPr>
+            <w:tcW w:w="1405" w:type="dxa"/>
+            <w:tcBorders>
+              <w:top w:val="single" w:sz="4" w:space="0" w:color="B8C2CC"/>
+              <w:left w:val="single" w:sz="4" w:space="0" w:color="B8C2CC"/>
+              <w:bottom w:val="single" w:sz="4" w:space="0" w:color="B8C2CC"/>
+              <w:right w:val="single" w:sz="4" w:space="0" w:color="B8C2CC"/>
+            </w:tcBorders>
+            <w:shd w:val="clear" w:color="auto" w:fill="F5F7FA"/>
+            <w:tcMar>
+              <w:top w:w="55" w:type="dxa"/>
+              <w:left w:w="85" w:type="dxa"/>
+              <w:bottom w:w="55" w:type="dxa"/>
+              <w:right w:w="85" w:type="dxa"/>
+            </w:tcMar>
+            <w:vAlign w:val="center"/>
+          </w:tcPr>
+          <w:p>
+            <w:pPr>
+              <w:spacing w:line="250" w:lineRule="auto"/>
+            </w:pPr>
+            <w:r>
+              <w:rPr>
+                <w:rFonts w:ascii="Arial" w:eastAsia="Arial" w:hAnsi="Arial" w:cs="Arial"/>
+                <w:color w:val="1A1A1A"/>
+                <w:sz w:val="15"/>
+                <w:szCs w:val="15"/>
+              </w:rPr>
+              <w:t>30/12/2026</w:t>
+            </w:r>
+          </w:p>
+        </w:tc>
+        <w:tc>
+          <w:tcPr>
+            <w:tcW w:w="3514" w:type="dxa"/>
+            <w:tcBorders>
+              <w:top w:val="single" w:sz="4" w:space="0" w:color="B8C2CC"/>
+              <w:left w:val="single" w:sz="4" w:space="0" w:color="B8C2CC"/>
+              <w:bottom w:val="single" w:sz="4" w:space="0" w:color="B8C2CC"/>
+              <w:right w:val="single" w:sz="4" w:space="0" w:color="B8C2CC"/>
+            </w:tcBorders>
+            <w:shd w:val="clear" w:color="auto" w:fill="F5F7FA"/>
+            <w:tcMar>
+              <w:top w:w="55" w:type="dxa"/>
+              <w:left w:w="85" w:type="dxa"/>
+              <w:bottom w:w="55" w:type="dxa"/>
+              <w:right w:w="85" w:type="dxa"/>
+            </w:tcMar>
+            <w:vAlign w:val="center"/>
+          </w:tcPr>
+          <w:p>
+            <w:pPr>
+              <w:spacing w:line="250" w:lineRule="auto"/>
+            </w:pPr>
+            <w:r>
+              <w:rPr>
+                <w:rFonts w:ascii="Arial" w:eastAsia="Arial" w:hAnsi="Arial" w:cs="Arial"/>
+                <w:color w:val="1A1A1A"/>
+                <w:sz w:val="15"/>
+                <w:szCs w:val="15"/>
+              </w:rPr>
+              <w:t>Revisión del Sprint 3 e informe de desempeño: modelo validado</w:t>
+            </w:r>
+          </w:p>
+        </w:tc>
+        <w:tc>
+          <w:tcPr>
+            <w:tcW w:w="1757" w:type="dxa"/>
+            <w:tcBorders>
+              <w:top w:val="single" w:sz="4" w:space="0" w:color="B8C2CC"/>
+              <w:left w:val="single" w:sz="4" w:space="0" w:color="B8C2CC"/>
+              <w:bottom w:val="single" w:sz="4" w:space="0" w:color="B8C2CC"/>
+              <w:right w:val="single" w:sz="4" w:space="0" w:color="B8C2CC"/>
+            </w:tcBorders>
+            <w:shd w:val="clear" w:color="auto" w:fill="F5F7FA"/>
+            <w:tcMar>
+              <w:top w:w="55" w:type="dxa"/>
+              <w:left w:w="85" w:type="dxa"/>
+              <w:bottom w:w="55" w:type="dxa"/>
+              <w:right w:w="85" w:type="dxa"/>
+            </w:tcMar>
+            <w:vAlign w:val="center"/>
+          </w:tcPr>
+          <w:p>
+            <w:pPr>
+              <w:spacing w:line="250" w:lineRule="auto"/>
+            </w:pPr>
+            <w:r>
+              <w:rPr>
+                <w:rFonts w:ascii="Arial" w:eastAsia="Arial" w:hAnsi="Arial" w:cs="Arial"/>
+                <w:color w:val="1A1A1A"/>
+                <w:sz w:val="15"/>
+                <w:szCs w:val="15"/>
+              </w:rPr>
+              <w:t>I-01, I-03, I-13</w:t>
+            </w:r>
+          </w:p>
+        </w:tc>
+        <w:tc>
+          <w:tcPr>
+            <w:tcW w:w="1230" w:type="dxa"/>
+            <w:tcBorders>
+              <w:top w:val="single" w:sz="4" w:space="0" w:color="B8C2CC"/>
+              <w:left w:val="single" w:sz="4" w:space="0" w:color="B8C2CC"/>
+              <w:bottom w:val="single" w:sz="4" w:space="0" w:color="B8C2CC"/>
+              <w:right w:val="single" w:sz="4" w:space="0" w:color="B8C2CC"/>
+            </w:tcBorders>
+            <w:shd w:val="clear" w:color="auto" w:fill="F5F7FA"/>
+            <w:tcMar>
+              <w:top w:w="55" w:type="dxa"/>
+              <w:left w:w="85" w:type="dxa"/>
+              <w:bottom w:w="55" w:type="dxa"/>
+              <w:right w:w="85" w:type="dxa"/>
+            </w:tcMar>
+            <w:vAlign w:val="center"/>
+          </w:tcPr>
+          <w:p>
+            <w:pPr>
+              <w:spacing w:line="250" w:lineRule="auto"/>
+            </w:pPr>
+            <w:r>
+              <w:rPr>
+                <w:rFonts w:ascii="Arial" w:eastAsia="Arial" w:hAnsi="Arial" w:cs="Arial"/>
+                <w:color w:val="1A1A1A"/>
+                <w:sz w:val="15"/>
+                <w:szCs w:val="15"/>
+              </w:rPr>
+              <w:t>Equipo del proyecto</w:t>
+            </w:r>
+          </w:p>
+        </w:tc>
+        <w:tc>
+          <w:tcPr>
+            <w:tcW w:w="881" w:type="dxa"/>
+            <w:tcBorders>
+              <w:top w:val="single" w:sz="4" w:space="0" w:color="B8C2CC"/>
+              <w:left w:val="single" w:sz="4" w:space="0" w:color="B8C2CC"/>
+              <w:bottom w:val="single" w:sz="4" w:space="0" w:color="B8C2CC"/>
+              <w:right w:val="single" w:sz="4" w:space="0" w:color="B8C2CC"/>
+            </w:tcBorders>
+            <w:shd w:val="clear" w:color="auto" w:fill="F5F7FA"/>
+            <w:tcMar>
+              <w:top w:w="55" w:type="dxa"/>
+              <w:left w:w="85" w:type="dxa"/>
+              <w:bottom w:w="55" w:type="dxa"/>
+              <w:right w:w="85" w:type="dxa"/>
+            </w:tcMar>
+            <w:vAlign w:val="center"/>
+          </w:tcPr>
+          <w:p>
+            <w:pPr>
+              <w:spacing w:line="250" w:lineRule="auto"/>
+              <w:jc w:val="center"/>
+            </w:pPr>
+            <w:r>
+              <w:rPr>
+                <w:rFonts w:ascii="Arial" w:eastAsia="Arial" w:hAnsi="Arial" w:cs="Arial"/>
+                <w:color w:val="1A1A1A"/>
+                <w:sz w:val="15"/>
+                <w:szCs w:val="15"/>
+              </w:rPr>
+              <w:t>3</w:t>
+            </w:r>
+          </w:p>
+        </w:tc>
+      </w:tr>
+      <w:tr>
+        <w:tblPrEx>
+          <w:tblCellMar>
+            <w:top w:w="0" w:type="dxa"/>
+            <w:bottom w:w="0" w:type="dxa"/>
+          </w:tblCellMar>
+        </w:tblPrEx>
+        <w:trPr>
+          <w:cantSplit/>
+        </w:trPr>
+        <w:tc>
+          <w:tcPr>
+            <w:tcW w:w="1405" w:type="dxa"/>
+            <w:tcBorders>
+              <w:top w:val="single" w:sz="4" w:space="0" w:color="B8C2CC"/>
+              <w:left w:val="single" w:sz="4" w:space="0" w:color="B8C2CC"/>
+              <w:bottom w:val="single" w:sz="4" w:space="0" w:color="B8C2CC"/>
+              <w:right w:val="single" w:sz="4" w:space="0" w:color="B8C2CC"/>
+            </w:tcBorders>
+            <w:tcMar>
+              <w:top w:w="55" w:type="dxa"/>
+              <w:left w:w="85" w:type="dxa"/>
+              <w:bottom w:w="55" w:type="dxa"/>
+              <w:right w:w="85" w:type="dxa"/>
+            </w:tcMar>
+            <w:vAlign w:val="center"/>
+          </w:tcPr>
+          <w:p>
+            <w:pPr>
+              <w:spacing w:line="250" w:lineRule="auto"/>
+            </w:pPr>
+            <w:r>
+              <w:rPr>
+                <w:rFonts w:ascii="Arial" w:eastAsia="Arial" w:hAnsi="Arial" w:cs="Arial"/>
+                <w:color w:val="1A1A1A"/>
+                <w:sz w:val="15"/>
+                <w:szCs w:val="15"/>
+              </w:rPr>
+              <w:t>Durante el Sprint 4</w:t>
+            </w:r>
+          </w:p>
+        </w:tc>
+        <w:tc>
+          <w:tcPr>
+            <w:tcW w:w="3514" w:type="dxa"/>
+            <w:tcBorders>
+              <w:top w:val="single" w:sz="4" w:space="0" w:color="B8C2CC"/>
+              <w:left w:val="single" w:sz="4" w:space="0" w:color="B8C2CC"/>
+              <w:bottom w:val="single" w:sz="4" w:space="0" w:color="B8C2CC"/>
+              <w:right w:val="single" w:sz="4" w:space="0" w:color="B8C2CC"/>
+            </w:tcBorders>
+            <w:tcMar>
+              <w:top w:w="55" w:type="dxa"/>
+              <w:left w:w="85" w:type="dxa"/>
+              <w:bottom w:w="55" w:type="dxa"/>
+              <w:right w:w="85" w:type="dxa"/>
+            </w:tcMar>
+            <w:vAlign w:val="center"/>
+          </w:tcPr>
+          <w:p>
+            <w:pPr>
+              <w:spacing w:line="250" w:lineRule="auto"/>
+            </w:pPr>
+            <w:r>
+              <w:rPr>
+                <w:rFonts w:ascii="Arial" w:eastAsia="Arial" w:hAnsi="Arial" w:cs="Arial"/>
+                <w:color w:val="1A1A1A"/>
+                <w:sz w:val="15"/>
+                <w:szCs w:val="15"/>
+              </w:rPr>
+              <w:t>Convocatoria a tres docentes tutores para el piloto de marzo</w:t>
+            </w:r>
+          </w:p>
+        </w:tc>
+        <w:tc>
+          <w:tcPr>
+            <w:tcW w:w="1757" w:type="dxa"/>
+            <w:tcBorders>
+              <w:top w:val="single" w:sz="4" w:space="0" w:color="B8C2CC"/>
+              <w:left w:val="single" w:sz="4" w:space="0" w:color="B8C2CC"/>
+              <w:bottom w:val="single" w:sz="4" w:space="0" w:color="B8C2CC"/>
+              <w:right w:val="single" w:sz="4" w:space="0" w:color="B8C2CC"/>
+            </w:tcBorders>
+            <w:tcMar>
+              <w:top w:w="55" w:type="dxa"/>
+              <w:left w:w="85" w:type="dxa"/>
+              <w:bottom w:w="55" w:type="dxa"/>
+              <w:right w:w="85" w:type="dxa"/>
+            </w:tcMar>
+            <w:vAlign w:val="center"/>
+          </w:tcPr>
+          <w:p>
+            <w:pPr>
+              <w:spacing w:line="250" w:lineRule="auto"/>
+            </w:pPr>
+            <w:r>
+              <w:rPr>
+                <w:rFonts w:ascii="Arial" w:eastAsia="Arial" w:hAnsi="Arial" w:cs="Arial"/>
+                <w:color w:val="1A1A1A"/>
+                <w:sz w:val="15"/>
+                <w:szCs w:val="15"/>
+              </w:rPr>
+              <w:t>I-05, I-03</w:t>
+            </w:r>
+          </w:p>
+        </w:tc>
+        <w:tc>
+          <w:tcPr>
+            <w:tcW w:w="1230" w:type="dxa"/>
+            <w:tcBorders>
+              <w:top w:val="single" w:sz="4" w:space="0" w:color="B8C2CC"/>
+              <w:left w:val="single" w:sz="4" w:space="0" w:color="B8C2CC"/>
+              <w:bottom w:val="single" w:sz="4" w:space="0" w:color="B8C2CC"/>
+              <w:right w:val="single" w:sz="4" w:space="0" w:color="B8C2CC"/>
+            </w:tcBorders>
+            <w:tcMar>
+              <w:top w:w="55" w:type="dxa"/>
+              <w:left w:w="85" w:type="dxa"/>
+              <w:bottom w:w="55" w:type="dxa"/>
+              <w:right w:w="85" w:type="dxa"/>
+            </w:tcMar>
+            <w:vAlign w:val="center"/>
+          </w:tcPr>
+          <w:p>
+            <w:pPr>
+              <w:spacing w:line="250" w:lineRule="auto"/>
+            </w:pPr>
+            <w:r>
+              <w:rPr>
+                <w:rFonts w:ascii="Arial" w:eastAsia="Arial" w:hAnsi="Arial" w:cs="Arial"/>
+                <w:color w:val="1A1A1A"/>
+                <w:sz w:val="15"/>
+                <w:szCs w:val="15"/>
+              </w:rPr>
+              <w:t>Jhostin Galarza</w:t>
+            </w:r>
+          </w:p>
+        </w:tc>
+        <w:tc>
+          <w:tcPr>
+            <w:tcW w:w="881" w:type="dxa"/>
+            <w:tcBorders>
+              <w:top w:val="single" w:sz="4" w:space="0" w:color="B8C2CC"/>
+              <w:left w:val="single" w:sz="4" w:space="0" w:color="B8C2CC"/>
+              <w:bottom w:val="single" w:sz="4" w:space="0" w:color="B8C2CC"/>
+              <w:right w:val="single" w:sz="4" w:space="0" w:color="B8C2CC"/>
+            </w:tcBorders>
+            <w:tcMar>
+              <w:top w:w="55" w:type="dxa"/>
+              <w:left w:w="85" w:type="dxa"/>
+              <w:bottom w:w="55" w:type="dxa"/>
+              <w:right w:w="85" w:type="dxa"/>
+            </w:tcMar>
+            <w:vAlign w:val="center"/>
+          </w:tcPr>
+          <w:p>
+            <w:pPr>
+              <w:spacing w:line="250" w:lineRule="auto"/>
+              <w:jc w:val="center"/>
+            </w:pPr>
+            <w:r>
+              <w:rPr>
+                <w:rFonts w:ascii="Arial" w:eastAsia="Arial" w:hAnsi="Arial" w:cs="Arial"/>
+                <w:color w:val="1A1A1A"/>
+                <w:sz w:val="15"/>
+                <w:szCs w:val="15"/>
+              </w:rPr>
+              <w:t>4</w:t>
+            </w:r>
+          </w:p>
+        </w:tc>
+      </w:tr>
+      <w:tr>
+        <w:tblPrEx>
+          <w:tblCellMar>
+            <w:top w:w="0" w:type="dxa"/>
+            <w:bottom w:w="0" w:type="dxa"/>
+          </w:tblCellMar>
+        </w:tblPrEx>
+        <w:trPr>
+          <w:cantSplit/>
+        </w:trPr>
+        <w:tc>
+          <w:tcPr>
+            <w:tcW w:w="1405" w:type="dxa"/>
+            <w:tcBorders>
+              <w:top w:val="single" w:sz="4" w:space="0" w:color="B8C2CC"/>
+              <w:left w:val="single" w:sz="4" w:space="0" w:color="B8C2CC"/>
+              <w:bottom w:val="single" w:sz="4" w:space="0" w:color="B8C2CC"/>
+              <w:right w:val="single" w:sz="4" w:space="0" w:color="B8C2CC"/>
+            </w:tcBorders>
+            <w:shd w:val="clear" w:color="auto" w:fill="F5F7FA"/>
+            <w:tcMar>
+              <w:top w:w="55" w:type="dxa"/>
+              <w:left w:w="85" w:type="dxa"/>
+              <w:bottom w:w="55" w:type="dxa"/>
+              <w:right w:w="85" w:type="dxa"/>
+            </w:tcMar>
+            <w:vAlign w:val="center"/>
+          </w:tcPr>
+          <w:p>
+            <w:pPr>
+              <w:spacing w:line="250" w:lineRule="auto"/>
+            </w:pPr>
+            <w:r>
+              <w:rPr>
+                <w:rFonts w:ascii="Arial" w:eastAsia="Arial" w:hAnsi="Arial" w:cs="Arial"/>
+                <w:color w:val="1A1A1A"/>
+                <w:sz w:val="15"/>
+                <w:szCs w:val="15"/>
+              </w:rPr>
+              <w:t>29/01/2027</w:t>
+            </w:r>
+          </w:p>
+        </w:tc>
+        <w:tc>
+          <w:tcPr>
+            <w:tcW w:w="3514" w:type="dxa"/>
+            <w:tcBorders>
+              <w:top w:val="single" w:sz="4" w:space="0" w:color="B8C2CC"/>
+              <w:left w:val="single" w:sz="4" w:space="0" w:color="B8C2CC"/>
+              <w:bottom w:val="single" w:sz="4" w:space="0" w:color="B8C2CC"/>
+              <w:right w:val="single" w:sz="4" w:space="0" w:color="B8C2CC"/>
+            </w:tcBorders>
+            <w:shd w:val="clear" w:color="auto" w:fill="F5F7FA"/>
+            <w:tcMar>
+              <w:top w:w="55" w:type="dxa"/>
+              <w:left w:w="85" w:type="dxa"/>
+              <w:bottom w:w="55" w:type="dxa"/>
+              <w:right w:w="85" w:type="dxa"/>
+            </w:tcMar>
+            <w:vAlign w:val="center"/>
+          </w:tcPr>
+          <w:p>
+            <w:pPr>
+              <w:spacing w:line="250" w:lineRule="auto"/>
+            </w:pPr>
+            <w:r>
+              <w:rPr>
+                <w:rFonts w:ascii="Arial" w:eastAsia="Arial" w:hAnsi="Arial" w:cs="Arial"/>
+                <w:color w:val="1A1A1A"/>
+                <w:sz w:val="15"/>
+                <w:szCs w:val="15"/>
+              </w:rPr>
+              <w:t>Revisión del Sprint 4 e informe de desempeño: sistema integrado con alertas y tablero</w:t>
+            </w:r>
+          </w:p>
+        </w:tc>
+        <w:tc>
+          <w:tcPr>
+            <w:tcW w:w="1757" w:type="dxa"/>
+            <w:tcBorders>
+              <w:top w:val="single" w:sz="4" w:space="0" w:color="B8C2CC"/>
+              <w:left w:val="single" w:sz="4" w:space="0" w:color="B8C2CC"/>
+              <w:bottom w:val="single" w:sz="4" w:space="0" w:color="B8C2CC"/>
+              <w:right w:val="single" w:sz="4" w:space="0" w:color="B8C2CC"/>
+            </w:tcBorders>
+            <w:shd w:val="clear" w:color="auto" w:fill="F5F7FA"/>
+            <w:tcMar>
+              <w:top w:w="55" w:type="dxa"/>
+              <w:left w:w="85" w:type="dxa"/>
+              <w:bottom w:w="55" w:type="dxa"/>
+              <w:right w:w="85" w:type="dxa"/>
+            </w:tcMar>
+            <w:vAlign w:val="center"/>
+          </w:tcPr>
+          <w:p>
+            <w:pPr>
+              <w:spacing w:line="250" w:lineRule="auto"/>
+            </w:pPr>
+            <w:r>
+              <w:rPr>
+                <w:rFonts w:ascii="Arial" w:eastAsia="Arial" w:hAnsi="Arial" w:cs="Arial"/>
+                <w:color w:val="1A1A1A"/>
+                <w:sz w:val="15"/>
+                <w:szCs w:val="15"/>
+              </w:rPr>
+              <w:t>I-01, I-03, I-13</w:t>
+            </w:r>
+          </w:p>
+        </w:tc>
+        <w:tc>
+          <w:tcPr>
+            <w:tcW w:w="1230" w:type="dxa"/>
+            <w:tcBorders>
+              <w:top w:val="single" w:sz="4" w:space="0" w:color="B8C2CC"/>
+              <w:left w:val="single" w:sz="4" w:space="0" w:color="B8C2CC"/>
+              <w:bottom w:val="single" w:sz="4" w:space="0" w:color="B8C2CC"/>
+              <w:right w:val="single" w:sz="4" w:space="0" w:color="B8C2CC"/>
+            </w:tcBorders>
+            <w:shd w:val="clear" w:color="auto" w:fill="F5F7FA"/>
+            <w:tcMar>
+              <w:top w:w="55" w:type="dxa"/>
+              <w:left w:w="85" w:type="dxa"/>
+              <w:bottom w:w="55" w:type="dxa"/>
+              <w:right w:w="85" w:type="dxa"/>
+            </w:tcMar>
+            <w:vAlign w:val="center"/>
+          </w:tcPr>
+          <w:p>
+            <w:pPr>
+              <w:spacing w:line="250" w:lineRule="auto"/>
+            </w:pPr>
+            <w:r>
+              <w:rPr>
+                <w:rFonts w:ascii="Arial" w:eastAsia="Arial" w:hAnsi="Arial" w:cs="Arial"/>
+                <w:color w:val="1A1A1A"/>
+                <w:sz w:val="15"/>
+                <w:szCs w:val="15"/>
+              </w:rPr>
+              <w:t>Equipo del proyecto</w:t>
+            </w:r>
+          </w:p>
+        </w:tc>
+        <w:tc>
+          <w:tcPr>
+            <w:tcW w:w="881" w:type="dxa"/>
+            <w:tcBorders>
+              <w:top w:val="single" w:sz="4" w:space="0" w:color="B8C2CC"/>
+              <w:left w:val="single" w:sz="4" w:space="0" w:color="B8C2CC"/>
+              <w:bottom w:val="single" w:sz="4" w:space="0" w:color="B8C2CC"/>
+              <w:right w:val="single" w:sz="4" w:space="0" w:color="B8C2CC"/>
+            </w:tcBorders>
+            <w:shd w:val="clear" w:color="auto" w:fill="F5F7FA"/>
+            <w:tcMar>
+              <w:top w:w="55" w:type="dxa"/>
+              <w:left w:w="85" w:type="dxa"/>
+              <w:bottom w:w="55" w:type="dxa"/>
+              <w:right w:w="85" w:type="dxa"/>
+            </w:tcMar>
+            <w:vAlign w:val="center"/>
+          </w:tcPr>
+          <w:p>
+            <w:pPr>
+              <w:spacing w:line="250" w:lineRule="auto"/>
+              <w:jc w:val="center"/>
+            </w:pPr>
+            <w:r>
+              <w:rPr>
+                <w:rFonts w:ascii="Arial" w:eastAsia="Arial" w:hAnsi="Arial" w:cs="Arial"/>
+                <w:color w:val="1A1A1A"/>
+                <w:sz w:val="15"/>
+                <w:szCs w:val="15"/>
+              </w:rPr>
+              <w:t>4</w:t>
+            </w:r>
+          </w:p>
+        </w:tc>
+      </w:tr>
+      <w:tr>
+        <w:tblPrEx>
+          <w:tblCellMar>
+            <w:top w:w="0" w:type="dxa"/>
+            <w:bottom w:w="0" w:type="dxa"/>
+          </w:tblCellMar>
+        </w:tblPrEx>
+        <w:trPr>
+          <w:cantSplit/>
+        </w:trPr>
+        <w:tc>
+          <w:tcPr>
+            <w:tcW w:w="1405" w:type="dxa"/>
+            <w:tcBorders>
+              <w:top w:val="single" w:sz="4" w:space="0" w:color="B8C2CC"/>
+              <w:left w:val="single" w:sz="4" w:space="0" w:color="B8C2CC"/>
+              <w:bottom w:val="single" w:sz="4" w:space="0" w:color="B8C2CC"/>
+              <w:right w:val="single" w:sz="4" w:space="0" w:color="B8C2CC"/>
+            </w:tcBorders>
+            <w:tcMar>
+              <w:top w:w="55" w:type="dxa"/>
+              <w:left w:w="85" w:type="dxa"/>
+              <w:bottom w:w="55" w:type="dxa"/>
+              <w:right w:w="85" w:type="dxa"/>
+            </w:tcMar>
+            <w:vAlign w:val="center"/>
+          </w:tcPr>
+          <w:p>
+            <w:pPr>
+              <w:spacing w:line="250" w:lineRule="auto"/>
+            </w:pPr>
+            <w:r>
+              <w:rPr>
+                <w:rFonts w:ascii="Arial" w:eastAsia="Arial" w:hAnsi="Arial" w:cs="Arial"/>
+                <w:color w:val="1A1A1A"/>
+                <w:sz w:val="15"/>
+                <w:szCs w:val="15"/>
+              </w:rPr>
+              <w:t>Antes del Sprint 5</w:t>
+            </w:r>
+          </w:p>
+        </w:tc>
+        <w:tc>
+          <w:tcPr>
+            <w:tcW w:w="3514" w:type="dxa"/>
+            <w:tcBorders>
+              <w:top w:val="single" w:sz="4" w:space="0" w:color="B8C2CC"/>
+              <w:left w:val="single" w:sz="4" w:space="0" w:color="B8C2CC"/>
+              <w:bottom w:val="single" w:sz="4" w:space="0" w:color="B8C2CC"/>
+              <w:right w:val="single" w:sz="4" w:space="0" w:color="B8C2CC"/>
+            </w:tcBorders>
+            <w:tcMar>
+              <w:top w:w="55" w:type="dxa"/>
+              <w:left w:w="85" w:type="dxa"/>
+              <w:bottom w:w="55" w:type="dxa"/>
+              <w:right w:w="85" w:type="dxa"/>
+            </w:tcMar>
+            <w:vAlign w:val="center"/>
+          </w:tcPr>
+          <w:p>
+            <w:pPr>
+              <w:spacing w:line="250" w:lineRule="auto"/>
+            </w:pPr>
+            <w:r>
+              <w:rPr>
+                <w:rFonts w:ascii="Arial" w:eastAsia="Arial" w:hAnsi="Arial" w:cs="Arial"/>
+                <w:color w:val="1A1A1A"/>
+                <w:sz w:val="15"/>
+                <w:szCs w:val="15"/>
+              </w:rPr>
+              <w:t>Comunicado a los apoderados sobre el proyecto y el uso de los datos</w:t>
+            </w:r>
+          </w:p>
+        </w:tc>
+        <w:tc>
+          <w:tcPr>
+            <w:tcW w:w="1757" w:type="dxa"/>
+            <w:tcBorders>
+              <w:top w:val="single" w:sz="4" w:space="0" w:color="B8C2CC"/>
+              <w:left w:val="single" w:sz="4" w:space="0" w:color="B8C2CC"/>
+              <w:bottom w:val="single" w:sz="4" w:space="0" w:color="B8C2CC"/>
+              <w:right w:val="single" w:sz="4" w:space="0" w:color="B8C2CC"/>
+            </w:tcBorders>
+            <w:tcMar>
+              <w:top w:w="55" w:type="dxa"/>
+              <w:left w:w="85" w:type="dxa"/>
+              <w:bottom w:w="55" w:type="dxa"/>
+              <w:right w:w="85" w:type="dxa"/>
+            </w:tcMar>
+            <w:vAlign w:val="center"/>
+          </w:tcPr>
+          <w:p>
+            <w:pPr>
+              <w:spacing w:line="250" w:lineRule="auto"/>
+            </w:pPr>
+            <w:r>
+              <w:rPr>
+                <w:rFonts w:ascii="Arial" w:eastAsia="Arial" w:hAnsi="Arial" w:cs="Arial"/>
+                <w:color w:val="1A1A1A"/>
+                <w:sz w:val="15"/>
+                <w:szCs w:val="15"/>
+              </w:rPr>
+              <w:t>I-11</w:t>
+            </w:r>
+          </w:p>
+        </w:tc>
+        <w:tc>
+          <w:tcPr>
+            <w:tcW w:w="1230" w:type="dxa"/>
+            <w:tcBorders>
+              <w:top w:val="single" w:sz="4" w:space="0" w:color="B8C2CC"/>
+              <w:left w:val="single" w:sz="4" w:space="0" w:color="B8C2CC"/>
+              <w:bottom w:val="single" w:sz="4" w:space="0" w:color="B8C2CC"/>
+              <w:right w:val="single" w:sz="4" w:space="0" w:color="B8C2CC"/>
+            </w:tcBorders>
+            <w:tcMar>
+              <w:top w:w="55" w:type="dxa"/>
+              <w:left w:w="85" w:type="dxa"/>
+              <w:bottom w:w="55" w:type="dxa"/>
+              <w:right w:w="85" w:type="dxa"/>
+            </w:tcMar>
+            <w:vAlign w:val="center"/>
+          </w:tcPr>
+          <w:p>
+            <w:pPr>
+              <w:spacing w:line="250" w:lineRule="auto"/>
+            </w:pPr>
+            <w:r>
+              <w:rPr>
+                <w:rFonts w:ascii="Arial" w:eastAsia="Arial" w:hAnsi="Arial" w:cs="Arial"/>
+                <w:color w:val="1A1A1A"/>
+                <w:sz w:val="15"/>
+                <w:szCs w:val="15"/>
+              </w:rPr>
+              <w:t>Dirección; redacta el equipo</w:t>
+            </w:r>
+          </w:p>
+        </w:tc>
+        <w:tc>
+          <w:tcPr>
+            <w:tcW w:w="881" w:type="dxa"/>
+            <w:tcBorders>
+              <w:top w:val="single" w:sz="4" w:space="0" w:color="B8C2CC"/>
+              <w:left w:val="single" w:sz="4" w:space="0" w:color="B8C2CC"/>
+              <w:bottom w:val="single" w:sz="4" w:space="0" w:color="B8C2CC"/>
+              <w:right w:val="single" w:sz="4" w:space="0" w:color="B8C2CC"/>
+            </w:tcBorders>
+            <w:tcMar>
+              <w:top w:w="55" w:type="dxa"/>
+              <w:left w:w="85" w:type="dxa"/>
+              <w:bottom w:w="55" w:type="dxa"/>
+              <w:right w:w="85" w:type="dxa"/>
+            </w:tcMar>
+            <w:vAlign w:val="center"/>
+          </w:tcPr>
+          <w:p>
+            <w:pPr>
+              <w:spacing w:line="250" w:lineRule="auto"/>
+              <w:jc w:val="center"/>
+            </w:pPr>
+            <w:r>
+              <w:rPr>
+                <w:rFonts w:ascii="Arial" w:eastAsia="Arial" w:hAnsi="Arial" w:cs="Arial"/>
+                <w:color w:val="1A1A1A"/>
+                <w:sz w:val="15"/>
+                <w:szCs w:val="15"/>
+              </w:rPr>
+              <w:t>4</w:t>
+            </w:r>
+          </w:p>
+        </w:tc>
+      </w:tr>
+      <w:tr>
+        <w:tblPrEx>
+          <w:tblCellMar>
+            <w:top w:w="0" w:type="dxa"/>
+            <w:bottom w:w="0" w:type="dxa"/>
+          </w:tblCellMar>
+        </w:tblPrEx>
+        <w:trPr>
+          <w:cantSplit/>
+        </w:trPr>
+        <w:tc>
+          <w:tcPr>
+            <w:tcW w:w="1405" w:type="dxa"/>
+            <w:tcBorders>
+              <w:top w:val="single" w:sz="4" w:space="0" w:color="B8C2CC"/>
+              <w:left w:val="single" w:sz="4" w:space="0" w:color="B8C2CC"/>
+              <w:bottom w:val="single" w:sz="4" w:space="0" w:color="B8C2CC"/>
+              <w:right w:val="single" w:sz="4" w:space="0" w:color="B8C2CC"/>
+            </w:tcBorders>
+            <w:shd w:val="clear" w:color="auto" w:fill="F5F7FA"/>
+            <w:tcMar>
+              <w:top w:w="55" w:type="dxa"/>
+              <w:left w:w="85" w:type="dxa"/>
+              <w:bottom w:w="55" w:type="dxa"/>
+              <w:right w:w="85" w:type="dxa"/>
+            </w:tcMar>
+            <w:vAlign w:val="center"/>
+          </w:tcPr>
+          <w:p>
+            <w:pPr>
+              <w:spacing w:line="250" w:lineRule="auto"/>
+            </w:pPr>
+            <w:r>
+              <w:rPr>
+                <w:rFonts w:ascii="Arial" w:eastAsia="Arial" w:hAnsi="Arial" w:cs="Arial"/>
+                <w:color w:val="1A1A1A"/>
+                <w:sz w:val="15"/>
+                <w:szCs w:val="15"/>
+              </w:rPr>
+              <w:t>24/03/2027</w:t>
+            </w:r>
+          </w:p>
+        </w:tc>
+        <w:tc>
+          <w:tcPr>
+            <w:tcW w:w="3514" w:type="dxa"/>
+            <w:tcBorders>
+              <w:top w:val="single" w:sz="4" w:space="0" w:color="B8C2CC"/>
+              <w:left w:val="single" w:sz="4" w:space="0" w:color="B8C2CC"/>
+              <w:bottom w:val="single" w:sz="4" w:space="0" w:color="B8C2CC"/>
+              <w:right w:val="single" w:sz="4" w:space="0" w:color="B8C2CC"/>
+            </w:tcBorders>
+            <w:shd w:val="clear" w:color="auto" w:fill="F5F7FA"/>
+            <w:tcMar>
+              <w:top w:w="55" w:type="dxa"/>
+              <w:left w:w="85" w:type="dxa"/>
+              <w:bottom w:w="55" w:type="dxa"/>
+              <w:right w:w="85" w:type="dxa"/>
+            </w:tcMar>
+            <w:vAlign w:val="center"/>
+          </w:tcPr>
+          <w:p>
+            <w:pPr>
+              <w:spacing w:line="250" w:lineRule="auto"/>
+            </w:pPr>
+            <w:r>
+              <w:rPr>
+                <w:rFonts w:ascii="Arial" w:eastAsia="Arial" w:hAnsi="Arial" w:cs="Arial"/>
+                <w:color w:val="1A1A1A"/>
+                <w:sz w:val="15"/>
+                <w:szCs w:val="15"/>
+              </w:rPr>
+              <w:t>Revisión del Sprint 5 e informe de desempeño: resultado de las pruebas y del piloto</w:t>
+            </w:r>
+          </w:p>
+        </w:tc>
+        <w:tc>
+          <w:tcPr>
+            <w:tcW w:w="1757" w:type="dxa"/>
+            <w:tcBorders>
+              <w:top w:val="single" w:sz="4" w:space="0" w:color="B8C2CC"/>
+              <w:left w:val="single" w:sz="4" w:space="0" w:color="B8C2CC"/>
+              <w:bottom w:val="single" w:sz="4" w:space="0" w:color="B8C2CC"/>
+              <w:right w:val="single" w:sz="4" w:space="0" w:color="B8C2CC"/>
+            </w:tcBorders>
+            <w:shd w:val="clear" w:color="auto" w:fill="F5F7FA"/>
+            <w:tcMar>
+              <w:top w:w="55" w:type="dxa"/>
+              <w:left w:w="85" w:type="dxa"/>
+              <w:bottom w:w="55" w:type="dxa"/>
+              <w:right w:w="85" w:type="dxa"/>
+            </w:tcMar>
+            <w:vAlign w:val="center"/>
+          </w:tcPr>
+          <w:p>
+            <w:pPr>
+              <w:spacing w:line="250" w:lineRule="auto"/>
+            </w:pPr>
+            <w:r>
+              <w:rPr>
+                <w:rFonts w:ascii="Arial" w:eastAsia="Arial" w:hAnsi="Arial" w:cs="Arial"/>
+                <w:color w:val="1A1A1A"/>
+                <w:sz w:val="15"/>
+                <w:szCs w:val="15"/>
+              </w:rPr>
+              <w:t>I-01, I-03, I-13</w:t>
+            </w:r>
+          </w:p>
+        </w:tc>
+        <w:tc>
+          <w:tcPr>
+            <w:tcW w:w="1230" w:type="dxa"/>
+            <w:tcBorders>
+              <w:top w:val="single" w:sz="4" w:space="0" w:color="B8C2CC"/>
+              <w:left w:val="single" w:sz="4" w:space="0" w:color="B8C2CC"/>
+              <w:bottom w:val="single" w:sz="4" w:space="0" w:color="B8C2CC"/>
+              <w:right w:val="single" w:sz="4" w:space="0" w:color="B8C2CC"/>
+            </w:tcBorders>
+            <w:shd w:val="clear" w:color="auto" w:fill="F5F7FA"/>
+            <w:tcMar>
+              <w:top w:w="55" w:type="dxa"/>
+              <w:left w:w="85" w:type="dxa"/>
+              <w:bottom w:w="55" w:type="dxa"/>
+              <w:right w:w="85" w:type="dxa"/>
+            </w:tcMar>
+            <w:vAlign w:val="center"/>
+          </w:tcPr>
+          <w:p>
+            <w:pPr>
+              <w:spacing w:line="250" w:lineRule="auto"/>
+            </w:pPr>
+            <w:r>
+              <w:rPr>
+                <w:rFonts w:ascii="Arial" w:eastAsia="Arial" w:hAnsi="Arial" w:cs="Arial"/>
+                <w:color w:val="1A1A1A"/>
+                <w:sz w:val="15"/>
+                <w:szCs w:val="15"/>
+              </w:rPr>
+              <w:t>Equipo del proyecto</w:t>
+            </w:r>
+          </w:p>
+        </w:tc>
+        <w:tc>
+          <w:tcPr>
+            <w:tcW w:w="881" w:type="dxa"/>
+            <w:tcBorders>
+              <w:top w:val="single" w:sz="4" w:space="0" w:color="B8C2CC"/>
+              <w:left w:val="single" w:sz="4" w:space="0" w:color="B8C2CC"/>
+              <w:bottom w:val="single" w:sz="4" w:space="0" w:color="B8C2CC"/>
+              <w:right w:val="single" w:sz="4" w:space="0" w:color="B8C2CC"/>
+            </w:tcBorders>
+            <w:shd w:val="clear" w:color="auto" w:fill="F5F7FA"/>
+            <w:tcMar>
+              <w:top w:w="55" w:type="dxa"/>
+              <w:left w:w="85" w:type="dxa"/>
+              <w:bottom w:w="55" w:type="dxa"/>
+              <w:right w:w="85" w:type="dxa"/>
+            </w:tcMar>
+            <w:vAlign w:val="center"/>
+          </w:tcPr>
+          <w:p>
+            <w:pPr>
+              <w:spacing w:line="250" w:lineRule="auto"/>
+              <w:jc w:val="center"/>
+            </w:pPr>
+            <w:r>
+              <w:rPr>
+                <w:rFonts w:ascii="Arial" w:eastAsia="Arial" w:hAnsi="Arial" w:cs="Arial"/>
+                <w:color w:val="1A1A1A"/>
+                <w:sz w:val="15"/>
+                <w:szCs w:val="15"/>
+              </w:rPr>
+              <w:t>5</w:t>
+            </w:r>
+          </w:p>
+        </w:tc>
+      </w:tr>
+      <w:tr>
+        <w:tblPrEx>
+          <w:tblCellMar>
+            <w:top w:w="0" w:type="dxa"/>
+            <w:bottom w:w="0" w:type="dxa"/>
+          </w:tblCellMar>
+        </w:tblPrEx>
+        <w:trPr>
+          <w:cantSplit/>
+        </w:trPr>
+        <w:tc>
+          <w:tcPr>
+            <w:tcW w:w="1405" w:type="dxa"/>
+            <w:tcBorders>
+              <w:top w:val="single" w:sz="4" w:space="0" w:color="B8C2CC"/>
+              <w:left w:val="single" w:sz="4" w:space="0" w:color="B8C2CC"/>
+              <w:bottom w:val="single" w:sz="4" w:space="0" w:color="B8C2CC"/>
+              <w:right w:val="single" w:sz="4" w:space="0" w:color="B8C2CC"/>
+            </w:tcBorders>
+            <w:tcMar>
+              <w:top w:w="55" w:type="dxa"/>
+              <w:left w:w="85" w:type="dxa"/>
+              <w:bottom w:w="55" w:type="dxa"/>
+              <w:right w:w="85" w:type="dxa"/>
+            </w:tcMar>
+            <w:vAlign w:val="center"/>
+          </w:tcPr>
+          <w:p>
+            <w:pPr>
+              <w:spacing w:line="250" w:lineRule="auto"/>
+            </w:pPr>
+            <w:r>
+              <w:rPr>
+                <w:rFonts w:ascii="Arial" w:eastAsia="Arial" w:hAnsi="Arial" w:cs="Arial"/>
+                <w:color w:val="1A1A1A"/>
+                <w:sz w:val="15"/>
+                <w:szCs w:val="15"/>
+              </w:rPr>
+              <w:t>Semana del 12/04/2027</w:t>
+            </w:r>
+          </w:p>
+        </w:tc>
+        <w:tc>
+          <w:tcPr>
+            <w:tcW w:w="3514" w:type="dxa"/>
+            <w:tcBorders>
+              <w:top w:val="single" w:sz="4" w:space="0" w:color="B8C2CC"/>
+              <w:left w:val="single" w:sz="4" w:space="0" w:color="B8C2CC"/>
+              <w:bottom w:val="single" w:sz="4" w:space="0" w:color="B8C2CC"/>
+              <w:right w:val="single" w:sz="4" w:space="0" w:color="B8C2CC"/>
+            </w:tcBorders>
+            <w:tcMar>
+              <w:top w:w="55" w:type="dxa"/>
+              <w:left w:w="85" w:type="dxa"/>
+              <w:bottom w:w="55" w:type="dxa"/>
+              <w:right w:w="85" w:type="dxa"/>
+            </w:tcMar>
+            <w:vAlign w:val="center"/>
+          </w:tcPr>
+          <w:p>
+            <w:pPr>
+              <w:spacing w:line="250" w:lineRule="auto"/>
+            </w:pPr>
+            <w:r>
+              <w:rPr>
+                <w:rFonts w:ascii="Arial" w:eastAsia="Arial" w:hAnsi="Arial" w:cs="Arial"/>
+                <w:color w:val="1A1A1A"/>
+                <w:sz w:val="15"/>
+                <w:szCs w:val="15"/>
+              </w:rPr>
+              <w:t>Capacitación de dos horas a tutores y coordinadores, y entrega de manuales</w:t>
+            </w:r>
+          </w:p>
+        </w:tc>
+        <w:tc>
+          <w:tcPr>
+            <w:tcW w:w="1757" w:type="dxa"/>
+            <w:tcBorders>
+              <w:top w:val="single" w:sz="4" w:space="0" w:color="B8C2CC"/>
+              <w:left w:val="single" w:sz="4" w:space="0" w:color="B8C2CC"/>
+              <w:bottom w:val="single" w:sz="4" w:space="0" w:color="B8C2CC"/>
+              <w:right w:val="single" w:sz="4" w:space="0" w:color="B8C2CC"/>
+            </w:tcBorders>
+            <w:tcMar>
+              <w:top w:w="55" w:type="dxa"/>
+              <w:left w:w="85" w:type="dxa"/>
+              <w:bottom w:w="55" w:type="dxa"/>
+              <w:right w:w="85" w:type="dxa"/>
+            </w:tcMar>
+            <w:vAlign w:val="center"/>
+          </w:tcPr>
+          <w:p>
+            <w:pPr>
+              <w:spacing w:line="250" w:lineRule="auto"/>
+            </w:pPr>
+            <w:r>
+              <w:rPr>
+                <w:rFonts w:ascii="Arial" w:eastAsia="Arial" w:hAnsi="Arial" w:cs="Arial"/>
+                <w:color w:val="1A1A1A"/>
+                <w:sz w:val="15"/>
+                <w:szCs w:val="15"/>
+              </w:rPr>
+              <w:t>I-05, I-03, I-08</w:t>
+            </w:r>
+          </w:p>
+        </w:tc>
+        <w:tc>
+          <w:tcPr>
+            <w:tcW w:w="1230" w:type="dxa"/>
+            <w:tcBorders>
+              <w:top w:val="single" w:sz="4" w:space="0" w:color="B8C2CC"/>
+              <w:left w:val="single" w:sz="4" w:space="0" w:color="B8C2CC"/>
+              <w:bottom w:val="single" w:sz="4" w:space="0" w:color="B8C2CC"/>
+              <w:right w:val="single" w:sz="4" w:space="0" w:color="B8C2CC"/>
+            </w:tcBorders>
+            <w:tcMar>
+              <w:top w:w="55" w:type="dxa"/>
+              <w:left w:w="85" w:type="dxa"/>
+              <w:bottom w:w="55" w:type="dxa"/>
+              <w:right w:w="85" w:type="dxa"/>
+            </w:tcMar>
+            <w:vAlign w:val="center"/>
+          </w:tcPr>
+          <w:p>
+            <w:pPr>
+              <w:spacing w:line="250" w:lineRule="auto"/>
+            </w:pPr>
+            <w:r>
+              <w:rPr>
+                <w:rFonts w:ascii="Arial" w:eastAsia="Arial" w:hAnsi="Arial" w:cs="Arial"/>
+                <w:color w:val="1A1A1A"/>
+                <w:sz w:val="15"/>
+                <w:szCs w:val="15"/>
+              </w:rPr>
+              <w:t>Jhostin Galarza</w:t>
+            </w:r>
+          </w:p>
+        </w:tc>
+        <w:tc>
+          <w:tcPr>
+            <w:tcW w:w="881" w:type="dxa"/>
+            <w:tcBorders>
+              <w:top w:val="single" w:sz="4" w:space="0" w:color="B8C2CC"/>
+              <w:left w:val="single" w:sz="4" w:space="0" w:color="B8C2CC"/>
+              <w:bottom w:val="single" w:sz="4" w:space="0" w:color="B8C2CC"/>
+              <w:right w:val="single" w:sz="4" w:space="0" w:color="B8C2CC"/>
+            </w:tcBorders>
+            <w:tcMar>
+              <w:top w:w="55" w:type="dxa"/>
+              <w:left w:w="85" w:type="dxa"/>
+              <w:bottom w:w="55" w:type="dxa"/>
+              <w:right w:w="85" w:type="dxa"/>
+            </w:tcMar>
+            <w:vAlign w:val="center"/>
+          </w:tcPr>
+          <w:p>
+            <w:pPr>
+              <w:spacing w:line="250" w:lineRule="auto"/>
+              <w:jc w:val="center"/>
+            </w:pPr>
+            <w:r>
+              <w:rPr>
+                <w:rFonts w:ascii="Arial" w:eastAsia="Arial" w:hAnsi="Arial" w:cs="Arial"/>
+                <w:color w:val="1A1A1A"/>
+                <w:sz w:val="15"/>
+                <w:szCs w:val="15"/>
+              </w:rPr>
+              <w:t>6</w:t>
+            </w:r>
+          </w:p>
+        </w:tc>
+      </w:tr>
+      <w:tr>
+        <w:tblPrEx>
+          <w:tblCellMar>
+            <w:top w:w="0" w:type="dxa"/>
+            <w:bottom w:w="0" w:type="dxa"/>
+          </w:tblCellMar>
+        </w:tblPrEx>
+        <w:trPr>
+          <w:cantSplit/>
+        </w:trPr>
+        <w:tc>
+          <w:tcPr>
+            <w:tcW w:w="1405" w:type="dxa"/>
+            <w:tcBorders>
+              <w:top w:val="single" w:sz="4" w:space="0" w:color="B8C2CC"/>
+              <w:left w:val="single" w:sz="4" w:space="0" w:color="B8C2CC"/>
+              <w:bottom w:val="single" w:sz="4" w:space="0" w:color="B8C2CC"/>
+              <w:right w:val="single" w:sz="4" w:space="0" w:color="B8C2CC"/>
+            </w:tcBorders>
+            <w:shd w:val="clear" w:color="auto" w:fill="F5F7FA"/>
+            <w:tcMar>
+              <w:top w:w="55" w:type="dxa"/>
+              <w:left w:w="85" w:type="dxa"/>
+              <w:bottom w:w="55" w:type="dxa"/>
+              <w:right w:w="85" w:type="dxa"/>
+            </w:tcMar>
+            <w:vAlign w:val="center"/>
+          </w:tcPr>
+          <w:p>
+            <w:pPr>
+              <w:spacing w:line="250" w:lineRule="auto"/>
+            </w:pPr>
+            <w:r>
+              <w:rPr>
+                <w:rFonts w:ascii="Arial" w:eastAsia="Arial" w:hAnsi="Arial" w:cs="Arial"/>
+                <w:color w:val="1A1A1A"/>
+                <w:sz w:val="15"/>
+                <w:szCs w:val="15"/>
+              </w:rPr>
+              <w:t>23/04/2027</w:t>
+            </w:r>
+          </w:p>
+        </w:tc>
+        <w:tc>
+          <w:tcPr>
+            <w:tcW w:w="3514" w:type="dxa"/>
+            <w:tcBorders>
+              <w:top w:val="single" w:sz="4" w:space="0" w:color="B8C2CC"/>
+              <w:left w:val="single" w:sz="4" w:space="0" w:color="B8C2CC"/>
+              <w:bottom w:val="single" w:sz="4" w:space="0" w:color="B8C2CC"/>
+              <w:right w:val="single" w:sz="4" w:space="0" w:color="B8C2CC"/>
+            </w:tcBorders>
+            <w:shd w:val="clear" w:color="auto" w:fill="F5F7FA"/>
+            <w:tcMar>
+              <w:top w:w="55" w:type="dxa"/>
+              <w:left w:w="85" w:type="dxa"/>
+              <w:bottom w:w="55" w:type="dxa"/>
+              <w:right w:w="85" w:type="dxa"/>
+            </w:tcMar>
+            <w:vAlign w:val="center"/>
+          </w:tcPr>
+          <w:p>
+            <w:pPr>
+              <w:spacing w:line="250" w:lineRule="auto"/>
+            </w:pPr>
+            <w:r>
+              <w:rPr>
+                <w:rFonts w:ascii="Arial" w:eastAsia="Arial" w:hAnsi="Arial" w:cs="Arial"/>
+                <w:color w:val="1A1A1A"/>
+                <w:sz w:val="15"/>
+                <w:szCs w:val="15"/>
+              </w:rPr>
+              <w:t>Reunión de cierre del proyecto e informe final</w:t>
+            </w:r>
+          </w:p>
+        </w:tc>
+        <w:tc>
+          <w:tcPr>
+            <w:tcW w:w="1757" w:type="dxa"/>
+            <w:tcBorders>
+              <w:top w:val="single" w:sz="4" w:space="0" w:color="B8C2CC"/>
+              <w:left w:val="single" w:sz="4" w:space="0" w:color="B8C2CC"/>
+              <w:bottom w:val="single" w:sz="4" w:space="0" w:color="B8C2CC"/>
+              <w:right w:val="single" w:sz="4" w:space="0" w:color="B8C2CC"/>
+            </w:tcBorders>
+            <w:shd w:val="clear" w:color="auto" w:fill="F5F7FA"/>
+            <w:tcMar>
+              <w:top w:w="55" w:type="dxa"/>
+              <w:left w:w="85" w:type="dxa"/>
+              <w:bottom w:w="55" w:type="dxa"/>
+              <w:right w:w="85" w:type="dxa"/>
+            </w:tcMar>
+            <w:vAlign w:val="center"/>
+          </w:tcPr>
+          <w:p>
+            <w:pPr>
+              <w:spacing w:line="250" w:lineRule="auto"/>
+            </w:pPr>
+            <w:r>
+              <w:rPr>
+                <w:rFonts w:ascii="Arial" w:eastAsia="Arial" w:hAnsi="Arial" w:cs="Arial"/>
+                <w:color w:val="1A1A1A"/>
+                <w:sz w:val="15"/>
+                <w:szCs w:val="15"/>
+              </w:rPr>
+              <w:t>I-01, I-02, I-03, I-13</w:t>
+            </w:r>
+          </w:p>
+        </w:tc>
+        <w:tc>
+          <w:tcPr>
+            <w:tcW w:w="1230" w:type="dxa"/>
+            <w:tcBorders>
+              <w:top w:val="single" w:sz="4" w:space="0" w:color="B8C2CC"/>
+              <w:left w:val="single" w:sz="4" w:space="0" w:color="B8C2CC"/>
+              <w:bottom w:val="single" w:sz="4" w:space="0" w:color="B8C2CC"/>
+              <w:right w:val="single" w:sz="4" w:space="0" w:color="B8C2CC"/>
+            </w:tcBorders>
+            <w:shd w:val="clear" w:color="auto" w:fill="F5F7FA"/>
+            <w:tcMar>
+              <w:top w:w="55" w:type="dxa"/>
+              <w:left w:w="85" w:type="dxa"/>
+              <w:bottom w:w="55" w:type="dxa"/>
+              <w:right w:w="85" w:type="dxa"/>
+            </w:tcMar>
+            <w:vAlign w:val="center"/>
+          </w:tcPr>
+          <w:p>
+            <w:pPr>
+              <w:spacing w:line="250" w:lineRule="auto"/>
+            </w:pPr>
+            <w:r>
+              <w:rPr>
+                <w:rFonts w:ascii="Arial" w:eastAsia="Arial" w:hAnsi="Arial" w:cs="Arial"/>
+                <w:color w:val="1A1A1A"/>
+                <w:sz w:val="15"/>
+                <w:szCs w:val="15"/>
+              </w:rPr>
+              <w:t>Jhostin Galarza</w:t>
+            </w:r>
+          </w:p>
+        </w:tc>
+        <w:tc>
+          <w:tcPr>
+            <w:tcW w:w="881" w:type="dxa"/>
+            <w:tcBorders>
+              <w:top w:val="single" w:sz="4" w:space="0" w:color="B8C2CC"/>
+              <w:left w:val="single" w:sz="4" w:space="0" w:color="B8C2CC"/>
+              <w:bottom w:val="single" w:sz="4" w:space="0" w:color="B8C2CC"/>
+              <w:right w:val="single" w:sz="4" w:space="0" w:color="B8C2CC"/>
+            </w:tcBorders>
+            <w:shd w:val="clear" w:color="auto" w:fill="F5F7FA"/>
+            <w:tcMar>
+              <w:top w:w="55" w:type="dxa"/>
+              <w:left w:w="85" w:type="dxa"/>
+              <w:bottom w:w="55" w:type="dxa"/>
+              <w:right w:w="85" w:type="dxa"/>
+            </w:tcMar>
+            <w:vAlign w:val="center"/>
+          </w:tcPr>
+          <w:p>
+            <w:pPr>
+              <w:spacing w:line="250" w:lineRule="auto"/>
+              <w:jc w:val="center"/>
+            </w:pPr>
+            <w:r>
+              <w:rPr>
+                <w:rFonts w:ascii="Arial" w:eastAsia="Arial" w:hAnsi="Arial" w:cs="Arial"/>
+                <w:color w:val="1A1A1A"/>
+                <w:sz w:val="15"/>
+                <w:szCs w:val="15"/>
+              </w:rPr>
+              <w:t>6</w:t>
+            </w:r>
+          </w:p>
+        </w:tc>
+      </w:tr>
+    </w:tbl>
+    <w:p>
+      <w:pPr>
+        <w:spacing w:before="60"/>
+      </w:pPr>
+      <w:r>
+        <w:rPr>
+          <w:rFonts w:ascii="Arial" w:eastAsia="Arial" w:hAnsi="Arial" w:cs="Arial"/>
+          <w:i/>
+          <w:iCs/>
+          <w:color w:val="5F6B7A"/>
+          <w:sz w:val="16"/>
+          <w:szCs w:val="16"/>
+        </w:rPr>
+        <w:t>Los códigos de los destinatarios corresponden al registro de interesados (INT-01).</w:t>
+      </w:r>
+    </w:p>
+    <w:p>
+      <w:pPr>
+        <w:spacing w:after="160"/>
+      </w:pPr>
+    </w:p>
+    <w:p>
+      <w:pPr>
+        <w:pStyle w:val="Ttulo1"/>
+      </w:pPr>
+      <w:bookmarkStart w:id="4" w:name="_Toc242538762"/>
+      <w:r>
+        <w:t>5. Canales y tecnología</w:t>
+      </w:r>
+      <w:bookmarkEnd w:id="4"/>
+    </w:p>
+    <w:p>
+      <w:pPr>
+        <w:keepNext/>
+        <w:spacing w:before="120" w:after="80"/>
+      </w:pPr>
+      <w:r>
+        <w:rPr>
+          <w:rFonts w:ascii="Arial" w:eastAsia="Arial" w:hAnsi="Arial" w:cs="Arial"/>
+          <w:b/>
+          <w:bCs/>
+          <w:color w:val="1F3864"/>
+          <w:sz w:val="18"/>
+          <w:szCs w:val="18"/>
+        </w:rPr>
+        <w:t xml:space="preserve">Tabla 5. </w:t>
       </w:r>
       <w:r>
         <w:rPr>
@@ -5742,7 +11609,7 @@
           <w:left w:w="10" w:type="dxa"/>
           <w:right w:w="10" w:type="dxa"/>
         </w:tblCellMar>
-        <w:tblLook w:val="04A0" w:firstRow="1" w:lastRow="0" w:firstColumn="1" w:lastColumn="0" w:noHBand="0" w:noVBand="1"/>
+        <w:tblLook w:val="0000" w:firstRow="0" w:lastRow="0" w:firstColumn="0" w:lastColumn="0" w:noHBand="0" w:noVBand="0"/>
       </w:tblPr>
       <w:tblGrid>
         <w:gridCol w:w="2108"/>
@@ -6124,6 +11991,7 @@
                 <w:sz w:val="18"/>
                 <w:szCs w:val="18"/>
               </w:rPr>
+              <w:lastRenderedPageBreak/>
               <w:t>Correo electrónico personal</w:t>
             </w:r>
           </w:p>
@@ -6373,7 +12241,7 @@
                 <w:sz w:val="18"/>
                 <w:szCs w:val="18"/>
               </w:rPr>
-              <w:t>Avance público y documentos de gestión.</w:t>
+              <w:t>Avance público, documentos de gestión y tablero de comunicaciones.</w:t>
             </w:r>
           </w:p>
         </w:tc>
@@ -6637,11 +12505,11 @@
       <w:pPr>
         <w:pStyle w:val="Ttulo1"/>
       </w:pPr>
-      <w:bookmarkStart w:id="3" w:name="_Toc242536743"/>
+      <w:bookmarkStart w:id="5" w:name="_Toc242538763"/>
       <w:r>
-        <w:t>4. Comunicaciones del producto</w:t>
+        <w:t>6. Comunicaciones del producto</w:t>
       </w:r>
-      <w:bookmarkEnd w:id="3"/>
+      <w:bookmarkEnd w:id="5"/>
     </w:p>
     <w:p>
       <w:pPr>
@@ -6666,7 +12534,7 @@
           <w:sz w:val="18"/>
           <w:szCs w:val="18"/>
         </w:rPr>
-        <w:t xml:space="preserve">Tabla 3. </w:t>
+        <w:t xml:space="preserve">Tabla 6. </w:t>
       </w:r>
       <w:r>
         <w:rPr>
@@ -6694,7 +12562,7 @@
           <w:left w:w="10" w:type="dxa"/>
           <w:right w:w="10" w:type="dxa"/>
         </w:tblCellMar>
-        <w:tblLook w:val="04A0" w:firstRow="1" w:lastRow="0" w:firstColumn="1" w:lastColumn="0" w:noHBand="0" w:noVBand="1"/>
+        <w:tblLook w:val="0000" w:firstRow="0" w:lastRow="0" w:firstColumn="0" w:lastColumn="0" w:noHBand="0" w:noVBand="0"/>
       </w:tblPr>
       <w:tblGrid>
         <w:gridCol w:w="1933"/>
@@ -7432,11 +13300,644 @@
       <w:pPr>
         <w:pStyle w:val="Ttulo1"/>
       </w:pPr>
-      <w:bookmarkStart w:id="4" w:name="_Toc242536744"/>
+      <w:bookmarkStart w:id="6" w:name="_Toc242538764"/>
       <w:r>
-        <w:t>5. Reglas de reserva de la información</w:t>
+        <w:t>7. Formatos</w:t>
       </w:r>
-      <w:bookmarkEnd w:id="4"/>
+      <w:bookmarkEnd w:id="6"/>
+    </w:p>
+    <w:p>
+      <w:pPr>
+        <w:pStyle w:val="Ttulo2"/>
+      </w:pPr>
+      <w:r>
+        <w:t>Acta de reunión</w:t>
+      </w:r>
+    </w:p>
+    <w:tbl>
+      <w:tblPr>
+        <w:tblW w:w="8787" w:type="dxa"/>
+        <w:tblBorders>
+          <w:top w:val="single" w:sz="4" w:space="0" w:color="B8C2CC"/>
+          <w:left w:val="single" w:sz="4" w:space="0" w:color="B8C2CC"/>
+          <w:bottom w:val="single" w:sz="4" w:space="0" w:color="B8C2CC"/>
+          <w:right w:val="single" w:sz="4" w:space="0" w:color="B8C2CC"/>
+          <w:insideH w:val="single" w:sz="4" w:space="0" w:color="B8C2CC"/>
+          <w:insideV w:val="single" w:sz="4" w:space="0" w:color="B8C2CC"/>
+        </w:tblBorders>
+        <w:tblLayout w:type="fixed"/>
+        <w:tblCellMar>
+          <w:left w:w="10" w:type="dxa"/>
+          <w:right w:w="10" w:type="dxa"/>
+        </w:tblCellMar>
+        <w:tblLook w:val="0000" w:firstRow="0" w:lastRow="0" w:firstColumn="0" w:lastColumn="0" w:noHBand="0" w:noVBand="0"/>
+      </w:tblPr>
+      <w:tblGrid>
+        <w:gridCol w:w="2636"/>
+        <w:gridCol w:w="6151"/>
+      </w:tblGrid>
+      <w:tr>
+        <w:tblPrEx>
+          <w:tblCellMar>
+            <w:top w:w="0" w:type="dxa"/>
+            <w:bottom w:w="0" w:type="dxa"/>
+          </w:tblCellMar>
+        </w:tblPrEx>
+        <w:trPr>
+          <w:cantSplit/>
+        </w:trPr>
+        <w:tc>
+          <w:tcPr>
+            <w:tcW w:w="2636" w:type="dxa"/>
+            <w:tcBorders>
+              <w:top w:val="single" w:sz="4" w:space="0" w:color="B8C2CC"/>
+              <w:left w:val="single" w:sz="4" w:space="0" w:color="B8C2CC"/>
+              <w:bottom w:val="single" w:sz="4" w:space="0" w:color="B8C2CC"/>
+              <w:right w:val="single" w:sz="4" w:space="0" w:color="B8C2CC"/>
+            </w:tcBorders>
+            <w:shd w:val="clear" w:color="auto" w:fill="EEF2F7"/>
+            <w:tcMar>
+              <w:top w:w="55" w:type="dxa"/>
+              <w:left w:w="85" w:type="dxa"/>
+              <w:bottom w:w="55" w:type="dxa"/>
+              <w:right w:w="85" w:type="dxa"/>
+            </w:tcMar>
+            <w:vAlign w:val="center"/>
+          </w:tcPr>
+          <w:p>
+            <w:pPr>
+              <w:spacing w:line="250" w:lineRule="auto"/>
+            </w:pPr>
+            <w:r>
+              <w:rPr>
+                <w:rFonts w:ascii="Arial" w:eastAsia="Arial" w:hAnsi="Arial" w:cs="Arial"/>
+                <w:b/>
+                <w:bCs/>
+                <w:color w:val="1F3864"/>
+                <w:sz w:val="18"/>
+                <w:szCs w:val="18"/>
+              </w:rPr>
+              <w:t>Reunión N.° y tipo</w:t>
+            </w:r>
+          </w:p>
+        </w:tc>
+        <w:tc>
+          <w:tcPr>
+            <w:tcW w:w="6151" w:type="dxa"/>
+            <w:tcBorders>
+              <w:top w:val="single" w:sz="4" w:space="0" w:color="B8C2CC"/>
+              <w:left w:val="single" w:sz="4" w:space="0" w:color="B8C2CC"/>
+              <w:bottom w:val="single" w:sz="4" w:space="0" w:color="B8C2CC"/>
+              <w:right w:val="single" w:sz="4" w:space="0" w:color="B8C2CC"/>
+            </w:tcBorders>
+            <w:tcMar>
+              <w:top w:w="55" w:type="dxa"/>
+              <w:left w:w="85" w:type="dxa"/>
+              <w:bottom w:w="55" w:type="dxa"/>
+              <w:right w:w="85" w:type="dxa"/>
+            </w:tcMar>
+            <w:vAlign w:val="center"/>
+          </w:tcPr>
+          <w:p>
+            <w:pPr>
+              <w:spacing w:line="250" w:lineRule="auto"/>
+            </w:pPr>
+          </w:p>
+        </w:tc>
+      </w:tr>
+      <w:tr>
+        <w:tblPrEx>
+          <w:tblCellMar>
+            <w:top w:w="0" w:type="dxa"/>
+            <w:bottom w:w="0" w:type="dxa"/>
+          </w:tblCellMar>
+        </w:tblPrEx>
+        <w:trPr>
+          <w:cantSplit/>
+        </w:trPr>
+        <w:tc>
+          <w:tcPr>
+            <w:tcW w:w="2636" w:type="dxa"/>
+            <w:tcBorders>
+              <w:top w:val="single" w:sz="4" w:space="0" w:color="B8C2CC"/>
+              <w:left w:val="single" w:sz="4" w:space="0" w:color="B8C2CC"/>
+              <w:bottom w:val="single" w:sz="4" w:space="0" w:color="B8C2CC"/>
+              <w:right w:val="single" w:sz="4" w:space="0" w:color="B8C2CC"/>
+            </w:tcBorders>
+            <w:shd w:val="clear" w:color="auto" w:fill="EEF2F7"/>
+            <w:tcMar>
+              <w:top w:w="55" w:type="dxa"/>
+              <w:left w:w="85" w:type="dxa"/>
+              <w:bottom w:w="55" w:type="dxa"/>
+              <w:right w:w="85" w:type="dxa"/>
+            </w:tcMar>
+            <w:vAlign w:val="center"/>
+          </w:tcPr>
+          <w:p>
+            <w:pPr>
+              <w:spacing w:line="250" w:lineRule="auto"/>
+            </w:pPr>
+            <w:r>
+              <w:rPr>
+                <w:rFonts w:ascii="Arial" w:eastAsia="Arial" w:hAnsi="Arial" w:cs="Arial"/>
+                <w:b/>
+                <w:bCs/>
+                <w:color w:val="1F3864"/>
+                <w:sz w:val="18"/>
+                <w:szCs w:val="18"/>
+              </w:rPr>
+              <w:t>Fecha, hora y lugar</w:t>
+            </w:r>
+          </w:p>
+        </w:tc>
+        <w:tc>
+          <w:tcPr>
+            <w:tcW w:w="6151" w:type="dxa"/>
+            <w:tcBorders>
+              <w:top w:val="single" w:sz="4" w:space="0" w:color="B8C2CC"/>
+              <w:left w:val="single" w:sz="4" w:space="0" w:color="B8C2CC"/>
+              <w:bottom w:val="single" w:sz="4" w:space="0" w:color="B8C2CC"/>
+              <w:right w:val="single" w:sz="4" w:space="0" w:color="B8C2CC"/>
+            </w:tcBorders>
+            <w:tcMar>
+              <w:top w:w="55" w:type="dxa"/>
+              <w:left w:w="85" w:type="dxa"/>
+              <w:bottom w:w="55" w:type="dxa"/>
+              <w:right w:w="85" w:type="dxa"/>
+            </w:tcMar>
+            <w:vAlign w:val="center"/>
+          </w:tcPr>
+          <w:p>
+            <w:pPr>
+              <w:spacing w:line="250" w:lineRule="auto"/>
+            </w:pPr>
+          </w:p>
+        </w:tc>
+      </w:tr>
+      <w:tr>
+        <w:tblPrEx>
+          <w:tblCellMar>
+            <w:top w:w="0" w:type="dxa"/>
+            <w:bottom w:w="0" w:type="dxa"/>
+          </w:tblCellMar>
+        </w:tblPrEx>
+        <w:trPr>
+          <w:cantSplit/>
+        </w:trPr>
+        <w:tc>
+          <w:tcPr>
+            <w:tcW w:w="2636" w:type="dxa"/>
+            <w:tcBorders>
+              <w:top w:val="single" w:sz="4" w:space="0" w:color="B8C2CC"/>
+              <w:left w:val="single" w:sz="4" w:space="0" w:color="B8C2CC"/>
+              <w:bottom w:val="single" w:sz="4" w:space="0" w:color="B8C2CC"/>
+              <w:right w:val="single" w:sz="4" w:space="0" w:color="B8C2CC"/>
+            </w:tcBorders>
+            <w:shd w:val="clear" w:color="auto" w:fill="EEF2F7"/>
+            <w:tcMar>
+              <w:top w:w="55" w:type="dxa"/>
+              <w:left w:w="85" w:type="dxa"/>
+              <w:bottom w:w="55" w:type="dxa"/>
+              <w:right w:w="85" w:type="dxa"/>
+            </w:tcMar>
+            <w:vAlign w:val="center"/>
+          </w:tcPr>
+          <w:p>
+            <w:pPr>
+              <w:spacing w:line="250" w:lineRule="auto"/>
+            </w:pPr>
+            <w:r>
+              <w:rPr>
+                <w:rFonts w:ascii="Arial" w:eastAsia="Arial" w:hAnsi="Arial" w:cs="Arial"/>
+                <w:b/>
+                <w:bCs/>
+                <w:color w:val="1F3864"/>
+                <w:sz w:val="18"/>
+                <w:szCs w:val="18"/>
+              </w:rPr>
+              <w:t>Convocó</w:t>
+            </w:r>
+          </w:p>
+        </w:tc>
+        <w:tc>
+          <w:tcPr>
+            <w:tcW w:w="6151" w:type="dxa"/>
+            <w:tcBorders>
+              <w:top w:val="single" w:sz="4" w:space="0" w:color="B8C2CC"/>
+              <w:left w:val="single" w:sz="4" w:space="0" w:color="B8C2CC"/>
+              <w:bottom w:val="single" w:sz="4" w:space="0" w:color="B8C2CC"/>
+              <w:right w:val="single" w:sz="4" w:space="0" w:color="B8C2CC"/>
+            </w:tcBorders>
+            <w:tcMar>
+              <w:top w:w="55" w:type="dxa"/>
+              <w:left w:w="85" w:type="dxa"/>
+              <w:bottom w:w="55" w:type="dxa"/>
+              <w:right w:w="85" w:type="dxa"/>
+            </w:tcMar>
+            <w:vAlign w:val="center"/>
+          </w:tcPr>
+          <w:p>
+            <w:pPr>
+              <w:spacing w:line="250" w:lineRule="auto"/>
+            </w:pPr>
+          </w:p>
+        </w:tc>
+      </w:tr>
+      <w:tr>
+        <w:tblPrEx>
+          <w:tblCellMar>
+            <w:top w:w="0" w:type="dxa"/>
+            <w:bottom w:w="0" w:type="dxa"/>
+          </w:tblCellMar>
+        </w:tblPrEx>
+        <w:trPr>
+          <w:cantSplit/>
+        </w:trPr>
+        <w:tc>
+          <w:tcPr>
+            <w:tcW w:w="2636" w:type="dxa"/>
+            <w:tcBorders>
+              <w:top w:val="single" w:sz="4" w:space="0" w:color="B8C2CC"/>
+              <w:left w:val="single" w:sz="4" w:space="0" w:color="B8C2CC"/>
+              <w:bottom w:val="single" w:sz="4" w:space="0" w:color="B8C2CC"/>
+              <w:right w:val="single" w:sz="4" w:space="0" w:color="B8C2CC"/>
+            </w:tcBorders>
+            <w:shd w:val="clear" w:color="auto" w:fill="EEF2F7"/>
+            <w:tcMar>
+              <w:top w:w="55" w:type="dxa"/>
+              <w:left w:w="85" w:type="dxa"/>
+              <w:bottom w:w="55" w:type="dxa"/>
+              <w:right w:w="85" w:type="dxa"/>
+            </w:tcMar>
+            <w:vAlign w:val="center"/>
+          </w:tcPr>
+          <w:p>
+            <w:pPr>
+              <w:spacing w:line="250" w:lineRule="auto"/>
+            </w:pPr>
+            <w:r>
+              <w:rPr>
+                <w:rFonts w:ascii="Arial" w:eastAsia="Arial" w:hAnsi="Arial" w:cs="Arial"/>
+                <w:b/>
+                <w:bCs/>
+                <w:color w:val="1F3864"/>
+                <w:sz w:val="18"/>
+                <w:szCs w:val="18"/>
+              </w:rPr>
+              <w:t>Asistentes</w:t>
+            </w:r>
+          </w:p>
+        </w:tc>
+        <w:tc>
+          <w:tcPr>
+            <w:tcW w:w="6151" w:type="dxa"/>
+            <w:tcBorders>
+              <w:top w:val="single" w:sz="4" w:space="0" w:color="B8C2CC"/>
+              <w:left w:val="single" w:sz="4" w:space="0" w:color="B8C2CC"/>
+              <w:bottom w:val="single" w:sz="4" w:space="0" w:color="B8C2CC"/>
+              <w:right w:val="single" w:sz="4" w:space="0" w:color="B8C2CC"/>
+            </w:tcBorders>
+            <w:tcMar>
+              <w:top w:w="55" w:type="dxa"/>
+              <w:left w:w="85" w:type="dxa"/>
+              <w:bottom w:w="55" w:type="dxa"/>
+              <w:right w:w="85" w:type="dxa"/>
+            </w:tcMar>
+            <w:vAlign w:val="center"/>
+          </w:tcPr>
+          <w:p>
+            <w:pPr>
+              <w:spacing w:line="250" w:lineRule="auto"/>
+            </w:pPr>
+          </w:p>
+        </w:tc>
+      </w:tr>
+      <w:tr>
+        <w:tblPrEx>
+          <w:tblCellMar>
+            <w:top w:w="0" w:type="dxa"/>
+            <w:bottom w:w="0" w:type="dxa"/>
+          </w:tblCellMar>
+        </w:tblPrEx>
+        <w:trPr>
+          <w:cantSplit/>
+        </w:trPr>
+        <w:tc>
+          <w:tcPr>
+            <w:tcW w:w="2636" w:type="dxa"/>
+            <w:tcBorders>
+              <w:top w:val="single" w:sz="4" w:space="0" w:color="B8C2CC"/>
+              <w:left w:val="single" w:sz="4" w:space="0" w:color="B8C2CC"/>
+              <w:bottom w:val="single" w:sz="4" w:space="0" w:color="B8C2CC"/>
+              <w:right w:val="single" w:sz="4" w:space="0" w:color="B8C2CC"/>
+            </w:tcBorders>
+            <w:shd w:val="clear" w:color="auto" w:fill="EEF2F7"/>
+            <w:tcMar>
+              <w:top w:w="55" w:type="dxa"/>
+              <w:left w:w="85" w:type="dxa"/>
+              <w:bottom w:w="55" w:type="dxa"/>
+              <w:right w:w="85" w:type="dxa"/>
+            </w:tcMar>
+            <w:vAlign w:val="center"/>
+          </w:tcPr>
+          <w:p>
+            <w:pPr>
+              <w:spacing w:line="250" w:lineRule="auto"/>
+            </w:pPr>
+            <w:r>
+              <w:rPr>
+                <w:rFonts w:ascii="Arial" w:eastAsia="Arial" w:hAnsi="Arial" w:cs="Arial"/>
+                <w:b/>
+                <w:bCs/>
+                <w:color w:val="1F3864"/>
+                <w:sz w:val="18"/>
+                <w:szCs w:val="18"/>
+              </w:rPr>
+              <w:t>Objetivo</w:t>
+            </w:r>
+          </w:p>
+        </w:tc>
+        <w:tc>
+          <w:tcPr>
+            <w:tcW w:w="6151" w:type="dxa"/>
+            <w:tcBorders>
+              <w:top w:val="single" w:sz="4" w:space="0" w:color="B8C2CC"/>
+              <w:left w:val="single" w:sz="4" w:space="0" w:color="B8C2CC"/>
+              <w:bottom w:val="single" w:sz="4" w:space="0" w:color="B8C2CC"/>
+              <w:right w:val="single" w:sz="4" w:space="0" w:color="B8C2CC"/>
+            </w:tcBorders>
+            <w:tcMar>
+              <w:top w:w="55" w:type="dxa"/>
+              <w:left w:w="85" w:type="dxa"/>
+              <w:bottom w:w="55" w:type="dxa"/>
+              <w:right w:w="85" w:type="dxa"/>
+            </w:tcMar>
+            <w:vAlign w:val="center"/>
+          </w:tcPr>
+          <w:p>
+            <w:pPr>
+              <w:spacing w:line="250" w:lineRule="auto"/>
+            </w:pPr>
+          </w:p>
+        </w:tc>
+      </w:tr>
+      <w:tr>
+        <w:tblPrEx>
+          <w:tblCellMar>
+            <w:top w:w="0" w:type="dxa"/>
+            <w:bottom w:w="0" w:type="dxa"/>
+          </w:tblCellMar>
+        </w:tblPrEx>
+        <w:trPr>
+          <w:cantSplit/>
+        </w:trPr>
+        <w:tc>
+          <w:tcPr>
+            <w:tcW w:w="2636" w:type="dxa"/>
+            <w:tcBorders>
+              <w:top w:val="single" w:sz="4" w:space="0" w:color="B8C2CC"/>
+              <w:left w:val="single" w:sz="4" w:space="0" w:color="B8C2CC"/>
+              <w:bottom w:val="single" w:sz="4" w:space="0" w:color="B8C2CC"/>
+              <w:right w:val="single" w:sz="4" w:space="0" w:color="B8C2CC"/>
+            </w:tcBorders>
+            <w:shd w:val="clear" w:color="auto" w:fill="EEF2F7"/>
+            <w:tcMar>
+              <w:top w:w="55" w:type="dxa"/>
+              <w:left w:w="85" w:type="dxa"/>
+              <w:bottom w:w="55" w:type="dxa"/>
+              <w:right w:w="85" w:type="dxa"/>
+            </w:tcMar>
+            <w:vAlign w:val="center"/>
+          </w:tcPr>
+          <w:p>
+            <w:pPr>
+              <w:spacing w:line="250" w:lineRule="auto"/>
+            </w:pPr>
+            <w:r>
+              <w:rPr>
+                <w:rFonts w:ascii="Arial" w:eastAsia="Arial" w:hAnsi="Arial" w:cs="Arial"/>
+                <w:b/>
+                <w:bCs/>
+                <w:color w:val="1F3864"/>
+                <w:sz w:val="18"/>
+                <w:szCs w:val="18"/>
+              </w:rPr>
+              <w:t>Temas tratados</w:t>
+            </w:r>
+          </w:p>
+        </w:tc>
+        <w:tc>
+          <w:tcPr>
+            <w:tcW w:w="6151" w:type="dxa"/>
+            <w:tcBorders>
+              <w:top w:val="single" w:sz="4" w:space="0" w:color="B8C2CC"/>
+              <w:left w:val="single" w:sz="4" w:space="0" w:color="B8C2CC"/>
+              <w:bottom w:val="single" w:sz="4" w:space="0" w:color="B8C2CC"/>
+              <w:right w:val="single" w:sz="4" w:space="0" w:color="B8C2CC"/>
+            </w:tcBorders>
+            <w:tcMar>
+              <w:top w:w="55" w:type="dxa"/>
+              <w:left w:w="85" w:type="dxa"/>
+              <w:bottom w:w="55" w:type="dxa"/>
+              <w:right w:w="85" w:type="dxa"/>
+            </w:tcMar>
+            <w:vAlign w:val="center"/>
+          </w:tcPr>
+          <w:p>
+            <w:pPr>
+              <w:spacing w:line="250" w:lineRule="auto"/>
+            </w:pPr>
+          </w:p>
+        </w:tc>
+      </w:tr>
+      <w:tr>
+        <w:tblPrEx>
+          <w:tblCellMar>
+            <w:top w:w="0" w:type="dxa"/>
+            <w:bottom w:w="0" w:type="dxa"/>
+          </w:tblCellMar>
+        </w:tblPrEx>
+        <w:trPr>
+          <w:cantSplit/>
+        </w:trPr>
+        <w:tc>
+          <w:tcPr>
+            <w:tcW w:w="2636" w:type="dxa"/>
+            <w:tcBorders>
+              <w:top w:val="single" w:sz="4" w:space="0" w:color="B8C2CC"/>
+              <w:left w:val="single" w:sz="4" w:space="0" w:color="B8C2CC"/>
+              <w:bottom w:val="single" w:sz="4" w:space="0" w:color="B8C2CC"/>
+              <w:right w:val="single" w:sz="4" w:space="0" w:color="B8C2CC"/>
+            </w:tcBorders>
+            <w:shd w:val="clear" w:color="auto" w:fill="EEF2F7"/>
+            <w:tcMar>
+              <w:top w:w="55" w:type="dxa"/>
+              <w:left w:w="85" w:type="dxa"/>
+              <w:bottom w:w="55" w:type="dxa"/>
+              <w:right w:w="85" w:type="dxa"/>
+            </w:tcMar>
+            <w:vAlign w:val="center"/>
+          </w:tcPr>
+          <w:p>
+            <w:pPr>
+              <w:spacing w:line="250" w:lineRule="auto"/>
+            </w:pPr>
+            <w:r>
+              <w:rPr>
+                <w:rFonts w:ascii="Arial" w:eastAsia="Arial" w:hAnsi="Arial" w:cs="Arial"/>
+                <w:b/>
+                <w:bCs/>
+                <w:color w:val="1F3864"/>
+                <w:sz w:val="18"/>
+                <w:szCs w:val="18"/>
+              </w:rPr>
+              <w:lastRenderedPageBreak/>
+              <w:t>Acuerdos (qué, quién y cuándo)</w:t>
+            </w:r>
+          </w:p>
+        </w:tc>
+        <w:tc>
+          <w:tcPr>
+            <w:tcW w:w="6151" w:type="dxa"/>
+            <w:tcBorders>
+              <w:top w:val="single" w:sz="4" w:space="0" w:color="B8C2CC"/>
+              <w:left w:val="single" w:sz="4" w:space="0" w:color="B8C2CC"/>
+              <w:bottom w:val="single" w:sz="4" w:space="0" w:color="B8C2CC"/>
+              <w:right w:val="single" w:sz="4" w:space="0" w:color="B8C2CC"/>
+            </w:tcBorders>
+            <w:tcMar>
+              <w:top w:w="55" w:type="dxa"/>
+              <w:left w:w="85" w:type="dxa"/>
+              <w:bottom w:w="55" w:type="dxa"/>
+              <w:right w:w="85" w:type="dxa"/>
+            </w:tcMar>
+            <w:vAlign w:val="center"/>
+          </w:tcPr>
+          <w:p>
+            <w:pPr>
+              <w:spacing w:line="250" w:lineRule="auto"/>
+            </w:pPr>
+          </w:p>
+        </w:tc>
+      </w:tr>
+      <w:tr>
+        <w:tblPrEx>
+          <w:tblCellMar>
+            <w:top w:w="0" w:type="dxa"/>
+            <w:bottom w:w="0" w:type="dxa"/>
+          </w:tblCellMar>
+        </w:tblPrEx>
+        <w:trPr>
+          <w:cantSplit/>
+        </w:trPr>
+        <w:tc>
+          <w:tcPr>
+            <w:tcW w:w="2636" w:type="dxa"/>
+            <w:tcBorders>
+              <w:top w:val="single" w:sz="4" w:space="0" w:color="B8C2CC"/>
+              <w:left w:val="single" w:sz="4" w:space="0" w:color="B8C2CC"/>
+              <w:bottom w:val="single" w:sz="4" w:space="0" w:color="B8C2CC"/>
+              <w:right w:val="single" w:sz="4" w:space="0" w:color="B8C2CC"/>
+            </w:tcBorders>
+            <w:shd w:val="clear" w:color="auto" w:fill="EEF2F7"/>
+            <w:tcMar>
+              <w:top w:w="55" w:type="dxa"/>
+              <w:left w:w="85" w:type="dxa"/>
+              <w:bottom w:w="55" w:type="dxa"/>
+              <w:right w:w="85" w:type="dxa"/>
+            </w:tcMar>
+            <w:vAlign w:val="center"/>
+          </w:tcPr>
+          <w:p>
+            <w:pPr>
+              <w:spacing w:line="250" w:lineRule="auto"/>
+            </w:pPr>
+            <w:r>
+              <w:rPr>
+                <w:rFonts w:ascii="Arial" w:eastAsia="Arial" w:hAnsi="Arial" w:cs="Arial"/>
+                <w:b/>
+                <w:bCs/>
+                <w:color w:val="1F3864"/>
+                <w:sz w:val="18"/>
+                <w:szCs w:val="18"/>
+              </w:rPr>
+              <w:t>Próxima reunión</w:t>
+            </w:r>
+          </w:p>
+        </w:tc>
+        <w:tc>
+          <w:tcPr>
+            <w:tcW w:w="6151" w:type="dxa"/>
+            <w:tcBorders>
+              <w:top w:val="single" w:sz="4" w:space="0" w:color="B8C2CC"/>
+              <w:left w:val="single" w:sz="4" w:space="0" w:color="B8C2CC"/>
+              <w:bottom w:val="single" w:sz="4" w:space="0" w:color="B8C2CC"/>
+              <w:right w:val="single" w:sz="4" w:space="0" w:color="B8C2CC"/>
+            </w:tcBorders>
+            <w:tcMar>
+              <w:top w:w="55" w:type="dxa"/>
+              <w:left w:w="85" w:type="dxa"/>
+              <w:bottom w:w="55" w:type="dxa"/>
+              <w:right w:w="85" w:type="dxa"/>
+            </w:tcMar>
+            <w:vAlign w:val="center"/>
+          </w:tcPr>
+          <w:p>
+            <w:pPr>
+              <w:spacing w:line="250" w:lineRule="auto"/>
+            </w:pPr>
+          </w:p>
+        </w:tc>
+      </w:tr>
+    </w:tbl>
+    <w:p>
+      <w:pPr>
+        <w:spacing w:after="160"/>
+      </w:pPr>
+    </w:p>
+    <w:p>
+      <w:pPr>
+        <w:pStyle w:val="Ttulo2"/>
+      </w:pPr>
+      <w:r>
+        <w:t>Informe de desempeño</w:t>
+      </w:r>
+    </w:p>
+    <w:p>
+      <w:pPr>
+        <w:spacing w:after="140" w:line="300" w:lineRule="auto"/>
+        <w:jc w:val="both"/>
+      </w:pPr>
+      <w:r>
+        <w:t>Sigue la estructura del informe N.º 1 (GOB-09): datos del informe, resumen, estado por dominio, avance de los entregables, hitos próximos y decisiones que se solicitan.</w:t>
+      </w:r>
+    </w:p>
+    <w:p>
+      <w:pPr>
+        <w:pStyle w:val="Ttulo2"/>
+      </w:pPr>
+      <w:r>
+        <w:t>Registro de una comunicación</w:t>
+      </w:r>
+    </w:p>
+    <w:p>
+      <w:pPr>
+        <w:spacing w:after="140" w:line="300" w:lineRule="auto"/>
+        <w:jc w:val="both"/>
+      </w:pPr>
+      <w:r>
+        <w:t>Cada comunicación se anota en el registro (INT-06) con estos datos: fecha, tipo, asunto, quién la emite, interesados que participan, canal, estado y constancia.</w:t>
+      </w:r>
+    </w:p>
+    <w:p>
+      <w:pPr>
+        <w:pStyle w:val="Ttulo1"/>
+      </w:pPr>
+      <w:bookmarkStart w:id="7" w:name="_Toc242538765"/>
+      <w:r>
+        <w:t>8. Reglas de reserva de la información</w:t>
+      </w:r>
+      <w:bookmarkEnd w:id="7"/>
     </w:p>
     <w:p>
       <w:pPr>
@@ -7463,7 +13964,6 @@
         <w:jc w:val="both"/>
       </w:pPr>
       <w:r>
-        <w:lastRenderedPageBreak/>
         <w:t>No se comparten listas de estudiantes ni notas por grupos de mensajería.</w:t>
       </w:r>
     </w:p>
@@ -7499,11 +13999,736 @@
       <w:pPr>
         <w:pStyle w:val="Ttulo1"/>
       </w:pPr>
-      <w:bookmarkStart w:id="5" w:name="_Toc242536745"/>
+      <w:bookmarkStart w:id="8" w:name="_Toc242538766"/>
       <w:r>
-        <w:t>6. Escalamiento y actualización</w:t>
+        <w:t>9. Monitoreo, escalamiento y actualización</w:t>
       </w:r>
-      <w:bookmarkEnd w:id="5"/>
+      <w:bookmarkEnd w:id="8"/>
+    </w:p>
+    <w:p>
+      <w:pPr>
+        <w:spacing w:after="140" w:line="300" w:lineRule="auto"/>
+        <w:jc w:val="both"/>
+      </w:pPr>
+      <w:r>
+        <w:t>El director del proyecto revisa el registro cada semana y emite un informe de monitoreo al cierre de cada sprint. Los indicadores son estos:</w:t>
+      </w:r>
+    </w:p>
+    <w:p>
+      <w:pPr>
+        <w:keepNext/>
+        <w:spacing w:before="120" w:after="80"/>
+      </w:pPr>
+      <w:r>
+        <w:rPr>
+          <w:rFonts w:ascii="Arial" w:eastAsia="Arial" w:hAnsi="Arial" w:cs="Arial"/>
+          <w:b/>
+          <w:bCs/>
+          <w:color w:val="1F3864"/>
+          <w:sz w:val="18"/>
+          <w:szCs w:val="18"/>
+        </w:rPr>
+        <w:t xml:space="preserve">Tabla 7. </w:t>
+      </w:r>
+      <w:r>
+        <w:rPr>
+          <w:rFonts w:ascii="Arial" w:eastAsia="Arial" w:hAnsi="Arial" w:cs="Arial"/>
+          <w:color w:val="1F3864"/>
+          <w:sz w:val="18"/>
+          <w:szCs w:val="18"/>
+        </w:rPr>
+        <w:t>Indicadores de las comunicaciones</w:t>
+      </w:r>
+    </w:p>
+    <w:tbl>
+      <w:tblPr>
+        <w:tblW w:w="8787" w:type="dxa"/>
+        <w:tblBorders>
+          <w:top w:val="single" w:sz="4" w:space="0" w:color="B8C2CC"/>
+          <w:left w:val="single" w:sz="4" w:space="0" w:color="B8C2CC"/>
+          <w:bottom w:val="single" w:sz="4" w:space="0" w:color="B8C2CC"/>
+          <w:right w:val="single" w:sz="4" w:space="0" w:color="B8C2CC"/>
+          <w:insideH w:val="single" w:sz="4" w:space="0" w:color="B8C2CC"/>
+          <w:insideV w:val="single" w:sz="4" w:space="0" w:color="B8C2CC"/>
+        </w:tblBorders>
+        <w:tblLayout w:type="fixed"/>
+        <w:tblCellMar>
+          <w:left w:w="10" w:type="dxa"/>
+          <w:right w:w="10" w:type="dxa"/>
+        </w:tblCellMar>
+        <w:tblLook w:val="0000" w:firstRow="0" w:lastRow="0" w:firstColumn="0" w:lastColumn="0" w:noHBand="0" w:noVBand="0"/>
+      </w:tblPr>
+      <w:tblGrid>
+        <w:gridCol w:w="2636"/>
+        <w:gridCol w:w="4042"/>
+        <w:gridCol w:w="2109"/>
+      </w:tblGrid>
+      <w:tr>
+        <w:tblPrEx>
+          <w:tblCellMar>
+            <w:top w:w="0" w:type="dxa"/>
+            <w:bottom w:w="0" w:type="dxa"/>
+          </w:tblCellMar>
+        </w:tblPrEx>
+        <w:trPr>
+          <w:cantSplit/>
+          <w:tblHeader/>
+        </w:trPr>
+        <w:tc>
+          <w:tcPr>
+            <w:tcW w:w="2636" w:type="dxa"/>
+            <w:tcBorders>
+              <w:top w:val="single" w:sz="4" w:space="0" w:color="B8C2CC"/>
+              <w:left w:val="single" w:sz="4" w:space="0" w:color="B8C2CC"/>
+              <w:bottom w:val="single" w:sz="4" w:space="0" w:color="B8C2CC"/>
+              <w:right w:val="single" w:sz="4" w:space="0" w:color="B8C2CC"/>
+            </w:tcBorders>
+            <w:shd w:val="clear" w:color="auto" w:fill="1F3864"/>
+            <w:tcMar>
+              <w:top w:w="55" w:type="dxa"/>
+              <w:left w:w="85" w:type="dxa"/>
+              <w:bottom w:w="55" w:type="dxa"/>
+              <w:right w:w="85" w:type="dxa"/>
+            </w:tcMar>
+            <w:vAlign w:val="center"/>
+          </w:tcPr>
+          <w:p>
+            <w:pPr>
+              <w:spacing w:line="250" w:lineRule="auto"/>
+              <w:jc w:val="center"/>
+            </w:pPr>
+            <w:r>
+              <w:rPr>
+                <w:rFonts w:ascii="Arial" w:eastAsia="Arial" w:hAnsi="Arial" w:cs="Arial"/>
+                <w:b/>
+                <w:bCs/>
+                <w:color w:val="FFFFFF"/>
+                <w:sz w:val="18"/>
+                <w:szCs w:val="18"/>
+              </w:rPr>
+              <w:t>Indicador</w:t>
+            </w:r>
+          </w:p>
+        </w:tc>
+        <w:tc>
+          <w:tcPr>
+            <w:tcW w:w="4042" w:type="dxa"/>
+            <w:tcBorders>
+              <w:top w:val="single" w:sz="4" w:space="0" w:color="B8C2CC"/>
+              <w:left w:val="single" w:sz="4" w:space="0" w:color="B8C2CC"/>
+              <w:bottom w:val="single" w:sz="4" w:space="0" w:color="B8C2CC"/>
+              <w:right w:val="single" w:sz="4" w:space="0" w:color="B8C2CC"/>
+            </w:tcBorders>
+            <w:shd w:val="clear" w:color="auto" w:fill="1F3864"/>
+            <w:tcMar>
+              <w:top w:w="55" w:type="dxa"/>
+              <w:left w:w="85" w:type="dxa"/>
+              <w:bottom w:w="55" w:type="dxa"/>
+              <w:right w:w="85" w:type="dxa"/>
+            </w:tcMar>
+            <w:vAlign w:val="center"/>
+          </w:tcPr>
+          <w:p>
+            <w:pPr>
+              <w:spacing w:line="250" w:lineRule="auto"/>
+              <w:jc w:val="center"/>
+            </w:pPr>
+            <w:r>
+              <w:rPr>
+                <w:rFonts w:ascii="Arial" w:eastAsia="Arial" w:hAnsi="Arial" w:cs="Arial"/>
+                <w:b/>
+                <w:bCs/>
+                <w:color w:val="FFFFFF"/>
+                <w:sz w:val="18"/>
+                <w:szCs w:val="18"/>
+              </w:rPr>
+              <w:t>Cómo se calcula</w:t>
+            </w:r>
+          </w:p>
+        </w:tc>
+        <w:tc>
+          <w:tcPr>
+            <w:tcW w:w="2109" w:type="dxa"/>
+            <w:tcBorders>
+              <w:top w:val="single" w:sz="4" w:space="0" w:color="B8C2CC"/>
+              <w:left w:val="single" w:sz="4" w:space="0" w:color="B8C2CC"/>
+              <w:bottom w:val="single" w:sz="4" w:space="0" w:color="B8C2CC"/>
+              <w:right w:val="single" w:sz="4" w:space="0" w:color="B8C2CC"/>
+            </w:tcBorders>
+            <w:shd w:val="clear" w:color="auto" w:fill="1F3864"/>
+            <w:tcMar>
+              <w:top w:w="55" w:type="dxa"/>
+              <w:left w:w="85" w:type="dxa"/>
+              <w:bottom w:w="55" w:type="dxa"/>
+              <w:right w:w="85" w:type="dxa"/>
+            </w:tcMar>
+            <w:vAlign w:val="center"/>
+          </w:tcPr>
+          <w:p>
+            <w:pPr>
+              <w:spacing w:line="250" w:lineRule="auto"/>
+              <w:jc w:val="center"/>
+            </w:pPr>
+            <w:r>
+              <w:rPr>
+                <w:rFonts w:ascii="Arial" w:eastAsia="Arial" w:hAnsi="Arial" w:cs="Arial"/>
+                <w:b/>
+                <w:bCs/>
+                <w:color w:val="FFFFFF"/>
+                <w:sz w:val="18"/>
+                <w:szCs w:val="18"/>
+              </w:rPr>
+              <w:t>Meta</w:t>
+            </w:r>
+          </w:p>
+        </w:tc>
+      </w:tr>
+      <w:tr>
+        <w:tblPrEx>
+          <w:tblCellMar>
+            <w:top w:w="0" w:type="dxa"/>
+            <w:bottom w:w="0" w:type="dxa"/>
+          </w:tblCellMar>
+        </w:tblPrEx>
+        <w:trPr>
+          <w:cantSplit/>
+        </w:trPr>
+        <w:tc>
+          <w:tcPr>
+            <w:tcW w:w="2636" w:type="dxa"/>
+            <w:tcBorders>
+              <w:top w:val="single" w:sz="4" w:space="0" w:color="B8C2CC"/>
+              <w:left w:val="single" w:sz="4" w:space="0" w:color="B8C2CC"/>
+              <w:bottom w:val="single" w:sz="4" w:space="0" w:color="B8C2CC"/>
+              <w:right w:val="single" w:sz="4" w:space="0" w:color="B8C2CC"/>
+            </w:tcBorders>
+            <w:tcMar>
+              <w:top w:w="55" w:type="dxa"/>
+              <w:left w:w="85" w:type="dxa"/>
+              <w:bottom w:w="55" w:type="dxa"/>
+              <w:right w:w="85" w:type="dxa"/>
+            </w:tcMar>
+            <w:vAlign w:val="center"/>
+          </w:tcPr>
+          <w:p>
+            <w:pPr>
+              <w:spacing w:line="250" w:lineRule="auto"/>
+            </w:pPr>
+            <w:r>
+              <w:rPr>
+                <w:rFonts w:ascii="Arial" w:eastAsia="Arial" w:hAnsi="Arial" w:cs="Arial"/>
+                <w:color w:val="1A1A1A"/>
+                <w:sz w:val="18"/>
+                <w:szCs w:val="18"/>
+              </w:rPr>
+              <w:t>Cumplimiento del calendario</w:t>
+            </w:r>
+          </w:p>
+        </w:tc>
+        <w:tc>
+          <w:tcPr>
+            <w:tcW w:w="4042" w:type="dxa"/>
+            <w:tcBorders>
+              <w:top w:val="single" w:sz="4" w:space="0" w:color="B8C2CC"/>
+              <w:left w:val="single" w:sz="4" w:space="0" w:color="B8C2CC"/>
+              <w:bottom w:val="single" w:sz="4" w:space="0" w:color="B8C2CC"/>
+              <w:right w:val="single" w:sz="4" w:space="0" w:color="B8C2CC"/>
+            </w:tcBorders>
+            <w:tcMar>
+              <w:top w:w="55" w:type="dxa"/>
+              <w:left w:w="85" w:type="dxa"/>
+              <w:bottom w:w="55" w:type="dxa"/>
+              <w:right w:w="85" w:type="dxa"/>
+            </w:tcMar>
+            <w:vAlign w:val="center"/>
+          </w:tcPr>
+          <w:p>
+            <w:pPr>
+              <w:spacing w:line="250" w:lineRule="auto"/>
+            </w:pPr>
+            <w:r>
+              <w:rPr>
+                <w:rFonts w:ascii="Arial" w:eastAsia="Arial" w:hAnsi="Arial" w:cs="Arial"/>
+                <w:color w:val="1A1A1A"/>
+                <w:sz w:val="18"/>
+                <w:szCs w:val="18"/>
+              </w:rPr>
+              <w:t>Comunicaciones realizadas entre las que ya debían haberse realizado.</w:t>
+            </w:r>
+          </w:p>
+        </w:tc>
+        <w:tc>
+          <w:tcPr>
+            <w:tcW w:w="2109" w:type="dxa"/>
+            <w:tcBorders>
+              <w:top w:val="single" w:sz="4" w:space="0" w:color="B8C2CC"/>
+              <w:left w:val="single" w:sz="4" w:space="0" w:color="B8C2CC"/>
+              <w:bottom w:val="single" w:sz="4" w:space="0" w:color="B8C2CC"/>
+              <w:right w:val="single" w:sz="4" w:space="0" w:color="B8C2CC"/>
+            </w:tcBorders>
+            <w:tcMar>
+              <w:top w:w="55" w:type="dxa"/>
+              <w:left w:w="85" w:type="dxa"/>
+              <w:bottom w:w="55" w:type="dxa"/>
+              <w:right w:w="85" w:type="dxa"/>
+            </w:tcMar>
+            <w:vAlign w:val="center"/>
+          </w:tcPr>
+          <w:p>
+            <w:pPr>
+              <w:spacing w:line="250" w:lineRule="auto"/>
+            </w:pPr>
+            <w:r>
+              <w:rPr>
+                <w:rFonts w:ascii="Arial" w:eastAsia="Arial" w:hAnsi="Arial" w:cs="Arial"/>
+                <w:color w:val="1A1A1A"/>
+                <w:sz w:val="18"/>
+                <w:szCs w:val="18"/>
+              </w:rPr>
+              <w:t>90 % o más</w:t>
+            </w:r>
+          </w:p>
+        </w:tc>
+      </w:tr>
+      <w:tr>
+        <w:tblPrEx>
+          <w:tblCellMar>
+            <w:top w:w="0" w:type="dxa"/>
+            <w:bottom w:w="0" w:type="dxa"/>
+          </w:tblCellMar>
+        </w:tblPrEx>
+        <w:trPr>
+          <w:cantSplit/>
+        </w:trPr>
+        <w:tc>
+          <w:tcPr>
+            <w:tcW w:w="2636" w:type="dxa"/>
+            <w:tcBorders>
+              <w:top w:val="single" w:sz="4" w:space="0" w:color="B8C2CC"/>
+              <w:left w:val="single" w:sz="4" w:space="0" w:color="B8C2CC"/>
+              <w:bottom w:val="single" w:sz="4" w:space="0" w:color="B8C2CC"/>
+              <w:right w:val="single" w:sz="4" w:space="0" w:color="B8C2CC"/>
+            </w:tcBorders>
+            <w:shd w:val="clear" w:color="auto" w:fill="F5F7FA"/>
+            <w:tcMar>
+              <w:top w:w="55" w:type="dxa"/>
+              <w:left w:w="85" w:type="dxa"/>
+              <w:bottom w:w="55" w:type="dxa"/>
+              <w:right w:w="85" w:type="dxa"/>
+            </w:tcMar>
+            <w:vAlign w:val="center"/>
+          </w:tcPr>
+          <w:p>
+            <w:pPr>
+              <w:spacing w:line="250" w:lineRule="auto"/>
+            </w:pPr>
+            <w:r>
+              <w:rPr>
+                <w:rFonts w:ascii="Arial" w:eastAsia="Arial" w:hAnsi="Arial" w:cs="Arial"/>
+                <w:color w:val="1A1A1A"/>
+                <w:sz w:val="18"/>
+                <w:szCs w:val="18"/>
+              </w:rPr>
+              <w:t>Comunicaciones vencidas</w:t>
+            </w:r>
+          </w:p>
+        </w:tc>
+        <w:tc>
+          <w:tcPr>
+            <w:tcW w:w="4042" w:type="dxa"/>
+            <w:tcBorders>
+              <w:top w:val="single" w:sz="4" w:space="0" w:color="B8C2CC"/>
+              <w:left w:val="single" w:sz="4" w:space="0" w:color="B8C2CC"/>
+              <w:bottom w:val="single" w:sz="4" w:space="0" w:color="B8C2CC"/>
+              <w:right w:val="single" w:sz="4" w:space="0" w:color="B8C2CC"/>
+            </w:tcBorders>
+            <w:shd w:val="clear" w:color="auto" w:fill="F5F7FA"/>
+            <w:tcMar>
+              <w:top w:w="55" w:type="dxa"/>
+              <w:left w:w="85" w:type="dxa"/>
+              <w:bottom w:w="55" w:type="dxa"/>
+              <w:right w:w="85" w:type="dxa"/>
+            </w:tcMar>
+            <w:vAlign w:val="center"/>
+          </w:tcPr>
+          <w:p>
+            <w:pPr>
+              <w:spacing w:line="250" w:lineRule="auto"/>
+            </w:pPr>
+            <w:r>
+              <w:rPr>
+                <w:rFonts w:ascii="Arial" w:eastAsia="Arial" w:hAnsi="Arial" w:cs="Arial"/>
+                <w:color w:val="1A1A1A"/>
+                <w:sz w:val="18"/>
+                <w:szCs w:val="18"/>
+              </w:rPr>
+              <w:t>Programadas cuya fecha límite pasó sin registrarse como realizadas.</w:t>
+            </w:r>
+          </w:p>
+        </w:tc>
+        <w:tc>
+          <w:tcPr>
+            <w:tcW w:w="2109" w:type="dxa"/>
+            <w:tcBorders>
+              <w:top w:val="single" w:sz="4" w:space="0" w:color="B8C2CC"/>
+              <w:left w:val="single" w:sz="4" w:space="0" w:color="B8C2CC"/>
+              <w:bottom w:val="single" w:sz="4" w:space="0" w:color="B8C2CC"/>
+              <w:right w:val="single" w:sz="4" w:space="0" w:color="B8C2CC"/>
+            </w:tcBorders>
+            <w:shd w:val="clear" w:color="auto" w:fill="F5F7FA"/>
+            <w:tcMar>
+              <w:top w:w="55" w:type="dxa"/>
+              <w:left w:w="85" w:type="dxa"/>
+              <w:bottom w:w="55" w:type="dxa"/>
+              <w:right w:w="85" w:type="dxa"/>
+            </w:tcMar>
+            <w:vAlign w:val="center"/>
+          </w:tcPr>
+          <w:p>
+            <w:pPr>
+              <w:spacing w:line="250" w:lineRule="auto"/>
+            </w:pPr>
+            <w:r>
+              <w:rPr>
+                <w:rFonts w:ascii="Arial" w:eastAsia="Arial" w:hAnsi="Arial" w:cs="Arial"/>
+                <w:color w:val="1A1A1A"/>
+                <w:sz w:val="18"/>
+                <w:szCs w:val="18"/>
+              </w:rPr>
+              <w:t>Cero</w:t>
+            </w:r>
+          </w:p>
+        </w:tc>
+      </w:tr>
+      <w:tr>
+        <w:tblPrEx>
+          <w:tblCellMar>
+            <w:top w:w="0" w:type="dxa"/>
+            <w:bottom w:w="0" w:type="dxa"/>
+          </w:tblCellMar>
+        </w:tblPrEx>
+        <w:trPr>
+          <w:cantSplit/>
+        </w:trPr>
+        <w:tc>
+          <w:tcPr>
+            <w:tcW w:w="2636" w:type="dxa"/>
+            <w:tcBorders>
+              <w:top w:val="single" w:sz="4" w:space="0" w:color="B8C2CC"/>
+              <w:left w:val="single" w:sz="4" w:space="0" w:color="B8C2CC"/>
+              <w:bottom w:val="single" w:sz="4" w:space="0" w:color="B8C2CC"/>
+              <w:right w:val="single" w:sz="4" w:space="0" w:color="B8C2CC"/>
+            </w:tcBorders>
+            <w:tcMar>
+              <w:top w:w="55" w:type="dxa"/>
+              <w:left w:w="85" w:type="dxa"/>
+              <w:bottom w:w="55" w:type="dxa"/>
+              <w:right w:w="85" w:type="dxa"/>
+            </w:tcMar>
+            <w:vAlign w:val="center"/>
+          </w:tcPr>
+          <w:p>
+            <w:pPr>
+              <w:spacing w:line="250" w:lineRule="auto"/>
+            </w:pPr>
+            <w:r>
+              <w:rPr>
+                <w:rFonts w:ascii="Arial" w:eastAsia="Arial" w:hAnsi="Arial" w:cs="Arial"/>
+                <w:color w:val="1A1A1A"/>
+                <w:sz w:val="18"/>
+                <w:szCs w:val="18"/>
+              </w:rPr>
+              <w:t>Cobertura de interesados clave</w:t>
+            </w:r>
+          </w:p>
+        </w:tc>
+        <w:tc>
+          <w:tcPr>
+            <w:tcW w:w="4042" w:type="dxa"/>
+            <w:tcBorders>
+              <w:top w:val="single" w:sz="4" w:space="0" w:color="B8C2CC"/>
+              <w:left w:val="single" w:sz="4" w:space="0" w:color="B8C2CC"/>
+              <w:bottom w:val="single" w:sz="4" w:space="0" w:color="B8C2CC"/>
+              <w:right w:val="single" w:sz="4" w:space="0" w:color="B8C2CC"/>
+            </w:tcBorders>
+            <w:tcMar>
+              <w:top w:w="55" w:type="dxa"/>
+              <w:left w:w="85" w:type="dxa"/>
+              <w:bottom w:w="55" w:type="dxa"/>
+              <w:right w:w="85" w:type="dxa"/>
+            </w:tcMar>
+            <w:vAlign w:val="center"/>
+          </w:tcPr>
+          <w:p>
+            <w:pPr>
+              <w:spacing w:line="250" w:lineRule="auto"/>
+            </w:pPr>
+            <w:r>
+              <w:rPr>
+                <w:rFonts w:ascii="Arial" w:eastAsia="Arial" w:hAnsi="Arial" w:cs="Arial"/>
+                <w:color w:val="1A1A1A"/>
+                <w:sz w:val="18"/>
+                <w:szCs w:val="18"/>
+              </w:rPr>
+              <w:t>Interesados clave con al menos una comunicación realizada.</w:t>
+            </w:r>
+          </w:p>
+        </w:tc>
+        <w:tc>
+          <w:tcPr>
+            <w:tcW w:w="2109" w:type="dxa"/>
+            <w:tcBorders>
+              <w:top w:val="single" w:sz="4" w:space="0" w:color="B8C2CC"/>
+              <w:left w:val="single" w:sz="4" w:space="0" w:color="B8C2CC"/>
+              <w:bottom w:val="single" w:sz="4" w:space="0" w:color="B8C2CC"/>
+              <w:right w:val="single" w:sz="4" w:space="0" w:color="B8C2CC"/>
+            </w:tcBorders>
+            <w:tcMar>
+              <w:top w:w="55" w:type="dxa"/>
+              <w:left w:w="85" w:type="dxa"/>
+              <w:bottom w:w="55" w:type="dxa"/>
+              <w:right w:w="85" w:type="dxa"/>
+            </w:tcMar>
+            <w:vAlign w:val="center"/>
+          </w:tcPr>
+          <w:p>
+            <w:pPr>
+              <w:spacing w:line="250" w:lineRule="auto"/>
+            </w:pPr>
+            <w:r>
+              <w:rPr>
+                <w:rFonts w:ascii="Arial" w:eastAsia="Arial" w:hAnsi="Arial" w:cs="Arial"/>
+                <w:color w:val="1A1A1A"/>
+                <w:sz w:val="18"/>
+                <w:szCs w:val="18"/>
+              </w:rPr>
+              <w:t>Todos al cierre del Sprint 1</w:t>
+            </w:r>
+          </w:p>
+        </w:tc>
+      </w:tr>
+      <w:tr>
+        <w:tblPrEx>
+          <w:tblCellMar>
+            <w:top w:w="0" w:type="dxa"/>
+            <w:bottom w:w="0" w:type="dxa"/>
+          </w:tblCellMar>
+        </w:tblPrEx>
+        <w:trPr>
+          <w:cantSplit/>
+        </w:trPr>
+        <w:tc>
+          <w:tcPr>
+            <w:tcW w:w="2636" w:type="dxa"/>
+            <w:tcBorders>
+              <w:top w:val="single" w:sz="4" w:space="0" w:color="B8C2CC"/>
+              <w:left w:val="single" w:sz="4" w:space="0" w:color="B8C2CC"/>
+              <w:bottom w:val="single" w:sz="4" w:space="0" w:color="B8C2CC"/>
+              <w:right w:val="single" w:sz="4" w:space="0" w:color="B8C2CC"/>
+            </w:tcBorders>
+            <w:shd w:val="clear" w:color="auto" w:fill="F5F7FA"/>
+            <w:tcMar>
+              <w:top w:w="55" w:type="dxa"/>
+              <w:left w:w="85" w:type="dxa"/>
+              <w:bottom w:w="55" w:type="dxa"/>
+              <w:right w:w="85" w:type="dxa"/>
+            </w:tcMar>
+            <w:vAlign w:val="center"/>
+          </w:tcPr>
+          <w:p>
+            <w:pPr>
+              <w:spacing w:line="250" w:lineRule="auto"/>
+            </w:pPr>
+            <w:r>
+              <w:rPr>
+                <w:rFonts w:ascii="Arial" w:eastAsia="Arial" w:hAnsi="Arial" w:cs="Arial"/>
+                <w:color w:val="1A1A1A"/>
+                <w:sz w:val="18"/>
+                <w:szCs w:val="18"/>
+              </w:rPr>
+              <w:t>Constancia</w:t>
+            </w:r>
+          </w:p>
+        </w:tc>
+        <w:tc>
+          <w:tcPr>
+            <w:tcW w:w="4042" w:type="dxa"/>
+            <w:tcBorders>
+              <w:top w:val="single" w:sz="4" w:space="0" w:color="B8C2CC"/>
+              <w:left w:val="single" w:sz="4" w:space="0" w:color="B8C2CC"/>
+              <w:bottom w:val="single" w:sz="4" w:space="0" w:color="B8C2CC"/>
+              <w:right w:val="single" w:sz="4" w:space="0" w:color="B8C2CC"/>
+            </w:tcBorders>
+            <w:shd w:val="clear" w:color="auto" w:fill="F5F7FA"/>
+            <w:tcMar>
+              <w:top w:w="55" w:type="dxa"/>
+              <w:left w:w="85" w:type="dxa"/>
+              <w:bottom w:w="55" w:type="dxa"/>
+              <w:right w:w="85" w:type="dxa"/>
+            </w:tcMar>
+            <w:vAlign w:val="center"/>
+          </w:tcPr>
+          <w:p>
+            <w:pPr>
+              <w:spacing w:line="250" w:lineRule="auto"/>
+            </w:pPr>
+            <w:r>
+              <w:rPr>
+                <w:rFonts w:ascii="Arial" w:eastAsia="Arial" w:hAnsi="Arial" w:cs="Arial"/>
+                <w:color w:val="1A1A1A"/>
+                <w:sz w:val="18"/>
+                <w:szCs w:val="18"/>
+              </w:rPr>
+              <w:t>Comunicaciones realizadas que tienen evidencia.</w:t>
+            </w:r>
+          </w:p>
+        </w:tc>
+        <w:tc>
+          <w:tcPr>
+            <w:tcW w:w="2109" w:type="dxa"/>
+            <w:tcBorders>
+              <w:top w:val="single" w:sz="4" w:space="0" w:color="B8C2CC"/>
+              <w:left w:val="single" w:sz="4" w:space="0" w:color="B8C2CC"/>
+              <w:bottom w:val="single" w:sz="4" w:space="0" w:color="B8C2CC"/>
+              <w:right w:val="single" w:sz="4" w:space="0" w:color="B8C2CC"/>
+            </w:tcBorders>
+            <w:shd w:val="clear" w:color="auto" w:fill="F5F7FA"/>
+            <w:tcMar>
+              <w:top w:w="55" w:type="dxa"/>
+              <w:left w:w="85" w:type="dxa"/>
+              <w:bottom w:w="55" w:type="dxa"/>
+              <w:right w:w="85" w:type="dxa"/>
+            </w:tcMar>
+            <w:vAlign w:val="center"/>
+          </w:tcPr>
+          <w:p>
+            <w:pPr>
+              <w:spacing w:line="250" w:lineRule="auto"/>
+            </w:pPr>
+            <w:r>
+              <w:rPr>
+                <w:rFonts w:ascii="Arial" w:eastAsia="Arial" w:hAnsi="Arial" w:cs="Arial"/>
+                <w:color w:val="1A1A1A"/>
+                <w:sz w:val="18"/>
+                <w:szCs w:val="18"/>
+              </w:rPr>
+              <w:t>100 %</w:t>
+            </w:r>
+          </w:p>
+        </w:tc>
+      </w:tr>
+      <w:tr>
+        <w:tblPrEx>
+          <w:tblCellMar>
+            <w:top w:w="0" w:type="dxa"/>
+            <w:bottom w:w="0" w:type="dxa"/>
+          </w:tblCellMar>
+        </w:tblPrEx>
+        <w:trPr>
+          <w:cantSplit/>
+        </w:trPr>
+        <w:tc>
+          <w:tcPr>
+            <w:tcW w:w="2636" w:type="dxa"/>
+            <w:tcBorders>
+              <w:top w:val="single" w:sz="4" w:space="0" w:color="B8C2CC"/>
+              <w:left w:val="single" w:sz="4" w:space="0" w:color="B8C2CC"/>
+              <w:bottom w:val="single" w:sz="4" w:space="0" w:color="B8C2CC"/>
+              <w:right w:val="single" w:sz="4" w:space="0" w:color="B8C2CC"/>
+            </w:tcBorders>
+            <w:tcMar>
+              <w:top w:w="55" w:type="dxa"/>
+              <w:left w:w="85" w:type="dxa"/>
+              <w:bottom w:w="55" w:type="dxa"/>
+              <w:right w:w="85" w:type="dxa"/>
+            </w:tcMar>
+            <w:vAlign w:val="center"/>
+          </w:tcPr>
+          <w:p>
+            <w:pPr>
+              <w:spacing w:line="250" w:lineRule="auto"/>
+            </w:pPr>
+            <w:r>
+              <w:rPr>
+                <w:rFonts w:ascii="Arial" w:eastAsia="Arial" w:hAnsi="Arial" w:cs="Arial"/>
+                <w:color w:val="1A1A1A"/>
+                <w:sz w:val="18"/>
+                <w:szCs w:val="18"/>
+              </w:rPr>
+              <w:t>Respuesta a los pedidos</w:t>
+            </w:r>
+          </w:p>
+        </w:tc>
+        <w:tc>
+          <w:tcPr>
+            <w:tcW w:w="4042" w:type="dxa"/>
+            <w:tcBorders>
+              <w:top w:val="single" w:sz="4" w:space="0" w:color="B8C2CC"/>
+              <w:left w:val="single" w:sz="4" w:space="0" w:color="B8C2CC"/>
+              <w:bottom w:val="single" w:sz="4" w:space="0" w:color="B8C2CC"/>
+              <w:right w:val="single" w:sz="4" w:space="0" w:color="B8C2CC"/>
+            </w:tcBorders>
+            <w:tcMar>
+              <w:top w:w="55" w:type="dxa"/>
+              <w:left w:w="85" w:type="dxa"/>
+              <w:bottom w:w="55" w:type="dxa"/>
+              <w:right w:w="85" w:type="dxa"/>
+            </w:tcMar>
+            <w:vAlign w:val="center"/>
+          </w:tcPr>
+          <w:p>
+            <w:pPr>
+              <w:spacing w:line="250" w:lineRule="auto"/>
+            </w:pPr>
+            <w:r>
+              <w:rPr>
+                <w:rFonts w:ascii="Arial" w:eastAsia="Arial" w:hAnsi="Arial" w:cs="Arial"/>
+                <w:color w:val="1A1A1A"/>
+                <w:sz w:val="18"/>
+                <w:szCs w:val="18"/>
+              </w:rPr>
+              <w:t>Días entre un pedido al colegio y su respuesta.</w:t>
+            </w:r>
+          </w:p>
+        </w:tc>
+        <w:tc>
+          <w:tcPr>
+            <w:tcW w:w="2109" w:type="dxa"/>
+            <w:tcBorders>
+              <w:top w:val="single" w:sz="4" w:space="0" w:color="B8C2CC"/>
+              <w:left w:val="single" w:sz="4" w:space="0" w:color="B8C2CC"/>
+              <w:bottom w:val="single" w:sz="4" w:space="0" w:color="B8C2CC"/>
+              <w:right w:val="single" w:sz="4" w:space="0" w:color="B8C2CC"/>
+            </w:tcBorders>
+            <w:tcMar>
+              <w:top w:w="55" w:type="dxa"/>
+              <w:left w:w="85" w:type="dxa"/>
+              <w:bottom w:w="55" w:type="dxa"/>
+              <w:right w:w="85" w:type="dxa"/>
+            </w:tcMar>
+            <w:vAlign w:val="center"/>
+          </w:tcPr>
+          <w:p>
+            <w:pPr>
+              <w:spacing w:line="250" w:lineRule="auto"/>
+            </w:pPr>
+            <w:r>
+              <w:rPr>
+                <w:rFonts w:ascii="Arial" w:eastAsia="Arial" w:hAnsi="Arial" w:cs="Arial"/>
+                <w:color w:val="1A1A1A"/>
+                <w:sz w:val="18"/>
+                <w:szCs w:val="18"/>
+              </w:rPr>
+              <w:t>5 días hábiles o menos</w:t>
+            </w:r>
+          </w:p>
+        </w:tc>
+      </w:tr>
+    </w:tbl>
+    <w:p>
+      <w:pPr>
+        <w:spacing w:after="160"/>
+      </w:pPr>
     </w:p>
     <w:p>
       <w:pPr>
@@ -7513,6 +14738,763 @@
       <w:r>
         <w:t>Un asunto sin respuesta en dos días hábiles se eleva del responsable al director del proyecto, de este al Product Owner y, por último, a la patrocinadora. El plan se revisa al cierre de cada sprint junto con el plan de involucramiento.</w:t>
       </w:r>
+    </w:p>
+    <w:p>
+      <w:pPr>
+        <w:pStyle w:val="Ttulo1"/>
+      </w:pPr>
+      <w:bookmarkStart w:id="9" w:name="_Toc242538767"/>
+      <w:r>
+        <w:lastRenderedPageBreak/>
+        <w:t>10. Glosario</w:t>
+      </w:r>
+      <w:bookmarkEnd w:id="9"/>
+    </w:p>
+    <w:p>
+      <w:pPr>
+        <w:keepNext/>
+        <w:spacing w:before="120" w:after="80"/>
+      </w:pPr>
+      <w:r>
+        <w:rPr>
+          <w:rFonts w:ascii="Arial" w:eastAsia="Arial" w:hAnsi="Arial" w:cs="Arial"/>
+          <w:b/>
+          <w:bCs/>
+          <w:color w:val="1F3864"/>
+          <w:sz w:val="18"/>
+          <w:szCs w:val="18"/>
+        </w:rPr>
+        <w:t xml:space="preserve">Tabla 8. </w:t>
+      </w:r>
+      <w:r>
+        <w:rPr>
+          <w:rFonts w:ascii="Arial" w:eastAsia="Arial" w:hAnsi="Arial" w:cs="Arial"/>
+          <w:color w:val="1F3864"/>
+          <w:sz w:val="18"/>
+          <w:szCs w:val="18"/>
+        </w:rPr>
+        <w:t>Glosario común</w:t>
+      </w:r>
+    </w:p>
+    <w:tbl>
+      <w:tblPr>
+        <w:tblW w:w="8787" w:type="dxa"/>
+        <w:tblBorders>
+          <w:top w:val="single" w:sz="4" w:space="0" w:color="B8C2CC"/>
+          <w:left w:val="single" w:sz="4" w:space="0" w:color="B8C2CC"/>
+          <w:bottom w:val="single" w:sz="4" w:space="0" w:color="B8C2CC"/>
+          <w:right w:val="single" w:sz="4" w:space="0" w:color="B8C2CC"/>
+          <w:insideH w:val="single" w:sz="4" w:space="0" w:color="B8C2CC"/>
+          <w:insideV w:val="single" w:sz="4" w:space="0" w:color="B8C2CC"/>
+        </w:tblBorders>
+        <w:tblLayout w:type="fixed"/>
+        <w:tblCellMar>
+          <w:left w:w="10" w:type="dxa"/>
+          <w:right w:w="10" w:type="dxa"/>
+        </w:tblCellMar>
+        <w:tblLook w:val="0000" w:firstRow="0" w:lastRow="0" w:firstColumn="0" w:lastColumn="0" w:noHBand="0" w:noVBand="0"/>
+      </w:tblPr>
+      <w:tblGrid>
+        <w:gridCol w:w="2284"/>
+        <w:gridCol w:w="6503"/>
+      </w:tblGrid>
+      <w:tr>
+        <w:tblPrEx>
+          <w:tblCellMar>
+            <w:top w:w="0" w:type="dxa"/>
+            <w:bottom w:w="0" w:type="dxa"/>
+          </w:tblCellMar>
+        </w:tblPrEx>
+        <w:trPr>
+          <w:cantSplit/>
+          <w:tblHeader/>
+        </w:trPr>
+        <w:tc>
+          <w:tcPr>
+            <w:tcW w:w="2284" w:type="dxa"/>
+            <w:tcBorders>
+              <w:top w:val="single" w:sz="4" w:space="0" w:color="B8C2CC"/>
+              <w:left w:val="single" w:sz="4" w:space="0" w:color="B8C2CC"/>
+              <w:bottom w:val="single" w:sz="4" w:space="0" w:color="B8C2CC"/>
+              <w:right w:val="single" w:sz="4" w:space="0" w:color="B8C2CC"/>
+            </w:tcBorders>
+            <w:shd w:val="clear" w:color="auto" w:fill="1F3864"/>
+            <w:tcMar>
+              <w:top w:w="55" w:type="dxa"/>
+              <w:left w:w="85" w:type="dxa"/>
+              <w:bottom w:w="55" w:type="dxa"/>
+              <w:right w:w="85" w:type="dxa"/>
+            </w:tcMar>
+            <w:vAlign w:val="center"/>
+          </w:tcPr>
+          <w:p>
+            <w:pPr>
+              <w:spacing w:line="250" w:lineRule="auto"/>
+              <w:jc w:val="center"/>
+            </w:pPr>
+            <w:r>
+              <w:rPr>
+                <w:rFonts w:ascii="Arial" w:eastAsia="Arial" w:hAnsi="Arial" w:cs="Arial"/>
+                <w:b/>
+                <w:bCs/>
+                <w:color w:val="FFFFFF"/>
+                <w:sz w:val="18"/>
+                <w:szCs w:val="18"/>
+              </w:rPr>
+              <w:t>Término</w:t>
+            </w:r>
+          </w:p>
+        </w:tc>
+        <w:tc>
+          <w:tcPr>
+            <w:tcW w:w="6503" w:type="dxa"/>
+            <w:tcBorders>
+              <w:top w:val="single" w:sz="4" w:space="0" w:color="B8C2CC"/>
+              <w:left w:val="single" w:sz="4" w:space="0" w:color="B8C2CC"/>
+              <w:bottom w:val="single" w:sz="4" w:space="0" w:color="B8C2CC"/>
+              <w:right w:val="single" w:sz="4" w:space="0" w:color="B8C2CC"/>
+            </w:tcBorders>
+            <w:shd w:val="clear" w:color="auto" w:fill="1F3864"/>
+            <w:tcMar>
+              <w:top w:w="55" w:type="dxa"/>
+              <w:left w:w="85" w:type="dxa"/>
+              <w:bottom w:w="55" w:type="dxa"/>
+              <w:right w:w="85" w:type="dxa"/>
+            </w:tcMar>
+            <w:vAlign w:val="center"/>
+          </w:tcPr>
+          <w:p>
+            <w:pPr>
+              <w:spacing w:line="250" w:lineRule="auto"/>
+              <w:jc w:val="center"/>
+            </w:pPr>
+            <w:r>
+              <w:rPr>
+                <w:rFonts w:ascii="Arial" w:eastAsia="Arial" w:hAnsi="Arial" w:cs="Arial"/>
+                <w:b/>
+                <w:bCs/>
+                <w:color w:val="FFFFFF"/>
+                <w:sz w:val="18"/>
+                <w:szCs w:val="18"/>
+              </w:rPr>
+              <w:t>Cómo se explica a los interesados</w:t>
+            </w:r>
+          </w:p>
+        </w:tc>
+      </w:tr>
+      <w:tr>
+        <w:tblPrEx>
+          <w:tblCellMar>
+            <w:top w:w="0" w:type="dxa"/>
+            <w:bottom w:w="0" w:type="dxa"/>
+          </w:tblCellMar>
+        </w:tblPrEx>
+        <w:trPr>
+          <w:cantSplit/>
+        </w:trPr>
+        <w:tc>
+          <w:tcPr>
+            <w:tcW w:w="2284" w:type="dxa"/>
+            <w:tcBorders>
+              <w:top w:val="single" w:sz="4" w:space="0" w:color="B8C2CC"/>
+              <w:left w:val="single" w:sz="4" w:space="0" w:color="B8C2CC"/>
+              <w:bottom w:val="single" w:sz="4" w:space="0" w:color="B8C2CC"/>
+              <w:right w:val="single" w:sz="4" w:space="0" w:color="B8C2CC"/>
+            </w:tcBorders>
+            <w:tcMar>
+              <w:top w:w="55" w:type="dxa"/>
+              <w:left w:w="85" w:type="dxa"/>
+              <w:bottom w:w="55" w:type="dxa"/>
+              <w:right w:w="85" w:type="dxa"/>
+            </w:tcMar>
+            <w:vAlign w:val="center"/>
+          </w:tcPr>
+          <w:p>
+            <w:pPr>
+              <w:spacing w:line="250" w:lineRule="auto"/>
+            </w:pPr>
+            <w:r>
+              <w:rPr>
+                <w:rFonts w:ascii="Arial" w:eastAsia="Arial" w:hAnsi="Arial" w:cs="Arial"/>
+                <w:color w:val="1A1A1A"/>
+                <w:sz w:val="18"/>
+                <w:szCs w:val="18"/>
+              </w:rPr>
+              <w:t>Alerta</w:t>
+            </w:r>
+          </w:p>
+        </w:tc>
+        <w:tc>
+          <w:tcPr>
+            <w:tcW w:w="6503" w:type="dxa"/>
+            <w:tcBorders>
+              <w:top w:val="single" w:sz="4" w:space="0" w:color="B8C2CC"/>
+              <w:left w:val="single" w:sz="4" w:space="0" w:color="B8C2CC"/>
+              <w:bottom w:val="single" w:sz="4" w:space="0" w:color="B8C2CC"/>
+              <w:right w:val="single" w:sz="4" w:space="0" w:color="B8C2CC"/>
+            </w:tcBorders>
+            <w:tcMar>
+              <w:top w:w="55" w:type="dxa"/>
+              <w:left w:w="85" w:type="dxa"/>
+              <w:bottom w:w="55" w:type="dxa"/>
+              <w:right w:w="85" w:type="dxa"/>
+            </w:tcMar>
+            <w:vAlign w:val="center"/>
+          </w:tcPr>
+          <w:p>
+            <w:pPr>
+              <w:spacing w:line="250" w:lineRule="auto"/>
+            </w:pPr>
+            <w:r>
+              <w:rPr>
+                <w:rFonts w:ascii="Arial" w:eastAsia="Arial" w:hAnsi="Arial" w:cs="Arial"/>
+                <w:color w:val="1A1A1A"/>
+                <w:sz w:val="18"/>
+                <w:szCs w:val="18"/>
+              </w:rPr>
+              <w:t>Aviso de que un estudiante necesita atención esta semana.</w:t>
+            </w:r>
+          </w:p>
+        </w:tc>
+      </w:tr>
+      <w:tr>
+        <w:tblPrEx>
+          <w:tblCellMar>
+            <w:top w:w="0" w:type="dxa"/>
+            <w:bottom w:w="0" w:type="dxa"/>
+          </w:tblCellMar>
+        </w:tblPrEx>
+        <w:trPr>
+          <w:cantSplit/>
+        </w:trPr>
+        <w:tc>
+          <w:tcPr>
+            <w:tcW w:w="2284" w:type="dxa"/>
+            <w:tcBorders>
+              <w:top w:val="single" w:sz="4" w:space="0" w:color="B8C2CC"/>
+              <w:left w:val="single" w:sz="4" w:space="0" w:color="B8C2CC"/>
+              <w:bottom w:val="single" w:sz="4" w:space="0" w:color="B8C2CC"/>
+              <w:right w:val="single" w:sz="4" w:space="0" w:color="B8C2CC"/>
+            </w:tcBorders>
+            <w:shd w:val="clear" w:color="auto" w:fill="F5F7FA"/>
+            <w:tcMar>
+              <w:top w:w="55" w:type="dxa"/>
+              <w:left w:w="85" w:type="dxa"/>
+              <w:bottom w:w="55" w:type="dxa"/>
+              <w:right w:w="85" w:type="dxa"/>
+            </w:tcMar>
+            <w:vAlign w:val="center"/>
+          </w:tcPr>
+          <w:p>
+            <w:pPr>
+              <w:spacing w:line="250" w:lineRule="auto"/>
+            </w:pPr>
+            <w:r>
+              <w:rPr>
+                <w:rFonts w:ascii="Arial" w:eastAsia="Arial" w:hAnsi="Arial" w:cs="Arial"/>
+                <w:color w:val="1A1A1A"/>
+                <w:sz w:val="18"/>
+                <w:szCs w:val="18"/>
+              </w:rPr>
+              <w:t>Nivel de riesgo</w:t>
+            </w:r>
+          </w:p>
+        </w:tc>
+        <w:tc>
+          <w:tcPr>
+            <w:tcW w:w="6503" w:type="dxa"/>
+            <w:tcBorders>
+              <w:top w:val="single" w:sz="4" w:space="0" w:color="B8C2CC"/>
+              <w:left w:val="single" w:sz="4" w:space="0" w:color="B8C2CC"/>
+              <w:bottom w:val="single" w:sz="4" w:space="0" w:color="B8C2CC"/>
+              <w:right w:val="single" w:sz="4" w:space="0" w:color="B8C2CC"/>
+            </w:tcBorders>
+            <w:shd w:val="clear" w:color="auto" w:fill="F5F7FA"/>
+            <w:tcMar>
+              <w:top w:w="55" w:type="dxa"/>
+              <w:left w:w="85" w:type="dxa"/>
+              <w:bottom w:w="55" w:type="dxa"/>
+              <w:right w:w="85" w:type="dxa"/>
+            </w:tcMar>
+            <w:vAlign w:val="center"/>
+          </w:tcPr>
+          <w:p>
+            <w:pPr>
+              <w:spacing w:line="250" w:lineRule="auto"/>
+            </w:pPr>
+            <w:r>
+              <w:rPr>
+                <w:rFonts w:ascii="Arial" w:eastAsia="Arial" w:hAnsi="Arial" w:cs="Arial"/>
+                <w:color w:val="1A1A1A"/>
+                <w:sz w:val="18"/>
+                <w:szCs w:val="18"/>
+              </w:rPr>
+              <w:t>Señal de tres colores (verde, amarillo y rojo) sobre la probabilidad de que un estudiante baje su rendimiento. No es un diagnóstico.</w:t>
+            </w:r>
+          </w:p>
+        </w:tc>
+      </w:tr>
+      <w:tr>
+        <w:tblPrEx>
+          <w:tblCellMar>
+            <w:top w:w="0" w:type="dxa"/>
+            <w:bottom w:w="0" w:type="dxa"/>
+          </w:tblCellMar>
+        </w:tblPrEx>
+        <w:trPr>
+          <w:cantSplit/>
+        </w:trPr>
+        <w:tc>
+          <w:tcPr>
+            <w:tcW w:w="2284" w:type="dxa"/>
+            <w:tcBorders>
+              <w:top w:val="single" w:sz="4" w:space="0" w:color="B8C2CC"/>
+              <w:left w:val="single" w:sz="4" w:space="0" w:color="B8C2CC"/>
+              <w:bottom w:val="single" w:sz="4" w:space="0" w:color="B8C2CC"/>
+              <w:right w:val="single" w:sz="4" w:space="0" w:color="B8C2CC"/>
+            </w:tcBorders>
+            <w:tcMar>
+              <w:top w:w="55" w:type="dxa"/>
+              <w:left w:w="85" w:type="dxa"/>
+              <w:bottom w:w="55" w:type="dxa"/>
+              <w:right w:w="85" w:type="dxa"/>
+            </w:tcMar>
+            <w:vAlign w:val="center"/>
+          </w:tcPr>
+          <w:p>
+            <w:pPr>
+              <w:spacing w:line="250" w:lineRule="auto"/>
+            </w:pPr>
+            <w:r>
+              <w:rPr>
+                <w:rFonts w:ascii="Arial" w:eastAsia="Arial" w:hAnsi="Arial" w:cs="Arial"/>
+                <w:color w:val="1A1A1A"/>
+                <w:sz w:val="18"/>
+                <w:szCs w:val="18"/>
+              </w:rPr>
+              <w:t>Sprint</w:t>
+            </w:r>
+          </w:p>
+        </w:tc>
+        <w:tc>
+          <w:tcPr>
+            <w:tcW w:w="6503" w:type="dxa"/>
+            <w:tcBorders>
+              <w:top w:val="single" w:sz="4" w:space="0" w:color="B8C2CC"/>
+              <w:left w:val="single" w:sz="4" w:space="0" w:color="B8C2CC"/>
+              <w:bottom w:val="single" w:sz="4" w:space="0" w:color="B8C2CC"/>
+              <w:right w:val="single" w:sz="4" w:space="0" w:color="B8C2CC"/>
+            </w:tcBorders>
+            <w:tcMar>
+              <w:top w:w="55" w:type="dxa"/>
+              <w:left w:w="85" w:type="dxa"/>
+              <w:bottom w:w="55" w:type="dxa"/>
+              <w:right w:w="85" w:type="dxa"/>
+            </w:tcMar>
+            <w:vAlign w:val="center"/>
+          </w:tcPr>
+          <w:p>
+            <w:pPr>
+              <w:spacing w:line="250" w:lineRule="auto"/>
+            </w:pPr>
+            <w:r>
+              <w:rPr>
+                <w:rFonts w:ascii="Arial" w:eastAsia="Arial" w:hAnsi="Arial" w:cs="Arial"/>
+                <w:color w:val="1A1A1A"/>
+                <w:sz w:val="18"/>
+                <w:szCs w:val="18"/>
+              </w:rPr>
+              <w:t>Periodo de trabajo de cuatro semanas que termina con una demostración al colegio.</w:t>
+            </w:r>
+          </w:p>
+        </w:tc>
+      </w:tr>
+      <w:tr>
+        <w:tblPrEx>
+          <w:tblCellMar>
+            <w:top w:w="0" w:type="dxa"/>
+            <w:bottom w:w="0" w:type="dxa"/>
+          </w:tblCellMar>
+        </w:tblPrEx>
+        <w:trPr>
+          <w:cantSplit/>
+        </w:trPr>
+        <w:tc>
+          <w:tcPr>
+            <w:tcW w:w="2284" w:type="dxa"/>
+            <w:tcBorders>
+              <w:top w:val="single" w:sz="4" w:space="0" w:color="B8C2CC"/>
+              <w:left w:val="single" w:sz="4" w:space="0" w:color="B8C2CC"/>
+              <w:bottom w:val="single" w:sz="4" w:space="0" w:color="B8C2CC"/>
+              <w:right w:val="single" w:sz="4" w:space="0" w:color="B8C2CC"/>
+            </w:tcBorders>
+            <w:shd w:val="clear" w:color="auto" w:fill="F5F7FA"/>
+            <w:tcMar>
+              <w:top w:w="55" w:type="dxa"/>
+              <w:left w:w="85" w:type="dxa"/>
+              <w:bottom w:w="55" w:type="dxa"/>
+              <w:right w:w="85" w:type="dxa"/>
+            </w:tcMar>
+            <w:vAlign w:val="center"/>
+          </w:tcPr>
+          <w:p>
+            <w:pPr>
+              <w:spacing w:line="250" w:lineRule="auto"/>
+            </w:pPr>
+            <w:r>
+              <w:rPr>
+                <w:rFonts w:ascii="Arial" w:eastAsia="Arial" w:hAnsi="Arial" w:cs="Arial"/>
+                <w:color w:val="1A1A1A"/>
+                <w:sz w:val="18"/>
+                <w:szCs w:val="18"/>
+              </w:rPr>
+              <w:t>Revisión del sprint</w:t>
+            </w:r>
+          </w:p>
+        </w:tc>
+        <w:tc>
+          <w:tcPr>
+            <w:tcW w:w="6503" w:type="dxa"/>
+            <w:tcBorders>
+              <w:top w:val="single" w:sz="4" w:space="0" w:color="B8C2CC"/>
+              <w:left w:val="single" w:sz="4" w:space="0" w:color="B8C2CC"/>
+              <w:bottom w:val="single" w:sz="4" w:space="0" w:color="B8C2CC"/>
+              <w:right w:val="single" w:sz="4" w:space="0" w:color="B8C2CC"/>
+            </w:tcBorders>
+            <w:shd w:val="clear" w:color="auto" w:fill="F5F7FA"/>
+            <w:tcMar>
+              <w:top w:w="55" w:type="dxa"/>
+              <w:left w:w="85" w:type="dxa"/>
+              <w:bottom w:w="55" w:type="dxa"/>
+              <w:right w:w="85" w:type="dxa"/>
+            </w:tcMar>
+            <w:vAlign w:val="center"/>
+          </w:tcPr>
+          <w:p>
+            <w:pPr>
+              <w:spacing w:line="250" w:lineRule="auto"/>
+            </w:pPr>
+            <w:r>
+              <w:rPr>
+                <w:rFonts w:ascii="Arial" w:eastAsia="Arial" w:hAnsi="Arial" w:cs="Arial"/>
+                <w:color w:val="1A1A1A"/>
+                <w:sz w:val="18"/>
+                <w:szCs w:val="18"/>
+              </w:rPr>
+              <w:t>Reunión en la que el equipo muestra lo avanzado y el colegio lo acepta u observa.</w:t>
+            </w:r>
+          </w:p>
+        </w:tc>
+      </w:tr>
+      <w:tr>
+        <w:tblPrEx>
+          <w:tblCellMar>
+            <w:top w:w="0" w:type="dxa"/>
+            <w:bottom w:w="0" w:type="dxa"/>
+          </w:tblCellMar>
+        </w:tblPrEx>
+        <w:trPr>
+          <w:cantSplit/>
+        </w:trPr>
+        <w:tc>
+          <w:tcPr>
+            <w:tcW w:w="2284" w:type="dxa"/>
+            <w:tcBorders>
+              <w:top w:val="single" w:sz="4" w:space="0" w:color="B8C2CC"/>
+              <w:left w:val="single" w:sz="4" w:space="0" w:color="B8C2CC"/>
+              <w:bottom w:val="single" w:sz="4" w:space="0" w:color="B8C2CC"/>
+              <w:right w:val="single" w:sz="4" w:space="0" w:color="B8C2CC"/>
+            </w:tcBorders>
+            <w:tcMar>
+              <w:top w:w="55" w:type="dxa"/>
+              <w:left w:w="85" w:type="dxa"/>
+              <w:bottom w:w="55" w:type="dxa"/>
+              <w:right w:w="85" w:type="dxa"/>
+            </w:tcMar>
+            <w:vAlign w:val="center"/>
+          </w:tcPr>
+          <w:p>
+            <w:pPr>
+              <w:spacing w:line="250" w:lineRule="auto"/>
+            </w:pPr>
+            <w:r>
+              <w:rPr>
+                <w:rFonts w:ascii="Arial" w:eastAsia="Arial" w:hAnsi="Arial" w:cs="Arial"/>
+                <w:color w:val="1A1A1A"/>
+                <w:sz w:val="18"/>
+                <w:szCs w:val="18"/>
+              </w:rPr>
+              <w:t>Product Owner</w:t>
+            </w:r>
+          </w:p>
+        </w:tc>
+        <w:tc>
+          <w:tcPr>
+            <w:tcW w:w="6503" w:type="dxa"/>
+            <w:tcBorders>
+              <w:top w:val="single" w:sz="4" w:space="0" w:color="B8C2CC"/>
+              <w:left w:val="single" w:sz="4" w:space="0" w:color="B8C2CC"/>
+              <w:bottom w:val="single" w:sz="4" w:space="0" w:color="B8C2CC"/>
+              <w:right w:val="single" w:sz="4" w:space="0" w:color="B8C2CC"/>
+            </w:tcBorders>
+            <w:tcMar>
+              <w:top w:w="55" w:type="dxa"/>
+              <w:left w:w="85" w:type="dxa"/>
+              <w:bottom w:w="55" w:type="dxa"/>
+              <w:right w:w="85" w:type="dxa"/>
+            </w:tcMar>
+            <w:vAlign w:val="center"/>
+          </w:tcPr>
+          <w:p>
+            <w:pPr>
+              <w:spacing w:line="250" w:lineRule="auto"/>
+            </w:pPr>
+            <w:r>
+              <w:rPr>
+                <w:rFonts w:ascii="Arial" w:eastAsia="Arial" w:hAnsi="Arial" w:cs="Arial"/>
+                <w:color w:val="1A1A1A"/>
+                <w:sz w:val="18"/>
+                <w:szCs w:val="18"/>
+              </w:rPr>
+              <w:t>Persona del colegio que decide qué es prioritario y acepta los entregables.</w:t>
+            </w:r>
+          </w:p>
+        </w:tc>
+      </w:tr>
+      <w:tr>
+        <w:tblPrEx>
+          <w:tblCellMar>
+            <w:top w:w="0" w:type="dxa"/>
+            <w:bottom w:w="0" w:type="dxa"/>
+          </w:tblCellMar>
+        </w:tblPrEx>
+        <w:trPr>
+          <w:cantSplit/>
+        </w:trPr>
+        <w:tc>
+          <w:tcPr>
+            <w:tcW w:w="2284" w:type="dxa"/>
+            <w:tcBorders>
+              <w:top w:val="single" w:sz="4" w:space="0" w:color="B8C2CC"/>
+              <w:left w:val="single" w:sz="4" w:space="0" w:color="B8C2CC"/>
+              <w:bottom w:val="single" w:sz="4" w:space="0" w:color="B8C2CC"/>
+              <w:right w:val="single" w:sz="4" w:space="0" w:color="B8C2CC"/>
+            </w:tcBorders>
+            <w:shd w:val="clear" w:color="auto" w:fill="F5F7FA"/>
+            <w:tcMar>
+              <w:top w:w="55" w:type="dxa"/>
+              <w:left w:w="85" w:type="dxa"/>
+              <w:bottom w:w="55" w:type="dxa"/>
+              <w:right w:w="85" w:type="dxa"/>
+            </w:tcMar>
+            <w:vAlign w:val="center"/>
+          </w:tcPr>
+          <w:p>
+            <w:pPr>
+              <w:spacing w:line="250" w:lineRule="auto"/>
+            </w:pPr>
+            <w:r>
+              <w:rPr>
+                <w:rFonts w:ascii="Arial" w:eastAsia="Arial" w:hAnsi="Arial" w:cs="Arial"/>
+                <w:color w:val="1A1A1A"/>
+                <w:sz w:val="18"/>
+                <w:szCs w:val="18"/>
+              </w:rPr>
+              <w:t>Línea base</w:t>
+            </w:r>
+          </w:p>
+        </w:tc>
+        <w:tc>
+          <w:tcPr>
+            <w:tcW w:w="6503" w:type="dxa"/>
+            <w:tcBorders>
+              <w:top w:val="single" w:sz="4" w:space="0" w:color="B8C2CC"/>
+              <w:left w:val="single" w:sz="4" w:space="0" w:color="B8C2CC"/>
+              <w:bottom w:val="single" w:sz="4" w:space="0" w:color="B8C2CC"/>
+              <w:right w:val="single" w:sz="4" w:space="0" w:color="B8C2CC"/>
+            </w:tcBorders>
+            <w:shd w:val="clear" w:color="auto" w:fill="F5F7FA"/>
+            <w:tcMar>
+              <w:top w:w="55" w:type="dxa"/>
+              <w:left w:w="85" w:type="dxa"/>
+              <w:bottom w:w="55" w:type="dxa"/>
+              <w:right w:w="85" w:type="dxa"/>
+            </w:tcMar>
+            <w:vAlign w:val="center"/>
+          </w:tcPr>
+          <w:p>
+            <w:pPr>
+              <w:spacing w:line="250" w:lineRule="auto"/>
+            </w:pPr>
+            <w:r>
+              <w:rPr>
+                <w:rFonts w:ascii="Arial" w:eastAsia="Arial" w:hAnsi="Arial" w:cs="Arial"/>
+                <w:color w:val="1A1A1A"/>
+                <w:sz w:val="18"/>
+                <w:szCs w:val="18"/>
+              </w:rPr>
+              <w:t>Versión aprobada del alcance, del cronograma o de los costos, contra la que se mide el avance.</w:t>
+            </w:r>
+          </w:p>
+        </w:tc>
+      </w:tr>
+      <w:tr>
+        <w:tblPrEx>
+          <w:tblCellMar>
+            <w:top w:w="0" w:type="dxa"/>
+            <w:bottom w:w="0" w:type="dxa"/>
+          </w:tblCellMar>
+        </w:tblPrEx>
+        <w:trPr>
+          <w:cantSplit/>
+        </w:trPr>
+        <w:tc>
+          <w:tcPr>
+            <w:tcW w:w="2284" w:type="dxa"/>
+            <w:tcBorders>
+              <w:top w:val="single" w:sz="4" w:space="0" w:color="B8C2CC"/>
+              <w:left w:val="single" w:sz="4" w:space="0" w:color="B8C2CC"/>
+              <w:bottom w:val="single" w:sz="4" w:space="0" w:color="B8C2CC"/>
+              <w:right w:val="single" w:sz="4" w:space="0" w:color="B8C2CC"/>
+            </w:tcBorders>
+            <w:tcMar>
+              <w:top w:w="55" w:type="dxa"/>
+              <w:left w:w="85" w:type="dxa"/>
+              <w:bottom w:w="55" w:type="dxa"/>
+              <w:right w:w="85" w:type="dxa"/>
+            </w:tcMar>
+            <w:vAlign w:val="center"/>
+          </w:tcPr>
+          <w:p>
+            <w:pPr>
+              <w:spacing w:line="250" w:lineRule="auto"/>
+            </w:pPr>
+            <w:r>
+              <w:rPr>
+                <w:rFonts w:ascii="Arial" w:eastAsia="Arial" w:hAnsi="Arial" w:cs="Arial"/>
+                <w:color w:val="1A1A1A"/>
+                <w:sz w:val="18"/>
+                <w:szCs w:val="18"/>
+              </w:rPr>
+              <w:t>Solicitud de cambio</w:t>
+            </w:r>
+          </w:p>
+        </w:tc>
+        <w:tc>
+          <w:tcPr>
+            <w:tcW w:w="6503" w:type="dxa"/>
+            <w:tcBorders>
+              <w:top w:val="single" w:sz="4" w:space="0" w:color="B8C2CC"/>
+              <w:left w:val="single" w:sz="4" w:space="0" w:color="B8C2CC"/>
+              <w:bottom w:val="single" w:sz="4" w:space="0" w:color="B8C2CC"/>
+              <w:right w:val="single" w:sz="4" w:space="0" w:color="B8C2CC"/>
+            </w:tcBorders>
+            <w:tcMar>
+              <w:top w:w="55" w:type="dxa"/>
+              <w:left w:w="85" w:type="dxa"/>
+              <w:bottom w:w="55" w:type="dxa"/>
+              <w:right w:w="85" w:type="dxa"/>
+            </w:tcMar>
+            <w:vAlign w:val="center"/>
+          </w:tcPr>
+          <w:p>
+            <w:pPr>
+              <w:spacing w:line="250" w:lineRule="auto"/>
+            </w:pPr>
+            <w:r>
+              <w:rPr>
+                <w:rFonts w:ascii="Arial" w:eastAsia="Arial" w:hAnsi="Arial" w:cs="Arial"/>
+                <w:color w:val="1A1A1A"/>
+                <w:sz w:val="18"/>
+                <w:szCs w:val="18"/>
+              </w:rPr>
+              <w:t>Pedido formal para modificar algo ya aprobado.</w:t>
+            </w:r>
+          </w:p>
+        </w:tc>
+      </w:tr>
+      <w:tr>
+        <w:tblPrEx>
+          <w:tblCellMar>
+            <w:top w:w="0" w:type="dxa"/>
+            <w:bottom w:w="0" w:type="dxa"/>
+          </w:tblCellMar>
+        </w:tblPrEx>
+        <w:trPr>
+          <w:cantSplit/>
+        </w:trPr>
+        <w:tc>
+          <w:tcPr>
+            <w:tcW w:w="2284" w:type="dxa"/>
+            <w:tcBorders>
+              <w:top w:val="single" w:sz="4" w:space="0" w:color="B8C2CC"/>
+              <w:left w:val="single" w:sz="4" w:space="0" w:color="B8C2CC"/>
+              <w:bottom w:val="single" w:sz="4" w:space="0" w:color="B8C2CC"/>
+              <w:right w:val="single" w:sz="4" w:space="0" w:color="B8C2CC"/>
+            </w:tcBorders>
+            <w:shd w:val="clear" w:color="auto" w:fill="F5F7FA"/>
+            <w:tcMar>
+              <w:top w:w="55" w:type="dxa"/>
+              <w:left w:w="85" w:type="dxa"/>
+              <w:bottom w:w="55" w:type="dxa"/>
+              <w:right w:w="85" w:type="dxa"/>
+            </w:tcMar>
+            <w:vAlign w:val="center"/>
+          </w:tcPr>
+          <w:p>
+            <w:pPr>
+              <w:spacing w:line="250" w:lineRule="auto"/>
+            </w:pPr>
+            <w:r>
+              <w:rPr>
+                <w:rFonts w:ascii="Arial" w:eastAsia="Arial" w:hAnsi="Arial" w:cs="Arial"/>
+                <w:color w:val="1A1A1A"/>
+                <w:sz w:val="18"/>
+                <w:szCs w:val="18"/>
+              </w:rPr>
+              <w:t>Piloto</w:t>
+            </w:r>
+          </w:p>
+        </w:tc>
+        <w:tc>
+          <w:tcPr>
+            <w:tcW w:w="6503" w:type="dxa"/>
+            <w:tcBorders>
+              <w:top w:val="single" w:sz="4" w:space="0" w:color="B8C2CC"/>
+              <w:left w:val="single" w:sz="4" w:space="0" w:color="B8C2CC"/>
+              <w:bottom w:val="single" w:sz="4" w:space="0" w:color="B8C2CC"/>
+              <w:right w:val="single" w:sz="4" w:space="0" w:color="B8C2CC"/>
+            </w:tcBorders>
+            <w:shd w:val="clear" w:color="auto" w:fill="F5F7FA"/>
+            <w:tcMar>
+              <w:top w:w="55" w:type="dxa"/>
+              <w:left w:w="85" w:type="dxa"/>
+              <w:bottom w:w="55" w:type="dxa"/>
+              <w:right w:w="85" w:type="dxa"/>
+            </w:tcMar>
+            <w:vAlign w:val="center"/>
+          </w:tcPr>
+          <w:p>
+            <w:pPr>
+              <w:spacing w:line="250" w:lineRule="auto"/>
+            </w:pPr>
+            <w:r>
+              <w:rPr>
+                <w:rFonts w:ascii="Arial" w:eastAsia="Arial" w:hAnsi="Arial" w:cs="Arial"/>
+                <w:color w:val="1A1A1A"/>
+                <w:sz w:val="18"/>
+                <w:szCs w:val="18"/>
+              </w:rPr>
+              <w:t>Dos semanas de uso real del sistema por tres docentes tutores antes de ponerlo en marcha.</w:t>
+            </w:r>
+          </w:p>
+        </w:tc>
+      </w:tr>
+    </w:tbl>
+    <w:p>
+      <w:pPr>
+        <w:spacing w:after="160"/>
+      </w:pPr>
     </w:p>
     <w:sectPr>
       <w:headerReference w:type="default" r:id="rId15"/>
@@ -7880,7 +15862,7 @@
         <w:sz w:val="16"/>
         <w:szCs w:val="16"/>
       </w:rPr>
-      <w:t>4</w:t>
+      <w:t>5</w:t>
     </w:r>
     <w:r>
       <w:rPr>
@@ -7935,7 +15917,7 @@
         <w:sz w:val="16"/>
         <w:szCs w:val="16"/>
       </w:rPr>
-      <w:t>5</w:t>
+      <w:t>6</w:t>
     </w:r>
     <w:r>
       <w:rPr>
@@ -8015,7 +15997,7 @@
         <w:sz w:val="16"/>
         <w:szCs w:val="16"/>
       </w:rPr>
-      <w:t>5</w:t>
+      <w:t>6</w:t>
     </w:r>
     <w:r>
       <w:rPr>
@@ -8070,7 +16052,7 @@
         <w:sz w:val="16"/>
         <w:szCs w:val="16"/>
       </w:rPr>
-      <w:t>6</w:t>
+      <w:t>7</w:t>
     </w:r>
     <w:r>
       <w:rPr>
@@ -8132,7 +16114,7 @@
         <w:szCs w:val="16"/>
       </w:rPr>
       <w:tab/>
-      <w:t>INT-03  ·  v1.0</w:t>
+      <w:t>INT-03  ·  v1.1</w:t>
     </w:r>
   </w:p>
 </w:hdr>
@@ -8166,7 +16148,7 @@
         <w:szCs w:val="16"/>
       </w:rPr>
       <w:tab/>
-      <w:t>INT-03  ·  v1.0</w:t>
+      <w:t>INT-03  ·  v1.1</w:t>
     </w:r>
   </w:p>
 </w:hdr>
@@ -8200,7 +16182,7 @@
         <w:szCs w:val="16"/>
       </w:rPr>
       <w:tab/>
-      <w:t>INT-03  ·  v1.0</w:t>
+      <w:t>INT-03  ·  v1.1</w:t>
     </w:r>
   </w:p>
 </w:hdr>
@@ -8234,7 +16216,7 @@
         <w:szCs w:val="16"/>
       </w:rPr>
       <w:tab/>
-      <w:t>INT-03  ·  v1.0</w:t>
+      <w:t>INT-03  ·  v1.1</w:t>
     </w:r>
   </w:p>
 </w:hdr>
@@ -8243,10 +16225,118 @@
 <file path=word/numbering.xml><?xml version="1.0" encoding="utf-8"?>
 <w:numbering xmlns:wpc="http://schemas.microsoft.com/office/word/2010/wordprocessingCanvas" xmlns:cx="http://schemas.microsoft.com/office/drawing/2014/chartex" xmlns:cx1="http://schemas.microsoft.com/office/drawing/2015/9/8/chartex" xmlns:cx2="http://schemas.microsoft.com/office/drawing/2015/10/21/chartex" xmlns:cx3="http://schemas.microsoft.com/office/drawing/2016/5/9/chartex" xmlns:cx4="http://schemas.microsoft.com/office/drawing/2016/5/10/chartex" xmlns:cx5="http://schemas.microsoft.com/office/drawing/2016/5/11/chartex" xmlns:cx6="http://schemas.microsoft.com/office/drawing/2016/5/12/chartex" xmlns:cx7="http://schemas.microsoft.com/office/drawing/2016/5/13/chartex" xmlns:cx8="http://schemas.microsoft.com/office/drawing/2016/5/14/chartex" xmlns:mc="http://schemas.openxmlformats.org/markup-compatibility/2006" xmlns:aink="http://schemas.microsoft.com/office/drawing/2016/ink" xmlns:am3d="http://schemas.microsoft.com/office/drawing/2017/model3d" xmlns:o="urn:schemas-microsoft-com:office:office" xmlns:oel="http://schemas.microsoft.com/office/2019/extlst" xmlns:r="http://schemas.openxmlformats.org/officeDocument/2006/relationships" xmlns:m="http://schemas.openxmlformats.org/officeDocument/2006/math" xmlns:v="urn:schemas-microsoft-com:vml" xmlns:wp14="http://schemas.microsoft.com/office/word/2010/wordprocessingDrawing" xmlns:wp="http://schemas.openxmlformats.org/drawingml/2006/wordprocessingDrawing" xmlns:w10="urn:schemas-microsoft-com:office:word" xmlns:w="http://schemas.openxmlformats.org/wordprocessingml/2006/main" xmlns:w14="http://schemas.microsoft.com/office/word/2010/wordml" xmlns:w15="http://schemas.microsoft.com/office/word/2012/wordml" xmlns:w16cex="http://schemas.microsoft.com/office/word/2018/wordml/cex" xmlns:w16cid="http://schemas.microsoft.com/office/word/2016/wordml/cid" xmlns:w16="http://schemas.microsoft.com/office/word/2018/wordml" xmlns:w16du="http://schemas.microsoft.com/office/word/2023/wordml/word16du" xmlns:w16sdtdh="http://schemas.microsoft.com/office/word/2020/wordml/sdtdatahash" xmlns:w16sdtfl="http://schemas.microsoft.com/office/word/2024/wordml/sdtformatlock" xmlns:w16se="http://schemas.microsoft.com/office/word/2015/wordml/symex" xmlns:wpg="http://schemas.microsoft.com/office/word/2010/wordprocessingGroup" xmlns:wpi="http://schemas.microsoft.com/office/word/2010/wordprocessingInk" xmlns:wne="http://schemas.microsoft.com/office/word/2006/wordml" xmlns:wps="http://schemas.microsoft.com/office/word/2010/wordprocessingShape" mc:Ignorable="w14 w15 w16se w16cid w16 w16cex w16sdtdh w16sdtfl w16du wp14">
   <w:abstractNum w:abstractNumId="0" w15:restartNumberingAfterBreak="0">
-    <w:nsid w:val="30696CC9"/>
+    <w:nsid w:val="0EE401DC"/>
     <w:multiLevelType w:val="hybridMultilevel"/>
-    <w:tmpl w:val="37EA9126"/>
-    <w:lvl w:ilvl="0" w:tplc="DA72D608">
+    <w:tmpl w:val="F8603DCE"/>
+    <w:lvl w:ilvl="0" w:tplc="8B3A9030">
+      <w:start w:val="1"/>
+      <w:numFmt w:val="bullet"/>
+      <w:lvlText w:val="•"/>
+      <w:lvlJc w:val="left"/>
+      <w:pPr>
+        <w:ind w:left="560" w:hanging="280"/>
+      </w:pPr>
+    </w:lvl>
+    <w:lvl w:ilvl="1" w:tplc="22A2F79E">
+      <w:numFmt w:val="decimal"/>
+      <w:lvlText w:val=""/>
+      <w:lvlJc w:val="left"/>
+    </w:lvl>
+    <w:lvl w:ilvl="2" w:tplc="1FB4A7CC">
+      <w:numFmt w:val="decimal"/>
+      <w:lvlText w:val=""/>
+      <w:lvlJc w:val="left"/>
+    </w:lvl>
+    <w:lvl w:ilvl="3" w:tplc="DEDEA514">
+      <w:numFmt w:val="decimal"/>
+      <w:lvlText w:val=""/>
+      <w:lvlJc w:val="left"/>
+    </w:lvl>
+    <w:lvl w:ilvl="4" w:tplc="769473BC">
+      <w:numFmt w:val="decimal"/>
+      <w:lvlText w:val=""/>
+      <w:lvlJc w:val="left"/>
+    </w:lvl>
+    <w:lvl w:ilvl="5" w:tplc="720EF87E">
+      <w:numFmt w:val="decimal"/>
+      <w:lvlText w:val=""/>
+      <w:lvlJc w:val="left"/>
+    </w:lvl>
+    <w:lvl w:ilvl="6" w:tplc="9DC05390">
+      <w:numFmt w:val="decimal"/>
+      <w:lvlText w:val=""/>
+      <w:lvlJc w:val="left"/>
+    </w:lvl>
+    <w:lvl w:ilvl="7" w:tplc="4D0ACD54">
+      <w:numFmt w:val="decimal"/>
+      <w:lvlText w:val=""/>
+      <w:lvlJc w:val="left"/>
+    </w:lvl>
+    <w:lvl w:ilvl="8" w:tplc="AB601DB4">
+      <w:numFmt w:val="decimal"/>
+      <w:lvlText w:val=""/>
+      <w:lvlJc w:val="left"/>
+    </w:lvl>
+  </w:abstractNum>
+  <w:abstractNum w:abstractNumId="1" w15:restartNumberingAfterBreak="0">
+    <w:nsid w:val="34AF5D7C"/>
+    <w:multiLevelType w:val="hybridMultilevel"/>
+    <w:tmpl w:val="599ABF40"/>
+    <w:lvl w:ilvl="0" w:tplc="9904B774">
+      <w:start w:val="1"/>
+      <w:numFmt w:val="decimal"/>
+      <w:lvlText w:val="%1."/>
+      <w:lvlJc w:val="left"/>
+      <w:pPr>
+        <w:ind w:left="560" w:hanging="340"/>
+      </w:pPr>
+    </w:lvl>
+    <w:lvl w:ilvl="1" w:tplc="66C2BC0C">
+      <w:numFmt w:val="decimal"/>
+      <w:lvlText w:val=""/>
+      <w:lvlJc w:val="left"/>
+    </w:lvl>
+    <w:lvl w:ilvl="2" w:tplc="D020F8CE">
+      <w:numFmt w:val="decimal"/>
+      <w:lvlText w:val=""/>
+      <w:lvlJc w:val="left"/>
+    </w:lvl>
+    <w:lvl w:ilvl="3" w:tplc="C2827F04">
+      <w:numFmt w:val="decimal"/>
+      <w:lvlText w:val=""/>
+      <w:lvlJc w:val="left"/>
+    </w:lvl>
+    <w:lvl w:ilvl="4" w:tplc="564C11CE">
+      <w:numFmt w:val="decimal"/>
+      <w:lvlText w:val=""/>
+      <w:lvlJc w:val="left"/>
+    </w:lvl>
+    <w:lvl w:ilvl="5" w:tplc="608897FC">
+      <w:numFmt w:val="decimal"/>
+      <w:lvlText w:val=""/>
+      <w:lvlJc w:val="left"/>
+    </w:lvl>
+    <w:lvl w:ilvl="6" w:tplc="4874FD3E">
+      <w:numFmt w:val="decimal"/>
+      <w:lvlText w:val=""/>
+      <w:lvlJc w:val="left"/>
+    </w:lvl>
+    <w:lvl w:ilvl="7" w:tplc="C4AEEFD8">
+      <w:numFmt w:val="decimal"/>
+      <w:lvlText w:val=""/>
+      <w:lvlJc w:val="left"/>
+    </w:lvl>
+    <w:lvl w:ilvl="8" w:tplc="E8F23D9C">
+      <w:numFmt w:val="decimal"/>
+      <w:lvlText w:val=""/>
+      <w:lvlJc w:val="left"/>
+    </w:lvl>
+  </w:abstractNum>
+  <w:abstractNum w:abstractNumId="2" w15:restartNumberingAfterBreak="0">
+    <w:nsid w:val="59BB13B0"/>
+    <w:multiLevelType w:val="hybridMultilevel"/>
+    <w:tmpl w:val="D8420068"/>
+    <w:lvl w:ilvl="0" w:tplc="0AF47732">
       <w:start w:val="1"/>
       <w:numFmt w:val="bullet"/>
       <w:lvlText w:val="●"/>
@@ -8255,7 +16345,7 @@
         <w:ind w:left="720" w:hanging="360"/>
       </w:pPr>
     </w:lvl>
-    <w:lvl w:ilvl="1" w:tplc="802C8DCA">
+    <w:lvl w:ilvl="1" w:tplc="551A427E">
       <w:start w:val="1"/>
       <w:numFmt w:val="bullet"/>
       <w:lvlText w:val="○"/>
@@ -8264,7 +16354,7 @@
         <w:ind w:left="1440" w:hanging="360"/>
       </w:pPr>
     </w:lvl>
-    <w:lvl w:ilvl="2" w:tplc="E60035E0">
+    <w:lvl w:ilvl="2" w:tplc="57083B52">
       <w:start w:val="1"/>
       <w:numFmt w:val="bullet"/>
       <w:lvlText w:val="■"/>
@@ -8273,7 +16363,7 @@
         <w:ind w:left="2160" w:hanging="360"/>
       </w:pPr>
     </w:lvl>
-    <w:lvl w:ilvl="3" w:tplc="5A92F6E6">
+    <w:lvl w:ilvl="3" w:tplc="3A4C019C">
       <w:start w:val="1"/>
       <w:numFmt w:val="bullet"/>
       <w:lvlText w:val="●"/>
@@ -8282,7 +16372,7 @@
         <w:ind w:left="2880" w:hanging="360"/>
       </w:pPr>
     </w:lvl>
-    <w:lvl w:ilvl="4" w:tplc="97A29FA2">
+    <w:lvl w:ilvl="4" w:tplc="06DA51AA">
       <w:start w:val="1"/>
       <w:numFmt w:val="bullet"/>
       <w:lvlText w:val="○"/>
@@ -8291,7 +16381,7 @@
         <w:ind w:left="3600" w:hanging="360"/>
       </w:pPr>
     </w:lvl>
-    <w:lvl w:ilvl="5" w:tplc="93C446C0">
+    <w:lvl w:ilvl="5" w:tplc="5F2A3150">
       <w:start w:val="1"/>
       <w:numFmt w:val="bullet"/>
       <w:lvlText w:val="■"/>
@@ -8300,7 +16390,7 @@
         <w:ind w:left="4320" w:hanging="360"/>
       </w:pPr>
     </w:lvl>
-    <w:lvl w:ilvl="6" w:tplc="8394497A">
+    <w:lvl w:ilvl="6" w:tplc="2D34830A">
       <w:start w:val="1"/>
       <w:numFmt w:val="bullet"/>
       <w:lvlText w:val="●"/>
@@ -8309,7 +16399,7 @@
         <w:ind w:left="5040" w:hanging="360"/>
       </w:pPr>
     </w:lvl>
-    <w:lvl w:ilvl="7" w:tplc="3E40A5C8">
+    <w:lvl w:ilvl="7" w:tplc="9A844050">
       <w:start w:val="1"/>
       <w:numFmt w:val="bullet"/>
       <w:lvlText w:val="●"/>
@@ -8318,7 +16408,7 @@
         <w:ind w:left="5760" w:hanging="360"/>
       </w:pPr>
     </w:lvl>
-    <w:lvl w:ilvl="8" w:tplc="8A4CF472">
+    <w:lvl w:ilvl="8" w:tplc="AB92AE82">
       <w:start w:val="1"/>
       <w:numFmt w:val="bullet"/>
       <w:lvlText w:val="●"/>
@@ -8328,122 +16418,14 @@
       </w:pPr>
     </w:lvl>
   </w:abstractNum>
-  <w:abstractNum w:abstractNumId="1" w15:restartNumberingAfterBreak="0">
-    <w:nsid w:val="34C1022F"/>
-    <w:multiLevelType w:val="hybridMultilevel"/>
-    <w:tmpl w:val="0BC4B0F8"/>
-    <w:lvl w:ilvl="0" w:tplc="931C1D90">
-      <w:start w:val="1"/>
-      <w:numFmt w:val="bullet"/>
-      <w:lvlText w:val="•"/>
-      <w:lvlJc w:val="left"/>
-      <w:pPr>
-        <w:ind w:left="560" w:hanging="280"/>
-      </w:pPr>
-    </w:lvl>
-    <w:lvl w:ilvl="1" w:tplc="A73417B0">
-      <w:numFmt w:val="decimal"/>
-      <w:lvlText w:val=""/>
-      <w:lvlJc w:val="left"/>
-    </w:lvl>
-    <w:lvl w:ilvl="2" w:tplc="3558E8B8">
-      <w:numFmt w:val="decimal"/>
-      <w:lvlText w:val=""/>
-      <w:lvlJc w:val="left"/>
-    </w:lvl>
-    <w:lvl w:ilvl="3" w:tplc="84B46454">
-      <w:numFmt w:val="decimal"/>
-      <w:lvlText w:val=""/>
-      <w:lvlJc w:val="left"/>
-    </w:lvl>
-    <w:lvl w:ilvl="4" w:tplc="4D448BC8">
-      <w:numFmt w:val="decimal"/>
-      <w:lvlText w:val=""/>
-      <w:lvlJc w:val="left"/>
-    </w:lvl>
-    <w:lvl w:ilvl="5" w:tplc="08B0B2F2">
-      <w:numFmt w:val="decimal"/>
-      <w:lvlText w:val=""/>
-      <w:lvlJc w:val="left"/>
-    </w:lvl>
-    <w:lvl w:ilvl="6" w:tplc="6BFC2978">
-      <w:numFmt w:val="decimal"/>
-      <w:lvlText w:val=""/>
-      <w:lvlJc w:val="left"/>
-    </w:lvl>
-    <w:lvl w:ilvl="7" w:tplc="6750CE52">
-      <w:numFmt w:val="decimal"/>
-      <w:lvlText w:val=""/>
-      <w:lvlJc w:val="left"/>
-    </w:lvl>
-    <w:lvl w:ilvl="8" w:tplc="97C61114">
-      <w:numFmt w:val="decimal"/>
-      <w:lvlText w:val=""/>
-      <w:lvlJc w:val="left"/>
-    </w:lvl>
-  </w:abstractNum>
-  <w:abstractNum w:abstractNumId="2" w15:restartNumberingAfterBreak="0">
-    <w:nsid w:val="3E4934E8"/>
-    <w:multiLevelType w:val="hybridMultilevel"/>
-    <w:tmpl w:val="AFA86FE2"/>
-    <w:lvl w:ilvl="0" w:tplc="89D8A056">
-      <w:start w:val="1"/>
-      <w:numFmt w:val="decimal"/>
-      <w:lvlText w:val="%1."/>
-      <w:lvlJc w:val="left"/>
-      <w:pPr>
-        <w:ind w:left="560" w:hanging="340"/>
-      </w:pPr>
-    </w:lvl>
-    <w:lvl w:ilvl="1" w:tplc="B2C01E00">
-      <w:numFmt w:val="decimal"/>
-      <w:lvlText w:val=""/>
-      <w:lvlJc w:val="left"/>
-    </w:lvl>
-    <w:lvl w:ilvl="2" w:tplc="347CD426">
-      <w:numFmt w:val="decimal"/>
-      <w:lvlText w:val=""/>
-      <w:lvlJc w:val="left"/>
-    </w:lvl>
-    <w:lvl w:ilvl="3" w:tplc="3E4EA1C8">
-      <w:numFmt w:val="decimal"/>
-      <w:lvlText w:val=""/>
-      <w:lvlJc w:val="left"/>
-    </w:lvl>
-    <w:lvl w:ilvl="4" w:tplc="08FC01D8">
-      <w:numFmt w:val="decimal"/>
-      <w:lvlText w:val=""/>
-      <w:lvlJc w:val="left"/>
-    </w:lvl>
-    <w:lvl w:ilvl="5" w:tplc="01CC3256">
-      <w:numFmt w:val="decimal"/>
-      <w:lvlText w:val=""/>
-      <w:lvlJc w:val="left"/>
-    </w:lvl>
-    <w:lvl w:ilvl="6" w:tplc="80BC3722">
-      <w:numFmt w:val="decimal"/>
-      <w:lvlText w:val=""/>
-      <w:lvlJc w:val="left"/>
-    </w:lvl>
-    <w:lvl w:ilvl="7" w:tplc="A4363720">
-      <w:numFmt w:val="decimal"/>
-      <w:lvlText w:val=""/>
-      <w:lvlJc w:val="left"/>
-    </w:lvl>
-    <w:lvl w:ilvl="8" w:tplc="43FED172">
-      <w:numFmt w:val="decimal"/>
-      <w:lvlText w:val=""/>
-      <w:lvlJc w:val="left"/>
-    </w:lvl>
-  </w:abstractNum>
-  <w:num w:numId="1" w16cid:durableId="750202474">
-    <w:abstractNumId w:val="0"/>
+  <w:num w:numId="1" w16cid:durableId="291640886">
+    <w:abstractNumId w:val="2"/>
     <w:lvlOverride w:ilvl="0">
       <w:startOverride w:val="1"/>
     </w:lvlOverride>
   </w:num>
-  <w:num w:numId="2" w16cid:durableId="1797873009">
-    <w:abstractNumId w:val="1"/>
+  <w:num w:numId="2" w16cid:durableId="128398986">
+    <w:abstractNumId w:val="0"/>
     <w:lvlOverride w:ilvl="0">
       <w:startOverride w:val="1"/>
     </w:lvlOverride>
@@ -8870,7 +16852,6 @@
   <w:style w:type="paragraph" w:styleId="Ttulo2">
     <w:name w:val="heading 2"/>
     <w:uiPriority w:val="9"/>
-    <w:semiHidden/>
     <w:unhideWhenUsed/>
     <w:qFormat/>
     <w:pPr>
@@ -9036,7 +17017,7 @@
     <w:autoRedefine/>
     <w:uiPriority w:val="39"/>
     <w:unhideWhenUsed/>
-    <w:rsid w:val="00B1654D"/>
+    <w:rsid w:val="008A7B06"/>
     <w:pPr>
       <w:spacing w:after="100"/>
     </w:pPr>

--- a/public/documentos/INT-03-plan-de-gestion-de-las-comunicaciones.docx
+++ b/public/documentos/INT-03-plan-de-gestion-de-las-comunicaciones.docx
@@ -18,7 +18,7 @@
           <w:left w:w="10" w:type="dxa"/>
           <w:right w:w="10" w:type="dxa"/>
         </w:tblCellMar>
-        <w:tblLook w:val="0000" w:firstRow="0" w:lastRow="0" w:firstColumn="0" w:lastColumn="0" w:noHBand="0" w:noVBand="0"/>
+        <w:tblLook w:val="04A0" w:firstRow="1" w:lastRow="0" w:firstColumn="1" w:lastColumn="0" w:noHBand="0" w:noVBand="1"/>
       </w:tblPr>
       <w:tblGrid>
         <w:gridCol w:w="1757"/>
@@ -52,7 +52,7 @@
                 <w:noProof/>
               </w:rPr>
               <w:drawing>
-                <wp:inline distT="0" distB="0" distL="0" distR="0" wp14:anchorId="6B7DAF0C" wp14:editId="4FB13F58">
+                <wp:inline distT="0" distB="0" distL="0" distR="0" wp14:anchorId="5F004CDA" wp14:editId="29913BB6">
                   <wp:extent cx="990600" cy="990600"/>
                   <wp:effectExtent l="0" t="0" r="0" b="0"/>
                   <wp:docPr id="1" name="Imagen 1"/>
@@ -171,10 +171,10 @@
                 <w:noProof/>
               </w:rPr>
               <w:drawing>
-                <wp:inline distT="0" distB="0" distL="0" distR="0" wp14:anchorId="5DD7E0AB" wp14:editId="3DD2E7D3">
+                <wp:inline distT="0" distB="0" distL="0" distR="0" wp14:anchorId="43AC79E7" wp14:editId="4ACD6304">
                   <wp:extent cx="800100" cy="800100"/>
                   <wp:effectExtent l="0" t="0" r="0" b="0"/>
-                  <wp:docPr id="1546119094" name="Imagen 1546119094"/>
+                  <wp:docPr id="296519604" name="Imagen 296519604"/>
                   <wp:cNvGraphicFramePr>
                     <a:graphicFrameLocks xmlns:a="http://schemas.openxmlformats.org/drawingml/2006/main" noChangeAspect="1"/>
                   </wp:cNvGraphicFramePr>
@@ -308,7 +308,7 @@
           <w:left w:w="10" w:type="dxa"/>
           <w:right w:w="10" w:type="dxa"/>
         </w:tblCellMar>
-        <w:tblLook w:val="0000" w:firstRow="0" w:lastRow="0" w:firstColumn="0" w:lastColumn="0" w:noHBand="0" w:noVBand="0"/>
+        <w:tblLook w:val="04A0" w:firstRow="1" w:lastRow="0" w:firstColumn="1" w:lastColumn="0" w:noHBand="0" w:noVBand="1"/>
       </w:tblPr>
       <w:tblGrid>
         <w:gridCol w:w="2636"/>
@@ -786,7 +786,7 @@
           <w:left w:w="10" w:type="dxa"/>
           <w:right w:w="10" w:type="dxa"/>
         </w:tblCellMar>
-        <w:tblLook w:val="0000" w:firstRow="0" w:lastRow="0" w:firstColumn="0" w:lastColumn="0" w:noHBand="0" w:noVBand="0"/>
+        <w:tblLook w:val="04A0" w:firstRow="1" w:lastRow="0" w:firstColumn="1" w:lastColumn="0" w:noHBand="0" w:noVBand="1"/>
       </w:tblPr>
       <w:tblGrid>
         <w:gridCol w:w="4042"/>
@@ -1399,7 +1399,7 @@
           <w:left w:w="10" w:type="dxa"/>
           <w:right w:w="10" w:type="dxa"/>
         </w:tblCellMar>
-        <w:tblLook w:val="0000" w:firstRow="0" w:lastRow="0" w:firstColumn="0" w:lastColumn="0" w:noHBand="0" w:noVBand="0"/>
+        <w:tblLook w:val="04A0" w:firstRow="1" w:lastRow="0" w:firstColumn="1" w:lastColumn="0" w:noHBand="0" w:noVBand="1"/>
       </w:tblPr>
       <w:tblGrid>
         <w:gridCol w:w="2636"/>
@@ -1817,7 +1817,7 @@
           <w:left w:w="10" w:type="dxa"/>
           <w:right w:w="10" w:type="dxa"/>
         </w:tblCellMar>
-        <w:tblLook w:val="0000" w:firstRow="0" w:lastRow="0" w:firstColumn="0" w:lastColumn="0" w:noHBand="0" w:noVBand="0"/>
+        <w:tblLook w:val="04A0" w:firstRow="1" w:lastRow="0" w:firstColumn="1" w:lastColumn="0" w:noHBand="0" w:noVBand="1"/>
       </w:tblPr>
       <w:tblGrid>
         <w:gridCol w:w="1054"/>
@@ -2301,7 +2301,7 @@
           <w:left w:w="10" w:type="dxa"/>
           <w:right w:w="10" w:type="dxa"/>
         </w:tblCellMar>
-        <w:tblLook w:val="0000" w:firstRow="0" w:lastRow="0" w:firstColumn="0" w:lastColumn="0" w:noHBand="0" w:noVBand="0"/>
+        <w:tblLook w:val="04A0" w:firstRow="1" w:lastRow="0" w:firstColumn="1" w:lastColumn="0" w:noHBand="0" w:noVBand="1"/>
       </w:tblPr>
       <w:tblGrid>
         <w:gridCol w:w="2636"/>
@@ -2641,7 +2641,7 @@
           <w:left w:w="10" w:type="dxa"/>
           <w:right w:w="10" w:type="dxa"/>
         </w:tblCellMar>
-        <w:tblLook w:val="0000" w:firstRow="0" w:lastRow="0" w:firstColumn="0" w:lastColumn="0" w:noHBand="0" w:noVBand="0"/>
+        <w:tblLook w:val="04A0" w:firstRow="1" w:lastRow="0" w:firstColumn="1" w:lastColumn="0" w:noHBand="0" w:noVBand="1"/>
       </w:tblPr>
       <w:tblGrid>
         <w:gridCol w:w="8787"/>
@@ -2728,7 +2728,7 @@
     <w:sdt>
       <w:sdtPr>
         <w:alias w:val="Contenido"/>
-        <w:id w:val="1446501668"/>
+        <w:id w:val="1345744567"/>
       </w:sdtPr>
       <w:sdtEndPr/>
       <w:sdtContent>
@@ -2754,7 +2754,7 @@
           <w:r>
             <w:fldChar w:fldCharType="separate"/>
           </w:r>
-          <w:hyperlink w:anchor="_Toc242538758" w:history="1">
+          <w:hyperlink w:anchor="_Toc242540332" w:history="1">
             <w:r>
               <w:rPr>
                 <w:rStyle w:val="Hipervnculo"/>
@@ -2778,7 +2778,7 @@
               <w:rPr>
                 <w:noProof/>
               </w:rPr>
-              <w:instrText xml:space="preserve"> PAGEREF _Toc242538758 \h </w:instrText>
+              <w:instrText xml:space="preserve"> PAGEREF _Toc242540332 \h </w:instrText>
             </w:r>
             <w:r>
               <w:rPr>
@@ -2818,7 +2818,7 @@
               <w14:ligatures w14:val="standardContextual"/>
             </w:rPr>
           </w:pPr>
-          <w:hyperlink w:anchor="_Toc242538759" w:history="1">
+          <w:hyperlink w:anchor="_Toc242540333" w:history="1">
             <w:r>
               <w:rPr>
                 <w:rStyle w:val="Hipervnculo"/>
@@ -2842,7 +2842,7 @@
               <w:rPr>
                 <w:noProof/>
               </w:rPr>
-              <w:instrText xml:space="preserve"> PAGEREF _Toc242538759 \h </w:instrText>
+              <w:instrText xml:space="preserve"> PAGEREF _Toc242540333 \h </w:instrText>
             </w:r>
             <w:r>
               <w:rPr>
@@ -2882,7 +2882,7 @@
               <w14:ligatures w14:val="standardContextual"/>
             </w:rPr>
           </w:pPr>
-          <w:hyperlink w:anchor="_Toc242538760" w:history="1">
+          <w:hyperlink w:anchor="_Toc242540334" w:history="1">
             <w:r>
               <w:rPr>
                 <w:rStyle w:val="Hipervnculo"/>
@@ -2906,7 +2906,7 @@
               <w:rPr>
                 <w:noProof/>
               </w:rPr>
-              <w:instrText xml:space="preserve"> PAGEREF _Toc242538760 \h </w:instrText>
+              <w:instrText xml:space="preserve"> PAGEREF _Toc242540334 \h </w:instrText>
             </w:r>
             <w:r>
               <w:rPr>
@@ -2946,7 +2946,7 @@
               <w14:ligatures w14:val="standardContextual"/>
             </w:rPr>
           </w:pPr>
-          <w:hyperlink w:anchor="_Toc242538761" w:history="1">
+          <w:hyperlink w:anchor="_Toc242540335" w:history="1">
             <w:r>
               <w:rPr>
                 <w:rStyle w:val="Hipervnculo"/>
@@ -2970,7 +2970,7 @@
               <w:rPr>
                 <w:noProof/>
               </w:rPr>
-              <w:instrText xml:space="preserve"> PAGEREF _Toc242538761 \h </w:instrText>
+              <w:instrText xml:space="preserve"> PAGEREF _Toc242540335 \h </w:instrText>
             </w:r>
             <w:r>
               <w:rPr>
@@ -3010,7 +3010,7 @@
               <w14:ligatures w14:val="standardContextual"/>
             </w:rPr>
           </w:pPr>
-          <w:hyperlink w:anchor="_Toc242538762" w:history="1">
+          <w:hyperlink w:anchor="_Toc242540336" w:history="1">
             <w:r>
               <w:rPr>
                 <w:rStyle w:val="Hipervnculo"/>
@@ -3034,7 +3034,7 @@
               <w:rPr>
                 <w:noProof/>
               </w:rPr>
-              <w:instrText xml:space="preserve"> PAGEREF _Toc242538762 \h </w:instrText>
+              <w:instrText xml:space="preserve"> PAGEREF _Toc242540336 \h </w:instrText>
             </w:r>
             <w:r>
               <w:rPr>
@@ -3074,7 +3074,7 @@
               <w14:ligatures w14:val="standardContextual"/>
             </w:rPr>
           </w:pPr>
-          <w:hyperlink w:anchor="_Toc242538763" w:history="1">
+          <w:hyperlink w:anchor="_Toc242540337" w:history="1">
             <w:r>
               <w:rPr>
                 <w:rStyle w:val="Hipervnculo"/>
@@ -3098,7 +3098,7 @@
               <w:rPr>
                 <w:noProof/>
               </w:rPr>
-              <w:instrText xml:space="preserve"> PAGEREF _Toc242538763 \h </w:instrText>
+              <w:instrText xml:space="preserve"> PAGEREF _Toc242540337 \h </w:instrText>
             </w:r>
             <w:r>
               <w:rPr>
@@ -3138,7 +3138,7 @@
               <w14:ligatures w14:val="standardContextual"/>
             </w:rPr>
           </w:pPr>
-          <w:hyperlink w:anchor="_Toc242538764" w:history="1">
+          <w:hyperlink w:anchor="_Toc242540338" w:history="1">
             <w:r>
               <w:rPr>
                 <w:rStyle w:val="Hipervnculo"/>
@@ -3162,7 +3162,7 @@
               <w:rPr>
                 <w:noProof/>
               </w:rPr>
-              <w:instrText xml:space="preserve"> PAGEREF _Toc242538764 \h </w:instrText>
+              <w:instrText xml:space="preserve"> PAGEREF _Toc242540338 \h </w:instrText>
             </w:r>
             <w:r>
               <w:rPr>
@@ -3202,7 +3202,7 @@
               <w14:ligatures w14:val="standardContextual"/>
             </w:rPr>
           </w:pPr>
-          <w:hyperlink w:anchor="_Toc242538765" w:history="1">
+          <w:hyperlink w:anchor="_Toc242540339" w:history="1">
             <w:r>
               <w:rPr>
                 <w:rStyle w:val="Hipervnculo"/>
@@ -3226,7 +3226,7 @@
               <w:rPr>
                 <w:noProof/>
               </w:rPr>
-              <w:instrText xml:space="preserve"> PAGEREF _Toc242538765 \h </w:instrText>
+              <w:instrText xml:space="preserve"> PAGEREF _Toc242540339 \h </w:instrText>
             </w:r>
             <w:r>
               <w:rPr>
@@ -3266,7 +3266,7 @@
               <w14:ligatures w14:val="standardContextual"/>
             </w:rPr>
           </w:pPr>
-          <w:hyperlink w:anchor="_Toc242538766" w:history="1">
+          <w:hyperlink w:anchor="_Toc242540340" w:history="1">
             <w:r>
               <w:rPr>
                 <w:rStyle w:val="Hipervnculo"/>
@@ -3290,7 +3290,7 @@
               <w:rPr>
                 <w:noProof/>
               </w:rPr>
-              <w:instrText xml:space="preserve"> PAGEREF _Toc242538766 \h </w:instrText>
+              <w:instrText xml:space="preserve"> PAGEREF _Toc242540340 \h </w:instrText>
             </w:r>
             <w:r>
               <w:rPr>
@@ -3330,7 +3330,7 @@
               <w14:ligatures w14:val="standardContextual"/>
             </w:rPr>
           </w:pPr>
-          <w:hyperlink w:anchor="_Toc242538767" w:history="1">
+          <w:hyperlink w:anchor="_Toc242540341" w:history="1">
             <w:r>
               <w:rPr>
                 <w:rStyle w:val="Hipervnculo"/>
@@ -3354,7 +3354,7 @@
               <w:rPr>
                 <w:noProof/>
               </w:rPr>
-              <w:instrText xml:space="preserve"> PAGEREF _Toc242538767 \h </w:instrText>
+              <w:instrText xml:space="preserve"> PAGEREF _Toc242540341 \h </w:instrText>
             </w:r>
             <w:r>
               <w:rPr>
@@ -3404,7 +3404,7 @@
       <w:pPr>
         <w:pStyle w:val="Ttulo1"/>
       </w:pPr>
-      <w:bookmarkStart w:id="0" w:name="_Toc242538758"/>
+      <w:bookmarkStart w:id="0" w:name="_Toc242540332"/>
       <w:r>
         <w:lastRenderedPageBreak/>
         <w:t>1. Objetivo y principios</w:t>
@@ -3546,7 +3546,7 @@
           <w:left w:w="10" w:type="dxa"/>
           <w:right w:w="10" w:type="dxa"/>
         </w:tblCellMar>
-        <w:tblLook w:val="0000" w:firstRow="0" w:lastRow="0" w:firstColumn="0" w:lastColumn="0" w:noHBand="0" w:noVBand="0"/>
+        <w:tblLook w:val="04A0" w:firstRow="1" w:lastRow="0" w:firstColumn="1" w:lastColumn="0" w:noHBand="0" w:noVBand="1"/>
       </w:tblPr>
       <w:tblGrid>
         <w:gridCol w:w="2987"/>
@@ -4007,7 +4007,7 @@
       <w:pPr>
         <w:pStyle w:val="Ttulo1"/>
       </w:pPr>
-      <w:bookmarkStart w:id="1" w:name="_Toc242538759"/>
+      <w:bookmarkStart w:id="1" w:name="_Toc242540333"/>
       <w:r>
         <w:t>2. Requisitos de información de los interesados</w:t>
       </w:r>
@@ -4064,7 +4064,7 @@
           <w:left w:w="10" w:type="dxa"/>
           <w:right w:w="10" w:type="dxa"/>
         </w:tblCellMar>
-        <w:tblLook w:val="0000" w:firstRow="0" w:lastRow="0" w:firstColumn="0" w:lastColumn="0" w:noHBand="0" w:noVBand="0"/>
+        <w:tblLook w:val="04A0" w:firstRow="1" w:lastRow="0" w:firstColumn="1" w:lastColumn="0" w:noHBand="0" w:noVBand="1"/>
       </w:tblPr>
       <w:tblGrid>
         <w:gridCol w:w="1933"/>
@@ -5518,7 +5518,7 @@
       <w:pPr>
         <w:pStyle w:val="Ttulo1"/>
       </w:pPr>
-      <w:bookmarkStart w:id="2" w:name="_Toc242538760"/>
+      <w:bookmarkStart w:id="2" w:name="_Toc242540334"/>
       <w:r>
         <w:lastRenderedPageBreak/>
         <w:t>3. Matriz de comunicaciones</w:t>
@@ -5567,7 +5567,7 @@
           <w:left w:w="10" w:type="dxa"/>
           <w:right w:w="10" w:type="dxa"/>
         </w:tblCellMar>
-        <w:tblLook w:val="0000" w:firstRow="0" w:lastRow="0" w:firstColumn="0" w:lastColumn="0" w:noHBand="0" w:noVBand="0"/>
+        <w:tblLook w:val="04A0" w:firstRow="1" w:lastRow="0" w:firstColumn="1" w:lastColumn="0" w:noHBand="0" w:noVBand="1"/>
       </w:tblPr>
       <w:tblGrid>
         <w:gridCol w:w="1019"/>
@@ -8484,7 +8484,7 @@
       <w:pPr>
         <w:pStyle w:val="Ttulo1"/>
       </w:pPr>
-      <w:bookmarkStart w:id="3" w:name="_Toc242538761"/>
+      <w:bookmarkStart w:id="3" w:name="_Toc242540335"/>
       <w:r>
         <w:lastRenderedPageBreak/>
         <w:t>4. Calendario de comunicaciones</w:t>
@@ -8542,7 +8542,7 @@
           <w:left w:w="10" w:type="dxa"/>
           <w:right w:w="10" w:type="dxa"/>
         </w:tblCellMar>
-        <w:tblLook w:val="0000" w:firstRow="0" w:lastRow="0" w:firstColumn="0" w:lastColumn="0" w:noHBand="0" w:noVBand="0"/>
+        <w:tblLook w:val="04A0" w:firstRow="1" w:lastRow="0" w:firstColumn="1" w:lastColumn="0" w:noHBand="0" w:noVBand="1"/>
       </w:tblPr>
       <w:tblGrid>
         <w:gridCol w:w="1405"/>
@@ -8781,7 +8781,7 @@
                 <w:sz w:val="15"/>
                 <w:szCs w:val="15"/>
               </w:rPr>
-              <w:t>Semana del 12/10/2026</w:t>
+              <w:t>12/10/2026</w:t>
             </w:r>
           </w:p>
         </w:tc>
@@ -8954,7 +8954,7 @@
                 <w:sz w:val="15"/>
                 <w:szCs w:val="15"/>
               </w:rPr>
-              <w:t>Semana del 12/10/2026</w:t>
+              <w:t>16/10/2026</w:t>
             </w:r>
           </w:p>
         </w:tc>
@@ -9130,7 +9130,7 @@
                 <w:sz w:val="15"/>
                 <w:szCs w:val="15"/>
               </w:rPr>
-              <w:t>Hasta el 23/10/2026</w:t>
+              <w:t>20/10/2026</w:t>
             </w:r>
           </w:p>
         </w:tc>
@@ -9303,7 +9303,7 @@
                 <w:sz w:val="15"/>
                 <w:szCs w:val="15"/>
               </w:rPr>
-              <w:t>Semana del 19/10/2026</w:t>
+              <w:t>23/10/2026</w:t>
             </w:r>
           </w:p>
         </w:tc>
@@ -9479,7 +9479,7 @@
                 <w:sz w:val="15"/>
                 <w:szCs w:val="15"/>
               </w:rPr>
-              <w:t>Semana del 26/10/2026</w:t>
+              <w:t>28/10/2026</w:t>
             </w:r>
           </w:p>
         </w:tc>
@@ -9652,7 +9652,7 @@
                 <w:sz w:val="15"/>
                 <w:szCs w:val="15"/>
               </w:rPr>
-              <w:t>Semana del 26/10/2026</w:t>
+              <w:t>30/10/2026</w:t>
             </w:r>
           </w:p>
         </w:tc>
@@ -9828,7 +9828,7 @@
                 <w:sz w:val="15"/>
                 <w:szCs w:val="15"/>
               </w:rPr>
-              <w:t>Semana 3 o 4</w:t>
+              <w:t>03/11/2026</w:t>
             </w:r>
           </w:p>
         </w:tc>
@@ -10350,7 +10350,7 @@
                 <w:sz w:val="15"/>
                 <w:szCs w:val="15"/>
               </w:rPr>
-              <w:t>30/12/2026</w:t>
+              <w:t>11/12/2026</w:t>
             </w:r>
           </w:p>
         </w:tc>
@@ -10383,7 +10383,7 @@
                 <w:sz w:val="15"/>
                 <w:szCs w:val="15"/>
               </w:rPr>
-              <w:t>Revisión del Sprint 3 e informe de desempeño: modelo validado</w:t>
+              <w:t>Comunicado a los apoderados sobre el proyecto y el uso de los datos</w:t>
             </w:r>
           </w:p>
         </w:tc>
@@ -10416,7 +10416,7 @@
                 <w:sz w:val="15"/>
                 <w:szCs w:val="15"/>
               </w:rPr>
-              <w:t>I-01, I-03, I-13</w:t>
+              <w:t>I-11</w:t>
             </w:r>
           </w:p>
         </w:tc>
@@ -10449,7 +10449,7 @@
                 <w:sz w:val="15"/>
                 <w:szCs w:val="15"/>
               </w:rPr>
-              <w:t>Equipo del proyecto</w:t>
+              <w:t>Dirección; redacta el equipo</w:t>
             </w:r>
           </w:p>
         </w:tc>
@@ -10526,7 +10526,7 @@
                 <w:sz w:val="15"/>
                 <w:szCs w:val="15"/>
               </w:rPr>
-              <w:t>Durante el Sprint 4</w:t>
+              <w:t>30/12/2026</w:t>
             </w:r>
           </w:p>
         </w:tc>
@@ -10558,7 +10558,7 @@
                 <w:sz w:val="15"/>
                 <w:szCs w:val="15"/>
               </w:rPr>
-              <w:t>Convocatoria a tres docentes tutores para el piloto de marzo</w:t>
+              <w:t>Revisión del Sprint 3 e informe de desempeño: modelo validado</w:t>
             </w:r>
           </w:p>
         </w:tc>
@@ -10590,7 +10590,7 @@
                 <w:sz w:val="15"/>
                 <w:szCs w:val="15"/>
               </w:rPr>
-              <w:t>I-05, I-03</w:t>
+              <w:t>I-01, I-03, I-13</w:t>
             </w:r>
           </w:p>
         </w:tc>
@@ -10622,7 +10622,7 @@
                 <w:sz w:val="15"/>
                 <w:szCs w:val="15"/>
               </w:rPr>
-              <w:t>Jhostin Galarza</w:t>
+              <w:t>Equipo del proyecto</w:t>
             </w:r>
           </w:p>
         </w:tc>
@@ -10655,7 +10655,7 @@
                 <w:sz w:val="15"/>
                 <w:szCs w:val="15"/>
               </w:rPr>
-              <w:t>4</w:t>
+              <w:t>3</w:t>
             </w:r>
           </w:p>
         </w:tc>
@@ -10699,7 +10699,7 @@
                 <w:sz w:val="15"/>
                 <w:szCs w:val="15"/>
               </w:rPr>
-              <w:t>29/01/2027</w:t>
+              <w:t>20/01/2027</w:t>
             </w:r>
           </w:p>
         </w:tc>
@@ -10732,7 +10732,7 @@
                 <w:sz w:val="15"/>
                 <w:szCs w:val="15"/>
               </w:rPr>
-              <w:t>Revisión del Sprint 4 e informe de desempeño: sistema integrado con alertas y tablero</w:t>
+              <w:t>Convocatoria a tres docentes tutores para el piloto de marzo</w:t>
             </w:r>
           </w:p>
         </w:tc>
@@ -10765,7 +10765,7 @@
                 <w:sz w:val="15"/>
                 <w:szCs w:val="15"/>
               </w:rPr>
-              <w:t>I-01, I-03, I-13</w:t>
+              <w:t>I-05, I-03</w:t>
             </w:r>
           </w:p>
         </w:tc>
@@ -10798,7 +10798,7 @@
                 <w:sz w:val="15"/>
                 <w:szCs w:val="15"/>
               </w:rPr>
-              <w:t>Equipo del proyecto</w:t>
+              <w:t>Jhostin Galarza</w:t>
             </w:r>
           </w:p>
         </w:tc>
@@ -10875,7 +10875,7 @@
                 <w:sz w:val="15"/>
                 <w:szCs w:val="15"/>
               </w:rPr>
-              <w:t>Antes del Sprint 5</w:t>
+              <w:t>29/01/2027</w:t>
             </w:r>
           </w:p>
         </w:tc>
@@ -10907,7 +10907,7 @@
                 <w:sz w:val="15"/>
                 <w:szCs w:val="15"/>
               </w:rPr>
-              <w:t>Comunicado a los apoderados sobre el proyecto y el uso de los datos</w:t>
+              <w:t>Revisión del Sprint 4 e informe de desempeño: sistema integrado con alertas y tablero</w:t>
             </w:r>
           </w:p>
         </w:tc>
@@ -10939,7 +10939,7 @@
                 <w:sz w:val="15"/>
                 <w:szCs w:val="15"/>
               </w:rPr>
-              <w:t>I-11</w:t>
+              <w:t>I-01, I-03, I-13</w:t>
             </w:r>
           </w:p>
         </w:tc>
@@ -10971,7 +10971,7 @@
                 <w:sz w:val="15"/>
                 <w:szCs w:val="15"/>
               </w:rPr>
-              <w:t>Dirección; redacta el equipo</w:t>
+              <w:t>Equipo del proyecto</w:t>
             </w:r>
           </w:p>
         </w:tc>
@@ -11224,7 +11224,7 @@
                 <w:sz w:val="15"/>
                 <w:szCs w:val="15"/>
               </w:rPr>
-              <w:t>Semana del 12/04/2027</w:t>
+              <w:t>14/04/2027</w:t>
             </w:r>
           </w:p>
         </w:tc>
@@ -11561,7 +11561,7 @@
       <w:pPr>
         <w:pStyle w:val="Ttulo1"/>
       </w:pPr>
-      <w:bookmarkStart w:id="4" w:name="_Toc242538762"/>
+      <w:bookmarkStart w:id="4" w:name="_Toc242540336"/>
       <w:r>
         <w:t>5. Canales y tecnología</w:t>
       </w:r>
@@ -11609,7 +11609,7 @@
           <w:left w:w="10" w:type="dxa"/>
           <w:right w:w="10" w:type="dxa"/>
         </w:tblCellMar>
-        <w:tblLook w:val="0000" w:firstRow="0" w:lastRow="0" w:firstColumn="0" w:lastColumn="0" w:noHBand="0" w:noVBand="0"/>
+        <w:tblLook w:val="04A0" w:firstRow="1" w:lastRow="0" w:firstColumn="1" w:lastColumn="0" w:noHBand="0" w:noVBand="1"/>
       </w:tblPr>
       <w:tblGrid>
         <w:gridCol w:w="2108"/>
@@ -12505,7 +12505,7 @@
       <w:pPr>
         <w:pStyle w:val="Ttulo1"/>
       </w:pPr>
-      <w:bookmarkStart w:id="5" w:name="_Toc242538763"/>
+      <w:bookmarkStart w:id="5" w:name="_Toc242540337"/>
       <w:r>
         <w:t>6. Comunicaciones del producto</w:t>
       </w:r>
@@ -12562,7 +12562,7 @@
           <w:left w:w="10" w:type="dxa"/>
           <w:right w:w="10" w:type="dxa"/>
         </w:tblCellMar>
-        <w:tblLook w:val="0000" w:firstRow="0" w:lastRow="0" w:firstColumn="0" w:lastColumn="0" w:noHBand="0" w:noVBand="0"/>
+        <w:tblLook w:val="04A0" w:firstRow="1" w:lastRow="0" w:firstColumn="1" w:lastColumn="0" w:noHBand="0" w:noVBand="1"/>
       </w:tblPr>
       <w:tblGrid>
         <w:gridCol w:w="1933"/>
@@ -13300,7 +13300,7 @@
       <w:pPr>
         <w:pStyle w:val="Ttulo1"/>
       </w:pPr>
-      <w:bookmarkStart w:id="6" w:name="_Toc242538764"/>
+      <w:bookmarkStart w:id="6" w:name="_Toc242540338"/>
       <w:r>
         <w:t>7. Formatos</w:t>
       </w:r>
@@ -13330,7 +13330,7 @@
           <w:left w:w="10" w:type="dxa"/>
           <w:right w:w="10" w:type="dxa"/>
         </w:tblCellMar>
-        <w:tblLook w:val="0000" w:firstRow="0" w:lastRow="0" w:firstColumn="0" w:lastColumn="0" w:noHBand="0" w:noVBand="0"/>
+        <w:tblLook w:val="04A0" w:firstRow="1" w:lastRow="0" w:firstColumn="1" w:lastColumn="0" w:noHBand="0" w:noVBand="1"/>
       </w:tblPr>
       <w:tblGrid>
         <w:gridCol w:w="2636"/>
@@ -13933,7 +13933,7 @@
       <w:pPr>
         <w:pStyle w:val="Ttulo1"/>
       </w:pPr>
-      <w:bookmarkStart w:id="7" w:name="_Toc242538765"/>
+      <w:bookmarkStart w:id="7" w:name="_Toc242540339"/>
       <w:r>
         <w:t>8. Reglas de reserva de la información</w:t>
       </w:r>
@@ -13999,7 +13999,7 @@
       <w:pPr>
         <w:pStyle w:val="Ttulo1"/>
       </w:pPr>
-      <w:bookmarkStart w:id="8" w:name="_Toc242538766"/>
+      <w:bookmarkStart w:id="8" w:name="_Toc242540340"/>
       <w:r>
         <w:t>9. Monitoreo, escalamiento y actualización</w:t>
       </w:r>
@@ -14056,7 +14056,7 @@
           <w:left w:w="10" w:type="dxa"/>
           <w:right w:w="10" w:type="dxa"/>
         </w:tblCellMar>
-        <w:tblLook w:val="0000" w:firstRow="0" w:lastRow="0" w:firstColumn="0" w:lastColumn="0" w:noHBand="0" w:noVBand="0"/>
+        <w:tblLook w:val="04A0" w:firstRow="1" w:lastRow="0" w:firstColumn="1" w:lastColumn="0" w:noHBand="0" w:noVBand="1"/>
       </w:tblPr>
       <w:tblGrid>
         <w:gridCol w:w="2636"/>
@@ -14743,7 +14743,7 @@
       <w:pPr>
         <w:pStyle w:val="Ttulo1"/>
       </w:pPr>
-      <w:bookmarkStart w:id="9" w:name="_Toc242538767"/>
+      <w:bookmarkStart w:id="9" w:name="_Toc242540341"/>
       <w:r>
         <w:lastRenderedPageBreak/>
         <w:t>10. Glosario</w:t>
@@ -14792,7 +14792,7 @@
           <w:left w:w="10" w:type="dxa"/>
           <w:right w:w="10" w:type="dxa"/>
         </w:tblCellMar>
-        <w:tblLook w:val="0000" w:firstRow="0" w:lastRow="0" w:firstColumn="0" w:lastColumn="0" w:noHBand="0" w:noVBand="0"/>
+        <w:tblLook w:val="04A0" w:firstRow="1" w:lastRow="0" w:firstColumn="1" w:lastColumn="0" w:noHBand="0" w:noVBand="1"/>
       </w:tblPr>
       <w:tblGrid>
         <w:gridCol w:w="2284"/>
@@ -16225,10 +16225,10 @@
 <file path=word/numbering.xml><?xml version="1.0" encoding="utf-8"?>
 <w:numbering xmlns:wpc="http://schemas.microsoft.com/office/word/2010/wordprocessingCanvas" xmlns:cx="http://schemas.microsoft.com/office/drawing/2014/chartex" xmlns:cx1="http://schemas.microsoft.com/office/drawing/2015/9/8/chartex" xmlns:cx2="http://schemas.microsoft.com/office/drawing/2015/10/21/chartex" xmlns:cx3="http://schemas.microsoft.com/office/drawing/2016/5/9/chartex" xmlns:cx4="http://schemas.microsoft.com/office/drawing/2016/5/10/chartex" xmlns:cx5="http://schemas.microsoft.com/office/drawing/2016/5/11/chartex" xmlns:cx6="http://schemas.microsoft.com/office/drawing/2016/5/12/chartex" xmlns:cx7="http://schemas.microsoft.com/office/drawing/2016/5/13/chartex" xmlns:cx8="http://schemas.microsoft.com/office/drawing/2016/5/14/chartex" xmlns:mc="http://schemas.openxmlformats.org/markup-compatibility/2006" xmlns:aink="http://schemas.microsoft.com/office/drawing/2016/ink" xmlns:am3d="http://schemas.microsoft.com/office/drawing/2017/model3d" xmlns:o="urn:schemas-microsoft-com:office:office" xmlns:oel="http://schemas.microsoft.com/office/2019/extlst" xmlns:r="http://schemas.openxmlformats.org/officeDocument/2006/relationships" xmlns:m="http://schemas.openxmlformats.org/officeDocument/2006/math" xmlns:v="urn:schemas-microsoft-com:vml" xmlns:wp14="http://schemas.microsoft.com/office/word/2010/wordprocessingDrawing" xmlns:wp="http://schemas.openxmlformats.org/drawingml/2006/wordprocessingDrawing" xmlns:w10="urn:schemas-microsoft-com:office:word" xmlns:w="http://schemas.openxmlformats.org/wordprocessingml/2006/main" xmlns:w14="http://schemas.microsoft.com/office/word/2010/wordml" xmlns:w15="http://schemas.microsoft.com/office/word/2012/wordml" xmlns:w16cex="http://schemas.microsoft.com/office/word/2018/wordml/cex" xmlns:w16cid="http://schemas.microsoft.com/office/word/2016/wordml/cid" xmlns:w16="http://schemas.microsoft.com/office/word/2018/wordml" xmlns:w16du="http://schemas.microsoft.com/office/word/2023/wordml/word16du" xmlns:w16sdtdh="http://schemas.microsoft.com/office/word/2020/wordml/sdtdatahash" xmlns:w16sdtfl="http://schemas.microsoft.com/office/word/2024/wordml/sdtformatlock" xmlns:w16se="http://schemas.microsoft.com/office/word/2015/wordml/symex" xmlns:wpg="http://schemas.microsoft.com/office/word/2010/wordprocessingGroup" xmlns:wpi="http://schemas.microsoft.com/office/word/2010/wordprocessingInk" xmlns:wne="http://schemas.microsoft.com/office/word/2006/wordml" xmlns:wps="http://schemas.microsoft.com/office/word/2010/wordprocessingShape" mc:Ignorable="w14 w15 w16se w16cid w16 w16cex w16sdtdh w16sdtfl w16du wp14">
   <w:abstractNum w:abstractNumId="0" w15:restartNumberingAfterBreak="0">
-    <w:nsid w:val="0EE401DC"/>
+    <w:nsid w:val="084453F7"/>
     <w:multiLevelType w:val="hybridMultilevel"/>
-    <w:tmpl w:val="F8603DCE"/>
-    <w:lvl w:ilvl="0" w:tplc="8B3A9030">
+    <w:tmpl w:val="C442CD0A"/>
+    <w:lvl w:ilvl="0" w:tplc="8B76B0D6">
       <w:start w:val="1"/>
       <w:numFmt w:val="bullet"/>
       <w:lvlText w:val="•"/>
@@ -16237,52 +16237,52 @@
         <w:ind w:left="560" w:hanging="280"/>
       </w:pPr>
     </w:lvl>
-    <w:lvl w:ilvl="1" w:tplc="22A2F79E">
+    <w:lvl w:ilvl="1" w:tplc="74DA2F4C">
       <w:numFmt w:val="decimal"/>
       <w:lvlText w:val=""/>
       <w:lvlJc w:val="left"/>
     </w:lvl>
-    <w:lvl w:ilvl="2" w:tplc="1FB4A7CC">
+    <w:lvl w:ilvl="2" w:tplc="EF7E4D6E">
       <w:numFmt w:val="decimal"/>
       <w:lvlText w:val=""/>
       <w:lvlJc w:val="left"/>
     </w:lvl>
-    <w:lvl w:ilvl="3" w:tplc="DEDEA514">
+    <w:lvl w:ilvl="3" w:tplc="EB54A738">
       <w:numFmt w:val="decimal"/>
       <w:lvlText w:val=""/>
       <w:lvlJc w:val="left"/>
     </w:lvl>
-    <w:lvl w:ilvl="4" w:tplc="769473BC">
+    <w:lvl w:ilvl="4" w:tplc="826CE3FA">
       <w:numFmt w:val="decimal"/>
       <w:lvlText w:val=""/>
       <w:lvlJc w:val="left"/>
     </w:lvl>
-    <w:lvl w:ilvl="5" w:tplc="720EF87E">
+    <w:lvl w:ilvl="5" w:tplc="7E1450E4">
       <w:numFmt w:val="decimal"/>
       <w:lvlText w:val=""/>
       <w:lvlJc w:val="left"/>
     </w:lvl>
-    <w:lvl w:ilvl="6" w:tplc="9DC05390">
+    <w:lvl w:ilvl="6" w:tplc="BA0E40DC">
       <w:numFmt w:val="decimal"/>
       <w:lvlText w:val=""/>
       <w:lvlJc w:val="left"/>
     </w:lvl>
-    <w:lvl w:ilvl="7" w:tplc="4D0ACD54">
+    <w:lvl w:ilvl="7" w:tplc="95E01C78">
       <w:numFmt w:val="decimal"/>
       <w:lvlText w:val=""/>
       <w:lvlJc w:val="left"/>
     </w:lvl>
-    <w:lvl w:ilvl="8" w:tplc="AB601DB4">
+    <w:lvl w:ilvl="8" w:tplc="721C17AE">
       <w:numFmt w:val="decimal"/>
       <w:lvlText w:val=""/>
       <w:lvlJc w:val="left"/>
     </w:lvl>
   </w:abstractNum>
   <w:abstractNum w:abstractNumId="1" w15:restartNumberingAfterBreak="0">
-    <w:nsid w:val="34AF5D7C"/>
+    <w:nsid w:val="2B453D02"/>
     <w:multiLevelType w:val="hybridMultilevel"/>
-    <w:tmpl w:val="599ABF40"/>
-    <w:lvl w:ilvl="0" w:tplc="9904B774">
+    <w:tmpl w:val="6194D1E6"/>
+    <w:lvl w:ilvl="0" w:tplc="02780CC0">
       <w:start w:val="1"/>
       <w:numFmt w:val="decimal"/>
       <w:lvlText w:val="%1."/>
@@ -16291,52 +16291,52 @@
         <w:ind w:left="560" w:hanging="340"/>
       </w:pPr>
     </w:lvl>
-    <w:lvl w:ilvl="1" w:tplc="66C2BC0C">
+    <w:lvl w:ilvl="1" w:tplc="A224E8AA">
       <w:numFmt w:val="decimal"/>
       <w:lvlText w:val=""/>
       <w:lvlJc w:val="left"/>
     </w:lvl>
-    <w:lvl w:ilvl="2" w:tplc="D020F8CE">
+    <w:lvl w:ilvl="2" w:tplc="66BEEA46">
       <w:numFmt w:val="decimal"/>
       <w:lvlText w:val=""/>
       <w:lvlJc w:val="left"/>
     </w:lvl>
-    <w:lvl w:ilvl="3" w:tplc="C2827F04">
+    <w:lvl w:ilvl="3" w:tplc="228488B4">
       <w:numFmt w:val="decimal"/>
       <w:lvlText w:val=""/>
       <w:lvlJc w:val="left"/>
     </w:lvl>
-    <w:lvl w:ilvl="4" w:tplc="564C11CE">
+    <w:lvl w:ilvl="4" w:tplc="0B4837AA">
       <w:numFmt w:val="decimal"/>
       <w:lvlText w:val=""/>
       <w:lvlJc w:val="left"/>
     </w:lvl>
-    <w:lvl w:ilvl="5" w:tplc="608897FC">
+    <w:lvl w:ilvl="5" w:tplc="D0A02608">
       <w:numFmt w:val="decimal"/>
       <w:lvlText w:val=""/>
       <w:lvlJc w:val="left"/>
     </w:lvl>
-    <w:lvl w:ilvl="6" w:tplc="4874FD3E">
+    <w:lvl w:ilvl="6" w:tplc="6F7EAFB4">
       <w:numFmt w:val="decimal"/>
       <w:lvlText w:val=""/>
       <w:lvlJc w:val="left"/>
     </w:lvl>
-    <w:lvl w:ilvl="7" w:tplc="C4AEEFD8">
+    <w:lvl w:ilvl="7" w:tplc="FB847E78">
       <w:numFmt w:val="decimal"/>
       <w:lvlText w:val=""/>
       <w:lvlJc w:val="left"/>
     </w:lvl>
-    <w:lvl w:ilvl="8" w:tplc="E8F23D9C">
+    <w:lvl w:ilvl="8" w:tplc="4D5AD8FA">
       <w:numFmt w:val="decimal"/>
       <w:lvlText w:val=""/>
       <w:lvlJc w:val="left"/>
     </w:lvl>
   </w:abstractNum>
   <w:abstractNum w:abstractNumId="2" w15:restartNumberingAfterBreak="0">
-    <w:nsid w:val="59BB13B0"/>
+    <w:nsid w:val="6C497FB9"/>
     <w:multiLevelType w:val="hybridMultilevel"/>
-    <w:tmpl w:val="D8420068"/>
-    <w:lvl w:ilvl="0" w:tplc="0AF47732">
+    <w:tmpl w:val="5D2CC28A"/>
+    <w:lvl w:ilvl="0" w:tplc="B5868B60">
       <w:start w:val="1"/>
       <w:numFmt w:val="bullet"/>
       <w:lvlText w:val="●"/>
@@ -16345,7 +16345,7 @@
         <w:ind w:left="720" w:hanging="360"/>
       </w:pPr>
     </w:lvl>
-    <w:lvl w:ilvl="1" w:tplc="551A427E">
+    <w:lvl w:ilvl="1" w:tplc="57060328">
       <w:start w:val="1"/>
       <w:numFmt w:val="bullet"/>
       <w:lvlText w:val="○"/>
@@ -16354,7 +16354,7 @@
         <w:ind w:left="1440" w:hanging="360"/>
       </w:pPr>
     </w:lvl>
-    <w:lvl w:ilvl="2" w:tplc="57083B52">
+    <w:lvl w:ilvl="2" w:tplc="71E4D83A">
       <w:start w:val="1"/>
       <w:numFmt w:val="bullet"/>
       <w:lvlText w:val="■"/>
@@ -16363,7 +16363,7 @@
         <w:ind w:left="2160" w:hanging="360"/>
       </w:pPr>
     </w:lvl>
-    <w:lvl w:ilvl="3" w:tplc="3A4C019C">
+    <w:lvl w:ilvl="3" w:tplc="B734CB64">
       <w:start w:val="1"/>
       <w:numFmt w:val="bullet"/>
       <w:lvlText w:val="●"/>
@@ -16372,7 +16372,7 @@
         <w:ind w:left="2880" w:hanging="360"/>
       </w:pPr>
     </w:lvl>
-    <w:lvl w:ilvl="4" w:tplc="06DA51AA">
+    <w:lvl w:ilvl="4" w:tplc="42E246FA">
       <w:start w:val="1"/>
       <w:numFmt w:val="bullet"/>
       <w:lvlText w:val="○"/>
@@ -16381,7 +16381,7 @@
         <w:ind w:left="3600" w:hanging="360"/>
       </w:pPr>
     </w:lvl>
-    <w:lvl w:ilvl="5" w:tplc="5F2A3150">
+    <w:lvl w:ilvl="5" w:tplc="665EAF38">
       <w:start w:val="1"/>
       <w:numFmt w:val="bullet"/>
       <w:lvlText w:val="■"/>
@@ -16390,7 +16390,7 @@
         <w:ind w:left="4320" w:hanging="360"/>
       </w:pPr>
     </w:lvl>
-    <w:lvl w:ilvl="6" w:tplc="2D34830A">
+    <w:lvl w:ilvl="6" w:tplc="980C8A38">
       <w:start w:val="1"/>
       <w:numFmt w:val="bullet"/>
       <w:lvlText w:val="●"/>
@@ -16399,7 +16399,7 @@
         <w:ind w:left="5040" w:hanging="360"/>
       </w:pPr>
     </w:lvl>
-    <w:lvl w:ilvl="7" w:tplc="9A844050">
+    <w:lvl w:ilvl="7" w:tplc="0834206A">
       <w:start w:val="1"/>
       <w:numFmt w:val="bullet"/>
       <w:lvlText w:val="●"/>
@@ -16408,7 +16408,7 @@
         <w:ind w:left="5760" w:hanging="360"/>
       </w:pPr>
     </w:lvl>
-    <w:lvl w:ilvl="8" w:tplc="AB92AE82">
+    <w:lvl w:ilvl="8" w:tplc="E012CFFC">
       <w:start w:val="1"/>
       <w:numFmt w:val="bullet"/>
       <w:lvlText w:val="●"/>
@@ -16418,13 +16418,13 @@
       </w:pPr>
     </w:lvl>
   </w:abstractNum>
-  <w:num w:numId="1" w16cid:durableId="291640886">
+  <w:num w:numId="1" w16cid:durableId="387001505">
     <w:abstractNumId w:val="2"/>
     <w:lvlOverride w:ilvl="0">
       <w:startOverride w:val="1"/>
     </w:lvlOverride>
   </w:num>
-  <w:num w:numId="2" w16cid:durableId="128398986">
+  <w:num w:numId="2" w16cid:durableId="489759572">
     <w:abstractNumId w:val="0"/>
     <w:lvlOverride w:ilvl="0">
       <w:startOverride w:val="1"/>
@@ -17017,7 +17017,7 @@
     <w:autoRedefine/>
     <w:uiPriority w:val="39"/>
     <w:unhideWhenUsed/>
-    <w:rsid w:val="008A7B06"/>
+    <w:rsid w:val="00543363"/>
     <w:pPr>
       <w:spacing w:after="100"/>
     </w:pPr>

--- a/public/documentos/INT-03-plan-de-gestion-de-las-comunicaciones.docx
+++ b/public/documentos/INT-03-plan-de-gestion-de-las-comunicaciones.docx
@@ -18,7 +18,7 @@
           <w:left w:w="10" w:type="dxa"/>
           <w:right w:w="10" w:type="dxa"/>
         </w:tblCellMar>
-        <w:tblLook w:val="04A0" w:firstRow="1" w:lastRow="0" w:firstColumn="1" w:lastColumn="0" w:noHBand="0" w:noVBand="1"/>
+        <w:tblLook w:val="0000" w:firstRow="0" w:lastRow="0" w:firstColumn="0" w:lastColumn="0" w:noHBand="0" w:noVBand="0"/>
       </w:tblPr>
       <w:tblGrid>
         <w:gridCol w:w="1757"/>
@@ -52,7 +52,7 @@
                 <w:noProof/>
               </w:rPr>
               <w:drawing>
-                <wp:inline distT="0" distB="0" distL="0" distR="0" wp14:anchorId="5F004CDA" wp14:editId="29913BB6">
+                <wp:inline distT="0" distB="0" distL="0" distR="0" wp14:anchorId="57E76FDD" wp14:editId="64BB5610">
                   <wp:extent cx="990600" cy="990600"/>
                   <wp:effectExtent l="0" t="0" r="0" b="0"/>
                   <wp:docPr id="1" name="Imagen 1"/>
@@ -171,10 +171,10 @@
                 <w:noProof/>
               </w:rPr>
               <w:drawing>
-                <wp:inline distT="0" distB="0" distL="0" distR="0" wp14:anchorId="43AC79E7" wp14:editId="4ACD6304">
+                <wp:inline distT="0" distB="0" distL="0" distR="0" wp14:anchorId="01E1896B" wp14:editId="44618D09">
                   <wp:extent cx="800100" cy="800100"/>
                   <wp:effectExtent l="0" t="0" r="0" b="0"/>
-                  <wp:docPr id="296519604" name="Imagen 296519604"/>
+                  <wp:docPr id="1344646936" name="Imagen 1344646936"/>
                   <wp:cNvGraphicFramePr>
                     <a:graphicFrameLocks xmlns:a="http://schemas.openxmlformats.org/drawingml/2006/main" noChangeAspect="1"/>
                   </wp:cNvGraphicFramePr>
@@ -308,7 +308,7 @@
           <w:left w:w="10" w:type="dxa"/>
           <w:right w:w="10" w:type="dxa"/>
         </w:tblCellMar>
-        <w:tblLook w:val="04A0" w:firstRow="1" w:lastRow="0" w:firstColumn="1" w:lastColumn="0" w:noHBand="0" w:noVBand="1"/>
+        <w:tblLook w:val="0000" w:firstRow="0" w:lastRow="0" w:firstColumn="0" w:lastColumn="0" w:noHBand="0" w:noVBand="0"/>
       </w:tblPr>
       <w:tblGrid>
         <w:gridCol w:w="2636"/>
@@ -786,7 +786,7 @@
           <w:left w:w="10" w:type="dxa"/>
           <w:right w:w="10" w:type="dxa"/>
         </w:tblCellMar>
-        <w:tblLook w:val="04A0" w:firstRow="1" w:lastRow="0" w:firstColumn="1" w:lastColumn="0" w:noHBand="0" w:noVBand="1"/>
+        <w:tblLook w:val="0000" w:firstRow="0" w:lastRow="0" w:firstColumn="0" w:lastColumn="0" w:noHBand="0" w:noVBand="0"/>
       </w:tblPr>
       <w:tblGrid>
         <w:gridCol w:w="4042"/>
@@ -1399,7 +1399,7 @@
           <w:left w:w="10" w:type="dxa"/>
           <w:right w:w="10" w:type="dxa"/>
         </w:tblCellMar>
-        <w:tblLook w:val="04A0" w:firstRow="1" w:lastRow="0" w:firstColumn="1" w:lastColumn="0" w:noHBand="0" w:noVBand="1"/>
+        <w:tblLook w:val="0000" w:firstRow="0" w:lastRow="0" w:firstColumn="0" w:lastColumn="0" w:noHBand="0" w:noVBand="0"/>
       </w:tblPr>
       <w:tblGrid>
         <w:gridCol w:w="2636"/>
@@ -1817,7 +1817,7 @@
           <w:left w:w="10" w:type="dxa"/>
           <w:right w:w="10" w:type="dxa"/>
         </w:tblCellMar>
-        <w:tblLook w:val="04A0" w:firstRow="1" w:lastRow="0" w:firstColumn="1" w:lastColumn="0" w:noHBand="0" w:noVBand="1"/>
+        <w:tblLook w:val="0000" w:firstRow="0" w:lastRow="0" w:firstColumn="0" w:lastColumn="0" w:noHBand="0" w:noVBand="0"/>
       </w:tblPr>
       <w:tblGrid>
         <w:gridCol w:w="1054"/>
@@ -2301,7 +2301,7 @@
           <w:left w:w="10" w:type="dxa"/>
           <w:right w:w="10" w:type="dxa"/>
         </w:tblCellMar>
-        <w:tblLook w:val="04A0" w:firstRow="1" w:lastRow="0" w:firstColumn="1" w:lastColumn="0" w:noHBand="0" w:noVBand="1"/>
+        <w:tblLook w:val="0000" w:firstRow="0" w:lastRow="0" w:firstColumn="0" w:lastColumn="0" w:noHBand="0" w:noVBand="0"/>
       </w:tblPr>
       <w:tblGrid>
         <w:gridCol w:w="2636"/>
@@ -2641,7 +2641,7 @@
           <w:left w:w="10" w:type="dxa"/>
           <w:right w:w="10" w:type="dxa"/>
         </w:tblCellMar>
-        <w:tblLook w:val="04A0" w:firstRow="1" w:lastRow="0" w:firstColumn="1" w:lastColumn="0" w:noHBand="0" w:noVBand="1"/>
+        <w:tblLook w:val="0000" w:firstRow="0" w:lastRow="0" w:firstColumn="0" w:lastColumn="0" w:noHBand="0" w:noVBand="0"/>
       </w:tblPr>
       <w:tblGrid>
         <w:gridCol w:w="8787"/>
@@ -2728,7 +2728,7 @@
     <w:sdt>
       <w:sdtPr>
         <w:alias w:val="Contenido"/>
-        <w:id w:val="1345744567"/>
+        <w:id w:val="1237210517"/>
       </w:sdtPr>
       <w:sdtEndPr/>
       <w:sdtContent>
@@ -2754,7 +2754,7 @@
           <w:r>
             <w:fldChar w:fldCharType="separate"/>
           </w:r>
-          <w:hyperlink w:anchor="_Toc242540332" w:history="1">
+          <w:hyperlink w:anchor="_Toc242543412" w:history="1">
             <w:r>
               <w:rPr>
                 <w:rStyle w:val="Hipervnculo"/>
@@ -2778,7 +2778,7 @@
               <w:rPr>
                 <w:noProof/>
               </w:rPr>
-              <w:instrText xml:space="preserve"> PAGEREF _Toc242540332 \h </w:instrText>
+              <w:instrText xml:space="preserve"> PAGEREF _Toc242543412 \h </w:instrText>
             </w:r>
             <w:r>
               <w:rPr>
@@ -2818,7 +2818,7 @@
               <w14:ligatures w14:val="standardContextual"/>
             </w:rPr>
           </w:pPr>
-          <w:hyperlink w:anchor="_Toc242540333" w:history="1">
+          <w:hyperlink w:anchor="_Toc242543413" w:history="1">
             <w:r>
               <w:rPr>
                 <w:rStyle w:val="Hipervnculo"/>
@@ -2842,7 +2842,7 @@
               <w:rPr>
                 <w:noProof/>
               </w:rPr>
-              <w:instrText xml:space="preserve"> PAGEREF _Toc242540333 \h </w:instrText>
+              <w:instrText xml:space="preserve"> PAGEREF _Toc242543413 \h </w:instrText>
             </w:r>
             <w:r>
               <w:rPr>
@@ -2882,7 +2882,7 @@
               <w14:ligatures w14:val="standardContextual"/>
             </w:rPr>
           </w:pPr>
-          <w:hyperlink w:anchor="_Toc242540334" w:history="1">
+          <w:hyperlink w:anchor="_Toc242543414" w:history="1">
             <w:r>
               <w:rPr>
                 <w:rStyle w:val="Hipervnculo"/>
@@ -2906,7 +2906,7 @@
               <w:rPr>
                 <w:noProof/>
               </w:rPr>
-              <w:instrText xml:space="preserve"> PAGEREF _Toc242540334 \h </w:instrText>
+              <w:instrText xml:space="preserve"> PAGEREF _Toc242543414 \h </w:instrText>
             </w:r>
             <w:r>
               <w:rPr>
@@ -2946,7 +2946,7 @@
               <w14:ligatures w14:val="standardContextual"/>
             </w:rPr>
           </w:pPr>
-          <w:hyperlink w:anchor="_Toc242540335" w:history="1">
+          <w:hyperlink w:anchor="_Toc242543415" w:history="1">
             <w:r>
               <w:rPr>
                 <w:rStyle w:val="Hipervnculo"/>
@@ -2970,7 +2970,7 @@
               <w:rPr>
                 <w:noProof/>
               </w:rPr>
-              <w:instrText xml:space="preserve"> PAGEREF _Toc242540335 \h </w:instrText>
+              <w:instrText xml:space="preserve"> PAGEREF _Toc242543415 \h </w:instrText>
             </w:r>
             <w:r>
               <w:rPr>
@@ -3010,7 +3010,7 @@
               <w14:ligatures w14:val="standardContextual"/>
             </w:rPr>
           </w:pPr>
-          <w:hyperlink w:anchor="_Toc242540336" w:history="1">
+          <w:hyperlink w:anchor="_Toc242543416" w:history="1">
             <w:r>
               <w:rPr>
                 <w:rStyle w:val="Hipervnculo"/>
@@ -3034,7 +3034,7 @@
               <w:rPr>
                 <w:noProof/>
               </w:rPr>
-              <w:instrText xml:space="preserve"> PAGEREF _Toc242540336 \h </w:instrText>
+              <w:instrText xml:space="preserve"> PAGEREF _Toc242543416 \h </w:instrText>
             </w:r>
             <w:r>
               <w:rPr>
@@ -3074,7 +3074,7 @@
               <w14:ligatures w14:val="standardContextual"/>
             </w:rPr>
           </w:pPr>
-          <w:hyperlink w:anchor="_Toc242540337" w:history="1">
+          <w:hyperlink w:anchor="_Toc242543417" w:history="1">
             <w:r>
               <w:rPr>
                 <w:rStyle w:val="Hipervnculo"/>
@@ -3098,7 +3098,7 @@
               <w:rPr>
                 <w:noProof/>
               </w:rPr>
-              <w:instrText xml:space="preserve"> PAGEREF _Toc242540337 \h </w:instrText>
+              <w:instrText xml:space="preserve"> PAGEREF _Toc242543417 \h </w:instrText>
             </w:r>
             <w:r>
               <w:rPr>
@@ -3138,7 +3138,7 @@
               <w14:ligatures w14:val="standardContextual"/>
             </w:rPr>
           </w:pPr>
-          <w:hyperlink w:anchor="_Toc242540338" w:history="1">
+          <w:hyperlink w:anchor="_Toc242543418" w:history="1">
             <w:r>
               <w:rPr>
                 <w:rStyle w:val="Hipervnculo"/>
@@ -3162,7 +3162,7 @@
               <w:rPr>
                 <w:noProof/>
               </w:rPr>
-              <w:instrText xml:space="preserve"> PAGEREF _Toc242540338 \h </w:instrText>
+              <w:instrText xml:space="preserve"> PAGEREF _Toc242543418 \h </w:instrText>
             </w:r>
             <w:r>
               <w:rPr>
@@ -3202,7 +3202,7 @@
               <w14:ligatures w14:val="standardContextual"/>
             </w:rPr>
           </w:pPr>
-          <w:hyperlink w:anchor="_Toc242540339" w:history="1">
+          <w:hyperlink w:anchor="_Toc242543419" w:history="1">
             <w:r>
               <w:rPr>
                 <w:rStyle w:val="Hipervnculo"/>
@@ -3226,7 +3226,7 @@
               <w:rPr>
                 <w:noProof/>
               </w:rPr>
-              <w:instrText xml:space="preserve"> PAGEREF _Toc242540339 \h </w:instrText>
+              <w:instrText xml:space="preserve"> PAGEREF _Toc242543419 \h </w:instrText>
             </w:r>
             <w:r>
               <w:rPr>
@@ -3266,7 +3266,7 @@
               <w14:ligatures w14:val="standardContextual"/>
             </w:rPr>
           </w:pPr>
-          <w:hyperlink w:anchor="_Toc242540340" w:history="1">
+          <w:hyperlink w:anchor="_Toc242543420" w:history="1">
             <w:r>
               <w:rPr>
                 <w:rStyle w:val="Hipervnculo"/>
@@ -3290,7 +3290,7 @@
               <w:rPr>
                 <w:noProof/>
               </w:rPr>
-              <w:instrText xml:space="preserve"> PAGEREF _Toc242540340 \h </w:instrText>
+              <w:instrText xml:space="preserve"> PAGEREF _Toc242543420 \h </w:instrText>
             </w:r>
             <w:r>
               <w:rPr>
@@ -3330,7 +3330,7 @@
               <w14:ligatures w14:val="standardContextual"/>
             </w:rPr>
           </w:pPr>
-          <w:hyperlink w:anchor="_Toc242540341" w:history="1">
+          <w:hyperlink w:anchor="_Toc242543421" w:history="1">
             <w:r>
               <w:rPr>
                 <w:rStyle w:val="Hipervnculo"/>
@@ -3354,7 +3354,7 @@
               <w:rPr>
                 <w:noProof/>
               </w:rPr>
-              <w:instrText xml:space="preserve"> PAGEREF _Toc242540341 \h </w:instrText>
+              <w:instrText xml:space="preserve"> PAGEREF _Toc242543421 \h </w:instrText>
             </w:r>
             <w:r>
               <w:rPr>
@@ -3404,7 +3404,7 @@
       <w:pPr>
         <w:pStyle w:val="Ttulo1"/>
       </w:pPr>
-      <w:bookmarkStart w:id="0" w:name="_Toc242540332"/>
+      <w:bookmarkStart w:id="0" w:name="_Toc242543412"/>
       <w:r>
         <w:lastRenderedPageBreak/>
         <w:t>1. Objetivo y principios</w:t>
@@ -3546,7 +3546,7 @@
           <w:left w:w="10" w:type="dxa"/>
           <w:right w:w="10" w:type="dxa"/>
         </w:tblCellMar>
-        <w:tblLook w:val="04A0" w:firstRow="1" w:lastRow="0" w:firstColumn="1" w:lastColumn="0" w:noHBand="0" w:noVBand="1"/>
+        <w:tblLook w:val="0000" w:firstRow="0" w:lastRow="0" w:firstColumn="0" w:lastColumn="0" w:noHBand="0" w:noVBand="0"/>
       </w:tblPr>
       <w:tblGrid>
         <w:gridCol w:w="2987"/>
@@ -4007,7 +4007,7 @@
       <w:pPr>
         <w:pStyle w:val="Ttulo1"/>
       </w:pPr>
-      <w:bookmarkStart w:id="1" w:name="_Toc242540333"/>
+      <w:bookmarkStart w:id="1" w:name="_Toc242543413"/>
       <w:r>
         <w:t>2. Requisitos de información de los interesados</w:t>
       </w:r>
@@ -4064,7 +4064,7 @@
           <w:left w:w="10" w:type="dxa"/>
           <w:right w:w="10" w:type="dxa"/>
         </w:tblCellMar>
-        <w:tblLook w:val="04A0" w:firstRow="1" w:lastRow="0" w:firstColumn="1" w:lastColumn="0" w:noHBand="0" w:noVBand="1"/>
+        <w:tblLook w:val="0000" w:firstRow="0" w:lastRow="0" w:firstColumn="0" w:lastColumn="0" w:noHBand="0" w:noVBand="0"/>
       </w:tblPr>
       <w:tblGrid>
         <w:gridCol w:w="1933"/>
@@ -5518,7 +5518,7 @@
       <w:pPr>
         <w:pStyle w:val="Ttulo1"/>
       </w:pPr>
-      <w:bookmarkStart w:id="2" w:name="_Toc242540334"/>
+      <w:bookmarkStart w:id="2" w:name="_Toc242543414"/>
       <w:r>
         <w:lastRenderedPageBreak/>
         <w:t>3. Matriz de comunicaciones</w:t>
@@ -5567,7 +5567,7 @@
           <w:left w:w="10" w:type="dxa"/>
           <w:right w:w="10" w:type="dxa"/>
         </w:tblCellMar>
-        <w:tblLook w:val="04A0" w:firstRow="1" w:lastRow="0" w:firstColumn="1" w:lastColumn="0" w:noHBand="0" w:noVBand="1"/>
+        <w:tblLook w:val="0000" w:firstRow="0" w:lastRow="0" w:firstColumn="0" w:lastColumn="0" w:noHBand="0" w:noVBand="0"/>
       </w:tblPr>
       <w:tblGrid>
         <w:gridCol w:w="1019"/>
@@ -8484,7 +8484,7 @@
       <w:pPr>
         <w:pStyle w:val="Ttulo1"/>
       </w:pPr>
-      <w:bookmarkStart w:id="3" w:name="_Toc242540335"/>
+      <w:bookmarkStart w:id="3" w:name="_Toc242543415"/>
       <w:r>
         <w:lastRenderedPageBreak/>
         <w:t>4. Calendario de comunicaciones</w:t>
@@ -8542,7 +8542,7 @@
           <w:left w:w="10" w:type="dxa"/>
           <w:right w:w="10" w:type="dxa"/>
         </w:tblCellMar>
-        <w:tblLook w:val="04A0" w:firstRow="1" w:lastRow="0" w:firstColumn="1" w:lastColumn="0" w:noHBand="0" w:noVBand="1"/>
+        <w:tblLook w:val="0000" w:firstRow="0" w:lastRow="0" w:firstColumn="0" w:lastColumn="0" w:noHBand="0" w:noVBand="0"/>
       </w:tblPr>
       <w:tblGrid>
         <w:gridCol w:w="1405"/>
@@ -11561,7 +11561,7 @@
       <w:pPr>
         <w:pStyle w:val="Ttulo1"/>
       </w:pPr>
-      <w:bookmarkStart w:id="4" w:name="_Toc242540336"/>
+      <w:bookmarkStart w:id="4" w:name="_Toc242543416"/>
       <w:r>
         <w:t>5. Canales y tecnología</w:t>
       </w:r>
@@ -11609,7 +11609,7 @@
           <w:left w:w="10" w:type="dxa"/>
           <w:right w:w="10" w:type="dxa"/>
         </w:tblCellMar>
-        <w:tblLook w:val="04A0" w:firstRow="1" w:lastRow="0" w:firstColumn="1" w:lastColumn="0" w:noHBand="0" w:noVBand="1"/>
+        <w:tblLook w:val="0000" w:firstRow="0" w:lastRow="0" w:firstColumn="0" w:lastColumn="0" w:noHBand="0" w:noVBand="0"/>
       </w:tblPr>
       <w:tblGrid>
         <w:gridCol w:w="2108"/>
@@ -12505,7 +12505,7 @@
       <w:pPr>
         <w:pStyle w:val="Ttulo1"/>
       </w:pPr>
-      <w:bookmarkStart w:id="5" w:name="_Toc242540337"/>
+      <w:bookmarkStart w:id="5" w:name="_Toc242543417"/>
       <w:r>
         <w:t>6. Comunicaciones del producto</w:t>
       </w:r>
@@ -12562,7 +12562,7 @@
           <w:left w:w="10" w:type="dxa"/>
           <w:right w:w="10" w:type="dxa"/>
         </w:tblCellMar>
-        <w:tblLook w:val="04A0" w:firstRow="1" w:lastRow="0" w:firstColumn="1" w:lastColumn="0" w:noHBand="0" w:noVBand="1"/>
+        <w:tblLook w:val="0000" w:firstRow="0" w:lastRow="0" w:firstColumn="0" w:lastColumn="0" w:noHBand="0" w:noVBand="0"/>
       </w:tblPr>
       <w:tblGrid>
         <w:gridCol w:w="1933"/>
@@ -13300,7 +13300,7 @@
       <w:pPr>
         <w:pStyle w:val="Ttulo1"/>
       </w:pPr>
-      <w:bookmarkStart w:id="6" w:name="_Toc242540338"/>
+      <w:bookmarkStart w:id="6" w:name="_Toc242543418"/>
       <w:r>
         <w:t>7. Formatos</w:t>
       </w:r>
@@ -13330,7 +13330,7 @@
           <w:left w:w="10" w:type="dxa"/>
           <w:right w:w="10" w:type="dxa"/>
         </w:tblCellMar>
-        <w:tblLook w:val="04A0" w:firstRow="1" w:lastRow="0" w:firstColumn="1" w:lastColumn="0" w:noHBand="0" w:noVBand="1"/>
+        <w:tblLook w:val="0000" w:firstRow="0" w:lastRow="0" w:firstColumn="0" w:lastColumn="0" w:noHBand="0" w:noVBand="0"/>
       </w:tblPr>
       <w:tblGrid>
         <w:gridCol w:w="2636"/>
@@ -13933,7 +13933,7 @@
       <w:pPr>
         <w:pStyle w:val="Ttulo1"/>
       </w:pPr>
-      <w:bookmarkStart w:id="7" w:name="_Toc242540339"/>
+      <w:bookmarkStart w:id="7" w:name="_Toc242543419"/>
       <w:r>
         <w:t>8. Reglas de reserva de la información</w:t>
       </w:r>
@@ -13999,7 +13999,7 @@
       <w:pPr>
         <w:pStyle w:val="Ttulo1"/>
       </w:pPr>
-      <w:bookmarkStart w:id="8" w:name="_Toc242540340"/>
+      <w:bookmarkStart w:id="8" w:name="_Toc242543420"/>
       <w:r>
         <w:t>9. Monitoreo, escalamiento y actualización</w:t>
       </w:r>
@@ -14056,7 +14056,7 @@
           <w:left w:w="10" w:type="dxa"/>
           <w:right w:w="10" w:type="dxa"/>
         </w:tblCellMar>
-        <w:tblLook w:val="04A0" w:firstRow="1" w:lastRow="0" w:firstColumn="1" w:lastColumn="0" w:noHBand="0" w:noVBand="1"/>
+        <w:tblLook w:val="0000" w:firstRow="0" w:lastRow="0" w:firstColumn="0" w:lastColumn="0" w:noHBand="0" w:noVBand="0"/>
       </w:tblPr>
       <w:tblGrid>
         <w:gridCol w:w="2636"/>
@@ -14743,7 +14743,7 @@
       <w:pPr>
         <w:pStyle w:val="Ttulo1"/>
       </w:pPr>
-      <w:bookmarkStart w:id="9" w:name="_Toc242540341"/>
+      <w:bookmarkStart w:id="9" w:name="_Toc242543421"/>
       <w:r>
         <w:lastRenderedPageBreak/>
         <w:t>10. Glosario</w:t>
@@ -14792,7 +14792,7 @@
           <w:left w:w="10" w:type="dxa"/>
           <w:right w:w="10" w:type="dxa"/>
         </w:tblCellMar>
-        <w:tblLook w:val="04A0" w:firstRow="1" w:lastRow="0" w:firstColumn="1" w:lastColumn="0" w:noHBand="0" w:noVBand="1"/>
+        <w:tblLook w:val="0000" w:firstRow="0" w:lastRow="0" w:firstColumn="0" w:lastColumn="0" w:noHBand="0" w:noVBand="0"/>
       </w:tblPr>
       <w:tblGrid>
         <w:gridCol w:w="2284"/>
@@ -16225,10 +16225,10 @@
 <file path=word/numbering.xml><?xml version="1.0" encoding="utf-8"?>
 <w:numbering xmlns:wpc="http://schemas.microsoft.com/office/word/2010/wordprocessingCanvas" xmlns:cx="http://schemas.microsoft.com/office/drawing/2014/chartex" xmlns:cx1="http://schemas.microsoft.com/office/drawing/2015/9/8/chartex" xmlns:cx2="http://schemas.microsoft.com/office/drawing/2015/10/21/chartex" xmlns:cx3="http://schemas.microsoft.com/office/drawing/2016/5/9/chartex" xmlns:cx4="http://schemas.microsoft.com/office/drawing/2016/5/10/chartex" xmlns:cx5="http://schemas.microsoft.com/office/drawing/2016/5/11/chartex" xmlns:cx6="http://schemas.microsoft.com/office/drawing/2016/5/12/chartex" xmlns:cx7="http://schemas.microsoft.com/office/drawing/2016/5/13/chartex" xmlns:cx8="http://schemas.microsoft.com/office/drawing/2016/5/14/chartex" xmlns:mc="http://schemas.openxmlformats.org/markup-compatibility/2006" xmlns:aink="http://schemas.microsoft.com/office/drawing/2016/ink" xmlns:am3d="http://schemas.microsoft.com/office/drawing/2017/model3d" xmlns:o="urn:schemas-microsoft-com:office:office" xmlns:oel="http://schemas.microsoft.com/office/2019/extlst" xmlns:r="http://schemas.openxmlformats.org/officeDocument/2006/relationships" xmlns:m="http://schemas.openxmlformats.org/officeDocument/2006/math" xmlns:v="urn:schemas-microsoft-com:vml" xmlns:wp14="http://schemas.microsoft.com/office/word/2010/wordprocessingDrawing" xmlns:wp="http://schemas.openxmlformats.org/drawingml/2006/wordprocessingDrawing" xmlns:w10="urn:schemas-microsoft-com:office:word" xmlns:w="http://schemas.openxmlformats.org/wordprocessingml/2006/main" xmlns:w14="http://schemas.microsoft.com/office/word/2010/wordml" xmlns:w15="http://schemas.microsoft.com/office/word/2012/wordml" xmlns:w16cex="http://schemas.microsoft.com/office/word/2018/wordml/cex" xmlns:w16cid="http://schemas.microsoft.com/office/word/2016/wordml/cid" xmlns:w16="http://schemas.microsoft.com/office/word/2018/wordml" xmlns:w16du="http://schemas.microsoft.com/office/word/2023/wordml/word16du" xmlns:w16sdtdh="http://schemas.microsoft.com/office/word/2020/wordml/sdtdatahash" xmlns:w16sdtfl="http://schemas.microsoft.com/office/word/2024/wordml/sdtformatlock" xmlns:w16se="http://schemas.microsoft.com/office/word/2015/wordml/symex" xmlns:wpg="http://schemas.microsoft.com/office/word/2010/wordprocessingGroup" xmlns:wpi="http://schemas.microsoft.com/office/word/2010/wordprocessingInk" xmlns:wne="http://schemas.microsoft.com/office/word/2006/wordml" xmlns:wps="http://schemas.microsoft.com/office/word/2010/wordprocessingShape" mc:Ignorable="w14 w15 w16se w16cid w16 w16cex w16sdtdh w16sdtfl w16du wp14">
   <w:abstractNum w:abstractNumId="0" w15:restartNumberingAfterBreak="0">
-    <w:nsid w:val="084453F7"/>
+    <w:nsid w:val="32E244C9"/>
     <w:multiLevelType w:val="hybridMultilevel"/>
-    <w:tmpl w:val="C442CD0A"/>
-    <w:lvl w:ilvl="0" w:tplc="8B76B0D6">
+    <w:tmpl w:val="18724B5C"/>
+    <w:lvl w:ilvl="0" w:tplc="97CE1E14">
       <w:start w:val="1"/>
       <w:numFmt w:val="bullet"/>
       <w:lvlText w:val="•"/>
@@ -16237,106 +16237,52 @@
         <w:ind w:left="560" w:hanging="280"/>
       </w:pPr>
     </w:lvl>
-    <w:lvl w:ilvl="1" w:tplc="74DA2F4C">
+    <w:lvl w:ilvl="1" w:tplc="56DA4936">
       <w:numFmt w:val="decimal"/>
       <w:lvlText w:val=""/>
       <w:lvlJc w:val="left"/>
     </w:lvl>
-    <w:lvl w:ilvl="2" w:tplc="EF7E4D6E">
+    <w:lvl w:ilvl="2" w:tplc="FE2ECDC4">
       <w:numFmt w:val="decimal"/>
       <w:lvlText w:val=""/>
       <w:lvlJc w:val="left"/>
     </w:lvl>
-    <w:lvl w:ilvl="3" w:tplc="EB54A738">
+    <w:lvl w:ilvl="3" w:tplc="4D96F326">
       <w:numFmt w:val="decimal"/>
       <w:lvlText w:val=""/>
       <w:lvlJc w:val="left"/>
     </w:lvl>
-    <w:lvl w:ilvl="4" w:tplc="826CE3FA">
+    <w:lvl w:ilvl="4" w:tplc="9A00A186">
       <w:numFmt w:val="decimal"/>
       <w:lvlText w:val=""/>
       <w:lvlJc w:val="left"/>
     </w:lvl>
-    <w:lvl w:ilvl="5" w:tplc="7E1450E4">
+    <w:lvl w:ilvl="5" w:tplc="FC8C1D5C">
       <w:numFmt w:val="decimal"/>
       <w:lvlText w:val=""/>
       <w:lvlJc w:val="left"/>
     </w:lvl>
-    <w:lvl w:ilvl="6" w:tplc="BA0E40DC">
+    <w:lvl w:ilvl="6" w:tplc="D12AB526">
       <w:numFmt w:val="decimal"/>
       <w:lvlText w:val=""/>
       <w:lvlJc w:val="left"/>
     </w:lvl>
-    <w:lvl w:ilvl="7" w:tplc="95E01C78">
+    <w:lvl w:ilvl="7" w:tplc="0630B3E8">
       <w:numFmt w:val="decimal"/>
       <w:lvlText w:val=""/>
       <w:lvlJc w:val="left"/>
     </w:lvl>
-    <w:lvl w:ilvl="8" w:tplc="721C17AE">
+    <w:lvl w:ilvl="8" w:tplc="3E6AF872">
       <w:numFmt w:val="decimal"/>
       <w:lvlText w:val=""/>
       <w:lvlJc w:val="left"/>
     </w:lvl>
   </w:abstractNum>
   <w:abstractNum w:abstractNumId="1" w15:restartNumberingAfterBreak="0">
-    <w:nsid w:val="2B453D02"/>
+    <w:nsid w:val="771A7200"/>
     <w:multiLevelType w:val="hybridMultilevel"/>
-    <w:tmpl w:val="6194D1E6"/>
-    <w:lvl w:ilvl="0" w:tplc="02780CC0">
-      <w:start w:val="1"/>
-      <w:numFmt w:val="decimal"/>
-      <w:lvlText w:val="%1."/>
-      <w:lvlJc w:val="left"/>
-      <w:pPr>
-        <w:ind w:left="560" w:hanging="340"/>
-      </w:pPr>
-    </w:lvl>
-    <w:lvl w:ilvl="1" w:tplc="A224E8AA">
-      <w:numFmt w:val="decimal"/>
-      <w:lvlText w:val=""/>
-      <w:lvlJc w:val="left"/>
-    </w:lvl>
-    <w:lvl w:ilvl="2" w:tplc="66BEEA46">
-      <w:numFmt w:val="decimal"/>
-      <w:lvlText w:val=""/>
-      <w:lvlJc w:val="left"/>
-    </w:lvl>
-    <w:lvl w:ilvl="3" w:tplc="228488B4">
-      <w:numFmt w:val="decimal"/>
-      <w:lvlText w:val=""/>
-      <w:lvlJc w:val="left"/>
-    </w:lvl>
-    <w:lvl w:ilvl="4" w:tplc="0B4837AA">
-      <w:numFmt w:val="decimal"/>
-      <w:lvlText w:val=""/>
-      <w:lvlJc w:val="left"/>
-    </w:lvl>
-    <w:lvl w:ilvl="5" w:tplc="D0A02608">
-      <w:numFmt w:val="decimal"/>
-      <w:lvlText w:val=""/>
-      <w:lvlJc w:val="left"/>
-    </w:lvl>
-    <w:lvl w:ilvl="6" w:tplc="6F7EAFB4">
-      <w:numFmt w:val="decimal"/>
-      <w:lvlText w:val=""/>
-      <w:lvlJc w:val="left"/>
-    </w:lvl>
-    <w:lvl w:ilvl="7" w:tplc="FB847E78">
-      <w:numFmt w:val="decimal"/>
-      <w:lvlText w:val=""/>
-      <w:lvlJc w:val="left"/>
-    </w:lvl>
-    <w:lvl w:ilvl="8" w:tplc="4D5AD8FA">
-      <w:numFmt w:val="decimal"/>
-      <w:lvlText w:val=""/>
-      <w:lvlJc w:val="left"/>
-    </w:lvl>
-  </w:abstractNum>
-  <w:abstractNum w:abstractNumId="2" w15:restartNumberingAfterBreak="0">
-    <w:nsid w:val="6C497FB9"/>
-    <w:multiLevelType w:val="hybridMultilevel"/>
-    <w:tmpl w:val="5D2CC28A"/>
-    <w:lvl w:ilvl="0" w:tplc="B5868B60">
+    <w:tmpl w:val="5FE2C6D2"/>
+    <w:lvl w:ilvl="0" w:tplc="04FC72E6">
       <w:start w:val="1"/>
       <w:numFmt w:val="bullet"/>
       <w:lvlText w:val="●"/>
@@ -16345,7 +16291,7 @@
         <w:ind w:left="720" w:hanging="360"/>
       </w:pPr>
     </w:lvl>
-    <w:lvl w:ilvl="1" w:tplc="57060328">
+    <w:lvl w:ilvl="1" w:tplc="771E441E">
       <w:start w:val="1"/>
       <w:numFmt w:val="bullet"/>
       <w:lvlText w:val="○"/>
@@ -16354,7 +16300,7 @@
         <w:ind w:left="1440" w:hanging="360"/>
       </w:pPr>
     </w:lvl>
-    <w:lvl w:ilvl="2" w:tplc="71E4D83A">
+    <w:lvl w:ilvl="2" w:tplc="B59CA268">
       <w:start w:val="1"/>
       <w:numFmt w:val="bullet"/>
       <w:lvlText w:val="■"/>
@@ -16363,7 +16309,7 @@
         <w:ind w:left="2160" w:hanging="360"/>
       </w:pPr>
     </w:lvl>
-    <w:lvl w:ilvl="3" w:tplc="B734CB64">
+    <w:lvl w:ilvl="3" w:tplc="E514D074">
       <w:start w:val="1"/>
       <w:numFmt w:val="bullet"/>
       <w:lvlText w:val="●"/>
@@ -16372,7 +16318,7 @@
         <w:ind w:left="2880" w:hanging="360"/>
       </w:pPr>
     </w:lvl>
-    <w:lvl w:ilvl="4" w:tplc="42E246FA">
+    <w:lvl w:ilvl="4" w:tplc="93A82C6A">
       <w:start w:val="1"/>
       <w:numFmt w:val="bullet"/>
       <w:lvlText w:val="○"/>
@@ -16381,7 +16327,7 @@
         <w:ind w:left="3600" w:hanging="360"/>
       </w:pPr>
     </w:lvl>
-    <w:lvl w:ilvl="5" w:tplc="665EAF38">
+    <w:lvl w:ilvl="5" w:tplc="235E20C4">
       <w:start w:val="1"/>
       <w:numFmt w:val="bullet"/>
       <w:lvlText w:val="■"/>
@@ -16390,7 +16336,7 @@
         <w:ind w:left="4320" w:hanging="360"/>
       </w:pPr>
     </w:lvl>
-    <w:lvl w:ilvl="6" w:tplc="980C8A38">
+    <w:lvl w:ilvl="6" w:tplc="723035E0">
       <w:start w:val="1"/>
       <w:numFmt w:val="bullet"/>
       <w:lvlText w:val="●"/>
@@ -16399,7 +16345,7 @@
         <w:ind w:left="5040" w:hanging="360"/>
       </w:pPr>
     </w:lvl>
-    <w:lvl w:ilvl="7" w:tplc="0834206A">
+    <w:lvl w:ilvl="7" w:tplc="3C32D5EA">
       <w:start w:val="1"/>
       <w:numFmt w:val="bullet"/>
       <w:lvlText w:val="●"/>
@@ -16408,7 +16354,7 @@
         <w:ind w:left="5760" w:hanging="360"/>
       </w:pPr>
     </w:lvl>
-    <w:lvl w:ilvl="8" w:tplc="E012CFFC">
+    <w:lvl w:ilvl="8" w:tplc="0F743776">
       <w:start w:val="1"/>
       <w:numFmt w:val="bullet"/>
       <w:lvlText w:val="●"/>
@@ -16418,13 +16364,67 @@
       </w:pPr>
     </w:lvl>
   </w:abstractNum>
-  <w:num w:numId="1" w16cid:durableId="387001505">
-    <w:abstractNumId w:val="2"/>
+  <w:abstractNum w:abstractNumId="2" w15:restartNumberingAfterBreak="0">
+    <w:nsid w:val="7C326E2A"/>
+    <w:multiLevelType w:val="hybridMultilevel"/>
+    <w:tmpl w:val="35240A2A"/>
+    <w:lvl w:ilvl="0" w:tplc="31E220B2">
+      <w:start w:val="1"/>
+      <w:numFmt w:val="decimal"/>
+      <w:lvlText w:val="%1."/>
+      <w:lvlJc w:val="left"/>
+      <w:pPr>
+        <w:ind w:left="560" w:hanging="340"/>
+      </w:pPr>
+    </w:lvl>
+    <w:lvl w:ilvl="1" w:tplc="CA6E7A9C">
+      <w:numFmt w:val="decimal"/>
+      <w:lvlText w:val=""/>
+      <w:lvlJc w:val="left"/>
+    </w:lvl>
+    <w:lvl w:ilvl="2" w:tplc="2BF8470E">
+      <w:numFmt w:val="decimal"/>
+      <w:lvlText w:val=""/>
+      <w:lvlJc w:val="left"/>
+    </w:lvl>
+    <w:lvl w:ilvl="3" w:tplc="471C781C">
+      <w:numFmt w:val="decimal"/>
+      <w:lvlText w:val=""/>
+      <w:lvlJc w:val="left"/>
+    </w:lvl>
+    <w:lvl w:ilvl="4" w:tplc="5D9454B2">
+      <w:numFmt w:val="decimal"/>
+      <w:lvlText w:val=""/>
+      <w:lvlJc w:val="left"/>
+    </w:lvl>
+    <w:lvl w:ilvl="5" w:tplc="8F681150">
+      <w:numFmt w:val="decimal"/>
+      <w:lvlText w:val=""/>
+      <w:lvlJc w:val="left"/>
+    </w:lvl>
+    <w:lvl w:ilvl="6" w:tplc="73CAB150">
+      <w:numFmt w:val="decimal"/>
+      <w:lvlText w:val=""/>
+      <w:lvlJc w:val="left"/>
+    </w:lvl>
+    <w:lvl w:ilvl="7" w:tplc="E376C818">
+      <w:numFmt w:val="decimal"/>
+      <w:lvlText w:val=""/>
+      <w:lvlJc w:val="left"/>
+    </w:lvl>
+    <w:lvl w:ilvl="8" w:tplc="E29ABD4A">
+      <w:numFmt w:val="decimal"/>
+      <w:lvlText w:val=""/>
+      <w:lvlJc w:val="left"/>
+    </w:lvl>
+  </w:abstractNum>
+  <w:num w:numId="1" w16cid:durableId="1545949925">
+    <w:abstractNumId w:val="1"/>
     <w:lvlOverride w:ilvl="0">
       <w:startOverride w:val="1"/>
     </w:lvlOverride>
   </w:num>
-  <w:num w:numId="2" w16cid:durableId="489759572">
+  <w:num w:numId="2" w16cid:durableId="1793279974">
     <w:abstractNumId w:val="0"/>
     <w:lvlOverride w:ilvl="0">
       <w:startOverride w:val="1"/>
@@ -17017,7 +17017,7 @@
     <w:autoRedefine/>
     <w:uiPriority w:val="39"/>
     <w:unhideWhenUsed/>
-    <w:rsid w:val="00543363"/>
+    <w:rsid w:val="00222441"/>
     <w:pPr>
       <w:spacing w:after="100"/>
     </w:pPr>

--- a/public/documentos/INT-03-plan-de-gestion-de-las-comunicaciones.docx
+++ b/public/documentos/INT-03-plan-de-gestion-de-las-comunicaciones.docx
@@ -18,7 +18,7 @@
           <w:left w:w="10" w:type="dxa"/>
           <w:right w:w="10" w:type="dxa"/>
         </w:tblCellMar>
-        <w:tblLook w:val="0000" w:firstRow="0" w:lastRow="0" w:firstColumn="0" w:lastColumn="0" w:noHBand="0" w:noVBand="0"/>
+        <w:tblLook w:val="04A0" w:firstRow="1" w:lastRow="0" w:firstColumn="1" w:lastColumn="0" w:noHBand="0" w:noVBand="1"/>
       </w:tblPr>
       <w:tblGrid>
         <w:gridCol w:w="1757"/>
@@ -52,7 +52,7 @@
                 <w:noProof/>
               </w:rPr>
               <w:drawing>
-                <wp:inline distT="0" distB="0" distL="0" distR="0" wp14:anchorId="57E76FDD" wp14:editId="64BB5610">
+                <wp:inline distT="0" distB="0" distL="0" distR="0" wp14:anchorId="41B69618" wp14:editId="14A8E41F">
                   <wp:extent cx="990600" cy="990600"/>
                   <wp:effectExtent l="0" t="0" r="0" b="0"/>
                   <wp:docPr id="1" name="Imagen 1"/>
@@ -171,10 +171,10 @@
                 <w:noProof/>
               </w:rPr>
               <w:drawing>
-                <wp:inline distT="0" distB="0" distL="0" distR="0" wp14:anchorId="01E1896B" wp14:editId="44618D09">
+                <wp:inline distT="0" distB="0" distL="0" distR="0" wp14:anchorId="2E444517" wp14:editId="0C1B564E">
                   <wp:extent cx="800100" cy="800100"/>
                   <wp:effectExtent l="0" t="0" r="0" b="0"/>
-                  <wp:docPr id="1344646936" name="Imagen 1344646936"/>
+                  <wp:docPr id="861089630" name="Imagen 861089630"/>
                   <wp:cNvGraphicFramePr>
                     <a:graphicFrameLocks xmlns:a="http://schemas.openxmlformats.org/drawingml/2006/main" noChangeAspect="1"/>
                   </wp:cNvGraphicFramePr>
@@ -308,7 +308,7 @@
           <w:left w:w="10" w:type="dxa"/>
           <w:right w:w="10" w:type="dxa"/>
         </w:tblCellMar>
-        <w:tblLook w:val="0000" w:firstRow="0" w:lastRow="0" w:firstColumn="0" w:lastColumn="0" w:noHBand="0" w:noVBand="0"/>
+        <w:tblLook w:val="04A0" w:firstRow="1" w:lastRow="0" w:firstColumn="1" w:lastColumn="0" w:noHBand="0" w:noVBand="1"/>
       </w:tblPr>
       <w:tblGrid>
         <w:gridCol w:w="2636"/>
@@ -786,7 +786,7 @@
           <w:left w:w="10" w:type="dxa"/>
           <w:right w:w="10" w:type="dxa"/>
         </w:tblCellMar>
-        <w:tblLook w:val="0000" w:firstRow="0" w:lastRow="0" w:firstColumn="0" w:lastColumn="0" w:noHBand="0" w:noVBand="0"/>
+        <w:tblLook w:val="04A0" w:firstRow="1" w:lastRow="0" w:firstColumn="1" w:lastColumn="0" w:noHBand="0" w:noVBand="1"/>
       </w:tblPr>
       <w:tblGrid>
         <w:gridCol w:w="4042"/>
@@ -1399,7 +1399,7 @@
           <w:left w:w="10" w:type="dxa"/>
           <w:right w:w="10" w:type="dxa"/>
         </w:tblCellMar>
-        <w:tblLook w:val="0000" w:firstRow="0" w:lastRow="0" w:firstColumn="0" w:lastColumn="0" w:noHBand="0" w:noVBand="0"/>
+        <w:tblLook w:val="04A0" w:firstRow="1" w:lastRow="0" w:firstColumn="1" w:lastColumn="0" w:noHBand="0" w:noVBand="1"/>
       </w:tblPr>
       <w:tblGrid>
         <w:gridCol w:w="2636"/>
@@ -1817,7 +1817,7 @@
           <w:left w:w="10" w:type="dxa"/>
           <w:right w:w="10" w:type="dxa"/>
         </w:tblCellMar>
-        <w:tblLook w:val="0000" w:firstRow="0" w:lastRow="0" w:firstColumn="0" w:lastColumn="0" w:noHBand="0" w:noVBand="0"/>
+        <w:tblLook w:val="04A0" w:firstRow="1" w:lastRow="0" w:firstColumn="1" w:lastColumn="0" w:noHBand="0" w:noVBand="1"/>
       </w:tblPr>
       <w:tblGrid>
         <w:gridCol w:w="1054"/>
@@ -2301,7 +2301,7 @@
           <w:left w:w="10" w:type="dxa"/>
           <w:right w:w="10" w:type="dxa"/>
         </w:tblCellMar>
-        <w:tblLook w:val="0000" w:firstRow="0" w:lastRow="0" w:firstColumn="0" w:lastColumn="0" w:noHBand="0" w:noVBand="0"/>
+        <w:tblLook w:val="04A0" w:firstRow="1" w:lastRow="0" w:firstColumn="1" w:lastColumn="0" w:noHBand="0" w:noVBand="1"/>
       </w:tblPr>
       <w:tblGrid>
         <w:gridCol w:w="2636"/>
@@ -2641,7 +2641,7 @@
           <w:left w:w="10" w:type="dxa"/>
           <w:right w:w="10" w:type="dxa"/>
         </w:tblCellMar>
-        <w:tblLook w:val="0000" w:firstRow="0" w:lastRow="0" w:firstColumn="0" w:lastColumn="0" w:noHBand="0" w:noVBand="0"/>
+        <w:tblLook w:val="04A0" w:firstRow="1" w:lastRow="0" w:firstColumn="1" w:lastColumn="0" w:noHBand="0" w:noVBand="1"/>
       </w:tblPr>
       <w:tblGrid>
         <w:gridCol w:w="8787"/>
@@ -2728,7 +2728,7 @@
     <w:sdt>
       <w:sdtPr>
         <w:alias w:val="Contenido"/>
-        <w:id w:val="1237210517"/>
+        <w:id w:val="916602970"/>
       </w:sdtPr>
       <w:sdtEndPr/>
       <w:sdtContent>
@@ -2754,7 +2754,7 @@
           <w:r>
             <w:fldChar w:fldCharType="separate"/>
           </w:r>
-          <w:hyperlink w:anchor="_Toc242543412" w:history="1">
+          <w:hyperlink w:anchor="_Toc242545440" w:history="1">
             <w:r>
               <w:rPr>
                 <w:rStyle w:val="Hipervnculo"/>
@@ -2778,7 +2778,7 @@
               <w:rPr>
                 <w:noProof/>
               </w:rPr>
-              <w:instrText xml:space="preserve"> PAGEREF _Toc242543412 \h </w:instrText>
+              <w:instrText xml:space="preserve"> PAGEREF _Toc242545440 \h </w:instrText>
             </w:r>
             <w:r>
               <w:rPr>
@@ -2818,7 +2818,7 @@
               <w14:ligatures w14:val="standardContextual"/>
             </w:rPr>
           </w:pPr>
-          <w:hyperlink w:anchor="_Toc242543413" w:history="1">
+          <w:hyperlink w:anchor="_Toc242545441" w:history="1">
             <w:r>
               <w:rPr>
                 <w:rStyle w:val="Hipervnculo"/>
@@ -2842,7 +2842,7 @@
               <w:rPr>
                 <w:noProof/>
               </w:rPr>
-              <w:instrText xml:space="preserve"> PAGEREF _Toc242543413 \h </w:instrText>
+              <w:instrText xml:space="preserve"> PAGEREF _Toc242545441 \h </w:instrText>
             </w:r>
             <w:r>
               <w:rPr>
@@ -2882,7 +2882,7 @@
               <w14:ligatures w14:val="standardContextual"/>
             </w:rPr>
           </w:pPr>
-          <w:hyperlink w:anchor="_Toc242543414" w:history="1">
+          <w:hyperlink w:anchor="_Toc242545442" w:history="1">
             <w:r>
               <w:rPr>
                 <w:rStyle w:val="Hipervnculo"/>
@@ -2906,7 +2906,7 @@
               <w:rPr>
                 <w:noProof/>
               </w:rPr>
-              <w:instrText xml:space="preserve"> PAGEREF _Toc242543414 \h </w:instrText>
+              <w:instrText xml:space="preserve"> PAGEREF _Toc242545442 \h </w:instrText>
             </w:r>
             <w:r>
               <w:rPr>
@@ -2946,7 +2946,7 @@
               <w14:ligatures w14:val="standardContextual"/>
             </w:rPr>
           </w:pPr>
-          <w:hyperlink w:anchor="_Toc242543415" w:history="1">
+          <w:hyperlink w:anchor="_Toc242545443" w:history="1">
             <w:r>
               <w:rPr>
                 <w:rStyle w:val="Hipervnculo"/>
@@ -2970,7 +2970,7 @@
               <w:rPr>
                 <w:noProof/>
               </w:rPr>
-              <w:instrText xml:space="preserve"> PAGEREF _Toc242543415 \h </w:instrText>
+              <w:instrText xml:space="preserve"> PAGEREF _Toc242545443 \h </w:instrText>
             </w:r>
             <w:r>
               <w:rPr>
@@ -3010,7 +3010,7 @@
               <w14:ligatures w14:val="standardContextual"/>
             </w:rPr>
           </w:pPr>
-          <w:hyperlink w:anchor="_Toc242543416" w:history="1">
+          <w:hyperlink w:anchor="_Toc242545444" w:history="1">
             <w:r>
               <w:rPr>
                 <w:rStyle w:val="Hipervnculo"/>
@@ -3034,7 +3034,7 @@
               <w:rPr>
                 <w:noProof/>
               </w:rPr>
-              <w:instrText xml:space="preserve"> PAGEREF _Toc242543416 \h </w:instrText>
+              <w:instrText xml:space="preserve"> PAGEREF _Toc242545444 \h </w:instrText>
             </w:r>
             <w:r>
               <w:rPr>
@@ -3074,7 +3074,7 @@
               <w14:ligatures w14:val="standardContextual"/>
             </w:rPr>
           </w:pPr>
-          <w:hyperlink w:anchor="_Toc242543417" w:history="1">
+          <w:hyperlink w:anchor="_Toc242545445" w:history="1">
             <w:r>
               <w:rPr>
                 <w:rStyle w:val="Hipervnculo"/>
@@ -3098,7 +3098,7 @@
               <w:rPr>
                 <w:noProof/>
               </w:rPr>
-              <w:instrText xml:space="preserve"> PAGEREF _Toc242543417 \h </w:instrText>
+              <w:instrText xml:space="preserve"> PAGEREF _Toc242545445 \h </w:instrText>
             </w:r>
             <w:r>
               <w:rPr>
@@ -3138,7 +3138,7 @@
               <w14:ligatures w14:val="standardContextual"/>
             </w:rPr>
           </w:pPr>
-          <w:hyperlink w:anchor="_Toc242543418" w:history="1">
+          <w:hyperlink w:anchor="_Toc242545446" w:history="1">
             <w:r>
               <w:rPr>
                 <w:rStyle w:val="Hipervnculo"/>
@@ -3162,7 +3162,7 @@
               <w:rPr>
                 <w:noProof/>
               </w:rPr>
-              <w:instrText xml:space="preserve"> PAGEREF _Toc242543418 \h </w:instrText>
+              <w:instrText xml:space="preserve"> PAGEREF _Toc242545446 \h </w:instrText>
             </w:r>
             <w:r>
               <w:rPr>
@@ -3202,7 +3202,7 @@
               <w14:ligatures w14:val="standardContextual"/>
             </w:rPr>
           </w:pPr>
-          <w:hyperlink w:anchor="_Toc242543419" w:history="1">
+          <w:hyperlink w:anchor="_Toc242545447" w:history="1">
             <w:r>
               <w:rPr>
                 <w:rStyle w:val="Hipervnculo"/>
@@ -3226,7 +3226,7 @@
               <w:rPr>
                 <w:noProof/>
               </w:rPr>
-              <w:instrText xml:space="preserve"> PAGEREF _Toc242543419 \h </w:instrText>
+              <w:instrText xml:space="preserve"> PAGEREF _Toc242545447 \h </w:instrText>
             </w:r>
             <w:r>
               <w:rPr>
@@ -3266,7 +3266,7 @@
               <w14:ligatures w14:val="standardContextual"/>
             </w:rPr>
           </w:pPr>
-          <w:hyperlink w:anchor="_Toc242543420" w:history="1">
+          <w:hyperlink w:anchor="_Toc242545448" w:history="1">
             <w:r>
               <w:rPr>
                 <w:rStyle w:val="Hipervnculo"/>
@@ -3290,7 +3290,7 @@
               <w:rPr>
                 <w:noProof/>
               </w:rPr>
-              <w:instrText xml:space="preserve"> PAGEREF _Toc242543420 \h </w:instrText>
+              <w:instrText xml:space="preserve"> PAGEREF _Toc242545448 \h </w:instrText>
             </w:r>
             <w:r>
               <w:rPr>
@@ -3330,7 +3330,7 @@
               <w14:ligatures w14:val="standardContextual"/>
             </w:rPr>
           </w:pPr>
-          <w:hyperlink w:anchor="_Toc242543421" w:history="1">
+          <w:hyperlink w:anchor="_Toc242545449" w:history="1">
             <w:r>
               <w:rPr>
                 <w:rStyle w:val="Hipervnculo"/>
@@ -3354,7 +3354,7 @@
               <w:rPr>
                 <w:noProof/>
               </w:rPr>
-              <w:instrText xml:space="preserve"> PAGEREF _Toc242543421 \h </w:instrText>
+              <w:instrText xml:space="preserve"> PAGEREF _Toc242545449 \h </w:instrText>
             </w:r>
             <w:r>
               <w:rPr>
@@ -3404,7 +3404,7 @@
       <w:pPr>
         <w:pStyle w:val="Ttulo1"/>
       </w:pPr>
-      <w:bookmarkStart w:id="0" w:name="_Toc242543412"/>
+      <w:bookmarkStart w:id="0" w:name="_Toc242545440"/>
       <w:r>
         <w:lastRenderedPageBreak/>
         <w:t>1. Objetivo y principios</w:t>
@@ -3546,7 +3546,7 @@
           <w:left w:w="10" w:type="dxa"/>
           <w:right w:w="10" w:type="dxa"/>
         </w:tblCellMar>
-        <w:tblLook w:val="0000" w:firstRow="0" w:lastRow="0" w:firstColumn="0" w:lastColumn="0" w:noHBand="0" w:noVBand="0"/>
+        <w:tblLook w:val="04A0" w:firstRow="1" w:lastRow="0" w:firstColumn="1" w:lastColumn="0" w:noHBand="0" w:noVBand="1"/>
       </w:tblPr>
       <w:tblGrid>
         <w:gridCol w:w="2987"/>
@@ -4007,7 +4007,7 @@
       <w:pPr>
         <w:pStyle w:val="Ttulo1"/>
       </w:pPr>
-      <w:bookmarkStart w:id="1" w:name="_Toc242543413"/>
+      <w:bookmarkStart w:id="1" w:name="_Toc242545441"/>
       <w:r>
         <w:t>2. Requisitos de información de los interesados</w:t>
       </w:r>
@@ -4064,7 +4064,7 @@
           <w:left w:w="10" w:type="dxa"/>
           <w:right w:w="10" w:type="dxa"/>
         </w:tblCellMar>
-        <w:tblLook w:val="0000" w:firstRow="0" w:lastRow="0" w:firstColumn="0" w:lastColumn="0" w:noHBand="0" w:noVBand="0"/>
+        <w:tblLook w:val="04A0" w:firstRow="1" w:lastRow="0" w:firstColumn="1" w:lastColumn="0" w:noHBand="0" w:noVBand="1"/>
       </w:tblPr>
       <w:tblGrid>
         <w:gridCol w:w="1933"/>
@@ -5518,7 +5518,7 @@
       <w:pPr>
         <w:pStyle w:val="Ttulo1"/>
       </w:pPr>
-      <w:bookmarkStart w:id="2" w:name="_Toc242543414"/>
+      <w:bookmarkStart w:id="2" w:name="_Toc242545442"/>
       <w:r>
         <w:lastRenderedPageBreak/>
         <w:t>3. Matriz de comunicaciones</w:t>
@@ -5567,7 +5567,7 @@
           <w:left w:w="10" w:type="dxa"/>
           <w:right w:w="10" w:type="dxa"/>
         </w:tblCellMar>
-        <w:tblLook w:val="0000" w:firstRow="0" w:lastRow="0" w:firstColumn="0" w:lastColumn="0" w:noHBand="0" w:noVBand="0"/>
+        <w:tblLook w:val="04A0" w:firstRow="1" w:lastRow="0" w:firstColumn="1" w:lastColumn="0" w:noHBand="0" w:noVBand="1"/>
       </w:tblPr>
       <w:tblGrid>
         <w:gridCol w:w="1019"/>
@@ -8484,7 +8484,7 @@
       <w:pPr>
         <w:pStyle w:val="Ttulo1"/>
       </w:pPr>
-      <w:bookmarkStart w:id="3" w:name="_Toc242543415"/>
+      <w:bookmarkStart w:id="3" w:name="_Toc242545443"/>
       <w:r>
         <w:lastRenderedPageBreak/>
         <w:t>4. Calendario de comunicaciones</w:t>
@@ -8542,7 +8542,7 @@
           <w:left w:w="10" w:type="dxa"/>
           <w:right w:w="10" w:type="dxa"/>
         </w:tblCellMar>
-        <w:tblLook w:val="0000" w:firstRow="0" w:lastRow="0" w:firstColumn="0" w:lastColumn="0" w:noHBand="0" w:noVBand="0"/>
+        <w:tblLook w:val="04A0" w:firstRow="1" w:lastRow="0" w:firstColumn="1" w:lastColumn="0" w:noHBand="0" w:noVBand="1"/>
       </w:tblPr>
       <w:tblGrid>
         <w:gridCol w:w="1405"/>
@@ -11561,7 +11561,7 @@
       <w:pPr>
         <w:pStyle w:val="Ttulo1"/>
       </w:pPr>
-      <w:bookmarkStart w:id="4" w:name="_Toc242543416"/>
+      <w:bookmarkStart w:id="4" w:name="_Toc242545444"/>
       <w:r>
         <w:t>5. Canales y tecnología</w:t>
       </w:r>
@@ -11609,7 +11609,7 @@
           <w:left w:w="10" w:type="dxa"/>
           <w:right w:w="10" w:type="dxa"/>
         </w:tblCellMar>
-        <w:tblLook w:val="0000" w:firstRow="0" w:lastRow="0" w:firstColumn="0" w:lastColumn="0" w:noHBand="0" w:noVBand="0"/>
+        <w:tblLook w:val="04A0" w:firstRow="1" w:lastRow="0" w:firstColumn="1" w:lastColumn="0" w:noHBand="0" w:noVBand="1"/>
       </w:tblPr>
       <w:tblGrid>
         <w:gridCol w:w="2108"/>
@@ -12505,7 +12505,7 @@
       <w:pPr>
         <w:pStyle w:val="Ttulo1"/>
       </w:pPr>
-      <w:bookmarkStart w:id="5" w:name="_Toc242543417"/>
+      <w:bookmarkStart w:id="5" w:name="_Toc242545445"/>
       <w:r>
         <w:t>6. Comunicaciones del producto</w:t>
       </w:r>
@@ -12562,7 +12562,7 @@
           <w:left w:w="10" w:type="dxa"/>
           <w:right w:w="10" w:type="dxa"/>
         </w:tblCellMar>
-        <w:tblLook w:val="0000" w:firstRow="0" w:lastRow="0" w:firstColumn="0" w:lastColumn="0" w:noHBand="0" w:noVBand="0"/>
+        <w:tblLook w:val="04A0" w:firstRow="1" w:lastRow="0" w:firstColumn="1" w:lastColumn="0" w:noHBand="0" w:noVBand="1"/>
       </w:tblPr>
       <w:tblGrid>
         <w:gridCol w:w="1933"/>
@@ -13300,7 +13300,7 @@
       <w:pPr>
         <w:pStyle w:val="Ttulo1"/>
       </w:pPr>
-      <w:bookmarkStart w:id="6" w:name="_Toc242543418"/>
+      <w:bookmarkStart w:id="6" w:name="_Toc242545446"/>
       <w:r>
         <w:t>7. Formatos</w:t>
       </w:r>
@@ -13330,7 +13330,7 @@
           <w:left w:w="10" w:type="dxa"/>
           <w:right w:w="10" w:type="dxa"/>
         </w:tblCellMar>
-        <w:tblLook w:val="0000" w:firstRow="0" w:lastRow="0" w:firstColumn="0" w:lastColumn="0" w:noHBand="0" w:noVBand="0"/>
+        <w:tblLook w:val="04A0" w:firstRow="1" w:lastRow="0" w:firstColumn="1" w:lastColumn="0" w:noHBand="0" w:noVBand="1"/>
       </w:tblPr>
       <w:tblGrid>
         <w:gridCol w:w="2636"/>
@@ -13933,7 +13933,7 @@
       <w:pPr>
         <w:pStyle w:val="Ttulo1"/>
       </w:pPr>
-      <w:bookmarkStart w:id="7" w:name="_Toc242543419"/>
+      <w:bookmarkStart w:id="7" w:name="_Toc242545447"/>
       <w:r>
         <w:t>8. Reglas de reserva de la información</w:t>
       </w:r>
@@ -13999,7 +13999,7 @@
       <w:pPr>
         <w:pStyle w:val="Ttulo1"/>
       </w:pPr>
-      <w:bookmarkStart w:id="8" w:name="_Toc242543420"/>
+      <w:bookmarkStart w:id="8" w:name="_Toc242545448"/>
       <w:r>
         <w:t>9. Monitoreo, escalamiento y actualización</w:t>
       </w:r>
@@ -14056,7 +14056,7 @@
           <w:left w:w="10" w:type="dxa"/>
           <w:right w:w="10" w:type="dxa"/>
         </w:tblCellMar>
-        <w:tblLook w:val="0000" w:firstRow="0" w:lastRow="0" w:firstColumn="0" w:lastColumn="0" w:noHBand="0" w:noVBand="0"/>
+        <w:tblLook w:val="04A0" w:firstRow="1" w:lastRow="0" w:firstColumn="1" w:lastColumn="0" w:noHBand="0" w:noVBand="1"/>
       </w:tblPr>
       <w:tblGrid>
         <w:gridCol w:w="2636"/>
@@ -14362,7 +14362,7 @@
                 <w:sz w:val="18"/>
                 <w:szCs w:val="18"/>
               </w:rPr>
-              <w:t>Programadas cuya fecha límite pasó sin registrarse como realizadas.</w:t>
+              <w:t>Programadas cuya fecha pasó hace más de una semana sin registrarse como realizadas.</w:t>
             </w:r>
           </w:p>
         </w:tc>
@@ -14743,7 +14743,7 @@
       <w:pPr>
         <w:pStyle w:val="Ttulo1"/>
       </w:pPr>
-      <w:bookmarkStart w:id="9" w:name="_Toc242543421"/>
+      <w:bookmarkStart w:id="9" w:name="_Toc242545449"/>
       <w:r>
         <w:lastRenderedPageBreak/>
         <w:t>10. Glosario</w:t>
@@ -14792,7 +14792,7 @@
           <w:left w:w="10" w:type="dxa"/>
           <w:right w:w="10" w:type="dxa"/>
         </w:tblCellMar>
-        <w:tblLook w:val="0000" w:firstRow="0" w:lastRow="0" w:firstColumn="0" w:lastColumn="0" w:noHBand="0" w:noVBand="0"/>
+        <w:tblLook w:val="04A0" w:firstRow="1" w:lastRow="0" w:firstColumn="1" w:lastColumn="0" w:noHBand="0" w:noVBand="1"/>
       </w:tblPr>
       <w:tblGrid>
         <w:gridCol w:w="2284"/>
@@ -16225,10 +16225,64 @@
 <file path=word/numbering.xml><?xml version="1.0" encoding="utf-8"?>
 <w:numbering xmlns:wpc="http://schemas.microsoft.com/office/word/2010/wordprocessingCanvas" xmlns:cx="http://schemas.microsoft.com/office/drawing/2014/chartex" xmlns:cx1="http://schemas.microsoft.com/office/drawing/2015/9/8/chartex" xmlns:cx2="http://schemas.microsoft.com/office/drawing/2015/10/21/chartex" xmlns:cx3="http://schemas.microsoft.com/office/drawing/2016/5/9/chartex" xmlns:cx4="http://schemas.microsoft.com/office/drawing/2016/5/10/chartex" xmlns:cx5="http://schemas.microsoft.com/office/drawing/2016/5/11/chartex" xmlns:cx6="http://schemas.microsoft.com/office/drawing/2016/5/12/chartex" xmlns:cx7="http://schemas.microsoft.com/office/drawing/2016/5/13/chartex" xmlns:cx8="http://schemas.microsoft.com/office/drawing/2016/5/14/chartex" xmlns:mc="http://schemas.openxmlformats.org/markup-compatibility/2006" xmlns:aink="http://schemas.microsoft.com/office/drawing/2016/ink" xmlns:am3d="http://schemas.microsoft.com/office/drawing/2017/model3d" xmlns:o="urn:schemas-microsoft-com:office:office" xmlns:oel="http://schemas.microsoft.com/office/2019/extlst" xmlns:r="http://schemas.openxmlformats.org/officeDocument/2006/relationships" xmlns:m="http://schemas.openxmlformats.org/officeDocument/2006/math" xmlns:v="urn:schemas-microsoft-com:vml" xmlns:wp14="http://schemas.microsoft.com/office/word/2010/wordprocessingDrawing" xmlns:wp="http://schemas.openxmlformats.org/drawingml/2006/wordprocessingDrawing" xmlns:w10="urn:schemas-microsoft-com:office:word" xmlns:w="http://schemas.openxmlformats.org/wordprocessingml/2006/main" xmlns:w14="http://schemas.microsoft.com/office/word/2010/wordml" xmlns:w15="http://schemas.microsoft.com/office/word/2012/wordml" xmlns:w16cex="http://schemas.microsoft.com/office/word/2018/wordml/cex" xmlns:w16cid="http://schemas.microsoft.com/office/word/2016/wordml/cid" xmlns:w16="http://schemas.microsoft.com/office/word/2018/wordml" xmlns:w16du="http://schemas.microsoft.com/office/word/2023/wordml/word16du" xmlns:w16sdtdh="http://schemas.microsoft.com/office/word/2020/wordml/sdtdatahash" xmlns:w16sdtfl="http://schemas.microsoft.com/office/word/2024/wordml/sdtformatlock" xmlns:w16se="http://schemas.microsoft.com/office/word/2015/wordml/symex" xmlns:wpg="http://schemas.microsoft.com/office/word/2010/wordprocessingGroup" xmlns:wpi="http://schemas.microsoft.com/office/word/2010/wordprocessingInk" xmlns:wne="http://schemas.microsoft.com/office/word/2006/wordml" xmlns:wps="http://schemas.microsoft.com/office/word/2010/wordprocessingShape" mc:Ignorable="w14 w15 w16se w16cid w16 w16cex w16sdtdh w16sdtfl w16du wp14">
   <w:abstractNum w:abstractNumId="0" w15:restartNumberingAfterBreak="0">
-    <w:nsid w:val="32E244C9"/>
+    <w:nsid w:val="0FEF02D0"/>
     <w:multiLevelType w:val="hybridMultilevel"/>
-    <w:tmpl w:val="18724B5C"/>
-    <w:lvl w:ilvl="0" w:tplc="97CE1E14">
+    <w:tmpl w:val="24F6597E"/>
+    <w:lvl w:ilvl="0" w:tplc="8C52B7BC">
+      <w:start w:val="1"/>
+      <w:numFmt w:val="decimal"/>
+      <w:lvlText w:val="%1."/>
+      <w:lvlJc w:val="left"/>
+      <w:pPr>
+        <w:ind w:left="560" w:hanging="340"/>
+      </w:pPr>
+    </w:lvl>
+    <w:lvl w:ilvl="1" w:tplc="49FE17A2">
+      <w:numFmt w:val="decimal"/>
+      <w:lvlText w:val=""/>
+      <w:lvlJc w:val="left"/>
+    </w:lvl>
+    <w:lvl w:ilvl="2" w:tplc="EFECB430">
+      <w:numFmt w:val="decimal"/>
+      <w:lvlText w:val=""/>
+      <w:lvlJc w:val="left"/>
+    </w:lvl>
+    <w:lvl w:ilvl="3" w:tplc="19B822FE">
+      <w:numFmt w:val="decimal"/>
+      <w:lvlText w:val=""/>
+      <w:lvlJc w:val="left"/>
+    </w:lvl>
+    <w:lvl w:ilvl="4" w:tplc="EEF6DFA4">
+      <w:numFmt w:val="decimal"/>
+      <w:lvlText w:val=""/>
+      <w:lvlJc w:val="left"/>
+    </w:lvl>
+    <w:lvl w:ilvl="5" w:tplc="4A4C9CFA">
+      <w:numFmt w:val="decimal"/>
+      <w:lvlText w:val=""/>
+      <w:lvlJc w:val="left"/>
+    </w:lvl>
+    <w:lvl w:ilvl="6" w:tplc="AC3C1F2E">
+      <w:numFmt w:val="decimal"/>
+      <w:lvlText w:val=""/>
+      <w:lvlJc w:val="left"/>
+    </w:lvl>
+    <w:lvl w:ilvl="7" w:tplc="9514A652">
+      <w:numFmt w:val="decimal"/>
+      <w:lvlText w:val=""/>
+      <w:lvlJc w:val="left"/>
+    </w:lvl>
+    <w:lvl w:ilvl="8" w:tplc="40D6BCDA">
+      <w:numFmt w:val="decimal"/>
+      <w:lvlText w:val=""/>
+      <w:lvlJc w:val="left"/>
+    </w:lvl>
+  </w:abstractNum>
+  <w:abstractNum w:abstractNumId="1" w15:restartNumberingAfterBreak="0">
+    <w:nsid w:val="49771A0D"/>
+    <w:multiLevelType w:val="hybridMultilevel"/>
+    <w:tmpl w:val="25824F96"/>
+    <w:lvl w:ilvl="0" w:tplc="9BDCCC20">
       <w:start w:val="1"/>
       <w:numFmt w:val="bullet"/>
       <w:lvlText w:val="•"/>
@@ -16237,52 +16291,52 @@
         <w:ind w:left="560" w:hanging="280"/>
       </w:pPr>
     </w:lvl>
-    <w:lvl w:ilvl="1" w:tplc="56DA4936">
+    <w:lvl w:ilvl="1" w:tplc="A14C6938">
       <w:numFmt w:val="decimal"/>
       <w:lvlText w:val=""/>
       <w:lvlJc w:val="left"/>
     </w:lvl>
-    <w:lvl w:ilvl="2" w:tplc="FE2ECDC4">
+    <w:lvl w:ilvl="2" w:tplc="E74E395C">
       <w:numFmt w:val="decimal"/>
       <w:lvlText w:val=""/>
       <w:lvlJc w:val="left"/>
     </w:lvl>
-    <w:lvl w:ilvl="3" w:tplc="4D96F326">
+    <w:lvl w:ilvl="3" w:tplc="C776AC72">
       <w:numFmt w:val="decimal"/>
       <w:lvlText w:val=""/>
       <w:lvlJc w:val="left"/>
     </w:lvl>
-    <w:lvl w:ilvl="4" w:tplc="9A00A186">
+    <w:lvl w:ilvl="4" w:tplc="3A960506">
       <w:numFmt w:val="decimal"/>
       <w:lvlText w:val=""/>
       <w:lvlJc w:val="left"/>
     </w:lvl>
-    <w:lvl w:ilvl="5" w:tplc="FC8C1D5C">
+    <w:lvl w:ilvl="5" w:tplc="FB5A310E">
       <w:numFmt w:val="decimal"/>
       <w:lvlText w:val=""/>
       <w:lvlJc w:val="left"/>
     </w:lvl>
-    <w:lvl w:ilvl="6" w:tplc="D12AB526">
+    <w:lvl w:ilvl="6" w:tplc="3426F75C">
       <w:numFmt w:val="decimal"/>
       <w:lvlText w:val=""/>
       <w:lvlJc w:val="left"/>
     </w:lvl>
-    <w:lvl w:ilvl="7" w:tplc="0630B3E8">
+    <w:lvl w:ilvl="7" w:tplc="1B026B40">
       <w:numFmt w:val="decimal"/>
       <w:lvlText w:val=""/>
       <w:lvlJc w:val="left"/>
     </w:lvl>
-    <w:lvl w:ilvl="8" w:tplc="3E6AF872">
+    <w:lvl w:ilvl="8" w:tplc="F8FEAB16">
       <w:numFmt w:val="decimal"/>
       <w:lvlText w:val=""/>
       <w:lvlJc w:val="left"/>
     </w:lvl>
   </w:abstractNum>
-  <w:abstractNum w:abstractNumId="1" w15:restartNumberingAfterBreak="0">
-    <w:nsid w:val="771A7200"/>
+  <w:abstractNum w:abstractNumId="2" w15:restartNumberingAfterBreak="0">
+    <w:nsid w:val="64222754"/>
     <w:multiLevelType w:val="hybridMultilevel"/>
-    <w:tmpl w:val="5FE2C6D2"/>
-    <w:lvl w:ilvl="0" w:tplc="04FC72E6">
+    <w:tmpl w:val="DC566618"/>
+    <w:lvl w:ilvl="0" w:tplc="148EDF18">
       <w:start w:val="1"/>
       <w:numFmt w:val="bullet"/>
       <w:lvlText w:val="●"/>
@@ -16291,7 +16345,7 @@
         <w:ind w:left="720" w:hanging="360"/>
       </w:pPr>
     </w:lvl>
-    <w:lvl w:ilvl="1" w:tplc="771E441E">
+    <w:lvl w:ilvl="1" w:tplc="1AC2C9F8">
       <w:start w:val="1"/>
       <w:numFmt w:val="bullet"/>
       <w:lvlText w:val="○"/>
@@ -16300,7 +16354,7 @@
         <w:ind w:left="1440" w:hanging="360"/>
       </w:pPr>
     </w:lvl>
-    <w:lvl w:ilvl="2" w:tplc="B59CA268">
+    <w:lvl w:ilvl="2" w:tplc="CEA4150E">
       <w:start w:val="1"/>
       <w:numFmt w:val="bullet"/>
       <w:lvlText w:val="■"/>
@@ -16309,7 +16363,7 @@
         <w:ind w:left="2160" w:hanging="360"/>
       </w:pPr>
     </w:lvl>
-    <w:lvl w:ilvl="3" w:tplc="E514D074">
+    <w:lvl w:ilvl="3" w:tplc="0A2A6A4E">
       <w:start w:val="1"/>
       <w:numFmt w:val="bullet"/>
       <w:lvlText w:val="●"/>
@@ -16318,7 +16372,7 @@
         <w:ind w:left="2880" w:hanging="360"/>
       </w:pPr>
     </w:lvl>
-    <w:lvl w:ilvl="4" w:tplc="93A82C6A">
+    <w:lvl w:ilvl="4" w:tplc="B1E2BD0A">
       <w:start w:val="1"/>
       <w:numFmt w:val="bullet"/>
       <w:lvlText w:val="○"/>
@@ -16327,7 +16381,7 @@
         <w:ind w:left="3600" w:hanging="360"/>
       </w:pPr>
     </w:lvl>
-    <w:lvl w:ilvl="5" w:tplc="235E20C4">
+    <w:lvl w:ilvl="5" w:tplc="B2587C02">
       <w:start w:val="1"/>
       <w:numFmt w:val="bullet"/>
       <w:lvlText w:val="■"/>
@@ -16336,7 +16390,7 @@
         <w:ind w:left="4320" w:hanging="360"/>
       </w:pPr>
     </w:lvl>
-    <w:lvl w:ilvl="6" w:tplc="723035E0">
+    <w:lvl w:ilvl="6" w:tplc="D84EB37C">
       <w:start w:val="1"/>
       <w:numFmt w:val="bullet"/>
       <w:lvlText w:val="●"/>
@@ -16345,7 +16399,7 @@
         <w:ind w:left="5040" w:hanging="360"/>
       </w:pPr>
     </w:lvl>
-    <w:lvl w:ilvl="7" w:tplc="3C32D5EA">
+    <w:lvl w:ilvl="7" w:tplc="127EB390">
       <w:start w:val="1"/>
       <w:numFmt w:val="bullet"/>
       <w:lvlText w:val="●"/>
@@ -16354,7 +16408,7 @@
         <w:ind w:left="5760" w:hanging="360"/>
       </w:pPr>
     </w:lvl>
-    <w:lvl w:ilvl="8" w:tplc="0F743776">
+    <w:lvl w:ilvl="8" w:tplc="5156A962">
       <w:start w:val="1"/>
       <w:numFmt w:val="bullet"/>
       <w:lvlText w:val="●"/>
@@ -16364,68 +16418,14 @@
       </w:pPr>
     </w:lvl>
   </w:abstractNum>
-  <w:abstractNum w:abstractNumId="2" w15:restartNumberingAfterBreak="0">
-    <w:nsid w:val="7C326E2A"/>
-    <w:multiLevelType w:val="hybridMultilevel"/>
-    <w:tmpl w:val="35240A2A"/>
-    <w:lvl w:ilvl="0" w:tplc="31E220B2">
-      <w:start w:val="1"/>
-      <w:numFmt w:val="decimal"/>
-      <w:lvlText w:val="%1."/>
-      <w:lvlJc w:val="left"/>
-      <w:pPr>
-        <w:ind w:left="560" w:hanging="340"/>
-      </w:pPr>
-    </w:lvl>
-    <w:lvl w:ilvl="1" w:tplc="CA6E7A9C">
-      <w:numFmt w:val="decimal"/>
-      <w:lvlText w:val=""/>
-      <w:lvlJc w:val="left"/>
-    </w:lvl>
-    <w:lvl w:ilvl="2" w:tplc="2BF8470E">
-      <w:numFmt w:val="decimal"/>
-      <w:lvlText w:val=""/>
-      <w:lvlJc w:val="left"/>
-    </w:lvl>
-    <w:lvl w:ilvl="3" w:tplc="471C781C">
-      <w:numFmt w:val="decimal"/>
-      <w:lvlText w:val=""/>
-      <w:lvlJc w:val="left"/>
-    </w:lvl>
-    <w:lvl w:ilvl="4" w:tplc="5D9454B2">
-      <w:numFmt w:val="decimal"/>
-      <w:lvlText w:val=""/>
-      <w:lvlJc w:val="left"/>
-    </w:lvl>
-    <w:lvl w:ilvl="5" w:tplc="8F681150">
-      <w:numFmt w:val="decimal"/>
-      <w:lvlText w:val=""/>
-      <w:lvlJc w:val="left"/>
-    </w:lvl>
-    <w:lvl w:ilvl="6" w:tplc="73CAB150">
-      <w:numFmt w:val="decimal"/>
-      <w:lvlText w:val=""/>
-      <w:lvlJc w:val="left"/>
-    </w:lvl>
-    <w:lvl w:ilvl="7" w:tplc="E376C818">
-      <w:numFmt w:val="decimal"/>
-      <w:lvlText w:val=""/>
-      <w:lvlJc w:val="left"/>
-    </w:lvl>
-    <w:lvl w:ilvl="8" w:tplc="E29ABD4A">
-      <w:numFmt w:val="decimal"/>
-      <w:lvlText w:val=""/>
-      <w:lvlJc w:val="left"/>
-    </w:lvl>
-  </w:abstractNum>
-  <w:num w:numId="1" w16cid:durableId="1545949925">
-    <w:abstractNumId w:val="1"/>
+  <w:num w:numId="1" w16cid:durableId="692533348">
+    <w:abstractNumId w:val="2"/>
     <w:lvlOverride w:ilvl="0">
       <w:startOverride w:val="1"/>
     </w:lvlOverride>
   </w:num>
-  <w:num w:numId="2" w16cid:durableId="1793279974">
-    <w:abstractNumId w:val="0"/>
+  <w:num w:numId="2" w16cid:durableId="1178469755">
+    <w:abstractNumId w:val="1"/>
     <w:lvlOverride w:ilvl="0">
       <w:startOverride w:val="1"/>
     </w:lvlOverride>
@@ -17017,7 +17017,7 @@
     <w:autoRedefine/>
     <w:uiPriority w:val="39"/>
     <w:unhideWhenUsed/>
-    <w:rsid w:val="00222441"/>
+    <w:rsid w:val="00C063A2"/>
     <w:pPr>
       <w:spacing w:after="100"/>
     </w:pPr>

--- a/public/documentos/INT-03-plan-de-gestion-de-las-comunicaciones.docx
+++ b/public/documentos/INT-03-plan-de-gestion-de-las-comunicaciones.docx
@@ -52,7 +52,7 @@
                 <w:noProof/>
               </w:rPr>
               <w:drawing>
-                <wp:inline distT="0" distB="0" distL="0" distR="0" wp14:anchorId="41B69618" wp14:editId="14A8E41F">
+                <wp:inline distT="0" distB="0" distL="0" distR="0">
                   <wp:extent cx="990600" cy="990600"/>
                   <wp:effectExtent l="0" t="0" r="0" b="0"/>
                   <wp:docPr id="1" name="Imagen 1"/>
@@ -171,10 +171,10 @@
                 <w:noProof/>
               </w:rPr>
               <w:drawing>
-                <wp:inline distT="0" distB="0" distL="0" distR="0" wp14:anchorId="2E444517" wp14:editId="0C1B564E">
+                <wp:inline distT="0" distB="0" distL="0" distR="0">
                   <wp:extent cx="800100" cy="800100"/>
                   <wp:effectExtent l="0" t="0" r="0" b="0"/>
-                  <wp:docPr id="861089630" name="Imagen 861089630"/>
+                  <wp:docPr id="49712804" name="Imagen 49712804"/>
                   <wp:cNvGraphicFramePr>
                     <a:graphicFrameLocks xmlns:a="http://schemas.openxmlformats.org/drawingml/2006/main" noChangeAspect="1"/>
                   </wp:cNvGraphicFramePr>
@@ -2728,7 +2728,7 @@
     <w:sdt>
       <w:sdtPr>
         <w:alias w:val="Contenido"/>
-        <w:id w:val="916602970"/>
+        <w:id w:val="1102612139"/>
       </w:sdtPr>
       <w:sdtEndPr/>
       <w:sdtContent>
@@ -2754,7 +2754,7 @@
           <w:r>
             <w:fldChar w:fldCharType="separate"/>
           </w:r>
-          <w:hyperlink w:anchor="_Toc242545440" w:history="1">
+          <w:hyperlink w:anchor="_Toc242549654" w:history="1">
             <w:r>
               <w:rPr>
                 <w:rStyle w:val="Hipervnculo"/>
@@ -2778,7 +2778,7 @@
               <w:rPr>
                 <w:noProof/>
               </w:rPr>
-              <w:instrText xml:space="preserve"> PAGEREF _Toc242545440 \h </w:instrText>
+              <w:instrText xml:space="preserve"> PAGEREF _Toc242549654 \h </w:instrText>
             </w:r>
             <w:r>
               <w:rPr>
@@ -2818,7 +2818,7 @@
               <w14:ligatures w14:val="standardContextual"/>
             </w:rPr>
           </w:pPr>
-          <w:hyperlink w:anchor="_Toc242545441" w:history="1">
+          <w:hyperlink w:anchor="_Toc242549655" w:history="1">
             <w:r>
               <w:rPr>
                 <w:rStyle w:val="Hipervnculo"/>
@@ -2842,7 +2842,7 @@
               <w:rPr>
                 <w:noProof/>
               </w:rPr>
-              <w:instrText xml:space="preserve"> PAGEREF _Toc242545441 \h </w:instrText>
+              <w:instrText xml:space="preserve"> PAGEREF _Toc242549655 \h </w:instrText>
             </w:r>
             <w:r>
               <w:rPr>
@@ -2882,7 +2882,7 @@
               <w14:ligatures w14:val="standardContextual"/>
             </w:rPr>
           </w:pPr>
-          <w:hyperlink w:anchor="_Toc242545442" w:history="1">
+          <w:hyperlink w:anchor="_Toc242549656" w:history="1">
             <w:r>
               <w:rPr>
                 <w:rStyle w:val="Hipervnculo"/>
@@ -2906,7 +2906,7 @@
               <w:rPr>
                 <w:noProof/>
               </w:rPr>
-              <w:instrText xml:space="preserve"> PAGEREF _Toc242545442 \h </w:instrText>
+              <w:instrText xml:space="preserve"> PAGEREF _Toc242549656 \h </w:instrText>
             </w:r>
             <w:r>
               <w:rPr>
@@ -2946,7 +2946,7 @@
               <w14:ligatures w14:val="standardContextual"/>
             </w:rPr>
           </w:pPr>
-          <w:hyperlink w:anchor="_Toc242545443" w:history="1">
+          <w:hyperlink w:anchor="_Toc242549657" w:history="1">
             <w:r>
               <w:rPr>
                 <w:rStyle w:val="Hipervnculo"/>
@@ -2970,7 +2970,7 @@
               <w:rPr>
                 <w:noProof/>
               </w:rPr>
-              <w:instrText xml:space="preserve"> PAGEREF _Toc242545443 \h </w:instrText>
+              <w:instrText xml:space="preserve"> PAGEREF _Toc242549657 \h </w:instrText>
             </w:r>
             <w:r>
               <w:rPr>
@@ -3010,7 +3010,7 @@
               <w14:ligatures w14:val="standardContextual"/>
             </w:rPr>
           </w:pPr>
-          <w:hyperlink w:anchor="_Toc242545444" w:history="1">
+          <w:hyperlink w:anchor="_Toc242549658" w:history="1">
             <w:r>
               <w:rPr>
                 <w:rStyle w:val="Hipervnculo"/>
@@ -3034,7 +3034,7 @@
               <w:rPr>
                 <w:noProof/>
               </w:rPr>
-              <w:instrText xml:space="preserve"> PAGEREF _Toc242545444 \h </w:instrText>
+              <w:instrText xml:space="preserve"> PAGEREF _Toc242549658 \h </w:instrText>
             </w:r>
             <w:r>
               <w:rPr>
@@ -3074,7 +3074,7 @@
               <w14:ligatures w14:val="standardContextual"/>
             </w:rPr>
           </w:pPr>
-          <w:hyperlink w:anchor="_Toc242545445" w:history="1">
+          <w:hyperlink w:anchor="_Toc242549659" w:history="1">
             <w:r>
               <w:rPr>
                 <w:rStyle w:val="Hipervnculo"/>
@@ -3098,7 +3098,7 @@
               <w:rPr>
                 <w:noProof/>
               </w:rPr>
-              <w:instrText xml:space="preserve"> PAGEREF _Toc242545445 \h </w:instrText>
+              <w:instrText xml:space="preserve"> PAGEREF _Toc242549659 \h </w:instrText>
             </w:r>
             <w:r>
               <w:rPr>
@@ -3138,7 +3138,7 @@
               <w14:ligatures w14:val="standardContextual"/>
             </w:rPr>
           </w:pPr>
-          <w:hyperlink w:anchor="_Toc242545446" w:history="1">
+          <w:hyperlink w:anchor="_Toc242549660" w:history="1">
             <w:r>
               <w:rPr>
                 <w:rStyle w:val="Hipervnculo"/>
@@ -3162,7 +3162,7 @@
               <w:rPr>
                 <w:noProof/>
               </w:rPr>
-              <w:instrText xml:space="preserve"> PAGEREF _Toc242545446 \h </w:instrText>
+              <w:instrText xml:space="preserve"> PAGEREF _Toc242549660 \h </w:instrText>
             </w:r>
             <w:r>
               <w:rPr>
@@ -3202,7 +3202,7 @@
               <w14:ligatures w14:val="standardContextual"/>
             </w:rPr>
           </w:pPr>
-          <w:hyperlink w:anchor="_Toc242545447" w:history="1">
+          <w:hyperlink w:anchor="_Toc242549661" w:history="1">
             <w:r>
               <w:rPr>
                 <w:rStyle w:val="Hipervnculo"/>
@@ -3226,7 +3226,7 @@
               <w:rPr>
                 <w:noProof/>
               </w:rPr>
-              <w:instrText xml:space="preserve"> PAGEREF _Toc242545447 \h </w:instrText>
+              <w:instrText xml:space="preserve"> PAGEREF _Toc242549661 \h </w:instrText>
             </w:r>
             <w:r>
               <w:rPr>
@@ -3266,7 +3266,7 @@
               <w14:ligatures w14:val="standardContextual"/>
             </w:rPr>
           </w:pPr>
-          <w:hyperlink w:anchor="_Toc242545448" w:history="1">
+          <w:hyperlink w:anchor="_Toc242549662" w:history="1">
             <w:r>
               <w:rPr>
                 <w:rStyle w:val="Hipervnculo"/>
@@ -3290,7 +3290,7 @@
               <w:rPr>
                 <w:noProof/>
               </w:rPr>
-              <w:instrText xml:space="preserve"> PAGEREF _Toc242545448 \h </w:instrText>
+              <w:instrText xml:space="preserve"> PAGEREF _Toc242549662 \h </w:instrText>
             </w:r>
             <w:r>
               <w:rPr>
@@ -3330,7 +3330,7 @@
               <w14:ligatures w14:val="standardContextual"/>
             </w:rPr>
           </w:pPr>
-          <w:hyperlink w:anchor="_Toc242545449" w:history="1">
+          <w:hyperlink w:anchor="_Toc242549663" w:history="1">
             <w:r>
               <w:rPr>
                 <w:rStyle w:val="Hipervnculo"/>
@@ -3354,7 +3354,7 @@
               <w:rPr>
                 <w:noProof/>
               </w:rPr>
-              <w:instrText xml:space="preserve"> PAGEREF _Toc242545449 \h </w:instrText>
+              <w:instrText xml:space="preserve"> PAGEREF _Toc242549663 \h </w:instrText>
             </w:r>
             <w:r>
               <w:rPr>
@@ -3404,7 +3404,7 @@
       <w:pPr>
         <w:pStyle w:val="Ttulo1"/>
       </w:pPr>
-      <w:bookmarkStart w:id="0" w:name="_Toc242545440"/>
+      <w:bookmarkStart w:id="0" w:name="_Toc242549654"/>
       <w:r>
         <w:lastRenderedPageBreak/>
         <w:t>1. Objetivo y principios</w:t>
@@ -4007,7 +4007,7 @@
       <w:pPr>
         <w:pStyle w:val="Ttulo1"/>
       </w:pPr>
-      <w:bookmarkStart w:id="1" w:name="_Toc242545441"/>
+      <w:bookmarkStart w:id="1" w:name="_Toc242549655"/>
       <w:r>
         <w:t>2. Requisitos de información de los interesados</w:t>
       </w:r>
@@ -5518,7 +5518,7 @@
       <w:pPr>
         <w:pStyle w:val="Ttulo1"/>
       </w:pPr>
-      <w:bookmarkStart w:id="2" w:name="_Toc242545442"/>
+      <w:bookmarkStart w:id="2" w:name="_Toc242549656"/>
       <w:r>
         <w:lastRenderedPageBreak/>
         <w:t>3. Matriz de comunicaciones</w:t>
@@ -8484,7 +8484,7 @@
       <w:pPr>
         <w:pStyle w:val="Ttulo1"/>
       </w:pPr>
-      <w:bookmarkStart w:id="3" w:name="_Toc242545443"/>
+      <w:bookmarkStart w:id="3" w:name="_Toc242549657"/>
       <w:r>
         <w:lastRenderedPageBreak/>
         <w:t>4. Calendario de comunicaciones</w:t>
@@ -11561,7 +11561,7 @@
       <w:pPr>
         <w:pStyle w:val="Ttulo1"/>
       </w:pPr>
-      <w:bookmarkStart w:id="4" w:name="_Toc242545444"/>
+      <w:bookmarkStart w:id="4" w:name="_Toc242549658"/>
       <w:r>
         <w:t>5. Canales y tecnología</w:t>
       </w:r>
@@ -12505,7 +12505,7 @@
       <w:pPr>
         <w:pStyle w:val="Ttulo1"/>
       </w:pPr>
-      <w:bookmarkStart w:id="5" w:name="_Toc242545445"/>
+      <w:bookmarkStart w:id="5" w:name="_Toc242549659"/>
       <w:r>
         <w:t>6. Comunicaciones del producto</w:t>
       </w:r>
@@ -13300,7 +13300,7 @@
       <w:pPr>
         <w:pStyle w:val="Ttulo1"/>
       </w:pPr>
-      <w:bookmarkStart w:id="6" w:name="_Toc242545446"/>
+      <w:bookmarkStart w:id="6" w:name="_Toc242549660"/>
       <w:r>
         <w:t>7. Formatos</w:t>
       </w:r>
@@ -13933,7 +13933,7 @@
       <w:pPr>
         <w:pStyle w:val="Ttulo1"/>
       </w:pPr>
-      <w:bookmarkStart w:id="7" w:name="_Toc242545447"/>
+      <w:bookmarkStart w:id="7" w:name="_Toc242549661"/>
       <w:r>
         <w:t>8. Reglas de reserva de la información</w:t>
       </w:r>
@@ -13999,7 +13999,7 @@
       <w:pPr>
         <w:pStyle w:val="Ttulo1"/>
       </w:pPr>
-      <w:bookmarkStart w:id="8" w:name="_Toc242545448"/>
+      <w:bookmarkStart w:id="8" w:name="_Toc242549662"/>
       <w:r>
         <w:t>9. Monitoreo, escalamiento y actualización</w:t>
       </w:r>
@@ -14743,7 +14743,7 @@
       <w:pPr>
         <w:pStyle w:val="Ttulo1"/>
       </w:pPr>
-      <w:bookmarkStart w:id="9" w:name="_Toc242545449"/>
+      <w:bookmarkStart w:id="9" w:name="_Toc242549663"/>
       <w:r>
         <w:lastRenderedPageBreak/>
         <w:t>10. Glosario</w:t>
@@ -16225,118 +16225,10 @@
 <file path=word/numbering.xml><?xml version="1.0" encoding="utf-8"?>
 <w:numbering xmlns:wpc="http://schemas.microsoft.com/office/word/2010/wordprocessingCanvas" xmlns:cx="http://schemas.microsoft.com/office/drawing/2014/chartex" xmlns:cx1="http://schemas.microsoft.com/office/drawing/2015/9/8/chartex" xmlns:cx2="http://schemas.microsoft.com/office/drawing/2015/10/21/chartex" xmlns:cx3="http://schemas.microsoft.com/office/drawing/2016/5/9/chartex" xmlns:cx4="http://schemas.microsoft.com/office/drawing/2016/5/10/chartex" xmlns:cx5="http://schemas.microsoft.com/office/drawing/2016/5/11/chartex" xmlns:cx6="http://schemas.microsoft.com/office/drawing/2016/5/12/chartex" xmlns:cx7="http://schemas.microsoft.com/office/drawing/2016/5/13/chartex" xmlns:cx8="http://schemas.microsoft.com/office/drawing/2016/5/14/chartex" xmlns:mc="http://schemas.openxmlformats.org/markup-compatibility/2006" xmlns:aink="http://schemas.microsoft.com/office/drawing/2016/ink" xmlns:am3d="http://schemas.microsoft.com/office/drawing/2017/model3d" xmlns:o="urn:schemas-microsoft-com:office:office" xmlns:oel="http://schemas.microsoft.com/office/2019/extlst" xmlns:r="http://schemas.openxmlformats.org/officeDocument/2006/relationships" xmlns:m="http://schemas.openxmlformats.org/officeDocument/2006/math" xmlns:v="urn:schemas-microsoft-com:vml" xmlns:wp14="http://schemas.microsoft.com/office/word/2010/wordprocessingDrawing" xmlns:wp="http://schemas.openxmlformats.org/drawingml/2006/wordprocessingDrawing" xmlns:w10="urn:schemas-microsoft-com:office:word" xmlns:w="http://schemas.openxmlformats.org/wordprocessingml/2006/main" xmlns:w14="http://schemas.microsoft.com/office/word/2010/wordml" xmlns:w15="http://schemas.microsoft.com/office/word/2012/wordml" xmlns:w16cex="http://schemas.microsoft.com/office/word/2018/wordml/cex" xmlns:w16cid="http://schemas.microsoft.com/office/word/2016/wordml/cid" xmlns:w16="http://schemas.microsoft.com/office/word/2018/wordml" xmlns:w16du="http://schemas.microsoft.com/office/word/2023/wordml/word16du" xmlns:w16sdtdh="http://schemas.microsoft.com/office/word/2020/wordml/sdtdatahash" xmlns:w16sdtfl="http://schemas.microsoft.com/office/word/2024/wordml/sdtformatlock" xmlns:w16se="http://schemas.microsoft.com/office/word/2015/wordml/symex" xmlns:wpg="http://schemas.microsoft.com/office/word/2010/wordprocessingGroup" xmlns:wpi="http://schemas.microsoft.com/office/word/2010/wordprocessingInk" xmlns:wne="http://schemas.microsoft.com/office/word/2006/wordml" xmlns:wps="http://schemas.microsoft.com/office/word/2010/wordprocessingShape" mc:Ignorable="w14 w15 w16se w16cid w16 w16cex w16sdtdh w16sdtfl w16du wp14">
   <w:abstractNum w:abstractNumId="0" w15:restartNumberingAfterBreak="0">
-    <w:nsid w:val="0FEF02D0"/>
+    <w:nsid w:val="291F44A4"/>
     <w:multiLevelType w:val="hybridMultilevel"/>
-    <w:tmpl w:val="24F6597E"/>
-    <w:lvl w:ilvl="0" w:tplc="8C52B7BC">
-      <w:start w:val="1"/>
-      <w:numFmt w:val="decimal"/>
-      <w:lvlText w:val="%1."/>
-      <w:lvlJc w:val="left"/>
-      <w:pPr>
-        <w:ind w:left="560" w:hanging="340"/>
-      </w:pPr>
-    </w:lvl>
-    <w:lvl w:ilvl="1" w:tplc="49FE17A2">
-      <w:numFmt w:val="decimal"/>
-      <w:lvlText w:val=""/>
-      <w:lvlJc w:val="left"/>
-    </w:lvl>
-    <w:lvl w:ilvl="2" w:tplc="EFECB430">
-      <w:numFmt w:val="decimal"/>
-      <w:lvlText w:val=""/>
-      <w:lvlJc w:val="left"/>
-    </w:lvl>
-    <w:lvl w:ilvl="3" w:tplc="19B822FE">
-      <w:numFmt w:val="decimal"/>
-      <w:lvlText w:val=""/>
-      <w:lvlJc w:val="left"/>
-    </w:lvl>
-    <w:lvl w:ilvl="4" w:tplc="EEF6DFA4">
-      <w:numFmt w:val="decimal"/>
-      <w:lvlText w:val=""/>
-      <w:lvlJc w:val="left"/>
-    </w:lvl>
-    <w:lvl w:ilvl="5" w:tplc="4A4C9CFA">
-      <w:numFmt w:val="decimal"/>
-      <w:lvlText w:val=""/>
-      <w:lvlJc w:val="left"/>
-    </w:lvl>
-    <w:lvl w:ilvl="6" w:tplc="AC3C1F2E">
-      <w:numFmt w:val="decimal"/>
-      <w:lvlText w:val=""/>
-      <w:lvlJc w:val="left"/>
-    </w:lvl>
-    <w:lvl w:ilvl="7" w:tplc="9514A652">
-      <w:numFmt w:val="decimal"/>
-      <w:lvlText w:val=""/>
-      <w:lvlJc w:val="left"/>
-    </w:lvl>
-    <w:lvl w:ilvl="8" w:tplc="40D6BCDA">
-      <w:numFmt w:val="decimal"/>
-      <w:lvlText w:val=""/>
-      <w:lvlJc w:val="left"/>
-    </w:lvl>
-  </w:abstractNum>
-  <w:abstractNum w:abstractNumId="1" w15:restartNumberingAfterBreak="0">
-    <w:nsid w:val="49771A0D"/>
-    <w:multiLevelType w:val="hybridMultilevel"/>
-    <w:tmpl w:val="25824F96"/>
-    <w:lvl w:ilvl="0" w:tplc="9BDCCC20">
-      <w:start w:val="1"/>
-      <w:numFmt w:val="bullet"/>
-      <w:lvlText w:val="•"/>
-      <w:lvlJc w:val="left"/>
-      <w:pPr>
-        <w:ind w:left="560" w:hanging="280"/>
-      </w:pPr>
-    </w:lvl>
-    <w:lvl w:ilvl="1" w:tplc="A14C6938">
-      <w:numFmt w:val="decimal"/>
-      <w:lvlText w:val=""/>
-      <w:lvlJc w:val="left"/>
-    </w:lvl>
-    <w:lvl w:ilvl="2" w:tplc="E74E395C">
-      <w:numFmt w:val="decimal"/>
-      <w:lvlText w:val=""/>
-      <w:lvlJc w:val="left"/>
-    </w:lvl>
-    <w:lvl w:ilvl="3" w:tplc="C776AC72">
-      <w:numFmt w:val="decimal"/>
-      <w:lvlText w:val=""/>
-      <w:lvlJc w:val="left"/>
-    </w:lvl>
-    <w:lvl w:ilvl="4" w:tplc="3A960506">
-      <w:numFmt w:val="decimal"/>
-      <w:lvlText w:val=""/>
-      <w:lvlJc w:val="left"/>
-    </w:lvl>
-    <w:lvl w:ilvl="5" w:tplc="FB5A310E">
-      <w:numFmt w:val="decimal"/>
-      <w:lvlText w:val=""/>
-      <w:lvlJc w:val="left"/>
-    </w:lvl>
-    <w:lvl w:ilvl="6" w:tplc="3426F75C">
-      <w:numFmt w:val="decimal"/>
-      <w:lvlText w:val=""/>
-      <w:lvlJc w:val="left"/>
-    </w:lvl>
-    <w:lvl w:ilvl="7" w:tplc="1B026B40">
-      <w:numFmt w:val="decimal"/>
-      <w:lvlText w:val=""/>
-      <w:lvlJc w:val="left"/>
-    </w:lvl>
-    <w:lvl w:ilvl="8" w:tplc="F8FEAB16">
-      <w:numFmt w:val="decimal"/>
-      <w:lvlText w:val=""/>
-      <w:lvlJc w:val="left"/>
-    </w:lvl>
-  </w:abstractNum>
-  <w:abstractNum w:abstractNumId="2" w15:restartNumberingAfterBreak="0">
-    <w:nsid w:val="64222754"/>
-    <w:multiLevelType w:val="hybridMultilevel"/>
-    <w:tmpl w:val="DC566618"/>
-    <w:lvl w:ilvl="0" w:tplc="148EDF18">
+    <w:tmpl w:val="097AE4D6"/>
+    <w:lvl w:ilvl="0" w:tplc="8C9EEEFA">
       <w:start w:val="1"/>
       <w:numFmt w:val="bullet"/>
       <w:lvlText w:val="●"/>
@@ -16345,7 +16237,7 @@
         <w:ind w:left="720" w:hanging="360"/>
       </w:pPr>
     </w:lvl>
-    <w:lvl w:ilvl="1" w:tplc="1AC2C9F8">
+    <w:lvl w:ilvl="1" w:tplc="9A08BF7C">
       <w:start w:val="1"/>
       <w:numFmt w:val="bullet"/>
       <w:lvlText w:val="○"/>
@@ -16354,7 +16246,7 @@
         <w:ind w:left="1440" w:hanging="360"/>
       </w:pPr>
     </w:lvl>
-    <w:lvl w:ilvl="2" w:tplc="CEA4150E">
+    <w:lvl w:ilvl="2" w:tplc="B0C89D36">
       <w:start w:val="1"/>
       <w:numFmt w:val="bullet"/>
       <w:lvlText w:val="■"/>
@@ -16363,7 +16255,7 @@
         <w:ind w:left="2160" w:hanging="360"/>
       </w:pPr>
     </w:lvl>
-    <w:lvl w:ilvl="3" w:tplc="0A2A6A4E">
+    <w:lvl w:ilvl="3" w:tplc="A56253FA">
       <w:start w:val="1"/>
       <w:numFmt w:val="bullet"/>
       <w:lvlText w:val="●"/>
@@ -16372,7 +16264,7 @@
         <w:ind w:left="2880" w:hanging="360"/>
       </w:pPr>
     </w:lvl>
-    <w:lvl w:ilvl="4" w:tplc="B1E2BD0A">
+    <w:lvl w:ilvl="4" w:tplc="2A101E5E">
       <w:start w:val="1"/>
       <w:numFmt w:val="bullet"/>
       <w:lvlText w:val="○"/>
@@ -16381,7 +16273,7 @@
         <w:ind w:left="3600" w:hanging="360"/>
       </w:pPr>
     </w:lvl>
-    <w:lvl w:ilvl="5" w:tplc="B2587C02">
+    <w:lvl w:ilvl="5" w:tplc="55D070CE">
       <w:start w:val="1"/>
       <w:numFmt w:val="bullet"/>
       <w:lvlText w:val="■"/>
@@ -16390,7 +16282,7 @@
         <w:ind w:left="4320" w:hanging="360"/>
       </w:pPr>
     </w:lvl>
-    <w:lvl w:ilvl="6" w:tplc="D84EB37C">
+    <w:lvl w:ilvl="6" w:tplc="FC1A25A2">
       <w:start w:val="1"/>
       <w:numFmt w:val="bullet"/>
       <w:lvlText w:val="●"/>
@@ -16399,7 +16291,7 @@
         <w:ind w:left="5040" w:hanging="360"/>
       </w:pPr>
     </w:lvl>
-    <w:lvl w:ilvl="7" w:tplc="127EB390">
+    <w:lvl w:ilvl="7" w:tplc="F9583C60">
       <w:start w:val="1"/>
       <w:numFmt w:val="bullet"/>
       <w:lvlText w:val="●"/>
@@ -16408,7 +16300,7 @@
         <w:ind w:left="5760" w:hanging="360"/>
       </w:pPr>
     </w:lvl>
-    <w:lvl w:ilvl="8" w:tplc="5156A962">
+    <w:lvl w:ilvl="8" w:tplc="BEF08EC4">
       <w:start w:val="1"/>
       <w:numFmt w:val="bullet"/>
       <w:lvlText w:val="●"/>
@@ -16418,14 +16310,122 @@
       </w:pPr>
     </w:lvl>
   </w:abstractNum>
-  <w:num w:numId="1" w16cid:durableId="692533348">
-    <w:abstractNumId w:val="2"/>
+  <w:abstractNum w:abstractNumId="1" w15:restartNumberingAfterBreak="0">
+    <w:nsid w:val="3E691584"/>
+    <w:multiLevelType w:val="hybridMultilevel"/>
+    <w:tmpl w:val="1D10672C"/>
+    <w:lvl w:ilvl="0" w:tplc="779ACB40">
+      <w:start w:val="1"/>
+      <w:numFmt w:val="decimal"/>
+      <w:lvlText w:val="%1."/>
+      <w:lvlJc w:val="left"/>
+      <w:pPr>
+        <w:ind w:left="560" w:hanging="340"/>
+      </w:pPr>
+    </w:lvl>
+    <w:lvl w:ilvl="1" w:tplc="088E978A">
+      <w:numFmt w:val="decimal"/>
+      <w:lvlText w:val=""/>
+      <w:lvlJc w:val="left"/>
+    </w:lvl>
+    <w:lvl w:ilvl="2" w:tplc="282A5A02">
+      <w:numFmt w:val="decimal"/>
+      <w:lvlText w:val=""/>
+      <w:lvlJc w:val="left"/>
+    </w:lvl>
+    <w:lvl w:ilvl="3" w:tplc="57C6A38A">
+      <w:numFmt w:val="decimal"/>
+      <w:lvlText w:val=""/>
+      <w:lvlJc w:val="left"/>
+    </w:lvl>
+    <w:lvl w:ilvl="4" w:tplc="97786D86">
+      <w:numFmt w:val="decimal"/>
+      <w:lvlText w:val=""/>
+      <w:lvlJc w:val="left"/>
+    </w:lvl>
+    <w:lvl w:ilvl="5" w:tplc="1632BB4C">
+      <w:numFmt w:val="decimal"/>
+      <w:lvlText w:val=""/>
+      <w:lvlJc w:val="left"/>
+    </w:lvl>
+    <w:lvl w:ilvl="6" w:tplc="ED58F01A">
+      <w:numFmt w:val="decimal"/>
+      <w:lvlText w:val=""/>
+      <w:lvlJc w:val="left"/>
+    </w:lvl>
+    <w:lvl w:ilvl="7" w:tplc="9A22A1E8">
+      <w:numFmt w:val="decimal"/>
+      <w:lvlText w:val=""/>
+      <w:lvlJc w:val="left"/>
+    </w:lvl>
+    <w:lvl w:ilvl="8" w:tplc="A80420AE">
+      <w:numFmt w:val="decimal"/>
+      <w:lvlText w:val=""/>
+      <w:lvlJc w:val="left"/>
+    </w:lvl>
+  </w:abstractNum>
+  <w:abstractNum w:abstractNumId="2" w15:restartNumberingAfterBreak="0">
+    <w:nsid w:val="78467AB3"/>
+    <w:multiLevelType w:val="hybridMultilevel"/>
+    <w:tmpl w:val="DBA879D8"/>
+    <w:lvl w:ilvl="0" w:tplc="BF80450C">
+      <w:start w:val="1"/>
+      <w:numFmt w:val="bullet"/>
+      <w:lvlText w:val="•"/>
+      <w:lvlJc w:val="left"/>
+      <w:pPr>
+        <w:ind w:left="560" w:hanging="280"/>
+      </w:pPr>
+    </w:lvl>
+    <w:lvl w:ilvl="1" w:tplc="72FC9FA6">
+      <w:numFmt w:val="decimal"/>
+      <w:lvlText w:val=""/>
+      <w:lvlJc w:val="left"/>
+    </w:lvl>
+    <w:lvl w:ilvl="2" w:tplc="3AB49A18">
+      <w:numFmt w:val="decimal"/>
+      <w:lvlText w:val=""/>
+      <w:lvlJc w:val="left"/>
+    </w:lvl>
+    <w:lvl w:ilvl="3" w:tplc="3992F328">
+      <w:numFmt w:val="decimal"/>
+      <w:lvlText w:val=""/>
+      <w:lvlJc w:val="left"/>
+    </w:lvl>
+    <w:lvl w:ilvl="4" w:tplc="C876E456">
+      <w:numFmt w:val="decimal"/>
+      <w:lvlText w:val=""/>
+      <w:lvlJc w:val="left"/>
+    </w:lvl>
+    <w:lvl w:ilvl="5" w:tplc="4A262776">
+      <w:numFmt w:val="decimal"/>
+      <w:lvlText w:val=""/>
+      <w:lvlJc w:val="left"/>
+    </w:lvl>
+    <w:lvl w:ilvl="6" w:tplc="390CFC1A">
+      <w:numFmt w:val="decimal"/>
+      <w:lvlText w:val=""/>
+      <w:lvlJc w:val="left"/>
+    </w:lvl>
+    <w:lvl w:ilvl="7" w:tplc="13BEAFC0">
+      <w:numFmt w:val="decimal"/>
+      <w:lvlText w:val=""/>
+      <w:lvlJc w:val="left"/>
+    </w:lvl>
+    <w:lvl w:ilvl="8" w:tplc="E3688B76">
+      <w:numFmt w:val="decimal"/>
+      <w:lvlText w:val=""/>
+      <w:lvlJc w:val="left"/>
+    </w:lvl>
+  </w:abstractNum>
+  <w:num w:numId="1" w16cid:durableId="637224872">
+    <w:abstractNumId w:val="0"/>
     <w:lvlOverride w:ilvl="0">
       <w:startOverride w:val="1"/>
     </w:lvlOverride>
   </w:num>
-  <w:num w:numId="2" w16cid:durableId="1178469755">
-    <w:abstractNumId w:val="1"/>
+  <w:num w:numId="2" w16cid:durableId="1880849312">
+    <w:abstractNumId w:val="2"/>
     <w:lvlOverride w:ilvl="0">
       <w:startOverride w:val="1"/>
     </w:lvlOverride>
@@ -17017,7 +17017,7 @@
     <w:autoRedefine/>
     <w:uiPriority w:val="39"/>
     <w:unhideWhenUsed/>
-    <w:rsid w:val="00C063A2"/>
+    <w:rsid w:val="00575434"/>
     <w:pPr>
       <w:spacing w:after="100"/>
     </w:pPr>

--- a/public/documentos/INT-03-plan-de-gestion-de-las-comunicaciones.docx
+++ b/public/documentos/INT-03-plan-de-gestion-de-las-comunicaciones.docx
@@ -52,7 +52,7 @@
                 <w:noProof/>
               </w:rPr>
               <w:drawing>
-                <wp:inline distT="0" distB="0" distL="0" distR="0">
+                <wp:inline distT="0" distB="0" distL="0" distR="0" wp14:anchorId="516B6C23" wp14:editId="21206710">
                   <wp:extent cx="990600" cy="990600"/>
                   <wp:effectExtent l="0" t="0" r="0" b="0"/>
                   <wp:docPr id="1" name="Imagen 1"/>
@@ -171,10 +171,10 @@
                 <w:noProof/>
               </w:rPr>
               <w:drawing>
-                <wp:inline distT="0" distB="0" distL="0" distR="0">
+                <wp:inline distT="0" distB="0" distL="0" distR="0" wp14:anchorId="731E9D50" wp14:editId="7885F15B">
                   <wp:extent cx="800100" cy="800100"/>
                   <wp:effectExtent l="0" t="0" r="0" b="0"/>
-                  <wp:docPr id="49712804" name="Imagen 49712804"/>
+                  <wp:docPr id="1435708705" name="Imagen 1435708705"/>
                   <wp:cNvGraphicFramePr>
                     <a:graphicFrameLocks xmlns:a="http://schemas.openxmlformats.org/drawingml/2006/main" noChangeAspect="1"/>
                   </wp:cNvGraphicFramePr>
@@ -759,7 +759,7 @@
                 <w:sz w:val="19"/>
                 <w:szCs w:val="19"/>
               </w:rPr>
-              <w:t>INT-03  ·  Versión 1.1  ·  10/10/2026</w:t>
+              <w:t>INT-03  ·  Versión 1.2  ·  17/10/2026</w:t>
             </w:r>
           </w:p>
         </w:tc>
@@ -1117,7 +1117,7 @@
                 <w:sz w:val="17"/>
                 <w:szCs w:val="17"/>
               </w:rPr>
-              <w:t>Responsable del modelo de Machine Learning</w:t>
+              <w:t>Responsable del modelo de Machine Learning y Product Owner</w:t>
             </w:r>
           </w:p>
         </w:tc>
@@ -2263,6 +2263,145 @@
           </w:p>
         </w:tc>
       </w:tr>
+      <w:tr>
+        <w:tblPrEx>
+          <w:tblCellMar>
+            <w:top w:w="0" w:type="dxa"/>
+            <w:bottom w:w="0" w:type="dxa"/>
+          </w:tblCellMar>
+        </w:tblPrEx>
+        <w:trPr>
+          <w:cantSplit/>
+        </w:trPr>
+        <w:tc>
+          <w:tcPr>
+            <w:tcW w:w="1054" w:type="dxa"/>
+            <w:tcBorders>
+              <w:top w:val="single" w:sz="4" w:space="0" w:color="B8C2CC"/>
+              <w:left w:val="single" w:sz="4" w:space="0" w:color="B8C2CC"/>
+              <w:bottom w:val="single" w:sz="4" w:space="0" w:color="B8C2CC"/>
+              <w:right w:val="single" w:sz="4" w:space="0" w:color="B8C2CC"/>
+            </w:tcBorders>
+            <w:tcMar>
+              <w:top w:w="55" w:type="dxa"/>
+              <w:left w:w="85" w:type="dxa"/>
+              <w:bottom w:w="55" w:type="dxa"/>
+              <w:right w:w="85" w:type="dxa"/>
+            </w:tcMar>
+            <w:vAlign w:val="center"/>
+          </w:tcPr>
+          <w:p>
+            <w:pPr>
+              <w:spacing w:line="250" w:lineRule="auto"/>
+            </w:pPr>
+            <w:r>
+              <w:rPr>
+                <w:rFonts w:ascii="Arial" w:eastAsia="Arial" w:hAnsi="Arial" w:cs="Arial"/>
+                <w:color w:val="1A1A1A"/>
+                <w:sz w:val="18"/>
+                <w:szCs w:val="18"/>
+              </w:rPr>
+              <w:t>1.2</w:t>
+            </w:r>
+          </w:p>
+        </w:tc>
+        <w:tc>
+          <w:tcPr>
+            <w:tcW w:w="1405" w:type="dxa"/>
+            <w:tcBorders>
+              <w:top w:val="single" w:sz="4" w:space="0" w:color="B8C2CC"/>
+              <w:left w:val="single" w:sz="4" w:space="0" w:color="B8C2CC"/>
+              <w:bottom w:val="single" w:sz="4" w:space="0" w:color="B8C2CC"/>
+              <w:right w:val="single" w:sz="4" w:space="0" w:color="B8C2CC"/>
+            </w:tcBorders>
+            <w:tcMar>
+              <w:top w:w="55" w:type="dxa"/>
+              <w:left w:w="85" w:type="dxa"/>
+              <w:bottom w:w="55" w:type="dxa"/>
+              <w:right w:w="85" w:type="dxa"/>
+            </w:tcMar>
+            <w:vAlign w:val="center"/>
+          </w:tcPr>
+          <w:p>
+            <w:pPr>
+              <w:spacing w:line="250" w:lineRule="auto"/>
+            </w:pPr>
+            <w:r>
+              <w:rPr>
+                <w:rFonts w:ascii="Arial" w:eastAsia="Arial" w:hAnsi="Arial" w:cs="Arial"/>
+                <w:color w:val="1A1A1A"/>
+                <w:sz w:val="18"/>
+                <w:szCs w:val="18"/>
+              </w:rPr>
+              <w:t>17/10/2026</w:t>
+            </w:r>
+          </w:p>
+        </w:tc>
+        <w:tc>
+          <w:tcPr>
+            <w:tcW w:w="4129" w:type="dxa"/>
+            <w:tcBorders>
+              <w:top w:val="single" w:sz="4" w:space="0" w:color="B8C2CC"/>
+              <w:left w:val="single" w:sz="4" w:space="0" w:color="B8C2CC"/>
+              <w:bottom w:val="single" w:sz="4" w:space="0" w:color="B8C2CC"/>
+              <w:right w:val="single" w:sz="4" w:space="0" w:color="B8C2CC"/>
+            </w:tcBorders>
+            <w:tcMar>
+              <w:top w:w="55" w:type="dxa"/>
+              <w:left w:w="85" w:type="dxa"/>
+              <w:bottom w:w="55" w:type="dxa"/>
+              <w:right w:w="85" w:type="dxa"/>
+            </w:tcMar>
+            <w:vAlign w:val="center"/>
+          </w:tcPr>
+          <w:p>
+            <w:pPr>
+              <w:spacing w:line="250" w:lineRule="auto"/>
+            </w:pPr>
+            <w:r>
+              <w:rPr>
+                <w:rFonts w:ascii="Arial" w:eastAsia="Arial" w:hAnsi="Arial" w:cs="Arial"/>
+                <w:color w:val="1A1A1A"/>
+                <w:sz w:val="18"/>
+                <w:szCs w:val="18"/>
+              </w:rPr>
+              <w:t>Canal único con el colegio a través del Product Owner (SC-11), aviso a los apoderados por WhatsApp de los tutores y avances semanales los sábados.</w:t>
+            </w:r>
+          </w:p>
+        </w:tc>
+        <w:tc>
+          <w:tcPr>
+            <w:tcW w:w="2199" w:type="dxa"/>
+            <w:tcBorders>
+              <w:top w:val="single" w:sz="4" w:space="0" w:color="B8C2CC"/>
+              <w:left w:val="single" w:sz="4" w:space="0" w:color="B8C2CC"/>
+              <w:bottom w:val="single" w:sz="4" w:space="0" w:color="B8C2CC"/>
+              <w:right w:val="single" w:sz="4" w:space="0" w:color="B8C2CC"/>
+            </w:tcBorders>
+            <w:tcMar>
+              <w:top w:w="55" w:type="dxa"/>
+              <w:left w:w="85" w:type="dxa"/>
+              <w:bottom w:w="55" w:type="dxa"/>
+              <w:right w:w="85" w:type="dxa"/>
+            </w:tcMar>
+            <w:vAlign w:val="center"/>
+          </w:tcPr>
+          <w:p>
+            <w:pPr>
+              <w:spacing w:line="250" w:lineRule="auto"/>
+            </w:pPr>
+            <w:r>
+              <w:rPr>
+                <w:rFonts w:ascii="Arial" w:eastAsia="Arial" w:hAnsi="Arial" w:cs="Arial"/>
+                <w:color w:val="1A1A1A"/>
+                <w:sz w:val="18"/>
+                <w:szCs w:val="18"/>
+              </w:rPr>
+              <w:t>Jhostin J. Galarza Camarena</w:t>
+            </w:r>
+          </w:p>
+        </w:tc>
+      </w:tr>
     </w:tbl>
     <w:p>
       <w:pPr>
@@ -2728,7 +2867,7 @@
     <w:sdt>
       <w:sdtPr>
         <w:alias w:val="Contenido"/>
-        <w:id w:val="1102612139"/>
+        <w:id w:val="1287084129"/>
       </w:sdtPr>
       <w:sdtEndPr/>
       <w:sdtContent>
@@ -2754,7 +2893,7 @@
           <w:r>
             <w:fldChar w:fldCharType="separate"/>
           </w:r>
-          <w:hyperlink w:anchor="_Toc242549654" w:history="1">
+          <w:hyperlink w:anchor="_Toc243091714" w:history="1">
             <w:r>
               <w:rPr>
                 <w:rStyle w:val="Hipervnculo"/>
@@ -2778,7 +2917,7 @@
               <w:rPr>
                 <w:noProof/>
               </w:rPr>
-              <w:instrText xml:space="preserve"> PAGEREF _Toc242549654 \h </w:instrText>
+              <w:instrText xml:space="preserve"> PAGEREF _Toc243091714 \h </w:instrText>
             </w:r>
             <w:r>
               <w:rPr>
@@ -2795,7 +2934,7 @@
               <w:rPr>
                 <w:noProof/>
               </w:rPr>
-              <w:t>3</w:t>
+              <w:t>4</w:t>
             </w:r>
             <w:r>
               <w:rPr>
@@ -2818,7 +2957,7 @@
               <w14:ligatures w14:val="standardContextual"/>
             </w:rPr>
           </w:pPr>
-          <w:hyperlink w:anchor="_Toc242549655" w:history="1">
+          <w:hyperlink w:anchor="_Toc243091715" w:history="1">
             <w:r>
               <w:rPr>
                 <w:rStyle w:val="Hipervnculo"/>
@@ -2842,7 +2981,7 @@
               <w:rPr>
                 <w:noProof/>
               </w:rPr>
-              <w:instrText xml:space="preserve"> PAGEREF _Toc242549655 \h </w:instrText>
+              <w:instrText xml:space="preserve"> PAGEREF _Toc243091715 \h </w:instrText>
             </w:r>
             <w:r>
               <w:rPr>
@@ -2859,7 +2998,7 @@
               <w:rPr>
                 <w:noProof/>
               </w:rPr>
-              <w:t>3</w:t>
+              <w:t>4</w:t>
             </w:r>
             <w:r>
               <w:rPr>
@@ -2882,7 +3021,7 @@
               <w14:ligatures w14:val="standardContextual"/>
             </w:rPr>
           </w:pPr>
-          <w:hyperlink w:anchor="_Toc242549656" w:history="1">
+          <w:hyperlink w:anchor="_Toc243091716" w:history="1">
             <w:r>
               <w:rPr>
                 <w:rStyle w:val="Hipervnculo"/>
@@ -2906,7 +3045,7 @@
               <w:rPr>
                 <w:noProof/>
               </w:rPr>
-              <w:instrText xml:space="preserve"> PAGEREF _Toc242549656 \h </w:instrText>
+              <w:instrText xml:space="preserve"> PAGEREF _Toc243091716 \h </w:instrText>
             </w:r>
             <w:r>
               <w:rPr>
@@ -2923,7 +3062,7 @@
               <w:rPr>
                 <w:noProof/>
               </w:rPr>
-              <w:t>5</w:t>
+              <w:t>6</w:t>
             </w:r>
             <w:r>
               <w:rPr>
@@ -2946,7 +3085,7 @@
               <w14:ligatures w14:val="standardContextual"/>
             </w:rPr>
           </w:pPr>
-          <w:hyperlink w:anchor="_Toc242549657" w:history="1">
+          <w:hyperlink w:anchor="_Toc243091717" w:history="1">
             <w:r>
               <w:rPr>
                 <w:rStyle w:val="Hipervnculo"/>
@@ -2970,7 +3109,7 @@
               <w:rPr>
                 <w:noProof/>
               </w:rPr>
-              <w:instrText xml:space="preserve"> PAGEREF _Toc242549657 \h </w:instrText>
+              <w:instrText xml:space="preserve"> PAGEREF _Toc243091717 \h </w:instrText>
             </w:r>
             <w:r>
               <w:rPr>
@@ -2987,7 +3126,7 @@
               <w:rPr>
                 <w:noProof/>
               </w:rPr>
-              <w:t>6</w:t>
+              <w:t>7</w:t>
             </w:r>
             <w:r>
               <w:rPr>
@@ -3010,7 +3149,7 @@
               <w14:ligatures w14:val="standardContextual"/>
             </w:rPr>
           </w:pPr>
-          <w:hyperlink w:anchor="_Toc242549658" w:history="1">
+          <w:hyperlink w:anchor="_Toc243091718" w:history="1">
             <w:r>
               <w:rPr>
                 <w:rStyle w:val="Hipervnculo"/>
@@ -3034,7 +3173,7 @@
               <w:rPr>
                 <w:noProof/>
               </w:rPr>
-              <w:instrText xml:space="preserve"> PAGEREF _Toc242549658 \h </w:instrText>
+              <w:instrText xml:space="preserve"> PAGEREF _Toc243091718 \h </w:instrText>
             </w:r>
             <w:r>
               <w:rPr>
@@ -3051,7 +3190,7 @@
               <w:rPr>
                 <w:noProof/>
               </w:rPr>
-              <w:t>6</w:t>
+              <w:t>7</w:t>
             </w:r>
             <w:r>
               <w:rPr>
@@ -3074,7 +3213,7 @@
               <w14:ligatures w14:val="standardContextual"/>
             </w:rPr>
           </w:pPr>
-          <w:hyperlink w:anchor="_Toc242549659" w:history="1">
+          <w:hyperlink w:anchor="_Toc243091719" w:history="1">
             <w:r>
               <w:rPr>
                 <w:rStyle w:val="Hipervnculo"/>
@@ -3098,7 +3237,7 @@
               <w:rPr>
                 <w:noProof/>
               </w:rPr>
-              <w:instrText xml:space="preserve"> PAGEREF _Toc242549659 \h </w:instrText>
+              <w:instrText xml:space="preserve"> PAGEREF _Toc243091719 \h </w:instrText>
             </w:r>
             <w:r>
               <w:rPr>
@@ -3115,7 +3254,7 @@
               <w:rPr>
                 <w:noProof/>
               </w:rPr>
-              <w:t>7</w:t>
+              <w:t>8</w:t>
             </w:r>
             <w:r>
               <w:rPr>
@@ -3138,7 +3277,7 @@
               <w14:ligatures w14:val="standardContextual"/>
             </w:rPr>
           </w:pPr>
-          <w:hyperlink w:anchor="_Toc242549660" w:history="1">
+          <w:hyperlink w:anchor="_Toc243091720" w:history="1">
             <w:r>
               <w:rPr>
                 <w:rStyle w:val="Hipervnculo"/>
@@ -3162,7 +3301,7 @@
               <w:rPr>
                 <w:noProof/>
               </w:rPr>
-              <w:instrText xml:space="preserve"> PAGEREF _Toc242549660 \h </w:instrText>
+              <w:instrText xml:space="preserve"> PAGEREF _Toc243091720 \h </w:instrText>
             </w:r>
             <w:r>
               <w:rPr>
@@ -3179,7 +3318,7 @@
               <w:rPr>
                 <w:noProof/>
               </w:rPr>
-              <w:t>7</w:t>
+              <w:t>8</w:t>
             </w:r>
             <w:r>
               <w:rPr>
@@ -3202,7 +3341,7 @@
               <w14:ligatures w14:val="standardContextual"/>
             </w:rPr>
           </w:pPr>
-          <w:hyperlink w:anchor="_Toc242549661" w:history="1">
+          <w:hyperlink w:anchor="_Toc243091721" w:history="1">
             <w:r>
               <w:rPr>
                 <w:rStyle w:val="Hipervnculo"/>
@@ -3226,7 +3365,7 @@
               <w:rPr>
                 <w:noProof/>
               </w:rPr>
-              <w:instrText xml:space="preserve"> PAGEREF _Toc242549661 \h </w:instrText>
+              <w:instrText xml:space="preserve"> PAGEREF _Toc243091721 \h </w:instrText>
             </w:r>
             <w:r>
               <w:rPr>
@@ -3243,7 +3382,7 @@
               <w:rPr>
                 <w:noProof/>
               </w:rPr>
-              <w:t>8</w:t>
+              <w:t>9</w:t>
             </w:r>
             <w:r>
               <w:rPr>
@@ -3266,7 +3405,7 @@
               <w14:ligatures w14:val="standardContextual"/>
             </w:rPr>
           </w:pPr>
-          <w:hyperlink w:anchor="_Toc242549662" w:history="1">
+          <w:hyperlink w:anchor="_Toc243091722" w:history="1">
             <w:r>
               <w:rPr>
                 <w:rStyle w:val="Hipervnculo"/>
@@ -3290,7 +3429,7 @@
               <w:rPr>
                 <w:noProof/>
               </w:rPr>
-              <w:instrText xml:space="preserve"> PAGEREF _Toc242549662 \h </w:instrText>
+              <w:instrText xml:space="preserve"> PAGEREF _Toc243091722 \h </w:instrText>
             </w:r>
             <w:r>
               <w:rPr>
@@ -3307,7 +3446,7 @@
               <w:rPr>
                 <w:noProof/>
               </w:rPr>
-              <w:t>8</w:t>
+              <w:t>9</w:t>
             </w:r>
             <w:r>
               <w:rPr>
@@ -3330,7 +3469,7 @@
               <w14:ligatures w14:val="standardContextual"/>
             </w:rPr>
           </w:pPr>
-          <w:hyperlink w:anchor="_Toc242549663" w:history="1">
+          <w:hyperlink w:anchor="_Toc243091723" w:history="1">
             <w:r>
               <w:rPr>
                 <w:rStyle w:val="Hipervnculo"/>
@@ -3354,7 +3493,7 @@
               <w:rPr>
                 <w:noProof/>
               </w:rPr>
-              <w:instrText xml:space="preserve"> PAGEREF _Toc242549663 \h </w:instrText>
+              <w:instrText xml:space="preserve"> PAGEREF _Toc243091723 \h </w:instrText>
             </w:r>
             <w:r>
               <w:rPr>
@@ -3371,7 +3510,7 @@
               <w:rPr>
                 <w:noProof/>
               </w:rPr>
-              <w:t>9</w:t>
+              <w:t>10</w:t>
             </w:r>
             <w:r>
               <w:rPr>
@@ -3383,6 +3522,7 @@
         </w:p>
         <w:p>
           <w:r>
+            <w:lastRenderedPageBreak/>
             <w:fldChar w:fldCharType="end"/>
           </w:r>
         </w:p>
@@ -3404,7 +3544,7 @@
       <w:pPr>
         <w:pStyle w:val="Ttulo1"/>
       </w:pPr>
-      <w:bookmarkStart w:id="0" w:name="_Toc242549654"/>
+      <w:bookmarkStart w:id="0" w:name="_Toc243091714"/>
       <w:r>
         <w:lastRenderedPageBreak/>
         <w:t>1. Objetivo y principios</w:t>
@@ -4007,7 +4147,7 @@
       <w:pPr>
         <w:pStyle w:val="Ttulo1"/>
       </w:pPr>
-      <w:bookmarkStart w:id="1" w:name="_Toc242549655"/>
+      <w:bookmarkStart w:id="1" w:name="_Toc243091715"/>
       <w:r>
         <w:t>2. Requisitos de información de los interesados</w:t>
       </w:r>
@@ -4330,7 +4470,7 @@
                 <w:sz w:val="15"/>
                 <w:szCs w:val="15"/>
               </w:rPr>
-              <w:t>Resumen de una página y reunión breve.</w:t>
+              <w:t>Resumen de una página que le entrega el Product Owner.</w:t>
             </w:r>
           </w:p>
         </w:tc>
@@ -4472,7 +4612,7 @@
                 <w:sz w:val="15"/>
                 <w:szCs w:val="15"/>
               </w:rPr>
-              <w:t>Demostración del sistema y acta.</w:t>
+              <w:t>Información y demostración a través del Product Owner.</w:t>
             </w:r>
           </w:p>
         </w:tc>
@@ -4754,7 +4894,7 @@
                 <w:sz w:val="15"/>
                 <w:szCs w:val="15"/>
               </w:rPr>
-              <w:t>Pedido escrito breve y reunión.</w:t>
+              <w:t>Pedido escrito breve que entrega el Product Owner.</w:t>
             </w:r>
           </w:p>
         </w:tc>
@@ -4894,7 +5034,7 @@
                 <w:sz w:val="15"/>
                 <w:szCs w:val="15"/>
               </w:rPr>
-              <w:t>Comunicado del colegio.</w:t>
+              <w:t>Mensaje de WhatsApp del tutor de aula.</w:t>
             </w:r>
           </w:p>
         </w:tc>
@@ -5518,7 +5658,7 @@
       <w:pPr>
         <w:pStyle w:val="Ttulo1"/>
       </w:pPr>
-      <w:bookmarkStart w:id="2" w:name="_Toc242549656"/>
+      <w:bookmarkStart w:id="2" w:name="_Toc243091716"/>
       <w:r>
         <w:lastRenderedPageBreak/>
         <w:t>3. Matriz de comunicaciones</w:t>
@@ -6008,7 +6148,7 @@
                 <w:sz w:val="15"/>
                 <w:szCs w:val="15"/>
               </w:rPr>
-              <w:t>Reunión presencial y documento PDF</w:t>
+              <w:t>Documento PDF que el Product Owner entrega a la Dirección</w:t>
             </w:r>
           </w:p>
         </w:tc>
@@ -6182,7 +6322,7 @@
                 <w:sz w:val="15"/>
                 <w:szCs w:val="15"/>
               </w:rPr>
-              <w:t>Patrocinadora, coordinación y tutores invitados</w:t>
+              <w:t>Product Owner; la Dirección da su conformidad por su intermedio</w:t>
             </w:r>
           </w:p>
         </w:tc>
@@ -6248,7 +6388,7 @@
                 <w:sz w:val="15"/>
                 <w:szCs w:val="15"/>
               </w:rPr>
-              <w:t>Reunión presencial en el colegio</w:t>
+              <w:t>Demostración al Product Owner</w:t>
             </w:r>
           </w:p>
         </w:tc>
@@ -6692,7 +6832,7 @@
                 <w:sz w:val="15"/>
                 <w:szCs w:val="15"/>
               </w:rPr>
-              <w:t>Jadira Vasquez</w:t>
+              <w:t>Jadira Vasquez, por medio del Product Owner</w:t>
             </w:r>
           </w:p>
         </w:tc>
@@ -6725,7 +6865,7 @@
                 <w:sz w:val="15"/>
                 <w:szCs w:val="15"/>
               </w:rPr>
-              <w:t>Presencial; mensaje directo para coordinar</w:t>
+              <w:t>Pedido escrito que el Product Owner entrega en el colegio</w:t>
             </w:r>
           </w:p>
         </w:tc>
@@ -7407,7 +7547,7 @@
                 <w:sz w:val="15"/>
                 <w:szCs w:val="15"/>
               </w:rPr>
-              <w:t>Dirección; redacta el equipo</w:t>
+              <w:t>Dirección, por medio de los tutores; redacta el equipo</w:t>
             </w:r>
           </w:p>
         </w:tc>
@@ -7439,7 +7579,7 @@
                 <w:sz w:val="15"/>
                 <w:szCs w:val="15"/>
               </w:rPr>
-              <w:t>Comunicado impreso o agenda, y WhatsApp del colegio</w:t>
+              <w:t>Mensaje de WhatsApp del tutor de cada aula</w:t>
             </w:r>
           </w:p>
         </w:tc>
@@ -7503,7 +7643,7 @@
                 <w:sz w:val="15"/>
                 <w:szCs w:val="15"/>
               </w:rPr>
-              <w:t>Comunicado y cargo de recepción</w:t>
+              <w:t>Texto del mensaje y confirmación de envío de cada tutor</w:t>
             </w:r>
           </w:p>
         </w:tc>
@@ -8265,6 +8405,242 @@
                 <w:sz w:val="15"/>
                 <w:szCs w:val="15"/>
               </w:rPr>
+              <w:t>PC-12</w:t>
+            </w:r>
+          </w:p>
+        </w:tc>
+        <w:tc>
+          <w:tcPr>
+            <w:tcW w:w="2914" w:type="dxa"/>
+            <w:tcBorders>
+              <w:top w:val="single" w:sz="4" w:space="0" w:color="B8C2CC"/>
+              <w:left w:val="single" w:sz="4" w:space="0" w:color="B8C2CC"/>
+              <w:bottom w:val="single" w:sz="4" w:space="0" w:color="B8C2CC"/>
+              <w:right w:val="single" w:sz="4" w:space="0" w:color="B8C2CC"/>
+            </w:tcBorders>
+            <w:tcMar>
+              <w:top w:w="55" w:type="dxa"/>
+              <w:left w:w="85" w:type="dxa"/>
+              <w:bottom w:w="55" w:type="dxa"/>
+              <w:right w:w="85" w:type="dxa"/>
+            </w:tcMar>
+            <w:vAlign w:val="center"/>
+          </w:tcPr>
+          <w:p>
+            <w:pPr>
+              <w:spacing w:line="250" w:lineRule="auto"/>
+            </w:pPr>
+            <w:r>
+              <w:rPr>
+                <w:rFonts w:ascii="Arial" w:eastAsia="Arial" w:hAnsi="Arial" w:cs="Arial"/>
+                <w:color w:val="1A1A1A"/>
+                <w:sz w:val="15"/>
+                <w:szCs w:val="15"/>
+              </w:rPr>
+              <w:t>Coordinación con el colegio: pedidos, observaciones e indicaciones</w:t>
+            </w:r>
+          </w:p>
+        </w:tc>
+        <w:tc>
+          <w:tcPr>
+            <w:tcW w:w="2476" w:type="dxa"/>
+            <w:tcBorders>
+              <w:top w:val="single" w:sz="4" w:space="0" w:color="B8C2CC"/>
+              <w:left w:val="single" w:sz="4" w:space="0" w:color="B8C2CC"/>
+              <w:bottom w:val="single" w:sz="4" w:space="0" w:color="B8C2CC"/>
+              <w:right w:val="single" w:sz="4" w:space="0" w:color="B8C2CC"/>
+            </w:tcBorders>
+            <w:tcMar>
+              <w:top w:w="55" w:type="dxa"/>
+              <w:left w:w="85" w:type="dxa"/>
+              <w:bottom w:w="55" w:type="dxa"/>
+              <w:right w:w="85" w:type="dxa"/>
+            </w:tcMar>
+            <w:vAlign w:val="center"/>
+          </w:tcPr>
+          <w:p>
+            <w:pPr>
+              <w:spacing w:line="250" w:lineRule="auto"/>
+            </w:pPr>
+            <w:r>
+              <w:rPr>
+                <w:rFonts w:ascii="Arial" w:eastAsia="Arial" w:hAnsi="Arial" w:cs="Arial"/>
+                <w:color w:val="1A1A1A"/>
+                <w:sz w:val="15"/>
+                <w:szCs w:val="15"/>
+              </w:rPr>
+              <w:t>Dirección, coordinación y docentes</w:t>
+            </w:r>
+          </w:p>
+        </w:tc>
+        <w:tc>
+          <w:tcPr>
+            <w:tcW w:w="1748" w:type="dxa"/>
+            <w:tcBorders>
+              <w:top w:val="single" w:sz="4" w:space="0" w:color="B8C2CC"/>
+              <w:left w:val="single" w:sz="4" w:space="0" w:color="B8C2CC"/>
+              <w:bottom w:val="single" w:sz="4" w:space="0" w:color="B8C2CC"/>
+              <w:right w:val="single" w:sz="4" w:space="0" w:color="B8C2CC"/>
+            </w:tcBorders>
+            <w:tcMar>
+              <w:top w:w="55" w:type="dxa"/>
+              <w:left w:w="85" w:type="dxa"/>
+              <w:bottom w:w="55" w:type="dxa"/>
+              <w:right w:w="85" w:type="dxa"/>
+            </w:tcMar>
+            <w:vAlign w:val="center"/>
+          </w:tcPr>
+          <w:p>
+            <w:pPr>
+              <w:spacing w:line="250" w:lineRule="auto"/>
+            </w:pPr>
+            <w:r>
+              <w:rPr>
+                <w:rFonts w:ascii="Arial" w:eastAsia="Arial" w:hAnsi="Arial" w:cs="Arial"/>
+                <w:color w:val="1A1A1A"/>
+                <w:sz w:val="15"/>
+                <w:szCs w:val="15"/>
+              </w:rPr>
+              <w:t>Helber Perez (Product Owner)</w:t>
+            </w:r>
+          </w:p>
+        </w:tc>
+        <w:tc>
+          <w:tcPr>
+            <w:tcW w:w="2331" w:type="dxa"/>
+            <w:tcBorders>
+              <w:top w:val="single" w:sz="4" w:space="0" w:color="B8C2CC"/>
+              <w:left w:val="single" w:sz="4" w:space="0" w:color="B8C2CC"/>
+              <w:bottom w:val="single" w:sz="4" w:space="0" w:color="B8C2CC"/>
+              <w:right w:val="single" w:sz="4" w:space="0" w:color="B8C2CC"/>
+            </w:tcBorders>
+            <w:tcMar>
+              <w:top w:w="55" w:type="dxa"/>
+              <w:left w:w="85" w:type="dxa"/>
+              <w:bottom w:w="55" w:type="dxa"/>
+              <w:right w:w="85" w:type="dxa"/>
+            </w:tcMar>
+            <w:vAlign w:val="center"/>
+          </w:tcPr>
+          <w:p>
+            <w:pPr>
+              <w:spacing w:line="250" w:lineRule="auto"/>
+            </w:pPr>
+            <w:r>
+              <w:rPr>
+                <w:rFonts w:ascii="Arial" w:eastAsia="Arial" w:hAnsi="Arial" w:cs="Arial"/>
+                <w:color w:val="1A1A1A"/>
+                <w:sz w:val="15"/>
+                <w:szCs w:val="15"/>
+              </w:rPr>
+              <w:t>Comunicación directa del Product Owner en el colegio y grupo del equipo</w:t>
+            </w:r>
+          </w:p>
+        </w:tc>
+        <w:tc>
+          <w:tcPr>
+            <w:tcW w:w="2039" w:type="dxa"/>
+            <w:tcBorders>
+              <w:top w:val="single" w:sz="4" w:space="0" w:color="B8C2CC"/>
+              <w:left w:val="single" w:sz="4" w:space="0" w:color="B8C2CC"/>
+              <w:bottom w:val="single" w:sz="4" w:space="0" w:color="B8C2CC"/>
+              <w:right w:val="single" w:sz="4" w:space="0" w:color="B8C2CC"/>
+            </w:tcBorders>
+            <w:tcMar>
+              <w:top w:w="55" w:type="dxa"/>
+              <w:left w:w="85" w:type="dxa"/>
+              <w:bottom w:w="55" w:type="dxa"/>
+              <w:right w:w="85" w:type="dxa"/>
+            </w:tcMar>
+            <w:vAlign w:val="center"/>
+          </w:tcPr>
+          <w:p>
+            <w:pPr>
+              <w:spacing w:line="250" w:lineRule="auto"/>
+            </w:pPr>
+            <w:r>
+              <w:rPr>
+                <w:rFonts w:ascii="Arial" w:eastAsia="Arial" w:hAnsi="Arial" w:cs="Arial"/>
+                <w:color w:val="1A1A1A"/>
+                <w:sz w:val="15"/>
+                <w:szCs w:val="15"/>
+              </w:rPr>
+              <w:t>Cuando haga falta; reemplaza a las entrevistas</w:t>
+            </w:r>
+          </w:p>
+        </w:tc>
+        <w:tc>
+          <w:tcPr>
+            <w:tcW w:w="2043" w:type="dxa"/>
+            <w:tcBorders>
+              <w:top w:val="single" w:sz="4" w:space="0" w:color="B8C2CC"/>
+              <w:left w:val="single" w:sz="4" w:space="0" w:color="B8C2CC"/>
+              <w:bottom w:val="single" w:sz="4" w:space="0" w:color="B8C2CC"/>
+              <w:right w:val="single" w:sz="4" w:space="0" w:color="B8C2CC"/>
+            </w:tcBorders>
+            <w:tcMar>
+              <w:top w:w="55" w:type="dxa"/>
+              <w:left w:w="85" w:type="dxa"/>
+              <w:bottom w:w="55" w:type="dxa"/>
+              <w:right w:w="85" w:type="dxa"/>
+            </w:tcMar>
+            <w:vAlign w:val="center"/>
+          </w:tcPr>
+          <w:p>
+            <w:pPr>
+              <w:spacing w:line="250" w:lineRule="auto"/>
+            </w:pPr>
+            <w:r>
+              <w:rPr>
+                <w:rFonts w:ascii="Arial" w:eastAsia="Arial" w:hAnsi="Arial" w:cs="Arial"/>
+                <w:color w:val="1A1A1A"/>
+                <w:sz w:val="15"/>
+                <w:szCs w:val="15"/>
+              </w:rPr>
+              <w:t>Mensaje en el grupo del equipo y registro de comunicaciones</w:t>
+            </w:r>
+          </w:p>
+        </w:tc>
+      </w:tr>
+      <w:tr>
+        <w:tblPrEx>
+          <w:tblCellMar>
+            <w:top w:w="0" w:type="dxa"/>
+            <w:bottom w:w="0" w:type="dxa"/>
+          </w:tblCellMar>
+        </w:tblPrEx>
+        <w:trPr>
+          <w:cantSplit/>
+        </w:trPr>
+        <w:tc>
+          <w:tcPr>
+            <w:tcW w:w="1019" w:type="dxa"/>
+            <w:tcBorders>
+              <w:top w:val="single" w:sz="4" w:space="0" w:color="B8C2CC"/>
+              <w:left w:val="single" w:sz="4" w:space="0" w:color="B8C2CC"/>
+              <w:bottom w:val="single" w:sz="4" w:space="0" w:color="B8C2CC"/>
+              <w:right w:val="single" w:sz="4" w:space="0" w:color="B8C2CC"/>
+            </w:tcBorders>
+            <w:shd w:val="clear" w:color="auto" w:fill="F5F7FA"/>
+            <w:tcMar>
+              <w:top w:w="55" w:type="dxa"/>
+              <w:left w:w="85" w:type="dxa"/>
+              <w:bottom w:w="55" w:type="dxa"/>
+              <w:right w:w="85" w:type="dxa"/>
+            </w:tcMar>
+            <w:vAlign w:val="center"/>
+          </w:tcPr>
+          <w:p>
+            <w:pPr>
+              <w:spacing w:line="250" w:lineRule="auto"/>
+            </w:pPr>
+            <w:r>
+              <w:rPr>
+                <w:rFonts w:ascii="Arial" w:eastAsia="Arial" w:hAnsi="Arial" w:cs="Arial"/>
+                <w:color w:val="1A1A1A"/>
+                <w:sz w:val="15"/>
+                <w:szCs w:val="15"/>
+              </w:rPr>
               <w:t>PC-11</w:t>
             </w:r>
           </w:p>
@@ -8278,6 +8654,7 @@
               <w:bottom w:val="single" w:sz="4" w:space="0" w:color="B8C2CC"/>
               <w:right w:val="single" w:sz="4" w:space="0" w:color="B8C2CC"/>
             </w:tcBorders>
+            <w:shd w:val="clear" w:color="auto" w:fill="F5F7FA"/>
             <w:tcMar>
               <w:top w:w="55" w:type="dxa"/>
               <w:left w:w="85" w:type="dxa"/>
@@ -8310,6 +8687,7 @@
               <w:bottom w:val="single" w:sz="4" w:space="0" w:color="B8C2CC"/>
               <w:right w:val="single" w:sz="4" w:space="0" w:color="B8C2CC"/>
             </w:tcBorders>
+            <w:shd w:val="clear" w:color="auto" w:fill="F5F7FA"/>
             <w:tcMar>
               <w:top w:w="55" w:type="dxa"/>
               <w:left w:w="85" w:type="dxa"/>
@@ -8342,6 +8720,7 @@
               <w:bottom w:val="single" w:sz="4" w:space="0" w:color="B8C2CC"/>
               <w:right w:val="single" w:sz="4" w:space="0" w:color="B8C2CC"/>
             </w:tcBorders>
+            <w:shd w:val="clear" w:color="auto" w:fill="F5F7FA"/>
             <w:tcMar>
               <w:top w:w="55" w:type="dxa"/>
               <w:left w:w="85" w:type="dxa"/>
@@ -8374,6 +8753,7 @@
               <w:bottom w:val="single" w:sz="4" w:space="0" w:color="B8C2CC"/>
               <w:right w:val="single" w:sz="4" w:space="0" w:color="B8C2CC"/>
             </w:tcBorders>
+            <w:shd w:val="clear" w:color="auto" w:fill="F5F7FA"/>
             <w:tcMar>
               <w:top w:w="55" w:type="dxa"/>
               <w:left w:w="85" w:type="dxa"/>
@@ -8406,6 +8786,7 @@
               <w:bottom w:val="single" w:sz="4" w:space="0" w:color="B8C2CC"/>
               <w:right w:val="single" w:sz="4" w:space="0" w:color="B8C2CC"/>
             </w:tcBorders>
+            <w:shd w:val="clear" w:color="auto" w:fill="F5F7FA"/>
             <w:tcMar>
               <w:top w:w="55" w:type="dxa"/>
               <w:left w:w="85" w:type="dxa"/>
@@ -8438,6 +8819,7 @@
               <w:bottom w:val="single" w:sz="4" w:space="0" w:color="B8C2CC"/>
               <w:right w:val="single" w:sz="4" w:space="0" w:color="B8C2CC"/>
             </w:tcBorders>
+            <w:shd w:val="clear" w:color="auto" w:fill="F5F7FA"/>
             <w:tcMar>
               <w:top w:w="55" w:type="dxa"/>
               <w:left w:w="85" w:type="dxa"/>
@@ -8484,7 +8866,7 @@
       <w:pPr>
         <w:pStyle w:val="Ttulo1"/>
       </w:pPr>
-      <w:bookmarkStart w:id="3" w:name="_Toc242549657"/>
+      <w:bookmarkStart w:id="3" w:name="_Toc243091717"/>
       <w:r>
         <w:lastRenderedPageBreak/>
         <w:t>4. Calendario de comunicaciones</w:t>
@@ -8497,7 +8879,7 @@
         <w:jc w:val="both"/>
       </w:pPr>
       <w:r>
-        <w:t>La matriz se convierte en fechas concretas en el registro de comunicaciones (INT-06). Estas son las comunicaciones programadas al 10/10/2026; el registro y el tablero del blog muestran su estado actualizado.</w:t>
+        <w:t>La matriz se convierte en fechas concretas en el registro de comunicaciones (INT-06). Estas son las comunicaciones programadas al 17/10/2026; el registro y el tablero del blog muestran su estado actualizado.</w:t>
       </w:r>
     </w:p>
     <w:p>
@@ -8781,7 +9163,7 @@
                 <w:sz w:val="15"/>
                 <w:szCs w:val="15"/>
               </w:rPr>
-              <w:t>12/10/2026</w:t>
+              <w:t>17/10/2026</w:t>
             </w:r>
           </w:p>
         </w:tc>
@@ -8813,7 +9195,7 @@
                 <w:sz w:val="15"/>
                 <w:szCs w:val="15"/>
               </w:rPr>
-              <w:t>Reunión de inicio: acta de constitución, calendario, Product Owner y tratamiento de datos</w:t>
+              <w:t>Avance semanal al docente asesor: gestión de las comunicaciones y validación del primer entregable del sistema según la EDT (E-01)</w:t>
             </w:r>
           </w:p>
         </w:tc>
@@ -8845,7 +9227,7 @@
                 <w:sz w:val="15"/>
                 <w:szCs w:val="15"/>
               </w:rPr>
-              <w:t>I-01, I-02, I-03</w:t>
+              <w:t>I-13</w:t>
             </w:r>
           </w:p>
         </w:tc>
@@ -8877,7 +9259,7 @@
                 <w:sz w:val="15"/>
                 <w:szCs w:val="15"/>
               </w:rPr>
-              <w:t>Jhostin Galarza</w:t>
+              <w:t>Equipo del proyecto</w:t>
             </w:r>
           </w:p>
         </w:tc>
@@ -8954,7 +9336,7 @@
                 <w:sz w:val="15"/>
                 <w:szCs w:val="15"/>
               </w:rPr>
-              <w:t>16/10/2026</w:t>
+              <w:t>20/10/2026</w:t>
             </w:r>
           </w:p>
         </w:tc>
@@ -8987,7 +9369,7 @@
                 <w:sz w:val="15"/>
                 <w:szCs w:val="15"/>
               </w:rPr>
-              <w:t>Avance semanal al docente asesor y demostración del entregable del sistema según la EDT</w:t>
+              <w:t>Pedido de las exportaciones de notas de Cubicol, a través del Product Owner</w:t>
             </w:r>
           </w:p>
         </w:tc>
@@ -9020,7 +9402,7 @@
                 <w:sz w:val="15"/>
                 <w:szCs w:val="15"/>
               </w:rPr>
-              <w:t>I-13</w:t>
+              <w:t>I-07, I-08</w:t>
             </w:r>
           </w:p>
         </w:tc>
@@ -9053,7 +9435,7 @@
                 <w:sz w:val="15"/>
                 <w:szCs w:val="15"/>
               </w:rPr>
-              <w:t>Equipo del proyecto</w:t>
+              <w:t>Jadira Vasquez y Helber Perez</w:t>
             </w:r>
           </w:p>
         </w:tc>
@@ -9130,7 +9512,7 @@
                 <w:sz w:val="15"/>
                 <w:szCs w:val="15"/>
               </w:rPr>
-              <w:t>20/10/2026</w:t>
+              <w:t>24/10/2026</w:t>
             </w:r>
           </w:p>
         </w:tc>
@@ -9162,7 +9544,7 @@
                 <w:sz w:val="15"/>
                 <w:szCs w:val="15"/>
               </w:rPr>
-              <w:t>Segunda entrevista y acuerdo sobre las exportaciones de datos de Cubicol</w:t>
+              <w:t>Avance semanal al docente asesor</w:t>
             </w:r>
           </w:p>
         </w:tc>
@@ -9194,7 +9576,7 @@
                 <w:sz w:val="15"/>
                 <w:szCs w:val="15"/>
               </w:rPr>
-              <w:t>I-07, I-08</w:t>
+              <w:t>I-13</w:t>
             </w:r>
           </w:p>
         </w:tc>
@@ -9226,7 +9608,7 @@
                 <w:sz w:val="15"/>
                 <w:szCs w:val="15"/>
               </w:rPr>
-              <w:t>Jadira Vasquez</w:t>
+              <w:t>Equipo del proyecto</w:t>
             </w:r>
           </w:p>
         </w:tc>
@@ -9303,7 +9685,7 @@
                 <w:sz w:val="15"/>
                 <w:szCs w:val="15"/>
               </w:rPr>
-              <w:t>23/10/2026</w:t>
+              <w:t>28/10/2026</w:t>
             </w:r>
           </w:p>
         </w:tc>
@@ -9336,7 +9718,7 @@
                 <w:sz w:val="15"/>
                 <w:szCs w:val="15"/>
               </w:rPr>
-              <w:t>Avance semanal al docente asesor</w:t>
+              <w:t>Taller de validación de las variables del modelo, organizado por el Product Owner</w:t>
             </w:r>
           </w:p>
         </w:tc>
@@ -9369,7 +9751,7 @@
                 <w:sz w:val="15"/>
                 <w:szCs w:val="15"/>
               </w:rPr>
-              <w:t>I-13</w:t>
+              <w:t>I-05, I-06</w:t>
             </w:r>
           </w:p>
         </w:tc>
@@ -9402,7 +9784,7 @@
                 <w:sz w:val="15"/>
                 <w:szCs w:val="15"/>
               </w:rPr>
-              <w:t>Equipo del proyecto</w:t>
+              <w:t>Helber Perez y Carlos Curo</w:t>
             </w:r>
           </w:p>
         </w:tc>
@@ -9479,7 +9861,7 @@
                 <w:sz w:val="15"/>
                 <w:szCs w:val="15"/>
               </w:rPr>
-              <w:t>28/10/2026</w:t>
+              <w:t>31/10/2026</w:t>
             </w:r>
           </w:p>
         </w:tc>
@@ -9511,7 +9893,7 @@
                 <w:sz w:val="15"/>
                 <w:szCs w:val="15"/>
               </w:rPr>
-              <w:t>Taller de validación de las variables del modelo</w:t>
+              <w:t>Avance semanal al docente asesor</w:t>
             </w:r>
           </w:p>
         </w:tc>
@@ -9543,7 +9925,7 @@
                 <w:sz w:val="15"/>
                 <w:szCs w:val="15"/>
               </w:rPr>
-              <w:t>I-05, I-06</w:t>
+              <w:t>I-13</w:t>
             </w:r>
           </w:p>
         </w:tc>
@@ -9575,7 +9957,7 @@
                 <w:sz w:val="15"/>
                 <w:szCs w:val="15"/>
               </w:rPr>
-              <w:t>Helber Perez</w:t>
+              <w:t>Equipo del proyecto</w:t>
             </w:r>
           </w:p>
         </w:tc>
@@ -9652,7 +10034,7 @@
                 <w:sz w:val="15"/>
                 <w:szCs w:val="15"/>
               </w:rPr>
-              <w:t>30/10/2026</w:t>
+              <w:t>03/11/2026</w:t>
             </w:r>
           </w:p>
         </w:tc>
@@ -9685,7 +10067,7 @@
                 <w:sz w:val="15"/>
                 <w:szCs w:val="15"/>
               </w:rPr>
-              <w:t>Avance semanal al docente asesor</w:t>
+              <w:t>Consulta sobre el registro de incidencias, a través del Product Owner</w:t>
             </w:r>
           </w:p>
         </w:tc>
@@ -9718,7 +10100,7 @@
                 <w:sz w:val="15"/>
                 <w:szCs w:val="15"/>
               </w:rPr>
-              <w:t>I-13</w:t>
+              <w:t>I-04</w:t>
             </w:r>
           </w:p>
         </w:tc>
@@ -9751,7 +10133,7 @@
                 <w:sz w:val="15"/>
                 <w:szCs w:val="15"/>
               </w:rPr>
-              <w:t>Equipo del proyecto</w:t>
+              <w:t>Jadira Vasquez y Helber Perez</w:t>
             </w:r>
           </w:p>
         </w:tc>
@@ -9828,7 +10210,7 @@
                 <w:sz w:val="15"/>
                 <w:szCs w:val="15"/>
               </w:rPr>
-              <w:t>03/11/2026</w:t>
+              <w:t>06/11/2026</w:t>
             </w:r>
           </w:p>
         </w:tc>
@@ -9860,7 +10242,7 @@
                 <w:sz w:val="15"/>
                 <w:szCs w:val="15"/>
               </w:rPr>
-              <w:t>Entrevista sobre el registro de incidencias</w:t>
+              <w:t>Aviso a los apoderados sobre el proyecto y el uso de los datos (fecha tentativa)</w:t>
             </w:r>
           </w:p>
         </w:tc>
@@ -9892,7 +10274,7 @@
                 <w:sz w:val="15"/>
                 <w:szCs w:val="15"/>
               </w:rPr>
-              <w:t>I-04</w:t>
+              <w:t>I-11, I-05</w:t>
             </w:r>
           </w:p>
         </w:tc>
@@ -9924,7 +10306,7 @@
                 <w:sz w:val="15"/>
                 <w:szCs w:val="15"/>
               </w:rPr>
-              <w:t>Jadira Vasquez</w:t>
+              <w:t>Dirección, por medio de los tutores; redacta el equipo</w:t>
             </w:r>
           </w:p>
         </w:tc>
@@ -10067,7 +10449,7 @@
                 <w:sz w:val="15"/>
                 <w:szCs w:val="15"/>
               </w:rPr>
-              <w:t>I-01, I-03, I-13</w:t>
+              <w:t>I-01, I-12, I-13</w:t>
             </w:r>
           </w:p>
         </w:tc>
@@ -10241,7 +10623,7 @@
                 <w:sz w:val="15"/>
                 <w:szCs w:val="15"/>
               </w:rPr>
-              <w:t>I-01, I-03, I-13</w:t>
+              <w:t>I-01, I-12, I-13</w:t>
             </w:r>
           </w:p>
         </w:tc>
@@ -10350,7 +10732,7 @@
                 <w:sz w:val="15"/>
                 <w:szCs w:val="15"/>
               </w:rPr>
-              <w:t>11/12/2026</w:t>
+              <w:t>30/12/2026</w:t>
             </w:r>
           </w:p>
         </w:tc>
@@ -10383,7 +10765,7 @@
                 <w:sz w:val="15"/>
                 <w:szCs w:val="15"/>
               </w:rPr>
-              <w:t>Comunicado a los apoderados sobre el proyecto y el uso de los datos</w:t>
+              <w:t>Revisión del Sprint 3 e informe de desempeño: modelo validado</w:t>
             </w:r>
           </w:p>
         </w:tc>
@@ -10416,7 +10798,7 @@
                 <w:sz w:val="15"/>
                 <w:szCs w:val="15"/>
               </w:rPr>
-              <w:t>I-11</w:t>
+              <w:t>I-01, I-12, I-13</w:t>
             </w:r>
           </w:p>
         </w:tc>
@@ -10449,7 +10831,7 @@
                 <w:sz w:val="15"/>
                 <w:szCs w:val="15"/>
               </w:rPr>
-              <w:t>Dirección; redacta el equipo</w:t>
+              <w:t>Equipo del proyecto</w:t>
             </w:r>
           </w:p>
         </w:tc>
@@ -10526,7 +10908,7 @@
                 <w:sz w:val="15"/>
                 <w:szCs w:val="15"/>
               </w:rPr>
-              <w:t>30/12/2026</w:t>
+              <w:t>20/01/2027</w:t>
             </w:r>
           </w:p>
         </w:tc>
@@ -10558,7 +10940,7 @@
                 <w:sz w:val="15"/>
                 <w:szCs w:val="15"/>
               </w:rPr>
-              <w:t>Revisión del Sprint 3 e informe de desempeño: modelo validado</w:t>
+              <w:t>Convocatoria a tres docentes tutores para el piloto de marzo</w:t>
             </w:r>
           </w:p>
         </w:tc>
@@ -10590,7 +10972,7 @@
                 <w:sz w:val="15"/>
                 <w:szCs w:val="15"/>
               </w:rPr>
-              <w:t>I-01, I-03, I-13</w:t>
+              <w:t>I-05, I-03</w:t>
             </w:r>
           </w:p>
         </w:tc>
@@ -10622,7 +11004,7 @@
                 <w:sz w:val="15"/>
                 <w:szCs w:val="15"/>
               </w:rPr>
-              <w:t>Equipo del proyecto</w:t>
+              <w:t>Helber Perez (Product Owner)</w:t>
             </w:r>
           </w:p>
         </w:tc>
@@ -10655,7 +11037,7 @@
                 <w:sz w:val="15"/>
                 <w:szCs w:val="15"/>
               </w:rPr>
-              <w:t>3</w:t>
+              <w:t>4</w:t>
             </w:r>
           </w:p>
         </w:tc>
@@ -10699,7 +11081,7 @@
                 <w:sz w:val="15"/>
                 <w:szCs w:val="15"/>
               </w:rPr>
-              <w:t>20/01/2027</w:t>
+              <w:t>29/01/2027</w:t>
             </w:r>
           </w:p>
         </w:tc>
@@ -10732,7 +11114,7 @@
                 <w:sz w:val="15"/>
                 <w:szCs w:val="15"/>
               </w:rPr>
-              <w:t>Convocatoria a tres docentes tutores para el piloto de marzo</w:t>
+              <w:t>Revisión del Sprint 4 e informe de desempeño: sistema integrado con alertas y tablero</w:t>
             </w:r>
           </w:p>
         </w:tc>
@@ -10765,7 +11147,7 @@
                 <w:sz w:val="15"/>
                 <w:szCs w:val="15"/>
               </w:rPr>
-              <w:t>I-05, I-03</w:t>
+              <w:t>I-01, I-12, I-13</w:t>
             </w:r>
           </w:p>
         </w:tc>
@@ -10798,7 +11180,7 @@
                 <w:sz w:val="15"/>
                 <w:szCs w:val="15"/>
               </w:rPr>
-              <w:t>Jhostin Galarza</w:t>
+              <w:t>Equipo del proyecto</w:t>
             </w:r>
           </w:p>
         </w:tc>
@@ -10875,7 +11257,7 @@
                 <w:sz w:val="15"/>
                 <w:szCs w:val="15"/>
               </w:rPr>
-              <w:t>29/01/2027</w:t>
+              <w:t>24/03/2027</w:t>
             </w:r>
           </w:p>
         </w:tc>
@@ -10907,7 +11289,7 @@
                 <w:sz w:val="15"/>
                 <w:szCs w:val="15"/>
               </w:rPr>
-              <w:t>Revisión del Sprint 4 e informe de desempeño: sistema integrado con alertas y tablero</w:t>
+              <w:t>Revisión del Sprint 5 e informe de desempeño: resultado de las pruebas y del piloto</w:t>
             </w:r>
           </w:p>
         </w:tc>
@@ -10939,7 +11321,7 @@
                 <w:sz w:val="15"/>
                 <w:szCs w:val="15"/>
               </w:rPr>
-              <w:t>I-01, I-03, I-13</w:t>
+              <w:t>I-01, I-12, I-13</w:t>
             </w:r>
           </w:p>
         </w:tc>
@@ -11004,7 +11386,7 @@
                 <w:sz w:val="15"/>
                 <w:szCs w:val="15"/>
               </w:rPr>
-              <w:t>4</w:t>
+              <w:t>5</w:t>
             </w:r>
           </w:p>
         </w:tc>
@@ -11048,7 +11430,7 @@
                 <w:sz w:val="15"/>
                 <w:szCs w:val="15"/>
               </w:rPr>
-              <w:t>24/03/2027</w:t>
+              <w:t>14/04/2027</w:t>
             </w:r>
           </w:p>
         </w:tc>
@@ -11081,7 +11463,7 @@
                 <w:sz w:val="15"/>
                 <w:szCs w:val="15"/>
               </w:rPr>
-              <w:t>Revisión del Sprint 5 e informe de desempeño: resultado de las pruebas y del piloto</w:t>
+              <w:t>Capacitación de dos horas a tutores y coordinadores, y entrega de manuales</w:t>
             </w:r>
           </w:p>
         </w:tc>
@@ -11114,7 +11496,7 @@
                 <w:sz w:val="15"/>
                 <w:szCs w:val="15"/>
               </w:rPr>
-              <w:t>I-01, I-03, I-13</w:t>
+              <w:t>I-05, I-03, I-08</w:t>
             </w:r>
           </w:p>
         </w:tc>
@@ -11147,7 +11529,7 @@
                 <w:sz w:val="15"/>
                 <w:szCs w:val="15"/>
               </w:rPr>
-              <w:t>Equipo del proyecto</w:t>
+              <w:t>Jhostin Galarza</w:t>
             </w:r>
           </w:p>
         </w:tc>
@@ -11181,7 +11563,7 @@
                 <w:sz w:val="15"/>
                 <w:szCs w:val="15"/>
               </w:rPr>
-              <w:t>5</w:t>
+              <w:t>6</w:t>
             </w:r>
           </w:p>
         </w:tc>
@@ -11224,7 +11606,7 @@
                 <w:sz w:val="15"/>
                 <w:szCs w:val="15"/>
               </w:rPr>
-              <w:t>14/04/2027</w:t>
+              <w:t>23/04/2027</w:t>
             </w:r>
           </w:p>
         </w:tc>
@@ -11256,7 +11638,7 @@
                 <w:sz w:val="15"/>
                 <w:szCs w:val="15"/>
               </w:rPr>
-              <w:t>Capacitación de dos horas a tutores y coordinadores, y entrega de manuales</w:t>
+              <w:t>Reunión de cierre del proyecto e informe final</w:t>
             </w:r>
           </w:p>
         </w:tc>
@@ -11288,7 +11670,7 @@
                 <w:sz w:val="15"/>
                 <w:szCs w:val="15"/>
               </w:rPr>
-              <w:t>I-05, I-03, I-08</w:t>
+              <w:t>I-01, I-02, I-03, I-13</w:t>
             </w:r>
           </w:p>
         </w:tc>
@@ -11333,183 +11715,6 @@
               <w:bottom w:val="single" w:sz="4" w:space="0" w:color="B8C2CC"/>
               <w:right w:val="single" w:sz="4" w:space="0" w:color="B8C2CC"/>
             </w:tcBorders>
-            <w:tcMar>
-              <w:top w:w="55" w:type="dxa"/>
-              <w:left w:w="85" w:type="dxa"/>
-              <w:bottom w:w="55" w:type="dxa"/>
-              <w:right w:w="85" w:type="dxa"/>
-            </w:tcMar>
-            <w:vAlign w:val="center"/>
-          </w:tcPr>
-          <w:p>
-            <w:pPr>
-              <w:spacing w:line="250" w:lineRule="auto"/>
-              <w:jc w:val="center"/>
-            </w:pPr>
-            <w:r>
-              <w:rPr>
-                <w:rFonts w:ascii="Arial" w:eastAsia="Arial" w:hAnsi="Arial" w:cs="Arial"/>
-                <w:color w:val="1A1A1A"/>
-                <w:sz w:val="15"/>
-                <w:szCs w:val="15"/>
-              </w:rPr>
-              <w:t>6</w:t>
-            </w:r>
-          </w:p>
-        </w:tc>
-      </w:tr>
-      <w:tr>
-        <w:tblPrEx>
-          <w:tblCellMar>
-            <w:top w:w="0" w:type="dxa"/>
-            <w:bottom w:w="0" w:type="dxa"/>
-          </w:tblCellMar>
-        </w:tblPrEx>
-        <w:trPr>
-          <w:cantSplit/>
-        </w:trPr>
-        <w:tc>
-          <w:tcPr>
-            <w:tcW w:w="1405" w:type="dxa"/>
-            <w:tcBorders>
-              <w:top w:val="single" w:sz="4" w:space="0" w:color="B8C2CC"/>
-              <w:left w:val="single" w:sz="4" w:space="0" w:color="B8C2CC"/>
-              <w:bottom w:val="single" w:sz="4" w:space="0" w:color="B8C2CC"/>
-              <w:right w:val="single" w:sz="4" w:space="0" w:color="B8C2CC"/>
-            </w:tcBorders>
-            <w:shd w:val="clear" w:color="auto" w:fill="F5F7FA"/>
-            <w:tcMar>
-              <w:top w:w="55" w:type="dxa"/>
-              <w:left w:w="85" w:type="dxa"/>
-              <w:bottom w:w="55" w:type="dxa"/>
-              <w:right w:w="85" w:type="dxa"/>
-            </w:tcMar>
-            <w:vAlign w:val="center"/>
-          </w:tcPr>
-          <w:p>
-            <w:pPr>
-              <w:spacing w:line="250" w:lineRule="auto"/>
-            </w:pPr>
-            <w:r>
-              <w:rPr>
-                <w:rFonts w:ascii="Arial" w:eastAsia="Arial" w:hAnsi="Arial" w:cs="Arial"/>
-                <w:color w:val="1A1A1A"/>
-                <w:sz w:val="15"/>
-                <w:szCs w:val="15"/>
-              </w:rPr>
-              <w:t>23/04/2027</w:t>
-            </w:r>
-          </w:p>
-        </w:tc>
-        <w:tc>
-          <w:tcPr>
-            <w:tcW w:w="3514" w:type="dxa"/>
-            <w:tcBorders>
-              <w:top w:val="single" w:sz="4" w:space="0" w:color="B8C2CC"/>
-              <w:left w:val="single" w:sz="4" w:space="0" w:color="B8C2CC"/>
-              <w:bottom w:val="single" w:sz="4" w:space="0" w:color="B8C2CC"/>
-              <w:right w:val="single" w:sz="4" w:space="0" w:color="B8C2CC"/>
-            </w:tcBorders>
-            <w:shd w:val="clear" w:color="auto" w:fill="F5F7FA"/>
-            <w:tcMar>
-              <w:top w:w="55" w:type="dxa"/>
-              <w:left w:w="85" w:type="dxa"/>
-              <w:bottom w:w="55" w:type="dxa"/>
-              <w:right w:w="85" w:type="dxa"/>
-            </w:tcMar>
-            <w:vAlign w:val="center"/>
-          </w:tcPr>
-          <w:p>
-            <w:pPr>
-              <w:spacing w:line="250" w:lineRule="auto"/>
-            </w:pPr>
-            <w:r>
-              <w:rPr>
-                <w:rFonts w:ascii="Arial" w:eastAsia="Arial" w:hAnsi="Arial" w:cs="Arial"/>
-                <w:color w:val="1A1A1A"/>
-                <w:sz w:val="15"/>
-                <w:szCs w:val="15"/>
-              </w:rPr>
-              <w:t>Reunión de cierre del proyecto e informe final</w:t>
-            </w:r>
-          </w:p>
-        </w:tc>
-        <w:tc>
-          <w:tcPr>
-            <w:tcW w:w="1757" w:type="dxa"/>
-            <w:tcBorders>
-              <w:top w:val="single" w:sz="4" w:space="0" w:color="B8C2CC"/>
-              <w:left w:val="single" w:sz="4" w:space="0" w:color="B8C2CC"/>
-              <w:bottom w:val="single" w:sz="4" w:space="0" w:color="B8C2CC"/>
-              <w:right w:val="single" w:sz="4" w:space="0" w:color="B8C2CC"/>
-            </w:tcBorders>
-            <w:shd w:val="clear" w:color="auto" w:fill="F5F7FA"/>
-            <w:tcMar>
-              <w:top w:w="55" w:type="dxa"/>
-              <w:left w:w="85" w:type="dxa"/>
-              <w:bottom w:w="55" w:type="dxa"/>
-              <w:right w:w="85" w:type="dxa"/>
-            </w:tcMar>
-            <w:vAlign w:val="center"/>
-          </w:tcPr>
-          <w:p>
-            <w:pPr>
-              <w:spacing w:line="250" w:lineRule="auto"/>
-            </w:pPr>
-            <w:r>
-              <w:rPr>
-                <w:rFonts w:ascii="Arial" w:eastAsia="Arial" w:hAnsi="Arial" w:cs="Arial"/>
-                <w:color w:val="1A1A1A"/>
-                <w:sz w:val="15"/>
-                <w:szCs w:val="15"/>
-              </w:rPr>
-              <w:t>I-01, I-02, I-03, I-13</w:t>
-            </w:r>
-          </w:p>
-        </w:tc>
-        <w:tc>
-          <w:tcPr>
-            <w:tcW w:w="1230" w:type="dxa"/>
-            <w:tcBorders>
-              <w:top w:val="single" w:sz="4" w:space="0" w:color="B8C2CC"/>
-              <w:left w:val="single" w:sz="4" w:space="0" w:color="B8C2CC"/>
-              <w:bottom w:val="single" w:sz="4" w:space="0" w:color="B8C2CC"/>
-              <w:right w:val="single" w:sz="4" w:space="0" w:color="B8C2CC"/>
-            </w:tcBorders>
-            <w:shd w:val="clear" w:color="auto" w:fill="F5F7FA"/>
-            <w:tcMar>
-              <w:top w:w="55" w:type="dxa"/>
-              <w:left w:w="85" w:type="dxa"/>
-              <w:bottom w:w="55" w:type="dxa"/>
-              <w:right w:w="85" w:type="dxa"/>
-            </w:tcMar>
-            <w:vAlign w:val="center"/>
-          </w:tcPr>
-          <w:p>
-            <w:pPr>
-              <w:spacing w:line="250" w:lineRule="auto"/>
-            </w:pPr>
-            <w:r>
-              <w:rPr>
-                <w:rFonts w:ascii="Arial" w:eastAsia="Arial" w:hAnsi="Arial" w:cs="Arial"/>
-                <w:color w:val="1A1A1A"/>
-                <w:sz w:val="15"/>
-                <w:szCs w:val="15"/>
-              </w:rPr>
-              <w:t>Jhostin Galarza</w:t>
-            </w:r>
-          </w:p>
-        </w:tc>
-        <w:tc>
-          <w:tcPr>
-            <w:tcW w:w="881" w:type="dxa"/>
-            <w:tcBorders>
-              <w:top w:val="single" w:sz="4" w:space="0" w:color="B8C2CC"/>
-              <w:left w:val="single" w:sz="4" w:space="0" w:color="B8C2CC"/>
-              <w:bottom w:val="single" w:sz="4" w:space="0" w:color="B8C2CC"/>
-              <w:right w:val="single" w:sz="4" w:space="0" w:color="B8C2CC"/>
-            </w:tcBorders>
-            <w:shd w:val="clear" w:color="auto" w:fill="F5F7FA"/>
             <w:tcMar>
               <w:top w:w="55" w:type="dxa"/>
               <w:left w:w="85" w:type="dxa"/>
@@ -11561,7 +11766,7 @@
       <w:pPr>
         <w:pStyle w:val="Ttulo1"/>
       </w:pPr>
-      <w:bookmarkStart w:id="4" w:name="_Toc242549658"/>
+      <w:bookmarkStart w:id="4" w:name="_Toc243091718"/>
       <w:r>
         <w:t>5. Canales y tecnología</w:t>
       </w:r>
@@ -11774,7 +11979,7 @@
                 <w:sz w:val="18"/>
                 <w:szCs w:val="18"/>
               </w:rPr>
-              <w:t>Reunión presencial en el colegio</w:t>
+              <w:t>Product Owner (Helber Perez)</w:t>
             </w:r>
           </w:p>
         </w:tc>
@@ -11806,7 +12011,7 @@
                 <w:sz w:val="18"/>
                 <w:szCs w:val="18"/>
               </w:rPr>
-              <w:t>Decisiones, demostraciones, talleres y capacitación.</w:t>
+              <w:t>Pedidos, observaciones, indicaciones y conformidad de la Dirección.</w:t>
             </w:r>
           </w:p>
         </w:tc>
@@ -11838,7 +12043,7 @@
                 <w:sz w:val="18"/>
                 <w:szCs w:val="18"/>
               </w:rPr>
-              <w:t>Se coordina con la Dirección según el horario escolar.</w:t>
+              <w:t>Canal único con el colegio, acordado en la reunión de inicio (SC-11). Es docente de la institución.</w:t>
             </w:r>
           </w:p>
         </w:tc>
@@ -11882,7 +12087,7 @@
                 <w:sz w:val="18"/>
                 <w:szCs w:val="18"/>
               </w:rPr>
-              <w:t>WhatsApp</w:t>
+              <w:t>Reunión presencial en el colegio</w:t>
             </w:r>
           </w:p>
         </w:tc>
@@ -11915,7 +12120,7 @@
                 <w:sz w:val="18"/>
                 <w:szCs w:val="18"/>
               </w:rPr>
-              <w:t>Coordinación con la Dirección y avisos generales a las familias a través del colegio.</w:t>
+              <w:t>Talleres con docentes y capacitación.</w:t>
             </w:r>
           </w:p>
         </w:tc>
@@ -11948,7 +12153,7 @@
                 <w:sz w:val="18"/>
                 <w:szCs w:val="18"/>
               </w:rPr>
-              <w:t>Es el canal que el colegio ya usa con los padres. No se envían por este medio notas ni niveles de riesgo.</w:t>
+              <w:t>Las organiza el Product Owner según el horario escolar.</w:t>
             </w:r>
           </w:p>
         </w:tc>
@@ -11992,7 +12197,7 @@
                 <w:szCs w:val="18"/>
               </w:rPr>
               <w:lastRenderedPageBreak/>
-              <w:t>Correo electrónico personal</w:t>
+              <w:t>Reunión virtual</w:t>
             </w:r>
           </w:p>
         </w:tc>
@@ -12024,7 +12229,7 @@
                 <w:sz w:val="18"/>
                 <w:szCs w:val="18"/>
               </w:rPr>
-              <w:t>Alertas del sistema a los docentes y envío de informes.</w:t>
+              <w:t>Reuniones con la Dirección cuando sean indispensables.</w:t>
             </w:r>
           </w:p>
         </w:tc>
@@ -12056,7 +12261,7 @@
                 <w:sz w:val="18"/>
                 <w:szCs w:val="18"/>
               </w:rPr>
-              <w:t>El colegio no tiene correo institucional: se requiere la lista de direcciones autorizadas (SC-09).</w:t>
+              <w:t>La reunión de inicio fue virtual; no se prevén otras (R-08).</w:t>
             </w:r>
           </w:p>
         </w:tc>
@@ -12100,7 +12305,7 @@
                 <w:sz w:val="18"/>
                 <w:szCs w:val="18"/>
               </w:rPr>
-              <w:t>Comunicado impreso o agenda</w:t>
+              <w:t>WhatsApp del tutor de aula</w:t>
             </w:r>
           </w:p>
         </w:tc>
@@ -12133,7 +12338,7 @@
                 <w:sz w:val="18"/>
                 <w:szCs w:val="18"/>
               </w:rPr>
-              <w:t>Información a los apoderados y consentimiento.</w:t>
+              <w:t>Aviso a los apoderados sobre el proyecto y comunicado al apoderado de un estudiante en riesgo alto.</w:t>
             </w:r>
           </w:p>
         </w:tc>
@@ -12166,7 +12371,7 @@
                 <w:sz w:val="18"/>
                 <w:szCs w:val="18"/>
               </w:rPr>
-              <w:t>Llega también a quienes no usan plataformas.</w:t>
+              <w:t>Solo mensajes individuales al apoderado de cada estudiante, nunca en grupos. El mensaje no menciona a otros estudiantes ni el porcentaje del modelo.</w:t>
             </w:r>
           </w:p>
         </w:tc>
@@ -12209,7 +12414,7 @@
                 <w:sz w:val="18"/>
                 <w:szCs w:val="18"/>
               </w:rPr>
-              <w:t>Blog del proyecto</w:t>
+              <w:t>Correo electrónico personal</w:t>
             </w:r>
           </w:p>
         </w:tc>
@@ -12241,7 +12446,7 @@
                 <w:sz w:val="18"/>
                 <w:szCs w:val="18"/>
               </w:rPr>
-              <w:t>Avance público, documentos de gestión y tablero de comunicaciones.</w:t>
+              <w:t>Alertas del sistema a los docentes y envío de informes.</w:t>
             </w:r>
           </w:p>
         </w:tc>
@@ -12273,7 +12478,7 @@
                 <w:sz w:val="18"/>
                 <w:szCs w:val="18"/>
               </w:rPr>
-              <w:t>Es público: no contiene datos personales.</w:t>
+              <w:t>El colegio no tiene correo institucional: se requiere la lista de direcciones autorizadas (SC-09).</w:t>
             </w:r>
           </w:p>
         </w:tc>
@@ -12317,7 +12522,7 @@
                 <w:sz w:val="18"/>
                 <w:szCs w:val="18"/>
               </w:rPr>
-              <w:t>Repositorio en GitHub</w:t>
+              <w:t>Comunicado impreso o agenda</w:t>
             </w:r>
           </w:p>
         </w:tc>
@@ -12350,7 +12555,7 @@
                 <w:sz w:val="18"/>
                 <w:szCs w:val="18"/>
               </w:rPr>
-              <w:t>Código, contenido de los documentos y control de cambios técnicos.</w:t>
+              <w:t>Respaldo para los apoderados que no usan WhatsApp.</w:t>
             </w:r>
           </w:p>
         </w:tc>
@@ -12383,7 +12588,7 @@
                 <w:sz w:val="18"/>
                 <w:szCs w:val="18"/>
               </w:rPr>
-              <w:t>Es público: no contiene datos del colegio.</w:t>
+              <w:t>Llega también a quienes no usan plataformas.</w:t>
             </w:r>
           </w:p>
         </w:tc>
@@ -12426,6 +12631,223 @@
                 <w:sz w:val="18"/>
                 <w:szCs w:val="18"/>
               </w:rPr>
+              <w:t>Blog del proyecto</w:t>
+            </w:r>
+          </w:p>
+        </w:tc>
+        <w:tc>
+          <w:tcPr>
+            <w:tcW w:w="2987" w:type="dxa"/>
+            <w:tcBorders>
+              <w:top w:val="single" w:sz="4" w:space="0" w:color="B8C2CC"/>
+              <w:left w:val="single" w:sz="4" w:space="0" w:color="B8C2CC"/>
+              <w:bottom w:val="single" w:sz="4" w:space="0" w:color="B8C2CC"/>
+              <w:right w:val="single" w:sz="4" w:space="0" w:color="B8C2CC"/>
+            </w:tcBorders>
+            <w:tcMar>
+              <w:top w:w="55" w:type="dxa"/>
+              <w:left w:w="85" w:type="dxa"/>
+              <w:bottom w:w="55" w:type="dxa"/>
+              <w:right w:w="85" w:type="dxa"/>
+            </w:tcMar>
+            <w:vAlign w:val="center"/>
+          </w:tcPr>
+          <w:p>
+            <w:pPr>
+              <w:spacing w:line="250" w:lineRule="auto"/>
+            </w:pPr>
+            <w:r>
+              <w:rPr>
+                <w:rFonts w:ascii="Arial" w:eastAsia="Arial" w:hAnsi="Arial" w:cs="Arial"/>
+                <w:color w:val="1A1A1A"/>
+                <w:sz w:val="18"/>
+                <w:szCs w:val="18"/>
+              </w:rPr>
+              <w:t>Avance público, documentos de gestión y tablero de comunicaciones.</w:t>
+            </w:r>
+          </w:p>
+        </w:tc>
+        <w:tc>
+          <w:tcPr>
+            <w:tcW w:w="3692" w:type="dxa"/>
+            <w:tcBorders>
+              <w:top w:val="single" w:sz="4" w:space="0" w:color="B8C2CC"/>
+              <w:left w:val="single" w:sz="4" w:space="0" w:color="B8C2CC"/>
+              <w:bottom w:val="single" w:sz="4" w:space="0" w:color="B8C2CC"/>
+              <w:right w:val="single" w:sz="4" w:space="0" w:color="B8C2CC"/>
+            </w:tcBorders>
+            <w:tcMar>
+              <w:top w:w="55" w:type="dxa"/>
+              <w:left w:w="85" w:type="dxa"/>
+              <w:bottom w:w="55" w:type="dxa"/>
+              <w:right w:w="85" w:type="dxa"/>
+            </w:tcMar>
+            <w:vAlign w:val="center"/>
+          </w:tcPr>
+          <w:p>
+            <w:pPr>
+              <w:spacing w:line="250" w:lineRule="auto"/>
+            </w:pPr>
+            <w:r>
+              <w:rPr>
+                <w:rFonts w:ascii="Arial" w:eastAsia="Arial" w:hAnsi="Arial" w:cs="Arial"/>
+                <w:color w:val="1A1A1A"/>
+                <w:sz w:val="18"/>
+                <w:szCs w:val="18"/>
+              </w:rPr>
+              <w:t>Es público: no contiene datos personales.</w:t>
+            </w:r>
+          </w:p>
+        </w:tc>
+      </w:tr>
+      <w:tr>
+        <w:tblPrEx>
+          <w:tblCellMar>
+            <w:top w:w="0" w:type="dxa"/>
+            <w:bottom w:w="0" w:type="dxa"/>
+          </w:tblCellMar>
+        </w:tblPrEx>
+        <w:trPr>
+          <w:cantSplit/>
+        </w:trPr>
+        <w:tc>
+          <w:tcPr>
+            <w:tcW w:w="2108" w:type="dxa"/>
+            <w:tcBorders>
+              <w:top w:val="single" w:sz="4" w:space="0" w:color="B8C2CC"/>
+              <w:left w:val="single" w:sz="4" w:space="0" w:color="B8C2CC"/>
+              <w:bottom w:val="single" w:sz="4" w:space="0" w:color="B8C2CC"/>
+              <w:right w:val="single" w:sz="4" w:space="0" w:color="B8C2CC"/>
+            </w:tcBorders>
+            <w:shd w:val="clear" w:color="auto" w:fill="F5F7FA"/>
+            <w:tcMar>
+              <w:top w:w="55" w:type="dxa"/>
+              <w:left w:w="85" w:type="dxa"/>
+              <w:bottom w:w="55" w:type="dxa"/>
+              <w:right w:w="85" w:type="dxa"/>
+            </w:tcMar>
+            <w:vAlign w:val="center"/>
+          </w:tcPr>
+          <w:p>
+            <w:pPr>
+              <w:spacing w:line="250" w:lineRule="auto"/>
+            </w:pPr>
+            <w:r>
+              <w:rPr>
+                <w:rFonts w:ascii="Arial" w:eastAsia="Arial" w:hAnsi="Arial" w:cs="Arial"/>
+                <w:color w:val="1A1A1A"/>
+                <w:sz w:val="18"/>
+                <w:szCs w:val="18"/>
+              </w:rPr>
+              <w:t>Repositorio en GitHub</w:t>
+            </w:r>
+          </w:p>
+        </w:tc>
+        <w:tc>
+          <w:tcPr>
+            <w:tcW w:w="2987" w:type="dxa"/>
+            <w:tcBorders>
+              <w:top w:val="single" w:sz="4" w:space="0" w:color="B8C2CC"/>
+              <w:left w:val="single" w:sz="4" w:space="0" w:color="B8C2CC"/>
+              <w:bottom w:val="single" w:sz="4" w:space="0" w:color="B8C2CC"/>
+              <w:right w:val="single" w:sz="4" w:space="0" w:color="B8C2CC"/>
+            </w:tcBorders>
+            <w:shd w:val="clear" w:color="auto" w:fill="F5F7FA"/>
+            <w:tcMar>
+              <w:top w:w="55" w:type="dxa"/>
+              <w:left w:w="85" w:type="dxa"/>
+              <w:bottom w:w="55" w:type="dxa"/>
+              <w:right w:w="85" w:type="dxa"/>
+            </w:tcMar>
+            <w:vAlign w:val="center"/>
+          </w:tcPr>
+          <w:p>
+            <w:pPr>
+              <w:spacing w:line="250" w:lineRule="auto"/>
+            </w:pPr>
+            <w:r>
+              <w:rPr>
+                <w:rFonts w:ascii="Arial" w:eastAsia="Arial" w:hAnsi="Arial" w:cs="Arial"/>
+                <w:color w:val="1A1A1A"/>
+                <w:sz w:val="18"/>
+                <w:szCs w:val="18"/>
+              </w:rPr>
+              <w:t>Código, contenido de los documentos y control de cambios técnicos.</w:t>
+            </w:r>
+          </w:p>
+        </w:tc>
+        <w:tc>
+          <w:tcPr>
+            <w:tcW w:w="3692" w:type="dxa"/>
+            <w:tcBorders>
+              <w:top w:val="single" w:sz="4" w:space="0" w:color="B8C2CC"/>
+              <w:left w:val="single" w:sz="4" w:space="0" w:color="B8C2CC"/>
+              <w:bottom w:val="single" w:sz="4" w:space="0" w:color="B8C2CC"/>
+              <w:right w:val="single" w:sz="4" w:space="0" w:color="B8C2CC"/>
+            </w:tcBorders>
+            <w:shd w:val="clear" w:color="auto" w:fill="F5F7FA"/>
+            <w:tcMar>
+              <w:top w:w="55" w:type="dxa"/>
+              <w:left w:w="85" w:type="dxa"/>
+              <w:bottom w:w="55" w:type="dxa"/>
+              <w:right w:w="85" w:type="dxa"/>
+            </w:tcMar>
+            <w:vAlign w:val="center"/>
+          </w:tcPr>
+          <w:p>
+            <w:pPr>
+              <w:spacing w:line="250" w:lineRule="auto"/>
+            </w:pPr>
+            <w:r>
+              <w:rPr>
+                <w:rFonts w:ascii="Arial" w:eastAsia="Arial" w:hAnsi="Arial" w:cs="Arial"/>
+                <w:color w:val="1A1A1A"/>
+                <w:sz w:val="18"/>
+                <w:szCs w:val="18"/>
+              </w:rPr>
+              <w:t>Es público: no contiene datos del colegio.</w:t>
+            </w:r>
+          </w:p>
+        </w:tc>
+      </w:tr>
+      <w:tr>
+        <w:tblPrEx>
+          <w:tblCellMar>
+            <w:top w:w="0" w:type="dxa"/>
+            <w:bottom w:w="0" w:type="dxa"/>
+          </w:tblCellMar>
+        </w:tblPrEx>
+        <w:trPr>
+          <w:cantSplit/>
+        </w:trPr>
+        <w:tc>
+          <w:tcPr>
+            <w:tcW w:w="2108" w:type="dxa"/>
+            <w:tcBorders>
+              <w:top w:val="single" w:sz="4" w:space="0" w:color="B8C2CC"/>
+              <w:left w:val="single" w:sz="4" w:space="0" w:color="B8C2CC"/>
+              <w:bottom w:val="single" w:sz="4" w:space="0" w:color="B8C2CC"/>
+              <w:right w:val="single" w:sz="4" w:space="0" w:color="B8C2CC"/>
+            </w:tcBorders>
+            <w:tcMar>
+              <w:top w:w="55" w:type="dxa"/>
+              <w:left w:w="85" w:type="dxa"/>
+              <w:bottom w:w="55" w:type="dxa"/>
+              <w:right w:w="85" w:type="dxa"/>
+            </w:tcMar>
+            <w:vAlign w:val="center"/>
+          </w:tcPr>
+          <w:p>
+            <w:pPr>
+              <w:spacing w:line="250" w:lineRule="auto"/>
+            </w:pPr>
+            <w:r>
+              <w:rPr>
+                <w:rFonts w:ascii="Arial" w:eastAsia="Arial" w:hAnsi="Arial" w:cs="Arial"/>
+                <w:color w:val="1A1A1A"/>
+                <w:sz w:val="18"/>
+                <w:szCs w:val="18"/>
+              </w:rPr>
               <w:t>Panel web del sistema</w:t>
             </w:r>
           </w:p>
@@ -12505,7 +12927,7 @@
       <w:pPr>
         <w:pStyle w:val="Ttulo1"/>
       </w:pPr>
-      <w:bookmarkStart w:id="5" w:name="_Toc242549659"/>
+      <w:bookmarkStart w:id="5" w:name="_Toc243091719"/>
       <w:r>
         <w:t>6. Comunicaciones del producto</w:t>
       </w:r>
@@ -13110,7 +13532,7 @@
                 <w:sz w:val="18"/>
                 <w:szCs w:val="18"/>
               </w:rPr>
-              <w:t>Dentro de las 24 horas, a través del colegio</w:t>
+              <w:t>Dentro de las 24 horas; lo redacta el sistema y lo envía el tutor por WhatsApp</w:t>
             </w:r>
           </w:p>
         </w:tc>
@@ -13142,7 +13564,7 @@
                 <w:sz w:val="18"/>
                 <w:szCs w:val="18"/>
               </w:rPr>
-              <w:t>Áreas con dificultad y recomendaciones de apoyo, en lenguaje simple.</w:t>
+              <w:t>Áreas con dificultad, notas del periodo y recomendaciones de apoyo, en lenguaje simple.</w:t>
             </w:r>
           </w:p>
         </w:tc>
@@ -13300,7 +13722,7 @@
       <w:pPr>
         <w:pStyle w:val="Ttulo1"/>
       </w:pPr>
-      <w:bookmarkStart w:id="6" w:name="_Toc242549660"/>
+      <w:bookmarkStart w:id="6" w:name="_Toc243091720"/>
       <w:r>
         <w:t>7. Formatos</w:t>
       </w:r>
@@ -13515,6 +13937,7 @@
                 <w:sz w:val="18"/>
                 <w:szCs w:val="18"/>
               </w:rPr>
+              <w:lastRenderedPageBreak/>
               <w:t>Convocó</w:t>
             </w:r>
           </w:p>
@@ -13791,7 +14214,6 @@
                 <w:sz w:val="18"/>
                 <w:szCs w:val="18"/>
               </w:rPr>
-              <w:lastRenderedPageBreak/>
               <w:t>Acuerdos (qué, quién y cuándo)</w:t>
             </w:r>
           </w:p>
@@ -13933,7 +14355,7 @@
       <w:pPr>
         <w:pStyle w:val="Ttulo1"/>
       </w:pPr>
-      <w:bookmarkStart w:id="7" w:name="_Toc242549661"/>
+      <w:bookmarkStart w:id="7" w:name="_Toc243091721"/>
       <w:r>
         <w:t>8. Reglas de reserva de la información</w:t>
       </w:r>
@@ -13999,7 +14421,7 @@
       <w:pPr>
         <w:pStyle w:val="Ttulo1"/>
       </w:pPr>
-      <w:bookmarkStart w:id="8" w:name="_Toc242549662"/>
+      <w:bookmarkStart w:id="8" w:name="_Toc243091722"/>
       <w:r>
         <w:t>9. Monitoreo, escalamiento y actualización</w:t>
       </w:r>
@@ -14736,6 +15158,7 @@
         <w:jc w:val="both"/>
       </w:pPr>
       <w:r>
+        <w:lastRenderedPageBreak/>
         <w:t>Un asunto sin respuesta en dos días hábiles se eleva del responsable al director del proyecto, de este al Product Owner y, por último, a la patrocinadora. El plan se revisa al cierre de cada sprint junto con el plan de involucramiento.</w:t>
       </w:r>
     </w:p>
@@ -14743,9 +15166,8 @@
       <w:pPr>
         <w:pStyle w:val="Ttulo1"/>
       </w:pPr>
-      <w:bookmarkStart w:id="9" w:name="_Toc242549663"/>
+      <w:bookmarkStart w:id="9" w:name="_Toc243091723"/>
       <w:r>
-        <w:lastRenderedPageBreak/>
         <w:t>10. Glosario</w:t>
       </w:r>
       <w:bookmarkEnd w:id="9"/>
@@ -15181,7 +15603,7 @@
                 <w:sz w:val="18"/>
                 <w:szCs w:val="18"/>
               </w:rPr>
-              <w:t>Reunión en la que el equipo muestra lo avanzado y el colegio lo acepta u observa.</w:t>
+              <w:t>Demostración en la que el equipo muestra lo avanzado al Product Owner, y el colegio lo acepta u observa.</w:t>
             </w:r>
           </w:p>
         </w:tc>
@@ -15256,7 +15678,7 @@
                 <w:sz w:val="18"/>
                 <w:szCs w:val="18"/>
               </w:rPr>
-              <w:t>Persona del colegio que decide qué es prioritario y acepta los entregables.</w:t>
+              <w:t>Persona del colegio que decide qué es prioritario y acepta los entregables. En este proyecto, Helber Perez, docente de la institución.</w:t>
             </w:r>
           </w:p>
         </w:tc>
@@ -15727,7 +16149,7 @@
         <w:sz w:val="16"/>
         <w:szCs w:val="16"/>
       </w:rPr>
-      <w:t>3</w:t>
+      <w:t>4</w:t>
     </w:r>
     <w:r>
       <w:rPr>
@@ -15782,7 +16204,7 @@
         <w:sz w:val="16"/>
         <w:szCs w:val="16"/>
       </w:rPr>
-      <w:t>4</w:t>
+      <w:t>5</w:t>
     </w:r>
     <w:r>
       <w:rPr>
@@ -15806,141 +16228,6 @@
       </w:pBdr>
       <w:tabs>
         <w:tab w:val="right" w:pos="14570"/>
-      </w:tabs>
-    </w:pPr>
-    <w:r>
-      <w:rPr>
-        <w:rFonts w:ascii="Arial" w:eastAsia="Arial" w:hAnsi="Arial" w:cs="Arial"/>
-        <w:color w:val="5F6B7A"/>
-        <w:sz w:val="16"/>
-        <w:szCs w:val="16"/>
-      </w:rPr>
-      <w:t>UNTELS  ·  Gestión de Proyecto de TI  ·  2026</w:t>
-    </w:r>
-    <w:r>
-      <w:rPr>
-        <w:rFonts w:ascii="Arial" w:eastAsia="Arial" w:hAnsi="Arial" w:cs="Arial"/>
-        <w:color w:val="5F6B7A"/>
-        <w:sz w:val="16"/>
-        <w:szCs w:val="16"/>
-      </w:rPr>
-      <w:tab/>
-      <w:t xml:space="preserve">Página </w:t>
-    </w:r>
-    <w:r>
-      <w:rPr>
-        <w:rFonts w:ascii="Arial" w:eastAsia="Arial" w:hAnsi="Arial" w:cs="Arial"/>
-        <w:color w:val="5F6B7A"/>
-        <w:sz w:val="16"/>
-        <w:szCs w:val="16"/>
-      </w:rPr>
-      <w:fldChar w:fldCharType="begin"/>
-    </w:r>
-    <w:r>
-      <w:rPr>
-        <w:rFonts w:ascii="Arial" w:eastAsia="Arial" w:hAnsi="Arial" w:cs="Arial"/>
-        <w:color w:val="5F6B7A"/>
-        <w:sz w:val="16"/>
-        <w:szCs w:val="16"/>
-      </w:rPr>
-      <w:instrText>PAGE</w:instrText>
-    </w:r>
-    <w:r>
-      <w:rPr>
-        <w:rFonts w:ascii="Arial" w:eastAsia="Arial" w:hAnsi="Arial" w:cs="Arial"/>
-        <w:color w:val="5F6B7A"/>
-        <w:sz w:val="16"/>
-        <w:szCs w:val="16"/>
-      </w:rPr>
-      <w:fldChar w:fldCharType="separate"/>
-    </w:r>
-    <w:r>
-      <w:rPr>
-        <w:rFonts w:ascii="Arial" w:eastAsia="Arial" w:hAnsi="Arial" w:cs="Arial"/>
-        <w:noProof/>
-        <w:color w:val="5F6B7A"/>
-        <w:sz w:val="16"/>
-        <w:szCs w:val="16"/>
-      </w:rPr>
-      <w:t>5</w:t>
-    </w:r>
-    <w:r>
-      <w:rPr>
-        <w:rFonts w:ascii="Arial" w:eastAsia="Arial" w:hAnsi="Arial" w:cs="Arial"/>
-        <w:color w:val="5F6B7A"/>
-        <w:sz w:val="16"/>
-        <w:szCs w:val="16"/>
-      </w:rPr>
-      <w:fldChar w:fldCharType="end"/>
-    </w:r>
-    <w:r>
-      <w:rPr>
-        <w:rFonts w:ascii="Arial" w:eastAsia="Arial" w:hAnsi="Arial" w:cs="Arial"/>
-        <w:color w:val="5F6B7A"/>
-        <w:sz w:val="16"/>
-        <w:szCs w:val="16"/>
-      </w:rPr>
-      <w:t xml:space="preserve"> de </w:t>
-    </w:r>
-    <w:r>
-      <w:rPr>
-        <w:rFonts w:ascii="Arial" w:eastAsia="Arial" w:hAnsi="Arial" w:cs="Arial"/>
-        <w:color w:val="5F6B7A"/>
-        <w:sz w:val="16"/>
-        <w:szCs w:val="16"/>
-      </w:rPr>
-      <w:fldChar w:fldCharType="begin"/>
-    </w:r>
-    <w:r>
-      <w:rPr>
-        <w:rFonts w:ascii="Arial" w:eastAsia="Arial" w:hAnsi="Arial" w:cs="Arial"/>
-        <w:color w:val="5F6B7A"/>
-        <w:sz w:val="16"/>
-        <w:szCs w:val="16"/>
-      </w:rPr>
-      <w:instrText>NUMPAGES</w:instrText>
-    </w:r>
-    <w:r>
-      <w:rPr>
-        <w:rFonts w:ascii="Arial" w:eastAsia="Arial" w:hAnsi="Arial" w:cs="Arial"/>
-        <w:color w:val="5F6B7A"/>
-        <w:sz w:val="16"/>
-        <w:szCs w:val="16"/>
-      </w:rPr>
-      <w:fldChar w:fldCharType="separate"/>
-    </w:r>
-    <w:r>
-      <w:rPr>
-        <w:rFonts w:ascii="Arial" w:eastAsia="Arial" w:hAnsi="Arial" w:cs="Arial"/>
-        <w:noProof/>
-        <w:color w:val="5F6B7A"/>
-        <w:sz w:val="16"/>
-        <w:szCs w:val="16"/>
-      </w:rPr>
-      <w:t>6</w:t>
-    </w:r>
-    <w:r>
-      <w:rPr>
-        <w:rFonts w:ascii="Arial" w:eastAsia="Arial" w:hAnsi="Arial" w:cs="Arial"/>
-        <w:color w:val="5F6B7A"/>
-        <w:sz w:val="16"/>
-        <w:szCs w:val="16"/>
-      </w:rPr>
-      <w:fldChar w:fldCharType="end"/>
-    </w:r>
-  </w:p>
-</w:ftr>
-</file>
-
-<file path=word/footer4.xml><?xml version="1.0" encoding="utf-8"?>
-<w:ftr xmlns:wpc="http://schemas.microsoft.com/office/word/2010/wordprocessingCanvas" xmlns:cx="http://schemas.microsoft.com/office/drawing/2014/chartex" xmlns:cx1="http://schemas.microsoft.com/office/drawing/2015/9/8/chartex" xmlns:cx2="http://schemas.microsoft.com/office/drawing/2015/10/21/chartex" xmlns:cx3="http://schemas.microsoft.com/office/drawing/2016/5/9/chartex" xmlns:cx4="http://schemas.microsoft.com/office/drawing/2016/5/10/chartex" xmlns:cx5="http://schemas.microsoft.com/office/drawing/2016/5/11/chartex" xmlns:cx6="http://schemas.microsoft.com/office/drawing/2016/5/12/chartex" xmlns:cx7="http://schemas.microsoft.com/office/drawing/2016/5/13/chartex" xmlns:cx8="http://schemas.microsoft.com/office/drawing/2016/5/14/chartex" xmlns:mc="http://schemas.openxmlformats.org/markup-compatibility/2006" xmlns:aink="http://schemas.microsoft.com/office/drawing/2016/ink" xmlns:am3d="http://schemas.microsoft.com/office/drawing/2017/model3d" xmlns:o="urn:schemas-microsoft-com:office:office" xmlns:oel="http://schemas.microsoft.com/office/2019/extlst" xmlns:r="http://schemas.openxmlformats.org/officeDocument/2006/relationships" xmlns:m="http://schemas.openxmlformats.org/officeDocument/2006/math" xmlns:v="urn:schemas-microsoft-com:vml" xmlns:wp14="http://schemas.microsoft.com/office/word/2010/wordprocessingDrawing" xmlns:wp="http://schemas.openxmlformats.org/drawingml/2006/wordprocessingDrawing" xmlns:w10="urn:schemas-microsoft-com:office:word" xmlns:w="http://schemas.openxmlformats.org/wordprocessingml/2006/main" xmlns:w14="http://schemas.microsoft.com/office/word/2010/wordml" xmlns:w15="http://schemas.microsoft.com/office/word/2012/wordml" xmlns:w16cex="http://schemas.microsoft.com/office/word/2018/wordml/cex" xmlns:w16cid="http://schemas.microsoft.com/office/word/2016/wordml/cid" xmlns:w16="http://schemas.microsoft.com/office/word/2018/wordml" xmlns:w16du="http://schemas.microsoft.com/office/word/2023/wordml/word16du" xmlns:w16sdtdh="http://schemas.microsoft.com/office/word/2020/wordml/sdtdatahash" xmlns:w16sdtfl="http://schemas.microsoft.com/office/word/2024/wordml/sdtformatlock" xmlns:w16se="http://schemas.microsoft.com/office/word/2015/wordml/symex" xmlns:wpg="http://schemas.microsoft.com/office/word/2010/wordprocessingGroup" xmlns:wpi="http://schemas.microsoft.com/office/word/2010/wordprocessingInk" xmlns:wne="http://schemas.microsoft.com/office/word/2006/wordml" xmlns:wps="http://schemas.microsoft.com/office/word/2010/wordprocessingShape" mc:Ignorable="w14 w15 w16se w16cid w16 w16cex w16sdtdh w16sdtfl w16du wp14">
-  <w:p>
-    <w:pPr>
-      <w:pBdr>
-        <w:top w:val="single" w:sz="4" w:space="4" w:color="B8C2CC"/>
-      </w:pBdr>
-      <w:tabs>
-        <w:tab w:val="right" w:pos="8787"/>
       </w:tabs>
     </w:pPr>
     <w:r>
@@ -16067,6 +16354,141 @@
 </w:ftr>
 </file>
 
+<file path=word/footer4.xml><?xml version="1.0" encoding="utf-8"?>
+<w:ftr xmlns:wpc="http://schemas.microsoft.com/office/word/2010/wordprocessingCanvas" xmlns:cx="http://schemas.microsoft.com/office/drawing/2014/chartex" xmlns:cx1="http://schemas.microsoft.com/office/drawing/2015/9/8/chartex" xmlns:cx2="http://schemas.microsoft.com/office/drawing/2015/10/21/chartex" xmlns:cx3="http://schemas.microsoft.com/office/drawing/2016/5/9/chartex" xmlns:cx4="http://schemas.microsoft.com/office/drawing/2016/5/10/chartex" xmlns:cx5="http://schemas.microsoft.com/office/drawing/2016/5/11/chartex" xmlns:cx6="http://schemas.microsoft.com/office/drawing/2016/5/12/chartex" xmlns:cx7="http://schemas.microsoft.com/office/drawing/2016/5/13/chartex" xmlns:cx8="http://schemas.microsoft.com/office/drawing/2016/5/14/chartex" xmlns:mc="http://schemas.openxmlformats.org/markup-compatibility/2006" xmlns:aink="http://schemas.microsoft.com/office/drawing/2016/ink" xmlns:am3d="http://schemas.microsoft.com/office/drawing/2017/model3d" xmlns:o="urn:schemas-microsoft-com:office:office" xmlns:oel="http://schemas.microsoft.com/office/2019/extlst" xmlns:r="http://schemas.openxmlformats.org/officeDocument/2006/relationships" xmlns:m="http://schemas.openxmlformats.org/officeDocument/2006/math" xmlns:v="urn:schemas-microsoft-com:vml" xmlns:wp14="http://schemas.microsoft.com/office/word/2010/wordprocessingDrawing" xmlns:wp="http://schemas.openxmlformats.org/drawingml/2006/wordprocessingDrawing" xmlns:w10="urn:schemas-microsoft-com:office:word" xmlns:w="http://schemas.openxmlformats.org/wordprocessingml/2006/main" xmlns:w14="http://schemas.microsoft.com/office/word/2010/wordml" xmlns:w15="http://schemas.microsoft.com/office/word/2012/wordml" xmlns:w16cex="http://schemas.microsoft.com/office/word/2018/wordml/cex" xmlns:w16cid="http://schemas.microsoft.com/office/word/2016/wordml/cid" xmlns:w16="http://schemas.microsoft.com/office/word/2018/wordml" xmlns:w16du="http://schemas.microsoft.com/office/word/2023/wordml/word16du" xmlns:w16sdtdh="http://schemas.microsoft.com/office/word/2020/wordml/sdtdatahash" xmlns:w16sdtfl="http://schemas.microsoft.com/office/word/2024/wordml/sdtformatlock" xmlns:w16se="http://schemas.microsoft.com/office/word/2015/wordml/symex" xmlns:wpg="http://schemas.microsoft.com/office/word/2010/wordprocessingGroup" xmlns:wpi="http://schemas.microsoft.com/office/word/2010/wordprocessingInk" xmlns:wne="http://schemas.microsoft.com/office/word/2006/wordml" xmlns:wps="http://schemas.microsoft.com/office/word/2010/wordprocessingShape" mc:Ignorable="w14 w15 w16se w16cid w16 w16cex w16sdtdh w16sdtfl w16du wp14">
+  <w:p>
+    <w:pPr>
+      <w:pBdr>
+        <w:top w:val="single" w:sz="4" w:space="4" w:color="B8C2CC"/>
+      </w:pBdr>
+      <w:tabs>
+        <w:tab w:val="right" w:pos="8787"/>
+      </w:tabs>
+    </w:pPr>
+    <w:r>
+      <w:rPr>
+        <w:rFonts w:ascii="Arial" w:eastAsia="Arial" w:hAnsi="Arial" w:cs="Arial"/>
+        <w:color w:val="5F6B7A"/>
+        <w:sz w:val="16"/>
+        <w:szCs w:val="16"/>
+      </w:rPr>
+      <w:t>UNTELS  ·  Gestión de Proyecto de TI  ·  2026</w:t>
+    </w:r>
+    <w:r>
+      <w:rPr>
+        <w:rFonts w:ascii="Arial" w:eastAsia="Arial" w:hAnsi="Arial" w:cs="Arial"/>
+        <w:color w:val="5F6B7A"/>
+        <w:sz w:val="16"/>
+        <w:szCs w:val="16"/>
+      </w:rPr>
+      <w:tab/>
+      <w:t xml:space="preserve">Página </w:t>
+    </w:r>
+    <w:r>
+      <w:rPr>
+        <w:rFonts w:ascii="Arial" w:eastAsia="Arial" w:hAnsi="Arial" w:cs="Arial"/>
+        <w:color w:val="5F6B7A"/>
+        <w:sz w:val="16"/>
+        <w:szCs w:val="16"/>
+      </w:rPr>
+      <w:fldChar w:fldCharType="begin"/>
+    </w:r>
+    <w:r>
+      <w:rPr>
+        <w:rFonts w:ascii="Arial" w:eastAsia="Arial" w:hAnsi="Arial" w:cs="Arial"/>
+        <w:color w:val="5F6B7A"/>
+        <w:sz w:val="16"/>
+        <w:szCs w:val="16"/>
+      </w:rPr>
+      <w:instrText>PAGE</w:instrText>
+    </w:r>
+    <w:r>
+      <w:rPr>
+        <w:rFonts w:ascii="Arial" w:eastAsia="Arial" w:hAnsi="Arial" w:cs="Arial"/>
+        <w:color w:val="5F6B7A"/>
+        <w:sz w:val="16"/>
+        <w:szCs w:val="16"/>
+      </w:rPr>
+      <w:fldChar w:fldCharType="separate"/>
+    </w:r>
+    <w:r>
+      <w:rPr>
+        <w:rFonts w:ascii="Arial" w:eastAsia="Arial" w:hAnsi="Arial" w:cs="Arial"/>
+        <w:noProof/>
+        <w:color w:val="5F6B7A"/>
+        <w:sz w:val="16"/>
+        <w:szCs w:val="16"/>
+      </w:rPr>
+      <w:t>7</w:t>
+    </w:r>
+    <w:r>
+      <w:rPr>
+        <w:rFonts w:ascii="Arial" w:eastAsia="Arial" w:hAnsi="Arial" w:cs="Arial"/>
+        <w:color w:val="5F6B7A"/>
+        <w:sz w:val="16"/>
+        <w:szCs w:val="16"/>
+      </w:rPr>
+      <w:fldChar w:fldCharType="end"/>
+    </w:r>
+    <w:r>
+      <w:rPr>
+        <w:rFonts w:ascii="Arial" w:eastAsia="Arial" w:hAnsi="Arial" w:cs="Arial"/>
+        <w:color w:val="5F6B7A"/>
+        <w:sz w:val="16"/>
+        <w:szCs w:val="16"/>
+      </w:rPr>
+      <w:t xml:space="preserve"> de </w:t>
+    </w:r>
+    <w:r>
+      <w:rPr>
+        <w:rFonts w:ascii="Arial" w:eastAsia="Arial" w:hAnsi="Arial" w:cs="Arial"/>
+        <w:color w:val="5F6B7A"/>
+        <w:sz w:val="16"/>
+        <w:szCs w:val="16"/>
+      </w:rPr>
+      <w:fldChar w:fldCharType="begin"/>
+    </w:r>
+    <w:r>
+      <w:rPr>
+        <w:rFonts w:ascii="Arial" w:eastAsia="Arial" w:hAnsi="Arial" w:cs="Arial"/>
+        <w:color w:val="5F6B7A"/>
+        <w:sz w:val="16"/>
+        <w:szCs w:val="16"/>
+      </w:rPr>
+      <w:instrText>NUMPAGES</w:instrText>
+    </w:r>
+    <w:r>
+      <w:rPr>
+        <w:rFonts w:ascii="Arial" w:eastAsia="Arial" w:hAnsi="Arial" w:cs="Arial"/>
+        <w:color w:val="5F6B7A"/>
+        <w:sz w:val="16"/>
+        <w:szCs w:val="16"/>
+      </w:rPr>
+      <w:fldChar w:fldCharType="separate"/>
+    </w:r>
+    <w:r>
+      <w:rPr>
+        <w:rFonts w:ascii="Arial" w:eastAsia="Arial" w:hAnsi="Arial" w:cs="Arial"/>
+        <w:noProof/>
+        <w:color w:val="5F6B7A"/>
+        <w:sz w:val="16"/>
+        <w:szCs w:val="16"/>
+      </w:rPr>
+      <w:t>8</w:t>
+    </w:r>
+    <w:r>
+      <w:rPr>
+        <w:rFonts w:ascii="Arial" w:eastAsia="Arial" w:hAnsi="Arial" w:cs="Arial"/>
+        <w:color w:val="5F6B7A"/>
+        <w:sz w:val="16"/>
+        <w:szCs w:val="16"/>
+      </w:rPr>
+      <w:fldChar w:fldCharType="end"/>
+    </w:r>
+  </w:p>
+</w:ftr>
+</file>
+
 <file path=word/footnotes.xml><?xml version="1.0" encoding="utf-8"?>
 <w:footnotes xmlns:wpc="http://schemas.microsoft.com/office/word/2010/wordprocessingCanvas" xmlns:cx="http://schemas.microsoft.com/office/drawing/2014/chartex" xmlns:cx1="http://schemas.microsoft.com/office/drawing/2015/9/8/chartex" xmlns:cx2="http://schemas.microsoft.com/office/drawing/2015/10/21/chartex" xmlns:cx3="http://schemas.microsoft.com/office/drawing/2016/5/9/chartex" xmlns:cx4="http://schemas.microsoft.com/office/drawing/2016/5/10/chartex" xmlns:cx5="http://schemas.microsoft.com/office/drawing/2016/5/11/chartex" xmlns:cx6="http://schemas.microsoft.com/office/drawing/2016/5/12/chartex" xmlns:cx7="http://schemas.microsoft.com/office/drawing/2016/5/13/chartex" xmlns:cx8="http://schemas.microsoft.com/office/drawing/2016/5/14/chartex" xmlns:mc="http://schemas.openxmlformats.org/markup-compatibility/2006" xmlns:aink="http://schemas.microsoft.com/office/drawing/2016/ink" xmlns:am3d="http://schemas.microsoft.com/office/drawing/2017/model3d" xmlns:o="urn:schemas-microsoft-com:office:office" xmlns:oel="http://schemas.microsoft.com/office/2019/extlst" xmlns:r="http://schemas.openxmlformats.org/officeDocument/2006/relationships" xmlns:m="http://schemas.openxmlformats.org/officeDocument/2006/math" xmlns:v="urn:schemas-microsoft-com:vml" xmlns:wp14="http://schemas.microsoft.com/office/word/2010/wordprocessingDrawing" xmlns:wp="http://schemas.openxmlformats.org/drawingml/2006/wordprocessingDrawing" xmlns:w10="urn:schemas-microsoft-com:office:word" xmlns:w="http://schemas.openxmlformats.org/wordprocessingml/2006/main" xmlns:w14="http://schemas.microsoft.com/office/word/2010/wordml" xmlns:w15="http://schemas.microsoft.com/office/word/2012/wordml" xmlns:w16cex="http://schemas.microsoft.com/office/word/2018/wordml/cex" xmlns:w16cid="http://schemas.microsoft.com/office/word/2016/wordml/cid" xmlns:w16="http://schemas.microsoft.com/office/word/2018/wordml" xmlns:w16du="http://schemas.microsoft.com/office/word/2023/wordml/word16du" xmlns:w16sdtdh="http://schemas.microsoft.com/office/word/2020/wordml/sdtdatahash" xmlns:w16sdtfl="http://schemas.microsoft.com/office/word/2024/wordml/sdtformatlock" xmlns:w16se="http://schemas.microsoft.com/office/word/2015/wordml/symex" xmlns:wpg="http://schemas.microsoft.com/office/word/2010/wordprocessingGroup" xmlns:wpi="http://schemas.microsoft.com/office/word/2010/wordprocessingInk" xmlns:wne="http://schemas.microsoft.com/office/word/2006/wordml" xmlns:wps="http://schemas.microsoft.com/office/word/2010/wordprocessingShape" mc:Ignorable="w14 w15 w16se w16cid w16 w16cex w16sdtdh w16sdtfl w16du wp14">
   <w:footnote w:type="separator" w:id="-1">
@@ -16114,7 +16536,7 @@
         <w:szCs w:val="16"/>
       </w:rPr>
       <w:tab/>
-      <w:t>INT-03  ·  v1.1</w:t>
+      <w:t>INT-03  ·  v1.2</w:t>
     </w:r>
   </w:p>
 </w:hdr>
@@ -16148,7 +16570,7 @@
         <w:szCs w:val="16"/>
       </w:rPr>
       <w:tab/>
-      <w:t>INT-03  ·  v1.1</w:t>
+      <w:t>INT-03  ·  v1.2</w:t>
     </w:r>
   </w:p>
 </w:hdr>
@@ -16182,7 +16604,7 @@
         <w:szCs w:val="16"/>
       </w:rPr>
       <w:tab/>
-      <w:t>INT-03  ·  v1.1</w:t>
+      <w:t>INT-03  ·  v1.2</w:t>
     </w:r>
   </w:p>
 </w:hdr>
@@ -16216,7 +16638,7 @@
         <w:szCs w:val="16"/>
       </w:rPr>
       <w:tab/>
-      <w:t>INT-03  ·  v1.1</w:t>
+      <w:t>INT-03  ·  v1.2</w:t>
     </w:r>
   </w:p>
 </w:hdr>
@@ -16225,10 +16647,10 @@
 <file path=word/numbering.xml><?xml version="1.0" encoding="utf-8"?>
 <w:numbering xmlns:wpc="http://schemas.microsoft.com/office/word/2010/wordprocessingCanvas" xmlns:cx="http://schemas.microsoft.com/office/drawing/2014/chartex" xmlns:cx1="http://schemas.microsoft.com/office/drawing/2015/9/8/chartex" xmlns:cx2="http://schemas.microsoft.com/office/drawing/2015/10/21/chartex" xmlns:cx3="http://schemas.microsoft.com/office/drawing/2016/5/9/chartex" xmlns:cx4="http://schemas.microsoft.com/office/drawing/2016/5/10/chartex" xmlns:cx5="http://schemas.microsoft.com/office/drawing/2016/5/11/chartex" xmlns:cx6="http://schemas.microsoft.com/office/drawing/2016/5/12/chartex" xmlns:cx7="http://schemas.microsoft.com/office/drawing/2016/5/13/chartex" xmlns:cx8="http://schemas.microsoft.com/office/drawing/2016/5/14/chartex" xmlns:mc="http://schemas.openxmlformats.org/markup-compatibility/2006" xmlns:aink="http://schemas.microsoft.com/office/drawing/2016/ink" xmlns:am3d="http://schemas.microsoft.com/office/drawing/2017/model3d" xmlns:o="urn:schemas-microsoft-com:office:office" xmlns:oel="http://schemas.microsoft.com/office/2019/extlst" xmlns:r="http://schemas.openxmlformats.org/officeDocument/2006/relationships" xmlns:m="http://schemas.openxmlformats.org/officeDocument/2006/math" xmlns:v="urn:schemas-microsoft-com:vml" xmlns:wp14="http://schemas.microsoft.com/office/word/2010/wordprocessingDrawing" xmlns:wp="http://schemas.openxmlformats.org/drawingml/2006/wordprocessingDrawing" xmlns:w10="urn:schemas-microsoft-com:office:word" xmlns:w="http://schemas.openxmlformats.org/wordprocessingml/2006/main" xmlns:w14="http://schemas.microsoft.com/office/word/2010/wordml" xmlns:w15="http://schemas.microsoft.com/office/word/2012/wordml" xmlns:w16cex="http://schemas.microsoft.com/office/word/2018/wordml/cex" xmlns:w16cid="http://schemas.microsoft.com/office/word/2016/wordml/cid" xmlns:w16="http://schemas.microsoft.com/office/word/2018/wordml" xmlns:w16du="http://schemas.microsoft.com/office/word/2023/wordml/word16du" xmlns:w16sdtdh="http://schemas.microsoft.com/office/word/2020/wordml/sdtdatahash" xmlns:w16sdtfl="http://schemas.microsoft.com/office/word/2024/wordml/sdtformatlock" xmlns:w16se="http://schemas.microsoft.com/office/word/2015/wordml/symex" xmlns:wpg="http://schemas.microsoft.com/office/word/2010/wordprocessingGroup" xmlns:wpi="http://schemas.microsoft.com/office/word/2010/wordprocessingInk" xmlns:wne="http://schemas.microsoft.com/office/word/2006/wordml" xmlns:wps="http://schemas.microsoft.com/office/word/2010/wordprocessingShape" mc:Ignorable="w14 w15 w16se w16cid w16 w16cex w16sdtdh w16sdtfl w16du wp14">
   <w:abstractNum w:abstractNumId="0" w15:restartNumberingAfterBreak="0">
-    <w:nsid w:val="291F44A4"/>
+    <w:nsid w:val="24F21269"/>
     <w:multiLevelType w:val="hybridMultilevel"/>
-    <w:tmpl w:val="097AE4D6"/>
-    <w:lvl w:ilvl="0" w:tplc="8C9EEEFA">
+    <w:tmpl w:val="E56E6480"/>
+    <w:lvl w:ilvl="0" w:tplc="FABA6AD8">
       <w:start w:val="1"/>
       <w:numFmt w:val="bullet"/>
       <w:lvlText w:val="●"/>
@@ -16237,7 +16659,7 @@
         <w:ind w:left="720" w:hanging="360"/>
       </w:pPr>
     </w:lvl>
-    <w:lvl w:ilvl="1" w:tplc="9A08BF7C">
+    <w:lvl w:ilvl="1" w:tplc="56D49F42">
       <w:start w:val="1"/>
       <w:numFmt w:val="bullet"/>
       <w:lvlText w:val="○"/>
@@ -16246,7 +16668,7 @@
         <w:ind w:left="1440" w:hanging="360"/>
       </w:pPr>
     </w:lvl>
-    <w:lvl w:ilvl="2" w:tplc="B0C89D36">
+    <w:lvl w:ilvl="2" w:tplc="506EE6E4">
       <w:start w:val="1"/>
       <w:numFmt w:val="bullet"/>
       <w:lvlText w:val="■"/>
@@ -16255,7 +16677,7 @@
         <w:ind w:left="2160" w:hanging="360"/>
       </w:pPr>
     </w:lvl>
-    <w:lvl w:ilvl="3" w:tplc="A56253FA">
+    <w:lvl w:ilvl="3" w:tplc="72605E30">
       <w:start w:val="1"/>
       <w:numFmt w:val="bullet"/>
       <w:lvlText w:val="●"/>
@@ -16264,7 +16686,7 @@
         <w:ind w:left="2880" w:hanging="360"/>
       </w:pPr>
     </w:lvl>
-    <w:lvl w:ilvl="4" w:tplc="2A101E5E">
+    <w:lvl w:ilvl="4" w:tplc="C27A3F82">
       <w:start w:val="1"/>
       <w:numFmt w:val="bullet"/>
       <w:lvlText w:val="○"/>
@@ -16273,7 +16695,7 @@
         <w:ind w:left="3600" w:hanging="360"/>
       </w:pPr>
     </w:lvl>
-    <w:lvl w:ilvl="5" w:tplc="55D070CE">
+    <w:lvl w:ilvl="5" w:tplc="D144D332">
       <w:start w:val="1"/>
       <w:numFmt w:val="bullet"/>
       <w:lvlText w:val="■"/>
@@ -16282,7 +16704,7 @@
         <w:ind w:left="4320" w:hanging="360"/>
       </w:pPr>
     </w:lvl>
-    <w:lvl w:ilvl="6" w:tplc="FC1A25A2">
+    <w:lvl w:ilvl="6" w:tplc="9D22A81C">
       <w:start w:val="1"/>
       <w:numFmt w:val="bullet"/>
       <w:lvlText w:val="●"/>
@@ -16291,7 +16713,7 @@
         <w:ind w:left="5040" w:hanging="360"/>
       </w:pPr>
     </w:lvl>
-    <w:lvl w:ilvl="7" w:tplc="F9583C60">
+    <w:lvl w:ilvl="7" w:tplc="E7B48D9A">
       <w:start w:val="1"/>
       <w:numFmt w:val="bullet"/>
       <w:lvlText w:val="●"/>
@@ -16300,7 +16722,7 @@
         <w:ind w:left="5760" w:hanging="360"/>
       </w:pPr>
     </w:lvl>
-    <w:lvl w:ilvl="8" w:tplc="BEF08EC4">
+    <w:lvl w:ilvl="8" w:tplc="D80A9812">
       <w:start w:val="1"/>
       <w:numFmt w:val="bullet"/>
       <w:lvlText w:val="●"/>
@@ -16311,10 +16733,64 @@
     </w:lvl>
   </w:abstractNum>
   <w:abstractNum w:abstractNumId="1" w15:restartNumberingAfterBreak="0">
-    <w:nsid w:val="3E691584"/>
+    <w:nsid w:val="326D2AB8"/>
     <w:multiLevelType w:val="hybridMultilevel"/>
-    <w:tmpl w:val="1D10672C"/>
-    <w:lvl w:ilvl="0" w:tplc="779ACB40">
+    <w:tmpl w:val="3626C764"/>
+    <w:lvl w:ilvl="0" w:tplc="DC5C3CCE">
+      <w:start w:val="1"/>
+      <w:numFmt w:val="bullet"/>
+      <w:lvlText w:val="•"/>
+      <w:lvlJc w:val="left"/>
+      <w:pPr>
+        <w:ind w:left="560" w:hanging="280"/>
+      </w:pPr>
+    </w:lvl>
+    <w:lvl w:ilvl="1" w:tplc="3E2A4B52">
+      <w:numFmt w:val="decimal"/>
+      <w:lvlText w:val=""/>
+      <w:lvlJc w:val="left"/>
+    </w:lvl>
+    <w:lvl w:ilvl="2" w:tplc="213A37FA">
+      <w:numFmt w:val="decimal"/>
+      <w:lvlText w:val=""/>
+      <w:lvlJc w:val="left"/>
+    </w:lvl>
+    <w:lvl w:ilvl="3" w:tplc="EB023FF4">
+      <w:numFmt w:val="decimal"/>
+      <w:lvlText w:val=""/>
+      <w:lvlJc w:val="left"/>
+    </w:lvl>
+    <w:lvl w:ilvl="4" w:tplc="C668F768">
+      <w:numFmt w:val="decimal"/>
+      <w:lvlText w:val=""/>
+      <w:lvlJc w:val="left"/>
+    </w:lvl>
+    <w:lvl w:ilvl="5" w:tplc="D7940202">
+      <w:numFmt w:val="decimal"/>
+      <w:lvlText w:val=""/>
+      <w:lvlJc w:val="left"/>
+    </w:lvl>
+    <w:lvl w:ilvl="6" w:tplc="4512293A">
+      <w:numFmt w:val="decimal"/>
+      <w:lvlText w:val=""/>
+      <w:lvlJc w:val="left"/>
+    </w:lvl>
+    <w:lvl w:ilvl="7" w:tplc="0EB4921A">
+      <w:numFmt w:val="decimal"/>
+      <w:lvlText w:val=""/>
+      <w:lvlJc w:val="left"/>
+    </w:lvl>
+    <w:lvl w:ilvl="8" w:tplc="558EB3DC">
+      <w:numFmt w:val="decimal"/>
+      <w:lvlText w:val=""/>
+      <w:lvlJc w:val="left"/>
+    </w:lvl>
+  </w:abstractNum>
+  <w:abstractNum w:abstractNumId="2" w15:restartNumberingAfterBreak="0">
+    <w:nsid w:val="669E108E"/>
+    <w:multiLevelType w:val="hybridMultilevel"/>
+    <w:tmpl w:val="AF504420"/>
+    <w:lvl w:ilvl="0" w:tplc="DDBE4DAC">
       <w:start w:val="1"/>
       <w:numFmt w:val="decimal"/>
       <w:lvlText w:val="%1."/>
@@ -16323,109 +16799,55 @@
         <w:ind w:left="560" w:hanging="340"/>
       </w:pPr>
     </w:lvl>
-    <w:lvl w:ilvl="1" w:tplc="088E978A">
+    <w:lvl w:ilvl="1" w:tplc="39E45380">
       <w:numFmt w:val="decimal"/>
       <w:lvlText w:val=""/>
       <w:lvlJc w:val="left"/>
     </w:lvl>
-    <w:lvl w:ilvl="2" w:tplc="282A5A02">
+    <w:lvl w:ilvl="2" w:tplc="A6802A8E">
       <w:numFmt w:val="decimal"/>
       <w:lvlText w:val=""/>
       <w:lvlJc w:val="left"/>
     </w:lvl>
-    <w:lvl w:ilvl="3" w:tplc="57C6A38A">
+    <w:lvl w:ilvl="3" w:tplc="EAD6C370">
       <w:numFmt w:val="decimal"/>
       <w:lvlText w:val=""/>
       <w:lvlJc w:val="left"/>
     </w:lvl>
-    <w:lvl w:ilvl="4" w:tplc="97786D86">
+    <w:lvl w:ilvl="4" w:tplc="32427EEE">
       <w:numFmt w:val="decimal"/>
       <w:lvlText w:val=""/>
       <w:lvlJc w:val="left"/>
     </w:lvl>
-    <w:lvl w:ilvl="5" w:tplc="1632BB4C">
+    <w:lvl w:ilvl="5" w:tplc="EC3E9C54">
       <w:numFmt w:val="decimal"/>
       <w:lvlText w:val=""/>
       <w:lvlJc w:val="left"/>
     </w:lvl>
-    <w:lvl w:ilvl="6" w:tplc="ED58F01A">
+    <w:lvl w:ilvl="6" w:tplc="F01C0064">
       <w:numFmt w:val="decimal"/>
       <w:lvlText w:val=""/>
       <w:lvlJc w:val="left"/>
     </w:lvl>
-    <w:lvl w:ilvl="7" w:tplc="9A22A1E8">
+    <w:lvl w:ilvl="7" w:tplc="3FA6278C">
       <w:numFmt w:val="decimal"/>
       <w:lvlText w:val=""/>
       <w:lvlJc w:val="left"/>
     </w:lvl>
-    <w:lvl w:ilvl="8" w:tplc="A80420AE">
+    <w:lvl w:ilvl="8" w:tplc="90F459C2">
       <w:numFmt w:val="decimal"/>
       <w:lvlText w:val=""/>
       <w:lvlJc w:val="left"/>
     </w:lvl>
   </w:abstractNum>
-  <w:abstractNum w:abstractNumId="2" w15:restartNumberingAfterBreak="0">
-    <w:nsid w:val="78467AB3"/>
-    <w:multiLevelType w:val="hybridMultilevel"/>
-    <w:tmpl w:val="DBA879D8"/>
-    <w:lvl w:ilvl="0" w:tplc="BF80450C">
-      <w:start w:val="1"/>
-      <w:numFmt w:val="bullet"/>
-      <w:lvlText w:val="•"/>
-      <w:lvlJc w:val="left"/>
-      <w:pPr>
-        <w:ind w:left="560" w:hanging="280"/>
-      </w:pPr>
-    </w:lvl>
-    <w:lvl w:ilvl="1" w:tplc="72FC9FA6">
-      <w:numFmt w:val="decimal"/>
-      <w:lvlText w:val=""/>
-      <w:lvlJc w:val="left"/>
-    </w:lvl>
-    <w:lvl w:ilvl="2" w:tplc="3AB49A18">
-      <w:numFmt w:val="decimal"/>
-      <w:lvlText w:val=""/>
-      <w:lvlJc w:val="left"/>
-    </w:lvl>
-    <w:lvl w:ilvl="3" w:tplc="3992F328">
-      <w:numFmt w:val="decimal"/>
-      <w:lvlText w:val=""/>
-      <w:lvlJc w:val="left"/>
-    </w:lvl>
-    <w:lvl w:ilvl="4" w:tplc="C876E456">
-      <w:numFmt w:val="decimal"/>
-      <w:lvlText w:val=""/>
-      <w:lvlJc w:val="left"/>
-    </w:lvl>
-    <w:lvl w:ilvl="5" w:tplc="4A262776">
-      <w:numFmt w:val="decimal"/>
-      <w:lvlText w:val=""/>
-      <w:lvlJc w:val="left"/>
-    </w:lvl>
-    <w:lvl w:ilvl="6" w:tplc="390CFC1A">
-      <w:numFmt w:val="decimal"/>
-      <w:lvlText w:val=""/>
-      <w:lvlJc w:val="left"/>
-    </w:lvl>
-    <w:lvl w:ilvl="7" w:tplc="13BEAFC0">
-      <w:numFmt w:val="decimal"/>
-      <w:lvlText w:val=""/>
-      <w:lvlJc w:val="left"/>
-    </w:lvl>
-    <w:lvl w:ilvl="8" w:tplc="E3688B76">
-      <w:numFmt w:val="decimal"/>
-      <w:lvlText w:val=""/>
-      <w:lvlJc w:val="left"/>
-    </w:lvl>
-  </w:abstractNum>
-  <w:num w:numId="1" w16cid:durableId="637224872">
+  <w:num w:numId="1" w16cid:durableId="1443301944">
     <w:abstractNumId w:val="0"/>
     <w:lvlOverride w:ilvl="0">
       <w:startOverride w:val="1"/>
     </w:lvlOverride>
   </w:num>
-  <w:num w:numId="2" w16cid:durableId="1880849312">
-    <w:abstractNumId w:val="2"/>
+  <w:num w:numId="2" w16cid:durableId="1060860363">
+    <w:abstractNumId w:val="1"/>
     <w:lvlOverride w:ilvl="0">
       <w:startOverride w:val="1"/>
     </w:lvlOverride>
@@ -17017,7 +17439,7 @@
     <w:autoRedefine/>
     <w:uiPriority w:val="39"/>
     <w:unhideWhenUsed/>
-    <w:rsid w:val="00575434"/>
+    <w:rsid w:val="00533967"/>
     <w:pPr>
       <w:spacing w:after="100"/>
     </w:pPr>

--- a/public/documentos/INT-03-plan-de-gestion-de-las-comunicaciones.docx
+++ b/public/documentos/INT-03-plan-de-gestion-de-las-comunicaciones.docx
@@ -52,7 +52,7 @@
                 <w:noProof/>
               </w:rPr>
               <w:drawing>
-                <wp:inline distT="0" distB="0" distL="0" distR="0" wp14:anchorId="516B6C23" wp14:editId="21206710">
+                <wp:inline distT="0" distB="0" distL="0" distR="0" wp14:anchorId="6F9F09D4" wp14:editId="4348ECFF">
                   <wp:extent cx="990600" cy="990600"/>
                   <wp:effectExtent l="0" t="0" r="0" b="0"/>
                   <wp:docPr id="1" name="Imagen 1"/>
@@ -171,10 +171,10 @@
                 <w:noProof/>
               </w:rPr>
               <w:drawing>
-                <wp:inline distT="0" distB="0" distL="0" distR="0" wp14:anchorId="731E9D50" wp14:editId="7885F15B">
+                <wp:inline distT="0" distB="0" distL="0" distR="0" wp14:anchorId="5FB8CA87" wp14:editId="4F3E795B">
                   <wp:extent cx="800100" cy="800100"/>
                   <wp:effectExtent l="0" t="0" r="0" b="0"/>
-                  <wp:docPr id="1435708705" name="Imagen 1435708705"/>
+                  <wp:docPr id="1667654436" name="Imagen 1667654436"/>
                   <wp:cNvGraphicFramePr>
                     <a:graphicFrameLocks xmlns:a="http://schemas.openxmlformats.org/drawingml/2006/main" noChangeAspect="1"/>
                   </wp:cNvGraphicFramePr>
@@ -2867,7 +2867,7 @@
     <w:sdt>
       <w:sdtPr>
         <w:alias w:val="Contenido"/>
-        <w:id w:val="1287084129"/>
+        <w:id w:val="-165561477"/>
       </w:sdtPr>
       <w:sdtEndPr/>
       <w:sdtContent>
@@ -2893,7 +2893,7 @@
           <w:r>
             <w:fldChar w:fldCharType="separate"/>
           </w:r>
-          <w:hyperlink w:anchor="_Toc243091714" w:history="1">
+          <w:hyperlink w:anchor="_Toc243093527" w:history="1">
             <w:r>
               <w:rPr>
                 <w:rStyle w:val="Hipervnculo"/>
@@ -2917,7 +2917,7 @@
               <w:rPr>
                 <w:noProof/>
               </w:rPr>
-              <w:instrText xml:space="preserve"> PAGEREF _Toc243091714 \h </w:instrText>
+              <w:instrText xml:space="preserve"> PAGEREF _Toc243093527 \h </w:instrText>
             </w:r>
             <w:r>
               <w:rPr>
@@ -2957,7 +2957,7 @@
               <w14:ligatures w14:val="standardContextual"/>
             </w:rPr>
           </w:pPr>
-          <w:hyperlink w:anchor="_Toc243091715" w:history="1">
+          <w:hyperlink w:anchor="_Toc243093528" w:history="1">
             <w:r>
               <w:rPr>
                 <w:rStyle w:val="Hipervnculo"/>
@@ -2981,7 +2981,7 @@
               <w:rPr>
                 <w:noProof/>
               </w:rPr>
-              <w:instrText xml:space="preserve"> PAGEREF _Toc243091715 \h </w:instrText>
+              <w:instrText xml:space="preserve"> PAGEREF _Toc243093528 \h </w:instrText>
             </w:r>
             <w:r>
               <w:rPr>
@@ -3021,7 +3021,7 @@
               <w14:ligatures w14:val="standardContextual"/>
             </w:rPr>
           </w:pPr>
-          <w:hyperlink w:anchor="_Toc243091716" w:history="1">
+          <w:hyperlink w:anchor="_Toc243093529" w:history="1">
             <w:r>
               <w:rPr>
                 <w:rStyle w:val="Hipervnculo"/>
@@ -3045,7 +3045,7 @@
               <w:rPr>
                 <w:noProof/>
               </w:rPr>
-              <w:instrText xml:space="preserve"> PAGEREF _Toc243091716 \h </w:instrText>
+              <w:instrText xml:space="preserve"> PAGEREF _Toc243093529 \h </w:instrText>
             </w:r>
             <w:r>
               <w:rPr>
@@ -3085,7 +3085,7 @@
               <w14:ligatures w14:val="standardContextual"/>
             </w:rPr>
           </w:pPr>
-          <w:hyperlink w:anchor="_Toc243091717" w:history="1">
+          <w:hyperlink w:anchor="_Toc243093530" w:history="1">
             <w:r>
               <w:rPr>
                 <w:rStyle w:val="Hipervnculo"/>
@@ -3109,7 +3109,7 @@
               <w:rPr>
                 <w:noProof/>
               </w:rPr>
-              <w:instrText xml:space="preserve"> PAGEREF _Toc243091717 \h </w:instrText>
+              <w:instrText xml:space="preserve"> PAGEREF _Toc243093530 \h </w:instrText>
             </w:r>
             <w:r>
               <w:rPr>
@@ -3149,7 +3149,7 @@
               <w14:ligatures w14:val="standardContextual"/>
             </w:rPr>
           </w:pPr>
-          <w:hyperlink w:anchor="_Toc243091718" w:history="1">
+          <w:hyperlink w:anchor="_Toc243093531" w:history="1">
             <w:r>
               <w:rPr>
                 <w:rStyle w:val="Hipervnculo"/>
@@ -3173,7 +3173,7 @@
               <w:rPr>
                 <w:noProof/>
               </w:rPr>
-              <w:instrText xml:space="preserve"> PAGEREF _Toc243091718 \h </w:instrText>
+              <w:instrText xml:space="preserve"> PAGEREF _Toc243093531 \h </w:instrText>
             </w:r>
             <w:r>
               <w:rPr>
@@ -3213,7 +3213,7 @@
               <w14:ligatures w14:val="standardContextual"/>
             </w:rPr>
           </w:pPr>
-          <w:hyperlink w:anchor="_Toc243091719" w:history="1">
+          <w:hyperlink w:anchor="_Toc243093532" w:history="1">
             <w:r>
               <w:rPr>
                 <w:rStyle w:val="Hipervnculo"/>
@@ -3237,7 +3237,7 @@
               <w:rPr>
                 <w:noProof/>
               </w:rPr>
-              <w:instrText xml:space="preserve"> PAGEREF _Toc243091719 \h </w:instrText>
+              <w:instrText xml:space="preserve"> PAGEREF _Toc243093532 \h </w:instrText>
             </w:r>
             <w:r>
               <w:rPr>
@@ -3277,7 +3277,7 @@
               <w14:ligatures w14:val="standardContextual"/>
             </w:rPr>
           </w:pPr>
-          <w:hyperlink w:anchor="_Toc243091720" w:history="1">
+          <w:hyperlink w:anchor="_Toc243093533" w:history="1">
             <w:r>
               <w:rPr>
                 <w:rStyle w:val="Hipervnculo"/>
@@ -3301,7 +3301,7 @@
               <w:rPr>
                 <w:noProof/>
               </w:rPr>
-              <w:instrText xml:space="preserve"> PAGEREF _Toc243091720 \h </w:instrText>
+              <w:instrText xml:space="preserve"> PAGEREF _Toc243093533 \h </w:instrText>
             </w:r>
             <w:r>
               <w:rPr>
@@ -3341,7 +3341,7 @@
               <w14:ligatures w14:val="standardContextual"/>
             </w:rPr>
           </w:pPr>
-          <w:hyperlink w:anchor="_Toc243091721" w:history="1">
+          <w:hyperlink w:anchor="_Toc243093534" w:history="1">
             <w:r>
               <w:rPr>
                 <w:rStyle w:val="Hipervnculo"/>
@@ -3365,7 +3365,7 @@
               <w:rPr>
                 <w:noProof/>
               </w:rPr>
-              <w:instrText xml:space="preserve"> PAGEREF _Toc243091721 \h </w:instrText>
+              <w:instrText xml:space="preserve"> PAGEREF _Toc243093534 \h </w:instrText>
             </w:r>
             <w:r>
               <w:rPr>
@@ -3405,7 +3405,7 @@
               <w14:ligatures w14:val="standardContextual"/>
             </w:rPr>
           </w:pPr>
-          <w:hyperlink w:anchor="_Toc243091722" w:history="1">
+          <w:hyperlink w:anchor="_Toc243093535" w:history="1">
             <w:r>
               <w:rPr>
                 <w:rStyle w:val="Hipervnculo"/>
@@ -3429,7 +3429,7 @@
               <w:rPr>
                 <w:noProof/>
               </w:rPr>
-              <w:instrText xml:space="preserve"> PAGEREF _Toc243091722 \h </w:instrText>
+              <w:instrText xml:space="preserve"> PAGEREF _Toc243093535 \h </w:instrText>
             </w:r>
             <w:r>
               <w:rPr>
@@ -3469,7 +3469,7 @@
               <w14:ligatures w14:val="standardContextual"/>
             </w:rPr>
           </w:pPr>
-          <w:hyperlink w:anchor="_Toc243091723" w:history="1">
+          <w:hyperlink w:anchor="_Toc243093536" w:history="1">
             <w:r>
               <w:rPr>
                 <w:rStyle w:val="Hipervnculo"/>
@@ -3493,7 +3493,7 @@
               <w:rPr>
                 <w:noProof/>
               </w:rPr>
-              <w:instrText xml:space="preserve"> PAGEREF _Toc243091723 \h </w:instrText>
+              <w:instrText xml:space="preserve"> PAGEREF _Toc243093536 \h </w:instrText>
             </w:r>
             <w:r>
               <w:rPr>
@@ -3544,7 +3544,7 @@
       <w:pPr>
         <w:pStyle w:val="Ttulo1"/>
       </w:pPr>
-      <w:bookmarkStart w:id="0" w:name="_Toc243091714"/>
+      <w:bookmarkStart w:id="0" w:name="_Toc243093527"/>
       <w:r>
         <w:lastRenderedPageBreak/>
         <w:t>1. Objetivo y principios</w:t>
@@ -4147,7 +4147,7 @@
       <w:pPr>
         <w:pStyle w:val="Ttulo1"/>
       </w:pPr>
-      <w:bookmarkStart w:id="1" w:name="_Toc243091715"/>
+      <w:bookmarkStart w:id="1" w:name="_Toc243093528"/>
       <w:r>
         <w:t>2. Requisitos de información de los interesados</w:t>
       </w:r>
@@ -5658,7 +5658,7 @@
       <w:pPr>
         <w:pStyle w:val="Ttulo1"/>
       </w:pPr>
-      <w:bookmarkStart w:id="2" w:name="_Toc243091716"/>
+      <w:bookmarkStart w:id="2" w:name="_Toc243093529"/>
       <w:r>
         <w:lastRenderedPageBreak/>
         <w:t>3. Matriz de comunicaciones</w:t>
@@ -8866,7 +8866,7 @@
       <w:pPr>
         <w:pStyle w:val="Ttulo1"/>
       </w:pPr>
-      <w:bookmarkStart w:id="3" w:name="_Toc243091717"/>
+      <w:bookmarkStart w:id="3" w:name="_Toc243093530"/>
       <w:r>
         <w:lastRenderedPageBreak/>
         <w:t>4. Calendario de comunicaciones</w:t>
@@ -11766,7 +11766,7 @@
       <w:pPr>
         <w:pStyle w:val="Ttulo1"/>
       </w:pPr>
-      <w:bookmarkStart w:id="4" w:name="_Toc243091718"/>
+      <w:bookmarkStart w:id="4" w:name="_Toc243093531"/>
       <w:r>
         <w:t>5. Canales y tecnología</w:t>
       </w:r>
@@ -12927,7 +12927,7 @@
       <w:pPr>
         <w:pStyle w:val="Ttulo1"/>
       </w:pPr>
-      <w:bookmarkStart w:id="5" w:name="_Toc243091719"/>
+      <w:bookmarkStart w:id="5" w:name="_Toc243093532"/>
       <w:r>
         <w:t>6. Comunicaciones del producto</w:t>
       </w:r>
@@ -13722,7 +13722,7 @@
       <w:pPr>
         <w:pStyle w:val="Ttulo1"/>
       </w:pPr>
-      <w:bookmarkStart w:id="6" w:name="_Toc243091720"/>
+      <w:bookmarkStart w:id="6" w:name="_Toc243093533"/>
       <w:r>
         <w:t>7. Formatos</w:t>
       </w:r>
@@ -14355,7 +14355,7 @@
       <w:pPr>
         <w:pStyle w:val="Ttulo1"/>
       </w:pPr>
-      <w:bookmarkStart w:id="7" w:name="_Toc243091721"/>
+      <w:bookmarkStart w:id="7" w:name="_Toc243093534"/>
       <w:r>
         <w:t>8. Reglas de reserva de la información</w:t>
       </w:r>
@@ -14421,7 +14421,7 @@
       <w:pPr>
         <w:pStyle w:val="Ttulo1"/>
       </w:pPr>
-      <w:bookmarkStart w:id="8" w:name="_Toc243091722"/>
+      <w:bookmarkStart w:id="8" w:name="_Toc243093535"/>
       <w:r>
         <w:t>9. Monitoreo, escalamiento y actualización</w:t>
       </w:r>
@@ -15166,7 +15166,7 @@
       <w:pPr>
         <w:pStyle w:val="Ttulo1"/>
       </w:pPr>
-      <w:bookmarkStart w:id="9" w:name="_Toc243091723"/>
+      <w:bookmarkStart w:id="9" w:name="_Toc243093536"/>
       <w:r>
         <w:t>10. Glosario</w:t>
       </w:r>
@@ -16647,10 +16647,118 @@
 <file path=word/numbering.xml><?xml version="1.0" encoding="utf-8"?>
 <w:numbering xmlns:wpc="http://schemas.microsoft.com/office/word/2010/wordprocessingCanvas" xmlns:cx="http://schemas.microsoft.com/office/drawing/2014/chartex" xmlns:cx1="http://schemas.microsoft.com/office/drawing/2015/9/8/chartex" xmlns:cx2="http://schemas.microsoft.com/office/drawing/2015/10/21/chartex" xmlns:cx3="http://schemas.microsoft.com/office/drawing/2016/5/9/chartex" xmlns:cx4="http://schemas.microsoft.com/office/drawing/2016/5/10/chartex" xmlns:cx5="http://schemas.microsoft.com/office/drawing/2016/5/11/chartex" xmlns:cx6="http://schemas.microsoft.com/office/drawing/2016/5/12/chartex" xmlns:cx7="http://schemas.microsoft.com/office/drawing/2016/5/13/chartex" xmlns:cx8="http://schemas.microsoft.com/office/drawing/2016/5/14/chartex" xmlns:mc="http://schemas.openxmlformats.org/markup-compatibility/2006" xmlns:aink="http://schemas.microsoft.com/office/drawing/2016/ink" xmlns:am3d="http://schemas.microsoft.com/office/drawing/2017/model3d" xmlns:o="urn:schemas-microsoft-com:office:office" xmlns:oel="http://schemas.microsoft.com/office/2019/extlst" xmlns:r="http://schemas.openxmlformats.org/officeDocument/2006/relationships" xmlns:m="http://schemas.openxmlformats.org/officeDocument/2006/math" xmlns:v="urn:schemas-microsoft-com:vml" xmlns:wp14="http://schemas.microsoft.com/office/word/2010/wordprocessingDrawing" xmlns:wp="http://schemas.openxmlformats.org/drawingml/2006/wordprocessingDrawing" xmlns:w10="urn:schemas-microsoft-com:office:word" xmlns:w="http://schemas.openxmlformats.org/wordprocessingml/2006/main" xmlns:w14="http://schemas.microsoft.com/office/word/2010/wordml" xmlns:w15="http://schemas.microsoft.com/office/word/2012/wordml" xmlns:w16cex="http://schemas.microsoft.com/office/word/2018/wordml/cex" xmlns:w16cid="http://schemas.microsoft.com/office/word/2016/wordml/cid" xmlns:w16="http://schemas.microsoft.com/office/word/2018/wordml" xmlns:w16du="http://schemas.microsoft.com/office/word/2023/wordml/word16du" xmlns:w16sdtdh="http://schemas.microsoft.com/office/word/2020/wordml/sdtdatahash" xmlns:w16sdtfl="http://schemas.microsoft.com/office/word/2024/wordml/sdtformatlock" xmlns:w16se="http://schemas.microsoft.com/office/word/2015/wordml/symex" xmlns:wpg="http://schemas.microsoft.com/office/word/2010/wordprocessingGroup" xmlns:wpi="http://schemas.microsoft.com/office/word/2010/wordprocessingInk" xmlns:wne="http://schemas.microsoft.com/office/word/2006/wordml" xmlns:wps="http://schemas.microsoft.com/office/word/2010/wordprocessingShape" mc:Ignorable="w14 w15 w16se w16cid w16 w16cex w16sdtdh w16sdtfl w16du wp14">
   <w:abstractNum w:abstractNumId="0" w15:restartNumberingAfterBreak="0">
-    <w:nsid w:val="24F21269"/>
+    <w:nsid w:val="03352E7E"/>
     <w:multiLevelType w:val="hybridMultilevel"/>
-    <w:tmpl w:val="E56E6480"/>
-    <w:lvl w:ilvl="0" w:tplc="FABA6AD8">
+    <w:tmpl w:val="8698DAF6"/>
+    <w:lvl w:ilvl="0" w:tplc="CA78D6EE">
+      <w:start w:val="1"/>
+      <w:numFmt w:val="decimal"/>
+      <w:lvlText w:val="%1."/>
+      <w:lvlJc w:val="left"/>
+      <w:pPr>
+        <w:ind w:left="560" w:hanging="340"/>
+      </w:pPr>
+    </w:lvl>
+    <w:lvl w:ilvl="1" w:tplc="FEF0E896">
+      <w:numFmt w:val="decimal"/>
+      <w:lvlText w:val=""/>
+      <w:lvlJc w:val="left"/>
+    </w:lvl>
+    <w:lvl w:ilvl="2" w:tplc="7CA8BF92">
+      <w:numFmt w:val="decimal"/>
+      <w:lvlText w:val=""/>
+      <w:lvlJc w:val="left"/>
+    </w:lvl>
+    <w:lvl w:ilvl="3" w:tplc="F3408A8A">
+      <w:numFmt w:val="decimal"/>
+      <w:lvlText w:val=""/>
+      <w:lvlJc w:val="left"/>
+    </w:lvl>
+    <w:lvl w:ilvl="4" w:tplc="3BEAF35A">
+      <w:numFmt w:val="decimal"/>
+      <w:lvlText w:val=""/>
+      <w:lvlJc w:val="left"/>
+    </w:lvl>
+    <w:lvl w:ilvl="5" w:tplc="7A022390">
+      <w:numFmt w:val="decimal"/>
+      <w:lvlText w:val=""/>
+      <w:lvlJc w:val="left"/>
+    </w:lvl>
+    <w:lvl w:ilvl="6" w:tplc="D0A4B98E">
+      <w:numFmt w:val="decimal"/>
+      <w:lvlText w:val=""/>
+      <w:lvlJc w:val="left"/>
+    </w:lvl>
+    <w:lvl w:ilvl="7" w:tplc="ED2EB10A">
+      <w:numFmt w:val="decimal"/>
+      <w:lvlText w:val=""/>
+      <w:lvlJc w:val="left"/>
+    </w:lvl>
+    <w:lvl w:ilvl="8" w:tplc="80D62B60">
+      <w:numFmt w:val="decimal"/>
+      <w:lvlText w:val=""/>
+      <w:lvlJc w:val="left"/>
+    </w:lvl>
+  </w:abstractNum>
+  <w:abstractNum w:abstractNumId="1" w15:restartNumberingAfterBreak="0">
+    <w:nsid w:val="2BF63702"/>
+    <w:multiLevelType w:val="hybridMultilevel"/>
+    <w:tmpl w:val="06265BC4"/>
+    <w:lvl w:ilvl="0" w:tplc="CB949642">
+      <w:start w:val="1"/>
+      <w:numFmt w:val="bullet"/>
+      <w:lvlText w:val="•"/>
+      <w:lvlJc w:val="left"/>
+      <w:pPr>
+        <w:ind w:left="560" w:hanging="280"/>
+      </w:pPr>
+    </w:lvl>
+    <w:lvl w:ilvl="1" w:tplc="FA262998">
+      <w:numFmt w:val="decimal"/>
+      <w:lvlText w:val=""/>
+      <w:lvlJc w:val="left"/>
+    </w:lvl>
+    <w:lvl w:ilvl="2" w:tplc="F9CED716">
+      <w:numFmt w:val="decimal"/>
+      <w:lvlText w:val=""/>
+      <w:lvlJc w:val="left"/>
+    </w:lvl>
+    <w:lvl w:ilvl="3" w:tplc="2610797A">
+      <w:numFmt w:val="decimal"/>
+      <w:lvlText w:val=""/>
+      <w:lvlJc w:val="left"/>
+    </w:lvl>
+    <w:lvl w:ilvl="4" w:tplc="C8D05716">
+      <w:numFmt w:val="decimal"/>
+      <w:lvlText w:val=""/>
+      <w:lvlJc w:val="left"/>
+    </w:lvl>
+    <w:lvl w:ilvl="5" w:tplc="5FA239AC">
+      <w:numFmt w:val="decimal"/>
+      <w:lvlText w:val=""/>
+      <w:lvlJc w:val="left"/>
+    </w:lvl>
+    <w:lvl w:ilvl="6" w:tplc="F5A684FA">
+      <w:numFmt w:val="decimal"/>
+      <w:lvlText w:val=""/>
+      <w:lvlJc w:val="left"/>
+    </w:lvl>
+    <w:lvl w:ilvl="7" w:tplc="E618E0FA">
+      <w:numFmt w:val="decimal"/>
+      <w:lvlText w:val=""/>
+      <w:lvlJc w:val="left"/>
+    </w:lvl>
+    <w:lvl w:ilvl="8" w:tplc="541068D8">
+      <w:numFmt w:val="decimal"/>
+      <w:lvlText w:val=""/>
+      <w:lvlJc w:val="left"/>
+    </w:lvl>
+  </w:abstractNum>
+  <w:abstractNum w:abstractNumId="2" w15:restartNumberingAfterBreak="0">
+    <w:nsid w:val="2ECC068E"/>
+    <w:multiLevelType w:val="hybridMultilevel"/>
+    <w:tmpl w:val="2B5A6FE8"/>
+    <w:lvl w:ilvl="0" w:tplc="AF4EE6AE">
       <w:start w:val="1"/>
       <w:numFmt w:val="bullet"/>
       <w:lvlText w:val="●"/>
@@ -16659,7 +16767,7 @@
         <w:ind w:left="720" w:hanging="360"/>
       </w:pPr>
     </w:lvl>
-    <w:lvl w:ilvl="1" w:tplc="56D49F42">
+    <w:lvl w:ilvl="1" w:tplc="2FECE270">
       <w:start w:val="1"/>
       <w:numFmt w:val="bullet"/>
       <w:lvlText w:val="○"/>
@@ -16668,7 +16776,7 @@
         <w:ind w:left="1440" w:hanging="360"/>
       </w:pPr>
     </w:lvl>
-    <w:lvl w:ilvl="2" w:tplc="506EE6E4">
+    <w:lvl w:ilvl="2" w:tplc="84D0A752">
       <w:start w:val="1"/>
       <w:numFmt w:val="bullet"/>
       <w:lvlText w:val="■"/>
@@ -16677,7 +16785,7 @@
         <w:ind w:left="2160" w:hanging="360"/>
       </w:pPr>
     </w:lvl>
-    <w:lvl w:ilvl="3" w:tplc="72605E30">
+    <w:lvl w:ilvl="3" w:tplc="A2E47918">
       <w:start w:val="1"/>
       <w:numFmt w:val="bullet"/>
       <w:lvlText w:val="●"/>
@@ -16686,7 +16794,7 @@
         <w:ind w:left="2880" w:hanging="360"/>
       </w:pPr>
     </w:lvl>
-    <w:lvl w:ilvl="4" w:tplc="C27A3F82">
+    <w:lvl w:ilvl="4" w:tplc="EE1C5E22">
       <w:start w:val="1"/>
       <w:numFmt w:val="bullet"/>
       <w:lvlText w:val="○"/>
@@ -16695,7 +16803,7 @@
         <w:ind w:left="3600" w:hanging="360"/>
       </w:pPr>
     </w:lvl>
-    <w:lvl w:ilvl="5" w:tplc="D144D332">
+    <w:lvl w:ilvl="5" w:tplc="D818A55A">
       <w:start w:val="1"/>
       <w:numFmt w:val="bullet"/>
       <w:lvlText w:val="■"/>
@@ -16704,7 +16812,7 @@
         <w:ind w:left="4320" w:hanging="360"/>
       </w:pPr>
     </w:lvl>
-    <w:lvl w:ilvl="6" w:tplc="9D22A81C">
+    <w:lvl w:ilvl="6" w:tplc="FB663272">
       <w:start w:val="1"/>
       <w:numFmt w:val="bullet"/>
       <w:lvlText w:val="●"/>
@@ -16713,7 +16821,7 @@
         <w:ind w:left="5040" w:hanging="360"/>
       </w:pPr>
     </w:lvl>
-    <w:lvl w:ilvl="7" w:tplc="E7B48D9A">
+    <w:lvl w:ilvl="7" w:tplc="9FD0985C">
       <w:start w:val="1"/>
       <w:numFmt w:val="bullet"/>
       <w:lvlText w:val="●"/>
@@ -16722,7 +16830,7 @@
         <w:ind w:left="5760" w:hanging="360"/>
       </w:pPr>
     </w:lvl>
-    <w:lvl w:ilvl="8" w:tplc="D80A9812">
+    <w:lvl w:ilvl="8" w:tplc="A86841E0">
       <w:start w:val="1"/>
       <w:numFmt w:val="bullet"/>
       <w:lvlText w:val="●"/>
@@ -16732,121 +16840,13 @@
       </w:pPr>
     </w:lvl>
   </w:abstractNum>
-  <w:abstractNum w:abstractNumId="1" w15:restartNumberingAfterBreak="0">
-    <w:nsid w:val="326D2AB8"/>
-    <w:multiLevelType w:val="hybridMultilevel"/>
-    <w:tmpl w:val="3626C764"/>
-    <w:lvl w:ilvl="0" w:tplc="DC5C3CCE">
-      <w:start w:val="1"/>
-      <w:numFmt w:val="bullet"/>
-      <w:lvlText w:val="•"/>
-      <w:lvlJc w:val="left"/>
-      <w:pPr>
-        <w:ind w:left="560" w:hanging="280"/>
-      </w:pPr>
-    </w:lvl>
-    <w:lvl w:ilvl="1" w:tplc="3E2A4B52">
-      <w:numFmt w:val="decimal"/>
-      <w:lvlText w:val=""/>
-      <w:lvlJc w:val="left"/>
-    </w:lvl>
-    <w:lvl w:ilvl="2" w:tplc="213A37FA">
-      <w:numFmt w:val="decimal"/>
-      <w:lvlText w:val=""/>
-      <w:lvlJc w:val="left"/>
-    </w:lvl>
-    <w:lvl w:ilvl="3" w:tplc="EB023FF4">
-      <w:numFmt w:val="decimal"/>
-      <w:lvlText w:val=""/>
-      <w:lvlJc w:val="left"/>
-    </w:lvl>
-    <w:lvl w:ilvl="4" w:tplc="C668F768">
-      <w:numFmt w:val="decimal"/>
-      <w:lvlText w:val=""/>
-      <w:lvlJc w:val="left"/>
-    </w:lvl>
-    <w:lvl w:ilvl="5" w:tplc="D7940202">
-      <w:numFmt w:val="decimal"/>
-      <w:lvlText w:val=""/>
-      <w:lvlJc w:val="left"/>
-    </w:lvl>
-    <w:lvl w:ilvl="6" w:tplc="4512293A">
-      <w:numFmt w:val="decimal"/>
-      <w:lvlText w:val=""/>
-      <w:lvlJc w:val="left"/>
-    </w:lvl>
-    <w:lvl w:ilvl="7" w:tplc="0EB4921A">
-      <w:numFmt w:val="decimal"/>
-      <w:lvlText w:val=""/>
-      <w:lvlJc w:val="left"/>
-    </w:lvl>
-    <w:lvl w:ilvl="8" w:tplc="558EB3DC">
-      <w:numFmt w:val="decimal"/>
-      <w:lvlText w:val=""/>
-      <w:lvlJc w:val="left"/>
-    </w:lvl>
-  </w:abstractNum>
-  <w:abstractNum w:abstractNumId="2" w15:restartNumberingAfterBreak="0">
-    <w:nsid w:val="669E108E"/>
-    <w:multiLevelType w:val="hybridMultilevel"/>
-    <w:tmpl w:val="AF504420"/>
-    <w:lvl w:ilvl="0" w:tplc="DDBE4DAC">
-      <w:start w:val="1"/>
-      <w:numFmt w:val="decimal"/>
-      <w:lvlText w:val="%1."/>
-      <w:lvlJc w:val="left"/>
-      <w:pPr>
-        <w:ind w:left="560" w:hanging="340"/>
-      </w:pPr>
-    </w:lvl>
-    <w:lvl w:ilvl="1" w:tplc="39E45380">
-      <w:numFmt w:val="decimal"/>
-      <w:lvlText w:val=""/>
-      <w:lvlJc w:val="left"/>
-    </w:lvl>
-    <w:lvl w:ilvl="2" w:tplc="A6802A8E">
-      <w:numFmt w:val="decimal"/>
-      <w:lvlText w:val=""/>
-      <w:lvlJc w:val="left"/>
-    </w:lvl>
-    <w:lvl w:ilvl="3" w:tplc="EAD6C370">
-      <w:numFmt w:val="decimal"/>
-      <w:lvlText w:val=""/>
-      <w:lvlJc w:val="left"/>
-    </w:lvl>
-    <w:lvl w:ilvl="4" w:tplc="32427EEE">
-      <w:numFmt w:val="decimal"/>
-      <w:lvlText w:val=""/>
-      <w:lvlJc w:val="left"/>
-    </w:lvl>
-    <w:lvl w:ilvl="5" w:tplc="EC3E9C54">
-      <w:numFmt w:val="decimal"/>
-      <w:lvlText w:val=""/>
-      <w:lvlJc w:val="left"/>
-    </w:lvl>
-    <w:lvl w:ilvl="6" w:tplc="F01C0064">
-      <w:numFmt w:val="decimal"/>
-      <w:lvlText w:val=""/>
-      <w:lvlJc w:val="left"/>
-    </w:lvl>
-    <w:lvl w:ilvl="7" w:tplc="3FA6278C">
-      <w:numFmt w:val="decimal"/>
-      <w:lvlText w:val=""/>
-      <w:lvlJc w:val="left"/>
-    </w:lvl>
-    <w:lvl w:ilvl="8" w:tplc="90F459C2">
-      <w:numFmt w:val="decimal"/>
-      <w:lvlText w:val=""/>
-      <w:lvlJc w:val="left"/>
-    </w:lvl>
-  </w:abstractNum>
-  <w:num w:numId="1" w16cid:durableId="1443301944">
-    <w:abstractNumId w:val="0"/>
+  <w:num w:numId="1" w16cid:durableId="810056113">
+    <w:abstractNumId w:val="2"/>
     <w:lvlOverride w:ilvl="0">
       <w:startOverride w:val="1"/>
     </w:lvlOverride>
   </w:num>
-  <w:num w:numId="2" w16cid:durableId="1060860363">
+  <w:num w:numId="2" w16cid:durableId="1813982633">
     <w:abstractNumId w:val="1"/>
     <w:lvlOverride w:ilvl="0">
       <w:startOverride w:val="1"/>
@@ -17439,7 +17439,7 @@
     <w:autoRedefine/>
     <w:uiPriority w:val="39"/>
     <w:unhideWhenUsed/>
-    <w:rsid w:val="00533967"/>
+    <w:rsid w:val="00185680"/>
     <w:pPr>
       <w:spacing w:after="100"/>
     </w:pPr>
